--- a/Inputs/Templates/GRI General.docx
+++ b/Inputs/Templates/GRI General.docx
@@ -76,7 +76,6 @@
           <w:lang w:val="es-ES" w:eastAsia="es-ES"/>
         </w:rPr>
       </w:pPr>
-      <w:proofErr w:type="gramStart"/>
       <w:r>
         <w:rPr>
           <w:rFonts w:eastAsia="Times New Roman" w:cstheme="minorHAnsi"/>
@@ -86,43 +85,7 @@
           <w:szCs w:val="24"/>
           <w:lang w:val="es-ES" w:eastAsia="es-ES"/>
         </w:rPr>
-        <w:t xml:space="preserve">{{ </w:t>
-      </w:r>
-      <w:proofErr w:type="spellStart"/>
-      <w:r>
-        <w:rPr>
-          <w:rFonts w:eastAsia="Times New Roman" w:cstheme="minorHAnsi"/>
-          <w:b/>
-          <w:bCs/>
-          <w:sz w:val="24"/>
-          <w:szCs w:val="24"/>
-          <w:lang w:val="es-ES" w:eastAsia="es-ES"/>
-        </w:rPr>
-        <w:t>razon</w:t>
-      </w:r>
-      <w:proofErr w:type="gramEnd"/>
-      <w:r>
-        <w:rPr>
-          <w:rFonts w:eastAsia="Times New Roman" w:cstheme="minorHAnsi"/>
-          <w:b/>
-          <w:bCs/>
-          <w:sz w:val="24"/>
-          <w:szCs w:val="24"/>
-          <w:lang w:val="es-ES" w:eastAsia="es-ES"/>
-        </w:rPr>
-        <w:t>_social</w:t>
-      </w:r>
-      <w:proofErr w:type="spellEnd"/>
-      <w:r>
-        <w:rPr>
-          <w:rFonts w:eastAsia="Times New Roman" w:cstheme="minorHAnsi"/>
-          <w:b/>
-          <w:bCs/>
-          <w:sz w:val="24"/>
-          <w:szCs w:val="24"/>
-          <w:lang w:val="es-ES" w:eastAsia="es-ES"/>
-        </w:rPr>
-        <w:t xml:space="preserve"> }}</w:t>
+        <w:t>{{ razon_social }}</w:t>
       </w:r>
     </w:p>
     <w:p>
@@ -173,23 +136,13 @@
           <w:lang w:val="es-ES"/>
         </w:rPr>
       </w:pPr>
-      <w:proofErr w:type="gramStart"/>
       <w:r>
         <w:rPr>
           <w:b/>
           <w:sz w:val="24"/>
           <w:szCs w:val="24"/>
         </w:rPr>
-        <w:t>{{ calle</w:t>
-      </w:r>
-      <w:proofErr w:type="gramEnd"/>
-      <w:r>
-        <w:rPr>
-          <w:b/>
-          <w:sz w:val="24"/>
-          <w:szCs w:val="24"/>
-        </w:rPr>
-        <w:t xml:space="preserve"> }}</w:t>
+        <w:t>{{ calle }}</w:t>
       </w:r>
       <w:r>
         <w:rPr>
@@ -205,25 +158,7 @@
           <w:sz w:val="24"/>
           <w:szCs w:val="24"/>
         </w:rPr>
-        <w:t xml:space="preserve">{{ </w:t>
-      </w:r>
-      <w:proofErr w:type="spellStart"/>
-      <w:r>
-        <w:rPr>
-          <w:b/>
-          <w:sz w:val="24"/>
-          <w:szCs w:val="24"/>
-        </w:rPr>
-        <w:t>no_exterior</w:t>
-      </w:r>
-      <w:proofErr w:type="spellEnd"/>
-      <w:r>
-        <w:rPr>
-          <w:b/>
-          <w:sz w:val="24"/>
-          <w:szCs w:val="24"/>
-        </w:rPr>
-        <w:t xml:space="preserve"> }}</w:t>
+        <w:t>{{ no_exterior }}</w:t>
       </w:r>
       <w:r>
         <w:rPr>
@@ -239,25 +174,7 @@
           <w:sz w:val="24"/>
           <w:szCs w:val="24"/>
         </w:rPr>
-        <w:t xml:space="preserve">{{ </w:t>
-      </w:r>
-      <w:proofErr w:type="spellStart"/>
-      <w:r>
-        <w:rPr>
-          <w:b/>
-          <w:sz w:val="24"/>
-          <w:szCs w:val="24"/>
-        </w:rPr>
-        <w:t>no_interior</w:t>
-      </w:r>
-      <w:proofErr w:type="spellEnd"/>
-      <w:r>
-        <w:rPr>
-          <w:b/>
-          <w:sz w:val="24"/>
-          <w:szCs w:val="24"/>
-        </w:rPr>
-        <w:t xml:space="preserve"> }}</w:t>
+        <w:t>{{ no_interior }}</w:t>
       </w:r>
       <w:r>
         <w:rPr>
@@ -273,25 +190,7 @@
           <w:sz w:val="24"/>
           <w:szCs w:val="24"/>
         </w:rPr>
-        <w:t xml:space="preserve">{{ </w:t>
-      </w:r>
-      <w:proofErr w:type="spellStart"/>
-      <w:r>
-        <w:rPr>
-          <w:b/>
-          <w:sz w:val="24"/>
-          <w:szCs w:val="24"/>
-        </w:rPr>
-        <w:t>colonia_barrio</w:t>
-      </w:r>
-      <w:proofErr w:type="spellEnd"/>
-      <w:r>
-        <w:rPr>
-          <w:b/>
-          <w:sz w:val="24"/>
-          <w:szCs w:val="24"/>
-        </w:rPr>
-        <w:t xml:space="preserve"> }}</w:t>
+        <w:t>{{ colonia_barrio }}</w:t>
       </w:r>
       <w:r>
         <w:rPr>
@@ -307,25 +206,7 @@
           <w:sz w:val="24"/>
           <w:szCs w:val="24"/>
         </w:rPr>
-        <w:t xml:space="preserve">{{ </w:t>
-      </w:r>
-      <w:proofErr w:type="spellStart"/>
-      <w:r>
-        <w:rPr>
-          <w:b/>
-          <w:sz w:val="24"/>
-          <w:szCs w:val="24"/>
-        </w:rPr>
-        <w:t>codigo_postal</w:t>
-      </w:r>
-      <w:proofErr w:type="spellEnd"/>
-      <w:r>
-        <w:rPr>
-          <w:b/>
-          <w:sz w:val="24"/>
-          <w:szCs w:val="24"/>
-        </w:rPr>
-        <w:t xml:space="preserve"> }}</w:t>
+        <w:t>{{ codigo_postal }}</w:t>
       </w:r>
       <w:r>
         <w:rPr>
@@ -432,41 +313,13 @@
           <w:szCs w:val="24"/>
         </w:rPr>
       </w:pPr>
-      <w:proofErr w:type="gramStart"/>
       <w:r>
         <w:rPr>
           <w:b/>
           <w:sz w:val="24"/>
           <w:szCs w:val="24"/>
         </w:rPr>
-        <w:t xml:space="preserve">{{ </w:t>
-      </w:r>
-      <w:proofErr w:type="spellStart"/>
-      <w:r>
-        <w:rPr>
-          <w:b/>
-          <w:sz w:val="24"/>
-          <w:szCs w:val="24"/>
-        </w:rPr>
-        <w:t>descripcion</w:t>
-      </w:r>
-      <w:proofErr w:type="gramEnd"/>
-      <w:r>
-        <w:rPr>
-          <w:b/>
-          <w:sz w:val="24"/>
-          <w:szCs w:val="24"/>
-        </w:rPr>
-        <w:t>_actividades</w:t>
-      </w:r>
-      <w:proofErr w:type="spellEnd"/>
-      <w:r>
-        <w:rPr>
-          <w:b/>
-          <w:sz w:val="24"/>
-          <w:szCs w:val="24"/>
-        </w:rPr>
-        <w:t xml:space="preserve"> }}</w:t>
+        <w:t>{{ descripcion_actividades }}</w:t>
       </w:r>
     </w:p>
     <w:p>
@@ -540,7 +393,6 @@
         </w:rPr>
         <w:t xml:space="preserve">SE CUENTA CON </w:t>
       </w:r>
-      <w:proofErr w:type="gramStart"/>
       <w:r>
         <w:rPr>
           <w:b/>
@@ -548,17 +400,7 @@
           <w:sz w:val="24"/>
           <w:szCs w:val="24"/>
         </w:rPr>
-        <w:t>{{ trabajadores</w:t>
-      </w:r>
-      <w:proofErr w:type="gramEnd"/>
-      <w:r>
-        <w:rPr>
-          <w:b/>
-          <w:bCs/>
-          <w:sz w:val="24"/>
-          <w:szCs w:val="24"/>
-        </w:rPr>
-        <w:t xml:space="preserve"> }}</w:t>
+        <w:t>{{ trabajadores }}</w:t>
       </w:r>
       <w:r>
         <w:rPr>
@@ -678,7 +520,6 @@
         </w:rPr>
         <w:t xml:space="preserve">: </w:t>
       </w:r>
-      <w:proofErr w:type="gramStart"/>
       <w:r>
         <w:rPr>
           <w:b/>
@@ -686,17 +527,7 @@
           <w:sz w:val="24"/>
           <w:szCs w:val="24"/>
         </w:rPr>
-        <w:t>{{ proveedores</w:t>
-      </w:r>
-      <w:proofErr w:type="gramEnd"/>
-      <w:r>
-        <w:rPr>
-          <w:b/>
-          <w:bCs/>
-          <w:sz w:val="24"/>
-          <w:szCs w:val="24"/>
-        </w:rPr>
-        <w:t xml:space="preserve"> }}</w:t>
+        <w:t>{{ proveedores }}</w:t>
       </w:r>
     </w:p>
     <w:p>
@@ -729,27 +560,7 @@
           <w:sz w:val="24"/>
           <w:szCs w:val="24"/>
         </w:rPr>
-        <w:t xml:space="preserve"> </w:t>
-      </w:r>
-      <w:proofErr w:type="gramStart"/>
-      <w:r>
-        <w:rPr>
-          <w:b/>
-          <w:bCs/>
-          <w:sz w:val="24"/>
-          <w:szCs w:val="24"/>
-        </w:rPr>
-        <w:t>{{ visitantes</w:t>
-      </w:r>
-      <w:proofErr w:type="gramEnd"/>
-      <w:r>
-        <w:rPr>
-          <w:b/>
-          <w:bCs/>
-          <w:sz w:val="24"/>
-          <w:szCs w:val="24"/>
-        </w:rPr>
-        <w:t xml:space="preserve"> }} VARIABLE</w:t>
+        <w:t xml:space="preserve"> {{ visitantes }} VARIABLE</w:t>
       </w:r>
     </w:p>
     <w:p>
@@ -809,25 +620,7 @@
           <w:sz w:val="24"/>
           <w:szCs w:val="24"/>
         </w:rPr>
-        <w:t xml:space="preserve">DE </w:t>
-      </w:r>
-      <w:proofErr w:type="gramStart"/>
-      <w:r>
-        <w:rPr>
-          <w:b/>
-          <w:sz w:val="24"/>
-          <w:szCs w:val="24"/>
-        </w:rPr>
-        <w:t>{{ construccion</w:t>
-      </w:r>
-      <w:proofErr w:type="gramEnd"/>
-      <w:r>
-        <w:rPr>
-          <w:b/>
-          <w:sz w:val="24"/>
-          <w:szCs w:val="24"/>
-        </w:rPr>
-        <w:t xml:space="preserve">_m2 }} </w:t>
+        <w:t xml:space="preserve">DE {{ construccion_m2 }} </w:t>
       </w:r>
       <w:r>
         <w:rPr>
@@ -1138,7 +931,6 @@
                 <w:lang w:eastAsia="es-MX"/>
               </w:rPr>
             </w:pPr>
-            <w:proofErr w:type="gramStart"/>
             <w:r>
               <w:rPr>
                 <w:rFonts w:ascii="Calibri" w:eastAsia="Times New Roman" w:hAnsi="Calibri" w:cs="Calibri"/>
@@ -1149,46 +941,7 @@
                 <w:szCs w:val="18"/>
                 <w:lang w:eastAsia="es-MX"/>
               </w:rPr>
-              <w:t xml:space="preserve">{{ </w:t>
-            </w:r>
-            <w:proofErr w:type="spellStart"/>
-            <w:r>
-              <w:rPr>
-                <w:rFonts w:ascii="Calibri" w:eastAsia="Times New Roman" w:hAnsi="Calibri" w:cs="Calibri"/>
-                <w:b/>
-                <w:bCs/>
-                <w:color w:val="000000"/>
-                <w:sz w:val="18"/>
-                <w:szCs w:val="18"/>
-                <w:lang w:eastAsia="es-MX"/>
-              </w:rPr>
-              <w:t>razon</w:t>
-            </w:r>
-            <w:proofErr w:type="gramEnd"/>
-            <w:r>
-              <w:rPr>
-                <w:rFonts w:ascii="Calibri" w:eastAsia="Times New Roman" w:hAnsi="Calibri" w:cs="Calibri"/>
-                <w:b/>
-                <w:bCs/>
-                <w:color w:val="000000"/>
-                <w:sz w:val="18"/>
-                <w:szCs w:val="18"/>
-                <w:lang w:eastAsia="es-MX"/>
-              </w:rPr>
-              <w:t>_social</w:t>
-            </w:r>
-            <w:proofErr w:type="spellEnd"/>
-            <w:r>
-              <w:rPr>
-                <w:rFonts w:ascii="Calibri" w:eastAsia="Times New Roman" w:hAnsi="Calibri" w:cs="Calibri"/>
-                <w:b/>
-                <w:bCs/>
-                <w:color w:val="000000"/>
-                <w:sz w:val="18"/>
-                <w:szCs w:val="18"/>
-                <w:lang w:eastAsia="es-MX"/>
-              </w:rPr>
-              <w:t xml:space="preserve"> }}</w:t>
+              <w:t>{{ razon_social }}</w:t>
             </w:r>
           </w:p>
         </w:tc>
@@ -1326,7 +1079,6 @@
                 <w:lang w:eastAsia="es-MX"/>
               </w:rPr>
             </w:pPr>
-            <w:proofErr w:type="gramStart"/>
             <w:r>
               <w:rPr>
                 <w:rFonts w:ascii="Calibri" w:eastAsia="Times New Roman" w:hAnsi="Calibri" w:cs="Calibri"/>
@@ -1337,9 +1089,8 @@
                 <w:szCs w:val="18"/>
                 <w:lang w:eastAsia="es-MX"/>
               </w:rPr>
-              <w:t>{{ calle</w:t>
-            </w:r>
-            <w:proofErr w:type="gramEnd"/>
+              <w:t>{{ calle }}</w:t>
+            </w:r>
             <w:r>
               <w:rPr>
                 <w:rFonts w:ascii="Calibri" w:eastAsia="Times New Roman" w:hAnsi="Calibri" w:cs="Calibri"/>
@@ -1350,7 +1101,7 @@
                 <w:szCs w:val="18"/>
                 <w:lang w:eastAsia="es-MX"/>
               </w:rPr>
-              <w:t xml:space="preserve"> }}</w:t>
+              <w:t xml:space="preserve"> #</w:t>
             </w:r>
             <w:r>
               <w:rPr>
@@ -1362,7 +1113,7 @@
                 <w:szCs w:val="18"/>
                 <w:lang w:eastAsia="es-MX"/>
               </w:rPr>
-              <w:t xml:space="preserve"> #</w:t>
+              <w:t>{{ no_exterior }}</w:t>
             </w:r>
             <w:r>
               <w:rPr>
@@ -1374,9 +1125,8 @@
                 <w:szCs w:val="18"/>
                 <w:lang w:eastAsia="es-MX"/>
               </w:rPr>
-              <w:t xml:space="preserve">{{ </w:t>
-            </w:r>
-            <w:proofErr w:type="spellStart"/>
+              <w:t xml:space="preserve"> </w:t>
+            </w:r>
             <w:r>
               <w:rPr>
                 <w:rFonts w:ascii="Calibri" w:eastAsia="Times New Roman" w:hAnsi="Calibri" w:cs="Calibri"/>
@@ -1387,9 +1137,8 @@
                 <w:szCs w:val="18"/>
                 <w:lang w:eastAsia="es-MX"/>
               </w:rPr>
-              <w:t>no_exterior</w:t>
-            </w:r>
-            <w:proofErr w:type="spellEnd"/>
+              <w:t>{{ no_interior }}</w:t>
+            </w:r>
             <w:r>
               <w:rPr>
                 <w:rFonts w:ascii="Calibri" w:eastAsia="Times New Roman" w:hAnsi="Calibri" w:cs="Calibri"/>
@@ -1400,7 +1149,7 @@
                 <w:szCs w:val="18"/>
                 <w:lang w:eastAsia="es-MX"/>
               </w:rPr>
-              <w:t xml:space="preserve"> }}</w:t>
+              <w:t xml:space="preserve"> Col. </w:t>
             </w:r>
             <w:r>
               <w:rPr>
@@ -1412,7 +1161,7 @@
                 <w:szCs w:val="18"/>
                 <w:lang w:eastAsia="es-MX"/>
               </w:rPr>
-              <w:t xml:space="preserve"> </w:t>
+              <w:t>{{ colonia_barrio }}</w:t>
             </w:r>
             <w:r>
               <w:rPr>
@@ -1424,9 +1173,8 @@
                 <w:szCs w:val="18"/>
                 <w:lang w:eastAsia="es-MX"/>
               </w:rPr>
-              <w:t xml:space="preserve">{{ </w:t>
-            </w:r>
-            <w:proofErr w:type="spellStart"/>
+              <w:t xml:space="preserve"> C.P. </w:t>
+            </w:r>
             <w:r>
               <w:rPr>
                 <w:rFonts w:ascii="Calibri" w:eastAsia="Times New Roman" w:hAnsi="Calibri" w:cs="Calibri"/>
@@ -1437,120 +1185,7 @@
                 <w:szCs w:val="18"/>
                 <w:lang w:eastAsia="es-MX"/>
               </w:rPr>
-              <w:t>no_interior</w:t>
-            </w:r>
-            <w:proofErr w:type="spellEnd"/>
-            <w:r>
-              <w:rPr>
-                <w:rFonts w:ascii="Calibri" w:eastAsia="Times New Roman" w:hAnsi="Calibri" w:cs="Calibri"/>
-                <w:b/>
-                <w:bCs/>
-                <w:color w:val="000000"/>
-                <w:sz w:val="18"/>
-                <w:szCs w:val="18"/>
-                <w:lang w:eastAsia="es-MX"/>
-              </w:rPr>
-              <w:t xml:space="preserve"> }}</w:t>
-            </w:r>
-            <w:r>
-              <w:rPr>
-                <w:rFonts w:ascii="Calibri" w:eastAsia="Times New Roman" w:hAnsi="Calibri" w:cs="Calibri"/>
-                <w:b/>
-                <w:bCs/>
-                <w:color w:val="000000"/>
-                <w:sz w:val="18"/>
-                <w:szCs w:val="18"/>
-                <w:lang w:eastAsia="es-MX"/>
-              </w:rPr>
-              <w:t xml:space="preserve"> Col. </w:t>
-            </w:r>
-            <w:r>
-              <w:rPr>
-                <w:rFonts w:ascii="Calibri" w:eastAsia="Times New Roman" w:hAnsi="Calibri" w:cs="Calibri"/>
-                <w:b/>
-                <w:bCs/>
-                <w:color w:val="000000"/>
-                <w:sz w:val="18"/>
-                <w:szCs w:val="18"/>
-                <w:lang w:eastAsia="es-MX"/>
-              </w:rPr>
-              <w:t xml:space="preserve">{{ </w:t>
-            </w:r>
-            <w:proofErr w:type="spellStart"/>
-            <w:r>
-              <w:rPr>
-                <w:rFonts w:ascii="Calibri" w:eastAsia="Times New Roman" w:hAnsi="Calibri" w:cs="Calibri"/>
-                <w:b/>
-                <w:bCs/>
-                <w:color w:val="000000"/>
-                <w:sz w:val="18"/>
-                <w:szCs w:val="18"/>
-                <w:lang w:eastAsia="es-MX"/>
-              </w:rPr>
-              <w:t>colonia_barrio</w:t>
-            </w:r>
-            <w:proofErr w:type="spellEnd"/>
-            <w:r>
-              <w:rPr>
-                <w:rFonts w:ascii="Calibri" w:eastAsia="Times New Roman" w:hAnsi="Calibri" w:cs="Calibri"/>
-                <w:b/>
-                <w:bCs/>
-                <w:color w:val="000000"/>
-                <w:sz w:val="18"/>
-                <w:szCs w:val="18"/>
-                <w:lang w:eastAsia="es-MX"/>
-              </w:rPr>
-              <w:t xml:space="preserve"> }}</w:t>
-            </w:r>
-            <w:r>
-              <w:rPr>
-                <w:rFonts w:ascii="Calibri" w:eastAsia="Times New Roman" w:hAnsi="Calibri" w:cs="Calibri"/>
-                <w:b/>
-                <w:bCs/>
-                <w:color w:val="000000"/>
-                <w:sz w:val="18"/>
-                <w:szCs w:val="18"/>
-                <w:lang w:eastAsia="es-MX"/>
-              </w:rPr>
-              <w:t xml:space="preserve"> C.P. </w:t>
-            </w:r>
-            <w:r>
-              <w:rPr>
-                <w:rFonts w:ascii="Calibri" w:eastAsia="Times New Roman" w:hAnsi="Calibri" w:cs="Calibri"/>
-                <w:b/>
-                <w:bCs/>
-                <w:color w:val="000000"/>
-                <w:sz w:val="18"/>
-                <w:szCs w:val="18"/>
-                <w:lang w:eastAsia="es-MX"/>
-              </w:rPr>
-              <w:t xml:space="preserve">{{ </w:t>
-            </w:r>
-            <w:proofErr w:type="spellStart"/>
-            <w:r>
-              <w:rPr>
-                <w:rFonts w:ascii="Calibri" w:eastAsia="Times New Roman" w:hAnsi="Calibri" w:cs="Calibri"/>
-                <w:b/>
-                <w:bCs/>
-                <w:color w:val="000000"/>
-                <w:sz w:val="18"/>
-                <w:szCs w:val="18"/>
-                <w:lang w:eastAsia="es-MX"/>
-              </w:rPr>
-              <w:t>codigo_postal</w:t>
-            </w:r>
-            <w:proofErr w:type="spellEnd"/>
-            <w:r>
-              <w:rPr>
-                <w:rFonts w:ascii="Calibri" w:eastAsia="Times New Roman" w:hAnsi="Calibri" w:cs="Calibri"/>
-                <w:b/>
-                <w:bCs/>
-                <w:color w:val="000000"/>
-                <w:sz w:val="18"/>
-                <w:szCs w:val="18"/>
-                <w:lang w:eastAsia="es-MX"/>
-              </w:rPr>
-              <w:t xml:space="preserve"> }}</w:t>
+              <w:t>{{ codigo_postal }}</w:t>
             </w:r>
             <w:r>
               <w:rPr>
@@ -1736,7 +1371,6 @@
                 <w:lang w:eastAsia="es-MX"/>
               </w:rPr>
             </w:pPr>
-            <w:proofErr w:type="gramStart"/>
             <w:r>
               <w:rPr>
                 <w:rFonts w:ascii="Calibri" w:eastAsia="Times New Roman" w:hAnsi="Calibri" w:cs="Calibri"/>
@@ -1747,46 +1381,7 @@
                 <w:szCs w:val="18"/>
                 <w:lang w:eastAsia="es-MX"/>
               </w:rPr>
-              <w:t xml:space="preserve">{{ </w:t>
-            </w:r>
-            <w:proofErr w:type="spellStart"/>
-            <w:r>
-              <w:rPr>
-                <w:rFonts w:ascii="Calibri" w:eastAsia="Times New Roman" w:hAnsi="Calibri" w:cs="Calibri"/>
-                <w:b/>
-                <w:bCs/>
-                <w:color w:val="000000"/>
-                <w:sz w:val="18"/>
-                <w:szCs w:val="18"/>
-                <w:lang w:eastAsia="es-MX"/>
-              </w:rPr>
-              <w:t>giro</w:t>
-            </w:r>
-            <w:proofErr w:type="gramEnd"/>
-            <w:r>
-              <w:rPr>
-                <w:rFonts w:ascii="Calibri" w:eastAsia="Times New Roman" w:hAnsi="Calibri" w:cs="Calibri"/>
-                <w:b/>
-                <w:bCs/>
-                <w:color w:val="000000"/>
-                <w:sz w:val="18"/>
-                <w:szCs w:val="18"/>
-                <w:lang w:eastAsia="es-MX"/>
-              </w:rPr>
-              <w:t>_comercial</w:t>
-            </w:r>
-            <w:proofErr w:type="spellEnd"/>
-            <w:r>
-              <w:rPr>
-                <w:rFonts w:ascii="Calibri" w:eastAsia="Times New Roman" w:hAnsi="Calibri" w:cs="Calibri"/>
-                <w:b/>
-                <w:bCs/>
-                <w:color w:val="000000"/>
-                <w:sz w:val="18"/>
-                <w:szCs w:val="18"/>
-                <w:lang w:eastAsia="es-MX"/>
-              </w:rPr>
-              <w:t xml:space="preserve"> }}</w:t>
+              <w:t>{{ giro_comercial }}</w:t>
             </w:r>
           </w:p>
         </w:tc>
@@ -1850,7 +1445,6 @@
                 <w:lang w:eastAsia="es-MX"/>
               </w:rPr>
             </w:pPr>
-            <w:proofErr w:type="gramStart"/>
             <w:r>
               <w:rPr>
                 <w:rFonts w:ascii="Calibri" w:eastAsia="Times New Roman" w:hAnsi="Calibri" w:cs="Calibri"/>
@@ -1859,40 +1453,7 @@
                 <w:szCs w:val="18"/>
                 <w:lang w:eastAsia="es-MX"/>
               </w:rPr>
-              <w:t xml:space="preserve">{{ </w:t>
-            </w:r>
-            <w:proofErr w:type="spellStart"/>
-            <w:r>
-              <w:rPr>
-                <w:rFonts w:ascii="Calibri" w:eastAsia="Times New Roman" w:hAnsi="Calibri" w:cs="Calibri"/>
-                <w:color w:val="000000"/>
-                <w:sz w:val="18"/>
-                <w:szCs w:val="18"/>
-                <w:lang w:eastAsia="es-MX"/>
-              </w:rPr>
-              <w:t>nombre</w:t>
-            </w:r>
-            <w:proofErr w:type="gramEnd"/>
-            <w:r>
-              <w:rPr>
-                <w:rFonts w:ascii="Calibri" w:eastAsia="Times New Roman" w:hAnsi="Calibri" w:cs="Calibri"/>
-                <w:color w:val="000000"/>
-                <w:sz w:val="18"/>
-                <w:szCs w:val="18"/>
-                <w:lang w:eastAsia="es-MX"/>
-              </w:rPr>
-              <w:t>_comercial</w:t>
-            </w:r>
-            <w:proofErr w:type="spellEnd"/>
-            <w:r>
-              <w:rPr>
-                <w:rFonts w:ascii="Calibri" w:eastAsia="Times New Roman" w:hAnsi="Calibri" w:cs="Calibri"/>
-                <w:color w:val="000000"/>
-                <w:sz w:val="18"/>
-                <w:szCs w:val="18"/>
-                <w:lang w:eastAsia="es-MX"/>
-              </w:rPr>
-              <w:t xml:space="preserve"> }}</w:t>
+              <w:t>{{ nombre_comercial }}</w:t>
             </w:r>
           </w:p>
         </w:tc>
@@ -2791,7 +2352,6 @@
                 <w:lang w:eastAsia="es-MX"/>
               </w:rPr>
             </w:pPr>
-            <w:proofErr w:type="gramStart"/>
             <w:r>
               <w:rPr>
                 <w:rFonts w:ascii="Calibri" w:eastAsia="Times New Roman" w:hAnsi="Calibri" w:cs="Calibri"/>
@@ -2800,10 +2360,29 @@
                 <w:szCs w:val="18"/>
                 <w:lang w:eastAsia="es-MX"/>
               </w:rPr>
-              <w:t xml:space="preserve">{{ </w:t>
-            </w:r>
-            <w:proofErr w:type="spellStart"/>
-            <w:r>
+              <w:t>{{ descrip_gi }}</w:t>
+            </w:r>
+          </w:p>
+        </w:tc>
+        <w:tc>
+          <w:tcPr>
+            <w:tcW w:w="988" w:type="dxa"/>
+            <w:gridSpan w:val="3"/>
+            <w:tcBorders>
+              <w:top w:val="single" w:sz="4" w:space="0" w:color="auto"/>
+              <w:left w:val="nil"/>
+              <w:bottom w:val="single" w:sz="4" w:space="0" w:color="auto"/>
+              <w:right w:val="single" w:sz="4" w:space="0" w:color="auto"/>
+            </w:tcBorders>
+            <w:shd w:val="clear" w:color="000000" w:fill="FFFF99"/>
+            <w:noWrap/>
+            <w:vAlign w:val="center"/>
+            <w:hideMark/>
+          </w:tcPr>
+          <w:p>
+            <w:pPr>
+              <w:spacing w:after="0" w:line="240" w:lineRule="auto"/>
+              <w:jc w:val="center"/>
               <w:rPr>
                 <w:rFonts w:ascii="Calibri" w:eastAsia="Times New Roman" w:hAnsi="Calibri" w:cs="Calibri"/>
                 <w:color w:val="000000"/>
@@ -2811,9 +2390,7 @@
                 <w:szCs w:val="18"/>
                 <w:lang w:eastAsia="es-MX"/>
               </w:rPr>
-              <w:t>descrip</w:t>
-            </w:r>
-            <w:proofErr w:type="gramEnd"/>
+            </w:pPr>
             <w:r>
               <w:rPr>
                 <w:rFonts w:ascii="Calibri" w:eastAsia="Times New Roman" w:hAnsi="Calibri" w:cs="Calibri"/>
@@ -2822,10 +2399,29 @@
                 <w:szCs w:val="18"/>
                 <w:lang w:eastAsia="es-MX"/>
               </w:rPr>
-              <w:t>_gi</w:t>
-            </w:r>
-            <w:proofErr w:type="spellEnd"/>
-            <w:r>
+              <w:t>{{ gas_inflamable }}</w:t>
+            </w:r>
+          </w:p>
+        </w:tc>
+        <w:tc>
+          <w:tcPr>
+            <w:tcW w:w="822" w:type="dxa"/>
+            <w:gridSpan w:val="2"/>
+            <w:tcBorders>
+              <w:top w:val="single" w:sz="4" w:space="0" w:color="auto"/>
+              <w:left w:val="nil"/>
+              <w:bottom w:val="single" w:sz="4" w:space="0" w:color="auto"/>
+              <w:right w:val="single" w:sz="4" w:space="0" w:color="auto"/>
+            </w:tcBorders>
+            <w:shd w:val="clear" w:color="000000" w:fill="FFFF99"/>
+            <w:noWrap/>
+            <w:vAlign w:val="center"/>
+            <w:hideMark/>
+          </w:tcPr>
+          <w:p>
+            <w:pPr>
+              <w:spacing w:after="0" w:line="240" w:lineRule="auto"/>
+              <w:jc w:val="center"/>
               <w:rPr>
                 <w:rFonts w:ascii="Calibri" w:eastAsia="Times New Roman" w:hAnsi="Calibri" w:cs="Calibri"/>
                 <w:color w:val="000000"/>
@@ -2833,29 +2429,8 @@
                 <w:szCs w:val="18"/>
                 <w:lang w:eastAsia="es-MX"/>
               </w:rPr>
-              <w:t xml:space="preserve"> }}</w:t>
-            </w:r>
-          </w:p>
-        </w:tc>
-        <w:tc>
-          <w:tcPr>
-            <w:tcW w:w="988" w:type="dxa"/>
-            <w:gridSpan w:val="3"/>
-            <w:tcBorders>
-              <w:top w:val="single" w:sz="4" w:space="0" w:color="auto"/>
-              <w:left w:val="nil"/>
-              <w:bottom w:val="single" w:sz="4" w:space="0" w:color="auto"/>
-              <w:right w:val="single" w:sz="4" w:space="0" w:color="auto"/>
-            </w:tcBorders>
-            <w:shd w:val="clear" w:color="000000" w:fill="FFFF99"/>
-            <w:noWrap/>
-            <w:vAlign w:val="center"/>
-            <w:hideMark/>
-          </w:tcPr>
-          <w:p>
-            <w:pPr>
-              <w:spacing w:after="0" w:line="240" w:lineRule="auto"/>
-              <w:jc w:val="center"/>
+            </w:pPr>
+            <w:r>
               <w:rPr>
                 <w:rFonts w:ascii="Calibri" w:eastAsia="Times New Roman" w:hAnsi="Calibri" w:cs="Calibri"/>
                 <w:color w:val="000000"/>
@@ -2863,92 +2438,8 @@
                 <w:szCs w:val="18"/>
                 <w:lang w:eastAsia="es-MX"/>
               </w:rPr>
-            </w:pPr>
-            <w:proofErr w:type="gramStart"/>
-            <w:r>
-              <w:rPr>
-                <w:rFonts w:ascii="Calibri" w:eastAsia="Times New Roman" w:hAnsi="Calibri" w:cs="Calibri"/>
-                <w:color w:val="000000"/>
-                <w:sz w:val="18"/>
-                <w:szCs w:val="18"/>
-                <w:lang w:eastAsia="es-MX"/>
-              </w:rPr>
-              <w:t xml:space="preserve">{{ </w:t>
-            </w:r>
-            <w:proofErr w:type="spellStart"/>
-            <w:r>
-              <w:rPr>
-                <w:rFonts w:ascii="Calibri" w:eastAsia="Times New Roman" w:hAnsi="Calibri" w:cs="Calibri"/>
-                <w:color w:val="000000"/>
-                <w:sz w:val="18"/>
-                <w:szCs w:val="18"/>
-                <w:lang w:eastAsia="es-MX"/>
-              </w:rPr>
-              <w:t>gas</w:t>
-            </w:r>
-            <w:proofErr w:type="gramEnd"/>
-            <w:r>
-              <w:rPr>
-                <w:rFonts w:ascii="Calibri" w:eastAsia="Times New Roman" w:hAnsi="Calibri" w:cs="Calibri"/>
-                <w:color w:val="000000"/>
-                <w:sz w:val="18"/>
-                <w:szCs w:val="18"/>
-                <w:lang w:eastAsia="es-MX"/>
-              </w:rPr>
-              <w:t>_inflamable</w:t>
-            </w:r>
-            <w:proofErr w:type="spellEnd"/>
-            <w:r>
-              <w:rPr>
-                <w:rFonts w:ascii="Calibri" w:eastAsia="Times New Roman" w:hAnsi="Calibri" w:cs="Calibri"/>
-                <w:color w:val="000000"/>
-                <w:sz w:val="18"/>
-                <w:szCs w:val="18"/>
-                <w:lang w:eastAsia="es-MX"/>
-              </w:rPr>
-              <w:t xml:space="preserve"> }}</w:t>
-            </w:r>
-          </w:p>
-        </w:tc>
-        <w:tc>
-          <w:tcPr>
-            <w:tcW w:w="822" w:type="dxa"/>
-            <w:gridSpan w:val="2"/>
-            <w:tcBorders>
-              <w:top w:val="single" w:sz="4" w:space="0" w:color="auto"/>
-              <w:left w:val="nil"/>
-              <w:bottom w:val="single" w:sz="4" w:space="0" w:color="auto"/>
-              <w:right w:val="single" w:sz="4" w:space="0" w:color="auto"/>
-            </w:tcBorders>
-            <w:shd w:val="clear" w:color="000000" w:fill="FFFF99"/>
-            <w:noWrap/>
-            <w:vAlign w:val="center"/>
-            <w:hideMark/>
-          </w:tcPr>
-          <w:p>
-            <w:pPr>
-              <w:spacing w:after="0" w:line="240" w:lineRule="auto"/>
-              <w:jc w:val="center"/>
-              <w:rPr>
-                <w:rFonts w:ascii="Calibri" w:eastAsia="Times New Roman" w:hAnsi="Calibri" w:cs="Calibri"/>
-                <w:color w:val="000000"/>
-                <w:sz w:val="18"/>
-                <w:szCs w:val="18"/>
-                <w:lang w:eastAsia="es-MX"/>
-              </w:rPr>
-            </w:pPr>
-            <w:proofErr w:type="spellStart"/>
-            <w:r>
-              <w:rPr>
-                <w:rFonts w:ascii="Calibri" w:eastAsia="Times New Roman" w:hAnsi="Calibri" w:cs="Calibri"/>
-                <w:color w:val="000000"/>
-                <w:sz w:val="18"/>
-                <w:szCs w:val="18"/>
-                <w:lang w:eastAsia="es-MX"/>
-              </w:rPr>
               <w:t>Lt</w:t>
             </w:r>
-            <w:proofErr w:type="spellEnd"/>
           </w:p>
         </w:tc>
       </w:tr>
@@ -3227,7 +2718,6 @@
                 <w:lang w:eastAsia="es-MX"/>
               </w:rPr>
             </w:pPr>
-            <w:proofErr w:type="gramStart"/>
             <w:r>
               <w:rPr>
                 <w:rFonts w:ascii="Calibri" w:eastAsia="Times New Roman" w:hAnsi="Calibri" w:cs="Calibri"/>
@@ -3236,10 +2726,29 @@
                 <w:szCs w:val="18"/>
                 <w:lang w:eastAsia="es-MX"/>
               </w:rPr>
-              <w:t xml:space="preserve">{{ </w:t>
-            </w:r>
-            <w:proofErr w:type="spellStart"/>
-            <w:r>
+              <w:t>{{ descrp_li }}</w:t>
+            </w:r>
+          </w:p>
+        </w:tc>
+        <w:tc>
+          <w:tcPr>
+            <w:tcW w:w="988" w:type="dxa"/>
+            <w:gridSpan w:val="3"/>
+            <w:tcBorders>
+              <w:top w:val="single" w:sz="4" w:space="0" w:color="auto"/>
+              <w:left w:val="nil"/>
+              <w:bottom w:val="single" w:sz="4" w:space="0" w:color="auto"/>
+              <w:right w:val="single" w:sz="4" w:space="0" w:color="auto"/>
+            </w:tcBorders>
+            <w:shd w:val="clear" w:color="000000" w:fill="FFFF99"/>
+            <w:noWrap/>
+            <w:vAlign w:val="center"/>
+            <w:hideMark/>
+          </w:tcPr>
+          <w:p>
+            <w:pPr>
+              <w:spacing w:after="0" w:line="240" w:lineRule="auto"/>
+              <w:jc w:val="center"/>
               <w:rPr>
                 <w:rFonts w:ascii="Calibri" w:eastAsia="Times New Roman" w:hAnsi="Calibri" w:cs="Calibri"/>
                 <w:color w:val="000000"/>
@@ -3247,9 +2756,7 @@
                 <w:szCs w:val="18"/>
                 <w:lang w:eastAsia="es-MX"/>
               </w:rPr>
-              <w:t>descrp</w:t>
-            </w:r>
-            <w:proofErr w:type="gramEnd"/>
+            </w:pPr>
             <w:r>
               <w:rPr>
                 <w:rFonts w:ascii="Calibri" w:eastAsia="Times New Roman" w:hAnsi="Calibri" w:cs="Calibri"/>
@@ -3258,10 +2765,29 @@
                 <w:szCs w:val="18"/>
                 <w:lang w:eastAsia="es-MX"/>
               </w:rPr>
-              <w:t>_li</w:t>
-            </w:r>
-            <w:proofErr w:type="spellEnd"/>
-            <w:r>
+              <w:t>{{ liquido_inflamable }}</w:t>
+            </w:r>
+          </w:p>
+        </w:tc>
+        <w:tc>
+          <w:tcPr>
+            <w:tcW w:w="822" w:type="dxa"/>
+            <w:gridSpan w:val="2"/>
+            <w:tcBorders>
+              <w:top w:val="single" w:sz="4" w:space="0" w:color="auto"/>
+              <w:left w:val="nil"/>
+              <w:bottom w:val="single" w:sz="4" w:space="0" w:color="auto"/>
+              <w:right w:val="single" w:sz="4" w:space="0" w:color="auto"/>
+            </w:tcBorders>
+            <w:shd w:val="clear" w:color="000000" w:fill="FFFF99"/>
+            <w:noWrap/>
+            <w:vAlign w:val="center"/>
+            <w:hideMark/>
+          </w:tcPr>
+          <w:p>
+            <w:pPr>
+              <w:spacing w:after="0" w:line="240" w:lineRule="auto"/>
+              <w:jc w:val="center"/>
               <w:rPr>
                 <w:rFonts w:ascii="Calibri" w:eastAsia="Times New Roman" w:hAnsi="Calibri" w:cs="Calibri"/>
                 <w:color w:val="000000"/>
@@ -3269,29 +2795,8 @@
                 <w:szCs w:val="18"/>
                 <w:lang w:eastAsia="es-MX"/>
               </w:rPr>
-              <w:t xml:space="preserve"> }}</w:t>
-            </w:r>
-          </w:p>
-        </w:tc>
-        <w:tc>
-          <w:tcPr>
-            <w:tcW w:w="988" w:type="dxa"/>
-            <w:gridSpan w:val="3"/>
-            <w:tcBorders>
-              <w:top w:val="single" w:sz="4" w:space="0" w:color="auto"/>
-              <w:left w:val="nil"/>
-              <w:bottom w:val="single" w:sz="4" w:space="0" w:color="auto"/>
-              <w:right w:val="single" w:sz="4" w:space="0" w:color="auto"/>
-            </w:tcBorders>
-            <w:shd w:val="clear" w:color="000000" w:fill="FFFF99"/>
-            <w:noWrap/>
-            <w:vAlign w:val="center"/>
-            <w:hideMark/>
-          </w:tcPr>
-          <w:p>
-            <w:pPr>
-              <w:spacing w:after="0" w:line="240" w:lineRule="auto"/>
-              <w:jc w:val="center"/>
+            </w:pPr>
+            <w:r>
               <w:rPr>
                 <w:rFonts w:ascii="Calibri" w:eastAsia="Times New Roman" w:hAnsi="Calibri" w:cs="Calibri"/>
                 <w:color w:val="000000"/>
@@ -3299,92 +2804,8 @@
                 <w:szCs w:val="18"/>
                 <w:lang w:eastAsia="es-MX"/>
               </w:rPr>
-            </w:pPr>
-            <w:proofErr w:type="gramStart"/>
-            <w:r>
-              <w:rPr>
-                <w:rFonts w:ascii="Calibri" w:eastAsia="Times New Roman" w:hAnsi="Calibri" w:cs="Calibri"/>
-                <w:color w:val="000000"/>
-                <w:sz w:val="18"/>
-                <w:szCs w:val="18"/>
-                <w:lang w:eastAsia="es-MX"/>
-              </w:rPr>
-              <w:t xml:space="preserve">{{ </w:t>
-            </w:r>
-            <w:proofErr w:type="spellStart"/>
-            <w:r>
-              <w:rPr>
-                <w:rFonts w:ascii="Calibri" w:eastAsia="Times New Roman" w:hAnsi="Calibri" w:cs="Calibri"/>
-                <w:color w:val="000000"/>
-                <w:sz w:val="18"/>
-                <w:szCs w:val="18"/>
-                <w:lang w:eastAsia="es-MX"/>
-              </w:rPr>
-              <w:t>liquido</w:t>
-            </w:r>
-            <w:proofErr w:type="gramEnd"/>
-            <w:r>
-              <w:rPr>
-                <w:rFonts w:ascii="Calibri" w:eastAsia="Times New Roman" w:hAnsi="Calibri" w:cs="Calibri"/>
-                <w:color w:val="000000"/>
-                <w:sz w:val="18"/>
-                <w:szCs w:val="18"/>
-                <w:lang w:eastAsia="es-MX"/>
-              </w:rPr>
-              <w:t>_inflamable</w:t>
-            </w:r>
-            <w:proofErr w:type="spellEnd"/>
-            <w:r>
-              <w:rPr>
-                <w:rFonts w:ascii="Calibri" w:eastAsia="Times New Roman" w:hAnsi="Calibri" w:cs="Calibri"/>
-                <w:color w:val="000000"/>
-                <w:sz w:val="18"/>
-                <w:szCs w:val="18"/>
-                <w:lang w:eastAsia="es-MX"/>
-              </w:rPr>
-              <w:t xml:space="preserve"> }}</w:t>
-            </w:r>
-          </w:p>
-        </w:tc>
-        <w:tc>
-          <w:tcPr>
-            <w:tcW w:w="822" w:type="dxa"/>
-            <w:gridSpan w:val="2"/>
-            <w:tcBorders>
-              <w:top w:val="single" w:sz="4" w:space="0" w:color="auto"/>
-              <w:left w:val="nil"/>
-              <w:bottom w:val="single" w:sz="4" w:space="0" w:color="auto"/>
-              <w:right w:val="single" w:sz="4" w:space="0" w:color="auto"/>
-            </w:tcBorders>
-            <w:shd w:val="clear" w:color="000000" w:fill="FFFF99"/>
-            <w:noWrap/>
-            <w:vAlign w:val="center"/>
-            <w:hideMark/>
-          </w:tcPr>
-          <w:p>
-            <w:pPr>
-              <w:spacing w:after="0" w:line="240" w:lineRule="auto"/>
-              <w:jc w:val="center"/>
-              <w:rPr>
-                <w:rFonts w:ascii="Calibri" w:eastAsia="Times New Roman" w:hAnsi="Calibri" w:cs="Calibri"/>
-                <w:color w:val="000000"/>
-                <w:sz w:val="18"/>
-                <w:szCs w:val="18"/>
-                <w:lang w:eastAsia="es-MX"/>
-              </w:rPr>
-            </w:pPr>
-            <w:proofErr w:type="spellStart"/>
-            <w:r>
-              <w:rPr>
-                <w:rFonts w:ascii="Calibri" w:eastAsia="Times New Roman" w:hAnsi="Calibri" w:cs="Calibri"/>
-                <w:color w:val="000000"/>
-                <w:sz w:val="18"/>
-                <w:szCs w:val="18"/>
-                <w:lang w:eastAsia="es-MX"/>
-              </w:rPr>
               <w:t>Lt</w:t>
             </w:r>
-            <w:proofErr w:type="spellEnd"/>
           </w:p>
         </w:tc>
       </w:tr>
@@ -3663,7 +3084,6 @@
                 <w:lang w:eastAsia="es-MX"/>
               </w:rPr>
             </w:pPr>
-            <w:proofErr w:type="gramStart"/>
             <w:r>
               <w:rPr>
                 <w:rFonts w:ascii="Calibri" w:eastAsia="Times New Roman" w:hAnsi="Calibri" w:cs="Calibri"/>
@@ -3672,10 +3092,28 @@
                 <w:szCs w:val="18"/>
                 <w:lang w:eastAsia="es-MX"/>
               </w:rPr>
-              <w:t xml:space="preserve">{{ </w:t>
-            </w:r>
-            <w:proofErr w:type="spellStart"/>
-            <w:r>
+              <w:t>{{ descrip_lc }}</w:t>
+            </w:r>
+          </w:p>
+        </w:tc>
+        <w:tc>
+          <w:tcPr>
+            <w:tcW w:w="988" w:type="dxa"/>
+            <w:gridSpan w:val="3"/>
+            <w:tcBorders>
+              <w:top w:val="single" w:sz="4" w:space="0" w:color="auto"/>
+              <w:left w:val="nil"/>
+              <w:bottom w:val="single" w:sz="4" w:space="0" w:color="auto"/>
+              <w:right w:val="single" w:sz="4" w:space="0" w:color="auto"/>
+            </w:tcBorders>
+            <w:shd w:val="clear" w:color="000000" w:fill="FFFF99"/>
+            <w:noWrap/>
+            <w:vAlign w:val="center"/>
+          </w:tcPr>
+          <w:p>
+            <w:pPr>
+              <w:spacing w:after="0" w:line="240" w:lineRule="auto"/>
+              <w:jc w:val="center"/>
               <w:rPr>
                 <w:rFonts w:ascii="Calibri" w:eastAsia="Times New Roman" w:hAnsi="Calibri" w:cs="Calibri"/>
                 <w:color w:val="000000"/>
@@ -3683,9 +3121,7 @@
                 <w:szCs w:val="18"/>
                 <w:lang w:eastAsia="es-MX"/>
               </w:rPr>
-              <w:t>descrip</w:t>
-            </w:r>
-            <w:proofErr w:type="gramEnd"/>
+            </w:pPr>
             <w:r>
               <w:rPr>
                 <w:rFonts w:ascii="Calibri" w:eastAsia="Times New Roman" w:hAnsi="Calibri" w:cs="Calibri"/>
@@ -3694,10 +3130,28 @@
                 <w:szCs w:val="18"/>
                 <w:lang w:eastAsia="es-MX"/>
               </w:rPr>
-              <w:t>_lc</w:t>
-            </w:r>
-            <w:proofErr w:type="spellEnd"/>
-            <w:r>
+              <w:t>{{ liquido_combustible }}</w:t>
+            </w:r>
+          </w:p>
+        </w:tc>
+        <w:tc>
+          <w:tcPr>
+            <w:tcW w:w="822" w:type="dxa"/>
+            <w:gridSpan w:val="2"/>
+            <w:tcBorders>
+              <w:top w:val="single" w:sz="4" w:space="0" w:color="auto"/>
+              <w:left w:val="nil"/>
+              <w:bottom w:val="single" w:sz="4" w:space="0" w:color="auto"/>
+              <w:right w:val="single" w:sz="4" w:space="0" w:color="auto"/>
+            </w:tcBorders>
+            <w:shd w:val="clear" w:color="000000" w:fill="FFFF99"/>
+            <w:noWrap/>
+            <w:vAlign w:val="center"/>
+          </w:tcPr>
+          <w:p>
+            <w:pPr>
+              <w:spacing w:after="0" w:line="240" w:lineRule="auto"/>
+              <w:jc w:val="center"/>
               <w:rPr>
                 <w:rFonts w:ascii="Calibri" w:eastAsia="Times New Roman" w:hAnsi="Calibri" w:cs="Calibri"/>
                 <w:color w:val="000000"/>
@@ -3705,28 +3159,8 @@
                 <w:szCs w:val="18"/>
                 <w:lang w:eastAsia="es-MX"/>
               </w:rPr>
-              <w:t xml:space="preserve"> }}</w:t>
-            </w:r>
-          </w:p>
-        </w:tc>
-        <w:tc>
-          <w:tcPr>
-            <w:tcW w:w="988" w:type="dxa"/>
-            <w:gridSpan w:val="3"/>
-            <w:tcBorders>
-              <w:top w:val="single" w:sz="4" w:space="0" w:color="auto"/>
-              <w:left w:val="nil"/>
-              <w:bottom w:val="single" w:sz="4" w:space="0" w:color="auto"/>
-              <w:right w:val="single" w:sz="4" w:space="0" w:color="auto"/>
-            </w:tcBorders>
-            <w:shd w:val="clear" w:color="000000" w:fill="FFFF99"/>
-            <w:noWrap/>
-            <w:vAlign w:val="center"/>
-          </w:tcPr>
-          <w:p>
-            <w:pPr>
-              <w:spacing w:after="0" w:line="240" w:lineRule="auto"/>
-              <w:jc w:val="center"/>
+            </w:pPr>
+            <w:r>
               <w:rPr>
                 <w:rFonts w:ascii="Calibri" w:eastAsia="Times New Roman" w:hAnsi="Calibri" w:cs="Calibri"/>
                 <w:color w:val="000000"/>
@@ -3734,91 +3168,8 @@
                 <w:szCs w:val="18"/>
                 <w:lang w:eastAsia="es-MX"/>
               </w:rPr>
-            </w:pPr>
-            <w:proofErr w:type="gramStart"/>
-            <w:r>
-              <w:rPr>
-                <w:rFonts w:ascii="Calibri" w:eastAsia="Times New Roman" w:hAnsi="Calibri" w:cs="Calibri"/>
-                <w:color w:val="000000"/>
-                <w:sz w:val="18"/>
-                <w:szCs w:val="18"/>
-                <w:lang w:eastAsia="es-MX"/>
-              </w:rPr>
-              <w:t xml:space="preserve">{{ </w:t>
-            </w:r>
-            <w:proofErr w:type="spellStart"/>
-            <w:r>
-              <w:rPr>
-                <w:rFonts w:ascii="Calibri" w:eastAsia="Times New Roman" w:hAnsi="Calibri" w:cs="Calibri"/>
-                <w:color w:val="000000"/>
-                <w:sz w:val="18"/>
-                <w:szCs w:val="18"/>
-                <w:lang w:eastAsia="es-MX"/>
-              </w:rPr>
-              <w:t>liquido</w:t>
-            </w:r>
-            <w:proofErr w:type="gramEnd"/>
-            <w:r>
-              <w:rPr>
-                <w:rFonts w:ascii="Calibri" w:eastAsia="Times New Roman" w:hAnsi="Calibri" w:cs="Calibri"/>
-                <w:color w:val="000000"/>
-                <w:sz w:val="18"/>
-                <w:szCs w:val="18"/>
-                <w:lang w:eastAsia="es-MX"/>
-              </w:rPr>
-              <w:t>_combustible</w:t>
-            </w:r>
-            <w:proofErr w:type="spellEnd"/>
-            <w:r>
-              <w:rPr>
-                <w:rFonts w:ascii="Calibri" w:eastAsia="Times New Roman" w:hAnsi="Calibri" w:cs="Calibri"/>
-                <w:color w:val="000000"/>
-                <w:sz w:val="18"/>
-                <w:szCs w:val="18"/>
-                <w:lang w:eastAsia="es-MX"/>
-              </w:rPr>
-              <w:t xml:space="preserve"> }}</w:t>
-            </w:r>
-          </w:p>
-        </w:tc>
-        <w:tc>
-          <w:tcPr>
-            <w:tcW w:w="822" w:type="dxa"/>
-            <w:gridSpan w:val="2"/>
-            <w:tcBorders>
-              <w:top w:val="single" w:sz="4" w:space="0" w:color="auto"/>
-              <w:left w:val="nil"/>
-              <w:bottom w:val="single" w:sz="4" w:space="0" w:color="auto"/>
-              <w:right w:val="single" w:sz="4" w:space="0" w:color="auto"/>
-            </w:tcBorders>
-            <w:shd w:val="clear" w:color="000000" w:fill="FFFF99"/>
-            <w:noWrap/>
-            <w:vAlign w:val="center"/>
-          </w:tcPr>
-          <w:p>
-            <w:pPr>
-              <w:spacing w:after="0" w:line="240" w:lineRule="auto"/>
-              <w:jc w:val="center"/>
-              <w:rPr>
-                <w:rFonts w:ascii="Calibri" w:eastAsia="Times New Roman" w:hAnsi="Calibri" w:cs="Calibri"/>
-                <w:color w:val="000000"/>
-                <w:sz w:val="18"/>
-                <w:szCs w:val="18"/>
-                <w:lang w:eastAsia="es-MX"/>
-              </w:rPr>
-            </w:pPr>
-            <w:proofErr w:type="spellStart"/>
-            <w:r>
-              <w:rPr>
-                <w:rFonts w:ascii="Calibri" w:eastAsia="Times New Roman" w:hAnsi="Calibri" w:cs="Calibri"/>
-                <w:color w:val="000000"/>
-                <w:sz w:val="18"/>
-                <w:szCs w:val="18"/>
-                <w:lang w:eastAsia="es-MX"/>
-              </w:rPr>
               <w:t>Lt</w:t>
             </w:r>
-            <w:proofErr w:type="spellEnd"/>
           </w:p>
         </w:tc>
       </w:tr>
@@ -4107,7 +3458,6 @@
                 <w:lang w:eastAsia="es-MX"/>
               </w:rPr>
             </w:pPr>
-            <w:proofErr w:type="gramStart"/>
             <w:r>
               <w:rPr>
                 <w:rFonts w:ascii="Calibri" w:eastAsia="Times New Roman" w:hAnsi="Calibri" w:cs="Calibri"/>
@@ -4116,10 +3466,28 @@
                 <w:szCs w:val="18"/>
                 <w:lang w:eastAsia="es-MX"/>
               </w:rPr>
-              <w:t xml:space="preserve">{{ </w:t>
-            </w:r>
-            <w:proofErr w:type="spellStart"/>
-            <w:r>
+              <w:t>{{ descrip_sc }}</w:t>
+            </w:r>
+          </w:p>
+        </w:tc>
+        <w:tc>
+          <w:tcPr>
+            <w:tcW w:w="988" w:type="dxa"/>
+            <w:gridSpan w:val="3"/>
+            <w:tcBorders>
+              <w:top w:val="single" w:sz="4" w:space="0" w:color="auto"/>
+              <w:left w:val="nil"/>
+              <w:bottom w:val="single" w:sz="4" w:space="0" w:color="auto"/>
+              <w:right w:val="single" w:sz="4" w:space="0" w:color="auto"/>
+            </w:tcBorders>
+            <w:shd w:val="clear" w:color="000000" w:fill="FFFF99"/>
+            <w:noWrap/>
+            <w:vAlign w:val="center"/>
+          </w:tcPr>
+          <w:p>
+            <w:pPr>
+              <w:spacing w:after="0" w:line="240" w:lineRule="auto"/>
+              <w:jc w:val="center"/>
               <w:rPr>
                 <w:rFonts w:ascii="Calibri" w:eastAsia="Times New Roman" w:hAnsi="Calibri" w:cs="Calibri"/>
                 <w:color w:val="000000"/>
@@ -4127,9 +3495,7 @@
                 <w:szCs w:val="18"/>
                 <w:lang w:eastAsia="es-MX"/>
               </w:rPr>
-              <w:t>descrip</w:t>
-            </w:r>
-            <w:proofErr w:type="gramEnd"/>
+            </w:pPr>
             <w:r>
               <w:rPr>
                 <w:rFonts w:ascii="Calibri" w:eastAsia="Times New Roman" w:hAnsi="Calibri" w:cs="Calibri"/>
@@ -4138,90 +3504,7 @@
                 <w:szCs w:val="18"/>
                 <w:lang w:eastAsia="es-MX"/>
               </w:rPr>
-              <w:t>_sc</w:t>
-            </w:r>
-            <w:proofErr w:type="spellEnd"/>
-            <w:r>
-              <w:rPr>
-                <w:rFonts w:ascii="Calibri" w:eastAsia="Times New Roman" w:hAnsi="Calibri" w:cs="Calibri"/>
-                <w:color w:val="000000"/>
-                <w:sz w:val="18"/>
-                <w:szCs w:val="18"/>
-                <w:lang w:eastAsia="es-MX"/>
-              </w:rPr>
-              <w:t xml:space="preserve"> }}</w:t>
-            </w:r>
-          </w:p>
-        </w:tc>
-        <w:tc>
-          <w:tcPr>
-            <w:tcW w:w="988" w:type="dxa"/>
-            <w:gridSpan w:val="3"/>
-            <w:tcBorders>
-              <w:top w:val="single" w:sz="4" w:space="0" w:color="auto"/>
-              <w:left w:val="nil"/>
-              <w:bottom w:val="single" w:sz="4" w:space="0" w:color="auto"/>
-              <w:right w:val="single" w:sz="4" w:space="0" w:color="auto"/>
-            </w:tcBorders>
-            <w:shd w:val="clear" w:color="000000" w:fill="FFFF99"/>
-            <w:noWrap/>
-            <w:vAlign w:val="center"/>
-          </w:tcPr>
-          <w:p>
-            <w:pPr>
-              <w:spacing w:after="0" w:line="240" w:lineRule="auto"/>
-              <w:jc w:val="center"/>
-              <w:rPr>
-                <w:rFonts w:ascii="Calibri" w:eastAsia="Times New Roman" w:hAnsi="Calibri" w:cs="Calibri"/>
-                <w:color w:val="000000"/>
-                <w:sz w:val="18"/>
-                <w:szCs w:val="18"/>
-                <w:lang w:eastAsia="es-MX"/>
-              </w:rPr>
-            </w:pPr>
-            <w:proofErr w:type="gramStart"/>
-            <w:r>
-              <w:rPr>
-                <w:rFonts w:ascii="Calibri" w:eastAsia="Times New Roman" w:hAnsi="Calibri" w:cs="Calibri"/>
-                <w:color w:val="000000"/>
-                <w:sz w:val="18"/>
-                <w:szCs w:val="18"/>
-                <w:lang w:eastAsia="es-MX"/>
-              </w:rPr>
-              <w:t xml:space="preserve">{{ </w:t>
-            </w:r>
-            <w:proofErr w:type="spellStart"/>
-            <w:r>
-              <w:rPr>
-                <w:rFonts w:ascii="Calibri" w:eastAsia="Times New Roman" w:hAnsi="Calibri" w:cs="Calibri"/>
-                <w:color w:val="000000"/>
-                <w:sz w:val="18"/>
-                <w:szCs w:val="18"/>
-                <w:lang w:eastAsia="es-MX"/>
-              </w:rPr>
-              <w:t>solido</w:t>
-            </w:r>
-            <w:proofErr w:type="gramEnd"/>
-            <w:r>
-              <w:rPr>
-                <w:rFonts w:ascii="Calibri" w:eastAsia="Times New Roman" w:hAnsi="Calibri" w:cs="Calibri"/>
-                <w:color w:val="000000"/>
-                <w:sz w:val="18"/>
-                <w:szCs w:val="18"/>
-                <w:lang w:eastAsia="es-MX"/>
-              </w:rPr>
-              <w:t>_combusible</w:t>
-            </w:r>
-            <w:proofErr w:type="spellEnd"/>
-            <w:r>
-              <w:rPr>
-                <w:rFonts w:ascii="Calibri" w:eastAsia="Times New Roman" w:hAnsi="Calibri" w:cs="Calibri"/>
-                <w:color w:val="000000"/>
-                <w:sz w:val="18"/>
-                <w:szCs w:val="18"/>
-                <w:lang w:eastAsia="es-MX"/>
-              </w:rPr>
-              <w:t xml:space="preserve"> }}</w:t>
+              <w:t>{{ solido_combusible }}</w:t>
             </w:r>
           </w:p>
         </w:tc>
@@ -4477,7 +3760,6 @@
                 <w:lang w:eastAsia="es-MX"/>
               </w:rPr>
             </w:pPr>
-            <w:proofErr w:type="gramStart"/>
             <w:r>
               <w:rPr>
                 <w:rFonts w:ascii="Calibri" w:eastAsia="Times New Roman" w:hAnsi="Calibri" w:cs="Calibri"/>
@@ -4488,10 +3770,68 @@
                 <w:szCs w:val="18"/>
                 <w:lang w:eastAsia="es-MX"/>
               </w:rPr>
-              <w:t>{{ turnos</w:t>
-            </w:r>
-            <w:proofErr w:type="gramEnd"/>
-            <w:r>
+              <w:t>{{ turnos }}</w:t>
+            </w:r>
+          </w:p>
+        </w:tc>
+        <w:tc>
+          <w:tcPr>
+            <w:tcW w:w="648" w:type="dxa"/>
+            <w:gridSpan w:val="2"/>
+            <w:tcBorders>
+              <w:top w:val="single" w:sz="4" w:space="0" w:color="auto"/>
+              <w:left w:val="nil"/>
+              <w:bottom w:val="single" w:sz="4" w:space="0" w:color="auto"/>
+              <w:right w:val="single" w:sz="4" w:space="0" w:color="000000"/>
+            </w:tcBorders>
+            <w:shd w:val="clear" w:color="000000" w:fill="F2F2F2"/>
+            <w:noWrap/>
+            <w:vAlign w:val="bottom"/>
+            <w:hideMark/>
+          </w:tcPr>
+          <w:p>
+            <w:pPr>
+              <w:spacing w:after="0" w:line="240" w:lineRule="auto"/>
+              <w:jc w:val="center"/>
+              <w:rPr>
+                <w:rFonts w:ascii="Calibri" w:eastAsia="Times New Roman" w:hAnsi="Calibri" w:cs="Calibri"/>
+                <w:color w:val="000000"/>
+                <w:sz w:val="18"/>
+                <w:szCs w:val="18"/>
+                <w:lang w:eastAsia="es-MX"/>
+              </w:rPr>
+            </w:pPr>
+            <w:r>
+              <w:rPr>
+                <w:rFonts w:ascii="Calibri" w:eastAsia="Times New Roman" w:hAnsi="Calibri" w:cs="Calibri"/>
+                <w:color w:val="000000"/>
+                <w:sz w:val="18"/>
+                <w:szCs w:val="18"/>
+                <w:lang w:eastAsia="es-MX"/>
+              </w:rPr>
+              <w:t>Total:</w:t>
+            </w:r>
+          </w:p>
+        </w:tc>
+        <w:tc>
+          <w:tcPr>
+            <w:tcW w:w="813" w:type="dxa"/>
+            <w:gridSpan w:val="3"/>
+            <w:tcBorders>
+              <w:top w:val="single" w:sz="4" w:space="0" w:color="auto"/>
+              <w:left w:val="nil"/>
+              <w:bottom w:val="single" w:sz="4" w:space="0" w:color="auto"/>
+              <w:right w:val="single" w:sz="4" w:space="0" w:color="auto"/>
+            </w:tcBorders>
+            <w:shd w:val="clear" w:color="000000" w:fill="FFFF99"/>
+            <w:noWrap/>
+            <w:vAlign w:val="bottom"/>
+            <w:hideMark/>
+          </w:tcPr>
+          <w:p>
+            <w:pPr>
+              <w:spacing w:after="0" w:line="240" w:lineRule="auto"/>
+              <w:jc w:val="center"/>
               <w:rPr>
                 <w:rFonts w:ascii="Calibri" w:eastAsia="Times New Roman" w:hAnsi="Calibri" w:cs="Calibri"/>
                 <w:b/>
@@ -4501,21 +3841,32 @@
                 <w:szCs w:val="18"/>
                 <w:lang w:eastAsia="es-MX"/>
               </w:rPr>
-              <w:t xml:space="preserve"> }}</w:t>
-            </w:r>
-          </w:p>
-        </w:tc>
-        <w:tc>
-          <w:tcPr>
-            <w:tcW w:w="648" w:type="dxa"/>
-            <w:gridSpan w:val="2"/>
+            </w:pPr>
+            <w:r>
+              <w:rPr>
+                <w:rFonts w:ascii="Calibri" w:eastAsia="Times New Roman" w:hAnsi="Calibri" w:cs="Calibri"/>
+                <w:b/>
+                <w:bCs/>
+                <w:color w:val="000000"/>
+                <w:sz w:val="18"/>
+                <w:szCs w:val="18"/>
+                <w:lang w:eastAsia="es-MX"/>
+              </w:rPr>
+              <w:t>{{ trabajadores }}</w:t>
+            </w:r>
+          </w:p>
+        </w:tc>
+        <w:tc>
+          <w:tcPr>
+            <w:tcW w:w="3527" w:type="dxa"/>
+            <w:gridSpan w:val="11"/>
             <w:tcBorders>
               <w:top w:val="single" w:sz="4" w:space="0" w:color="auto"/>
               <w:left w:val="nil"/>
               <w:bottom w:val="single" w:sz="4" w:space="0" w:color="auto"/>
               <w:right w:val="single" w:sz="4" w:space="0" w:color="000000"/>
             </w:tcBorders>
-            <w:shd w:val="clear" w:color="000000" w:fill="F2F2F2"/>
+            <w:shd w:val="clear" w:color="000000" w:fill="D9D9D9"/>
             <w:noWrap/>
             <w:vAlign w:val="bottom"/>
             <w:hideMark/>
@@ -4540,13 +3891,13 @@
                 <w:szCs w:val="18"/>
                 <w:lang w:eastAsia="es-MX"/>
               </w:rPr>
-              <w:t>Total:</w:t>
-            </w:r>
-          </w:p>
-        </w:tc>
-        <w:tc>
-          <w:tcPr>
-            <w:tcW w:w="813" w:type="dxa"/>
+              <w:t>Visitantes + contratistas + clientes =</w:t>
+            </w:r>
+          </w:p>
+        </w:tc>
+        <w:tc>
+          <w:tcPr>
+            <w:tcW w:w="1136" w:type="dxa"/>
             <w:gridSpan w:val="3"/>
             <w:tcBorders>
               <w:top w:val="single" w:sz="4" w:space="0" w:color="auto"/>
@@ -4573,7 +3924,6 @@
                 <w:lang w:eastAsia="es-MX"/>
               </w:rPr>
             </w:pPr>
-            <w:proofErr w:type="gramStart"/>
             <w:r>
               <w:rPr>
                 <w:rFonts w:ascii="Calibri" w:eastAsia="Times New Roman" w:hAnsi="Calibri" w:cs="Calibri"/>
@@ -4584,116 +3934,7 @@
                 <w:szCs w:val="18"/>
                 <w:lang w:eastAsia="es-MX"/>
               </w:rPr>
-              <w:t>{{ trabajadores</w:t>
-            </w:r>
-            <w:proofErr w:type="gramEnd"/>
-            <w:r>
-              <w:rPr>
-                <w:rFonts w:ascii="Calibri" w:eastAsia="Times New Roman" w:hAnsi="Calibri" w:cs="Calibri"/>
-                <w:b/>
-                <w:bCs/>
-                <w:color w:val="000000"/>
-                <w:sz w:val="18"/>
-                <w:szCs w:val="18"/>
-                <w:lang w:eastAsia="es-MX"/>
-              </w:rPr>
-              <w:t xml:space="preserve"> }}</w:t>
-            </w:r>
-          </w:p>
-        </w:tc>
-        <w:tc>
-          <w:tcPr>
-            <w:tcW w:w="3527" w:type="dxa"/>
-            <w:gridSpan w:val="11"/>
-            <w:tcBorders>
-              <w:top w:val="single" w:sz="4" w:space="0" w:color="auto"/>
-              <w:left w:val="nil"/>
-              <w:bottom w:val="single" w:sz="4" w:space="0" w:color="auto"/>
-              <w:right w:val="single" w:sz="4" w:space="0" w:color="000000"/>
-            </w:tcBorders>
-            <w:shd w:val="clear" w:color="000000" w:fill="D9D9D9"/>
-            <w:noWrap/>
-            <w:vAlign w:val="bottom"/>
-            <w:hideMark/>
-          </w:tcPr>
-          <w:p>
-            <w:pPr>
-              <w:spacing w:after="0" w:line="240" w:lineRule="auto"/>
-              <w:jc w:val="center"/>
-              <w:rPr>
-                <w:rFonts w:ascii="Calibri" w:eastAsia="Times New Roman" w:hAnsi="Calibri" w:cs="Calibri"/>
-                <w:color w:val="000000"/>
-                <w:sz w:val="18"/>
-                <w:szCs w:val="18"/>
-                <w:lang w:eastAsia="es-MX"/>
-              </w:rPr>
-            </w:pPr>
-            <w:r>
-              <w:rPr>
-                <w:rFonts w:ascii="Calibri" w:eastAsia="Times New Roman" w:hAnsi="Calibri" w:cs="Calibri"/>
-                <w:color w:val="000000"/>
-                <w:sz w:val="18"/>
-                <w:szCs w:val="18"/>
-                <w:lang w:eastAsia="es-MX"/>
-              </w:rPr>
-              <w:t>Visitantes + contratistas + clientes =</w:t>
-            </w:r>
-          </w:p>
-        </w:tc>
-        <w:tc>
-          <w:tcPr>
-            <w:tcW w:w="1136" w:type="dxa"/>
-            <w:gridSpan w:val="3"/>
-            <w:tcBorders>
-              <w:top w:val="single" w:sz="4" w:space="0" w:color="auto"/>
-              <w:left w:val="nil"/>
-              <w:bottom w:val="single" w:sz="4" w:space="0" w:color="auto"/>
-              <w:right w:val="single" w:sz="4" w:space="0" w:color="auto"/>
-            </w:tcBorders>
-            <w:shd w:val="clear" w:color="000000" w:fill="FFFF99"/>
-            <w:noWrap/>
-            <w:vAlign w:val="bottom"/>
-            <w:hideMark/>
-          </w:tcPr>
-          <w:p>
-            <w:pPr>
-              <w:spacing w:after="0" w:line="240" w:lineRule="auto"/>
-              <w:jc w:val="center"/>
-              <w:rPr>
-                <w:rFonts w:ascii="Calibri" w:eastAsia="Times New Roman" w:hAnsi="Calibri" w:cs="Calibri"/>
-                <w:b/>
-                <w:bCs/>
-                <w:color w:val="000000"/>
-                <w:sz w:val="18"/>
-                <w:szCs w:val="18"/>
-                <w:lang w:eastAsia="es-MX"/>
-              </w:rPr>
-            </w:pPr>
-            <w:proofErr w:type="gramStart"/>
-            <w:r>
-              <w:rPr>
-                <w:rFonts w:ascii="Calibri" w:eastAsia="Times New Roman" w:hAnsi="Calibri" w:cs="Calibri"/>
-                <w:b/>
-                <w:bCs/>
-                <w:color w:val="000000"/>
-                <w:sz w:val="18"/>
-                <w:szCs w:val="18"/>
-                <w:lang w:eastAsia="es-MX"/>
-              </w:rPr>
-              <w:t>{{ visitantes</w:t>
-            </w:r>
-            <w:proofErr w:type="gramEnd"/>
-            <w:r>
-              <w:rPr>
-                <w:rFonts w:ascii="Calibri" w:eastAsia="Times New Roman" w:hAnsi="Calibri" w:cs="Calibri"/>
-                <w:b/>
-                <w:bCs/>
-                <w:color w:val="000000"/>
-                <w:sz w:val="18"/>
-                <w:szCs w:val="18"/>
-                <w:lang w:eastAsia="es-MX"/>
-              </w:rPr>
-              <w:t xml:space="preserve"> }}</w:t>
+              <w:t>{{ visitantes }}</w:t>
             </w:r>
           </w:p>
         </w:tc>
@@ -5018,37 +4259,12 @@
                 <w:lang w:eastAsia="es-MX"/>
               </w:rPr>
             </w:pPr>
-            <w:proofErr w:type="gramStart"/>
             <w:r>
               <w:rPr>
                 <w:sz w:val="18"/>
                 <w:szCs w:val="18"/>
               </w:rPr>
-              <w:t xml:space="preserve">{{ </w:t>
-            </w:r>
-            <w:proofErr w:type="spellStart"/>
-            <w:r>
-              <w:rPr>
-                <w:sz w:val="18"/>
-                <w:szCs w:val="18"/>
-              </w:rPr>
-              <w:t>valor</w:t>
-            </w:r>
-            <w:proofErr w:type="gramEnd"/>
-            <w:r>
-              <w:rPr>
-                <w:sz w:val="18"/>
-                <w:szCs w:val="18"/>
-              </w:rPr>
-              <w:t>_gi</w:t>
-            </w:r>
-            <w:proofErr w:type="spellEnd"/>
-            <w:r>
-              <w:rPr>
-                <w:sz w:val="18"/>
-                <w:szCs w:val="18"/>
-              </w:rPr>
-              <w:t xml:space="preserve"> }}</w:t>
+              <w:t>{{ valor_gi }}</w:t>
             </w:r>
           </w:p>
         </w:tc>
@@ -5190,37 +4406,12 @@
                 <w:lang w:eastAsia="es-MX"/>
               </w:rPr>
             </w:pPr>
-            <w:proofErr w:type="gramStart"/>
             <w:r>
               <w:rPr>
                 <w:sz w:val="18"/>
                 <w:szCs w:val="18"/>
               </w:rPr>
-              <w:t xml:space="preserve">{{ </w:t>
-            </w:r>
-            <w:proofErr w:type="spellStart"/>
-            <w:r>
-              <w:rPr>
-                <w:sz w:val="18"/>
-                <w:szCs w:val="18"/>
-              </w:rPr>
-              <w:t>valor</w:t>
-            </w:r>
-            <w:proofErr w:type="gramEnd"/>
-            <w:r>
-              <w:rPr>
-                <w:sz w:val="18"/>
-                <w:szCs w:val="18"/>
-              </w:rPr>
-              <w:t>_li</w:t>
-            </w:r>
-            <w:proofErr w:type="spellEnd"/>
-            <w:r>
-              <w:rPr>
-                <w:sz w:val="18"/>
-                <w:szCs w:val="18"/>
-              </w:rPr>
-              <w:t xml:space="preserve"> }}</w:t>
+              <w:t>{{ valor_li }}</w:t>
             </w:r>
           </w:p>
         </w:tc>
@@ -5362,7 +4553,6 @@
                 <w:lang w:eastAsia="es-MX"/>
               </w:rPr>
             </w:pPr>
-            <w:proofErr w:type="gramStart"/>
             <w:r>
               <w:rPr>
                 <w:rFonts w:ascii="Calibri" w:eastAsia="Times New Roman" w:hAnsi="Calibri" w:cs="Calibri"/>
@@ -5371,40 +4561,7 @@
                 <w:szCs w:val="18"/>
                 <w:lang w:eastAsia="es-MX"/>
               </w:rPr>
-              <w:t xml:space="preserve">{{ </w:t>
-            </w:r>
-            <w:proofErr w:type="spellStart"/>
-            <w:r>
-              <w:rPr>
-                <w:rFonts w:ascii="Calibri" w:eastAsia="Times New Roman" w:hAnsi="Calibri" w:cs="Calibri"/>
-                <w:color w:val="000000"/>
-                <w:sz w:val="18"/>
-                <w:szCs w:val="18"/>
-                <w:lang w:eastAsia="es-MX"/>
-              </w:rPr>
-              <w:t>valor</w:t>
-            </w:r>
-            <w:proofErr w:type="gramEnd"/>
-            <w:r>
-              <w:rPr>
-                <w:rFonts w:ascii="Calibri" w:eastAsia="Times New Roman" w:hAnsi="Calibri" w:cs="Calibri"/>
-                <w:color w:val="000000"/>
-                <w:sz w:val="18"/>
-                <w:szCs w:val="18"/>
-                <w:lang w:eastAsia="es-MX"/>
-              </w:rPr>
-              <w:t>_lc</w:t>
-            </w:r>
-            <w:proofErr w:type="spellEnd"/>
-            <w:r>
-              <w:rPr>
-                <w:rFonts w:ascii="Calibri" w:eastAsia="Times New Roman" w:hAnsi="Calibri" w:cs="Calibri"/>
-                <w:color w:val="000000"/>
-                <w:sz w:val="18"/>
-                <w:szCs w:val="18"/>
-                <w:lang w:eastAsia="es-MX"/>
-              </w:rPr>
-              <w:t xml:space="preserve"> }}</w:t>
+              <w:t>{{ valor_lc }}</w:t>
             </w:r>
           </w:p>
         </w:tc>
@@ -5546,37 +4703,12 @@
                 <w:lang w:eastAsia="es-MX"/>
               </w:rPr>
             </w:pPr>
-            <w:proofErr w:type="gramStart"/>
             <w:r>
               <w:rPr>
                 <w:sz w:val="18"/>
                 <w:szCs w:val="18"/>
               </w:rPr>
-              <w:t xml:space="preserve">{{ </w:t>
-            </w:r>
-            <w:proofErr w:type="spellStart"/>
-            <w:r>
-              <w:rPr>
-                <w:sz w:val="18"/>
-                <w:szCs w:val="18"/>
-              </w:rPr>
-              <w:t>valor</w:t>
-            </w:r>
-            <w:proofErr w:type="gramEnd"/>
-            <w:r>
-              <w:rPr>
-                <w:sz w:val="18"/>
-                <w:szCs w:val="18"/>
-              </w:rPr>
-              <w:t>_sc</w:t>
-            </w:r>
-            <w:proofErr w:type="spellEnd"/>
-            <w:r>
-              <w:rPr>
-                <w:sz w:val="18"/>
-                <w:szCs w:val="18"/>
-              </w:rPr>
-              <w:t xml:space="preserve"> }}</w:t>
+              <w:t>{{ valor_sc }}</w:t>
             </w:r>
           </w:p>
         </w:tc>
@@ -5867,33 +4999,13 @@
                 <w:lang w:eastAsia="es-MX"/>
               </w:rPr>
             </w:pPr>
-            <w:proofErr w:type="gramStart"/>
-            <w:r>
-              <w:rPr>
-                <w:rFonts w:ascii="Calibri" w:eastAsia="Times New Roman" w:hAnsi="Calibri" w:cs="Calibri"/>
-                <w:color w:val="000000"/>
-                <w:lang w:eastAsia="es-MX"/>
-              </w:rPr>
-              <w:t xml:space="preserve">{{ </w:t>
-            </w:r>
-            <w:proofErr w:type="spellStart"/>
-            <w:r>
-              <w:rPr>
-                <w:rFonts w:ascii="Calibri" w:eastAsia="Times New Roman" w:hAnsi="Calibri" w:cs="Calibri"/>
-                <w:color w:val="000000"/>
-                <w:lang w:eastAsia="es-MX"/>
-              </w:rPr>
-              <w:t>dia</w:t>
-            </w:r>
-            <w:proofErr w:type="spellEnd"/>
-            <w:proofErr w:type="gramEnd"/>
-            <w:r>
-              <w:rPr>
-                <w:rFonts w:ascii="Calibri" w:eastAsia="Times New Roman" w:hAnsi="Calibri" w:cs="Calibri"/>
-                <w:color w:val="000000"/>
-                <w:lang w:eastAsia="es-MX"/>
-              </w:rPr>
-              <w:t xml:space="preserve"> }}</w:t>
+            <w:r>
+              <w:rPr>
+                <w:rFonts w:ascii="Calibri" w:eastAsia="Times New Roman" w:hAnsi="Calibri" w:cs="Calibri"/>
+                <w:color w:val="000000"/>
+                <w:lang w:eastAsia="es-MX"/>
+              </w:rPr>
+              <w:t>{{ dia }}</w:t>
             </w:r>
             <w:r>
               <w:rPr>
@@ -5925,25 +5037,7 @@
                 <w:color w:val="000000"/>
                 <w:lang w:eastAsia="es-MX"/>
               </w:rPr>
-              <w:t xml:space="preserve">{{ </w:t>
-            </w:r>
-            <w:proofErr w:type="spellStart"/>
-            <w:r>
-              <w:rPr>
-                <w:rFonts w:ascii="Calibri" w:eastAsia="Times New Roman" w:hAnsi="Calibri" w:cs="Calibri"/>
-                <w:color w:val="000000"/>
-                <w:lang w:eastAsia="es-MX"/>
-              </w:rPr>
-              <w:t>anio</w:t>
-            </w:r>
-            <w:proofErr w:type="spellEnd"/>
-            <w:r>
-              <w:rPr>
-                <w:rFonts w:ascii="Calibri" w:eastAsia="Times New Roman" w:hAnsi="Calibri" w:cs="Calibri"/>
-                <w:color w:val="000000"/>
-                <w:lang w:eastAsia="es-MX"/>
-              </w:rPr>
-              <w:t xml:space="preserve"> }}</w:t>
+              <w:t>{{ anio }}</w:t>
             </w:r>
           </w:p>
         </w:tc>
@@ -5974,7 +5068,6 @@
                 <w:lang w:eastAsia="es-MX"/>
               </w:rPr>
             </w:pPr>
-            <w:proofErr w:type="spellStart"/>
             <w:r>
               <w:rPr>
                 <w:rFonts w:ascii="Calibri" w:eastAsia="Times New Roman" w:hAnsi="Calibri" w:cs="Calibri"/>
@@ -5983,18 +5076,7 @@
                 <w:szCs w:val="18"/>
                 <w:lang w:eastAsia="es-MX"/>
               </w:rPr>
-              <w:t>Sup</w:t>
-            </w:r>
-            <w:proofErr w:type="spellEnd"/>
-            <w:r>
-              <w:rPr>
-                <w:rFonts w:ascii="Calibri" w:eastAsia="Times New Roman" w:hAnsi="Calibri" w:cs="Calibri"/>
-                <w:color w:val="000000"/>
-                <w:sz w:val="18"/>
-                <w:szCs w:val="18"/>
-                <w:lang w:eastAsia="es-MX"/>
-              </w:rPr>
-              <w:t>. Construida (m2):</w:t>
+              <w:t>Sup. Construida (m2):</w:t>
             </w:r>
           </w:p>
         </w:tc>
@@ -6023,23 +5105,13 @@
                 <w:lang w:eastAsia="es-MX"/>
               </w:rPr>
             </w:pPr>
-            <w:proofErr w:type="gramStart"/>
-            <w:r>
-              <w:rPr>
-                <w:rFonts w:ascii="Calibri" w:eastAsia="Times New Roman" w:hAnsi="Calibri" w:cs="Calibri"/>
-                <w:color w:val="000000"/>
-                <w:lang w:eastAsia="es-MX"/>
-              </w:rPr>
-              <w:t>{{ construccion</w:t>
-            </w:r>
-            <w:proofErr w:type="gramEnd"/>
-            <w:r>
-              <w:rPr>
-                <w:rFonts w:ascii="Calibri" w:eastAsia="Times New Roman" w:hAnsi="Calibri" w:cs="Calibri"/>
-                <w:color w:val="000000"/>
-                <w:lang w:eastAsia="es-MX"/>
-              </w:rPr>
-              <w:t>_m2 }}</w:t>
+            <w:r>
+              <w:rPr>
+                <w:rFonts w:ascii="Calibri" w:eastAsia="Times New Roman" w:hAnsi="Calibri" w:cs="Calibri"/>
+                <w:color w:val="000000"/>
+                <w:lang w:eastAsia="es-MX"/>
+              </w:rPr>
+              <w:t>{{ construccion_m2 }}</w:t>
             </w:r>
           </w:p>
         </w:tc>
@@ -6183,7 +5255,6 @@
                 <w:lang w:eastAsia="es-MX"/>
               </w:rPr>
             </w:pPr>
-            <w:proofErr w:type="gramStart"/>
             <w:r>
               <w:rPr>
                 <w:rFonts w:ascii="Calibri" w:eastAsia="Times New Roman" w:hAnsi="Calibri" w:cs="Calibri"/>
@@ -6194,46 +5265,7 @@
                 <w:szCs w:val="18"/>
                 <w:lang w:eastAsia="es-MX"/>
               </w:rPr>
-              <w:t xml:space="preserve">{{ </w:t>
-            </w:r>
-            <w:proofErr w:type="spellStart"/>
-            <w:r>
-              <w:rPr>
-                <w:rFonts w:ascii="Calibri" w:eastAsia="Times New Roman" w:hAnsi="Calibri" w:cs="Calibri"/>
-                <w:b/>
-                <w:bCs/>
-                <w:color w:val="FF0000"/>
-                <w:sz w:val="18"/>
-                <w:szCs w:val="18"/>
-                <w:lang w:eastAsia="es-MX"/>
-              </w:rPr>
-              <w:t>tipo</w:t>
-            </w:r>
-            <w:proofErr w:type="gramEnd"/>
-            <w:r>
-              <w:rPr>
-                <w:rFonts w:ascii="Calibri" w:eastAsia="Times New Roman" w:hAnsi="Calibri" w:cs="Calibri"/>
-                <w:b/>
-                <w:bCs/>
-                <w:color w:val="FF0000"/>
-                <w:sz w:val="18"/>
-                <w:szCs w:val="18"/>
-                <w:lang w:eastAsia="es-MX"/>
-              </w:rPr>
-              <w:t>_riesgo</w:t>
-            </w:r>
-            <w:proofErr w:type="spellEnd"/>
-            <w:r>
-              <w:rPr>
-                <w:rFonts w:ascii="Calibri" w:eastAsia="Times New Roman" w:hAnsi="Calibri" w:cs="Calibri"/>
-                <w:b/>
-                <w:bCs/>
-                <w:color w:val="FF0000"/>
-                <w:sz w:val="18"/>
-                <w:szCs w:val="18"/>
-                <w:lang w:eastAsia="es-MX"/>
-              </w:rPr>
-              <w:t xml:space="preserve"> }}</w:t>
+              <w:t>{{ tipo_riesgo }}</w:t>
             </w:r>
           </w:p>
         </w:tc>
@@ -9550,23 +8582,13 @@
                 <w:lang w:eastAsia="es-MX"/>
               </w:rPr>
             </w:pPr>
-            <w:proofErr w:type="gramStart"/>
-            <w:r>
-              <w:rPr>
-                <w:rFonts w:ascii="Calibri" w:eastAsia="Times New Roman" w:hAnsi="Calibri" w:cs="Calibri"/>
-                <w:color w:val="000000"/>
-                <w:lang w:eastAsia="es-MX"/>
-              </w:rPr>
-              <w:t>{{ extintor</w:t>
-            </w:r>
-            <w:proofErr w:type="gramEnd"/>
-            <w:r>
-              <w:rPr>
-                <w:rFonts w:ascii="Calibri" w:eastAsia="Times New Roman" w:hAnsi="Calibri" w:cs="Calibri"/>
-                <w:color w:val="000000"/>
-                <w:lang w:eastAsia="es-MX"/>
-              </w:rPr>
-              <w:t xml:space="preserve"> }}</w:t>
+            <w:r>
+              <w:rPr>
+                <w:rFonts w:ascii="Calibri" w:eastAsia="Times New Roman" w:hAnsi="Calibri" w:cs="Calibri"/>
+                <w:color w:val="000000"/>
+                <w:lang w:eastAsia="es-MX"/>
+              </w:rPr>
+              <w:t>{{ extintor }}</w:t>
             </w:r>
           </w:p>
         </w:tc>
@@ -12968,324 +11990,6 @@
         <w:szCs w:val="20"/>
       </w:rPr>
     </w:pPr>
-    <w:r>
-      <w:rPr>
-        <w:rFonts w:ascii="Calibri" w:eastAsia="Times New Roman" w:hAnsi="Calibri" w:cs="Times New Roman"/>
-        <w:noProof/>
-        <w:lang w:eastAsia="es-MX"/>
-      </w:rPr>
-      <w:drawing>
-        <wp:anchor distT="0" distB="0" distL="114300" distR="114300" simplePos="0" relativeHeight="251668480" behindDoc="1" locked="0" layoutInCell="1" allowOverlap="1" wp14:anchorId="4A9CAE32" wp14:editId="31B6F92F">
-          <wp:simplePos x="0" y="0"/>
-          <wp:positionH relativeFrom="margin">
-            <wp:posOffset>4403090</wp:posOffset>
-          </wp:positionH>
-          <wp:positionV relativeFrom="paragraph">
-            <wp:posOffset>32385</wp:posOffset>
-          </wp:positionV>
-          <wp:extent cx="684530" cy="431800"/>
-          <wp:effectExtent l="0" t="0" r="1270" b="6350"/>
-          <wp:wrapNone/>
-          <wp:docPr id="1801214737" name="Imagen 1801214737" descr="Logotipo&#10;&#10;Descripción generada automáticamente"/>
-          <wp:cNvGraphicFramePr>
-            <a:graphicFrameLocks xmlns:a="http://schemas.openxmlformats.org/drawingml/2006/main" noChangeAspect="1"/>
-          </wp:cNvGraphicFramePr>
-          <a:graphic xmlns:a="http://schemas.openxmlformats.org/drawingml/2006/main">
-            <a:graphicData uri="http://schemas.openxmlformats.org/drawingml/2006/picture">
-              <pic:pic xmlns:pic="http://schemas.openxmlformats.org/drawingml/2006/picture">
-                <pic:nvPicPr>
-                  <pic:cNvPr id="1099352104" name="Imagen 1099352104" descr="Logotipo&#10;&#10;Descripción generada automáticamente"/>
-                  <pic:cNvPicPr>
-                    <a:picLocks noChangeAspect="1" noChangeArrowheads="1"/>
-                  </pic:cNvPicPr>
-                </pic:nvPicPr>
-                <pic:blipFill>
-                  <a:blip r:embed="rId1">
-                    <a:extLst>
-                      <a:ext uri="{28A0092B-C50C-407E-A947-70E740481C1C}">
-                        <a14:useLocalDpi xmlns:a14="http://schemas.microsoft.com/office/drawing/2010/main" val="0"/>
-                      </a:ext>
-                    </a:extLst>
-                  </a:blip>
-                  <a:srcRect/>
-                  <a:stretch>
-                    <a:fillRect/>
-                  </a:stretch>
-                </pic:blipFill>
-                <pic:spPr bwMode="auto">
-                  <a:xfrm>
-                    <a:off x="0" y="0"/>
-                    <a:ext cx="684530" cy="431800"/>
-                  </a:xfrm>
-                  <a:prstGeom prst="rect">
-                    <a:avLst/>
-                  </a:prstGeom>
-                  <a:noFill/>
-                  <a:ln>
-                    <a:noFill/>
-                  </a:ln>
-                </pic:spPr>
-              </pic:pic>
-            </a:graphicData>
-          </a:graphic>
-          <wp14:sizeRelH relativeFrom="page">
-            <wp14:pctWidth>0</wp14:pctWidth>
-          </wp14:sizeRelH>
-          <wp14:sizeRelV relativeFrom="page">
-            <wp14:pctHeight>0</wp14:pctHeight>
-          </wp14:sizeRelV>
-        </wp:anchor>
-      </w:drawing>
-    </w:r>
-    <w:r>
-      <w:rPr>
-        <w:noProof/>
-        <w:lang w:eastAsia="es-MX"/>
-      </w:rPr>
-      <mc:AlternateContent>
-        <mc:Choice Requires="wps">
-          <w:drawing>
-            <wp:anchor distT="0" distB="0" distL="114300" distR="114300" simplePos="0" relativeHeight="251669504" behindDoc="0" locked="0" layoutInCell="1" allowOverlap="1" wp14:anchorId="09E1AF34" wp14:editId="595BCC3C">
-              <wp:simplePos x="0" y="0"/>
-              <wp:positionH relativeFrom="column">
-                <wp:posOffset>2426335</wp:posOffset>
-              </wp:positionH>
-              <wp:positionV relativeFrom="paragraph">
-                <wp:posOffset>6985</wp:posOffset>
-              </wp:positionV>
-              <wp:extent cx="1965960" cy="487680"/>
-              <wp:effectExtent l="0" t="0" r="0" b="7620"/>
-              <wp:wrapNone/>
-              <wp:docPr id="1448439813" name="Cuadro de texto 4"/>
-              <wp:cNvGraphicFramePr/>
-              <a:graphic xmlns:a="http://schemas.openxmlformats.org/drawingml/2006/main">
-                <a:graphicData uri="http://schemas.microsoft.com/office/word/2010/wordprocessingShape">
-                  <wps:wsp>
-                    <wps:cNvSpPr txBox="1"/>
-                    <wps:spPr>
-                      <a:xfrm>
-                        <a:off x="0" y="0"/>
-                        <a:ext cx="1965960" cy="487680"/>
-                      </a:xfrm>
-                      <a:prstGeom prst="rect">
-                        <a:avLst/>
-                      </a:prstGeom>
-                      <a:noFill/>
-                      <a:ln w="6350">
-                        <a:noFill/>
-                      </a:ln>
-                    </wps:spPr>
-                    <wps:txbx>
-                      <w:txbxContent>
-                        <w:p>
-                          <w:pPr>
-                            <w:spacing w:after="0" w:line="240" w:lineRule="auto"/>
-                            <w:jc w:val="right"/>
-                            <w:rPr>
-                              <w:sz w:val="18"/>
-                              <w:szCs w:val="18"/>
-                            </w:rPr>
-                          </w:pPr>
-                          <w:r>
-                            <w:rPr>
-                              <w:sz w:val="18"/>
-                              <w:szCs w:val="18"/>
-                            </w:rPr>
-                            <w:t>CONSULTOR: NOE MORA RAMIREZ</w:t>
-                          </w:r>
-                        </w:p>
-                        <w:p>
-                          <w:pPr>
-                            <w:spacing w:after="0" w:line="240" w:lineRule="auto"/>
-                            <w:jc w:val="right"/>
-                            <w:rPr>
-                              <w:sz w:val="18"/>
-                              <w:szCs w:val="18"/>
-                            </w:rPr>
-                          </w:pPr>
-                          <w:r>
-                            <w:rPr>
-                              <w:sz w:val="18"/>
-                              <w:szCs w:val="18"/>
-                            </w:rPr>
-                            <w:t>TELEFONO CELULAR: 2454504055</w:t>
-                          </w:r>
-                        </w:p>
-                        <w:p>
-                          <w:pPr>
-                            <w:spacing w:after="0" w:line="240" w:lineRule="auto"/>
-                            <w:jc w:val="right"/>
-                            <w:rPr>
-                              <w:sz w:val="18"/>
-                              <w:szCs w:val="18"/>
-                            </w:rPr>
-                          </w:pPr>
-                          <w:r>
-                            <w:rPr>
-                              <w:sz w:val="18"/>
-                              <w:szCs w:val="18"/>
-                            </w:rPr>
-                            <w:t>CORREO: halcon_noe@yahoo.com.mx</w:t>
-                          </w:r>
-                        </w:p>
-                      </w:txbxContent>
-                    </wps:txbx>
-                    <wps:bodyPr rot="0" spcFirstLastPara="0" vertOverflow="overflow" horzOverflow="overflow" vert="horz" wrap="square" lIns="91440" tIns="45720" rIns="91440" bIns="45720" numCol="1" spcCol="0" rtlCol="0" fromWordArt="0" anchor="t" anchorCtr="0" forceAA="0" compatLnSpc="1">
-                      <a:prstTxWarp prst="textNoShape">
-                        <a:avLst/>
-                      </a:prstTxWarp>
-                      <a:noAutofit/>
-                    </wps:bodyPr>
-                  </wps:wsp>
-                </a:graphicData>
-              </a:graphic>
-              <wp14:sizeRelH relativeFrom="margin">
-                <wp14:pctWidth>0</wp14:pctWidth>
-              </wp14:sizeRelH>
-              <wp14:sizeRelV relativeFrom="margin">
-                <wp14:pctHeight>0</wp14:pctHeight>
-              </wp14:sizeRelV>
-            </wp:anchor>
-          </w:drawing>
-        </mc:Choice>
-        <mc:Fallback>
-          <w:pict>
-            <v:shapetype w14:anchorId="09E1AF34" id="_x0000_t202" coordsize="21600,21600" o:spt="202" path="m,l,21600r21600,l21600,xe">
-              <v:stroke joinstyle="miter"/>
-              <v:path gradientshapeok="t" o:connecttype="rect"/>
-            </v:shapetype>
-            <v:shape id="Cuadro de texto 4" o:spid="_x0000_s1026" type="#_x0000_t202" style="position:absolute;margin-left:191.05pt;margin-top:.55pt;width:154.8pt;height:38.4pt;z-index:251669504;visibility:visible;mso-wrap-style:square;mso-width-percent:0;mso-height-percent:0;mso-wrap-distance-left:9pt;mso-wrap-distance-top:0;mso-wrap-distance-right:9pt;mso-wrap-distance-bottom:0;mso-position-horizontal:absolute;mso-position-horizontal-relative:text;mso-position-vertical:absolute;mso-position-vertical-relative:text;mso-width-percent:0;mso-height-percent:0;mso-width-relative:margin;mso-height-relative:margin;v-text-anchor:top" o:gfxdata="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" filled="f" stroked="f" strokeweight=".5pt">
-              <v:textbox>
-                <w:txbxContent>
-                  <w:p>
-                    <w:pPr>
-                      <w:spacing w:after="0" w:line="240" w:lineRule="auto"/>
-                      <w:jc w:val="right"/>
-                      <w:rPr>
-                        <w:sz w:val="18"/>
-                        <w:szCs w:val="18"/>
-                      </w:rPr>
-                    </w:pPr>
-                    <w:r>
-                      <w:rPr>
-                        <w:sz w:val="18"/>
-                        <w:szCs w:val="18"/>
-                      </w:rPr>
-                      <w:t>CONSULTOR: NOE MORA RAMIREZ</w:t>
-                    </w:r>
-                  </w:p>
-                  <w:p>
-                    <w:pPr>
-                      <w:spacing w:after="0" w:line="240" w:lineRule="auto"/>
-                      <w:jc w:val="right"/>
-                      <w:rPr>
-                        <w:sz w:val="18"/>
-                        <w:szCs w:val="18"/>
-                      </w:rPr>
-                    </w:pPr>
-                    <w:r>
-                      <w:rPr>
-                        <w:sz w:val="18"/>
-                        <w:szCs w:val="18"/>
-                      </w:rPr>
-                      <w:t>TELEFONO CELULAR: 2454504055</w:t>
-                    </w:r>
-                  </w:p>
-                  <w:p>
-                    <w:pPr>
-                      <w:spacing w:after="0" w:line="240" w:lineRule="auto"/>
-                      <w:jc w:val="right"/>
-                      <w:rPr>
-                        <w:sz w:val="18"/>
-                        <w:szCs w:val="18"/>
-                      </w:rPr>
-                    </w:pPr>
-                    <w:r>
-                      <w:rPr>
-                        <w:sz w:val="18"/>
-                        <w:szCs w:val="18"/>
-                      </w:rPr>
-                      <w:t>CORREO: halcon_noe@yahoo.com.mx</w:t>
-                    </w:r>
-                  </w:p>
-                </w:txbxContent>
-              </v:textbox>
-            </v:shape>
-          </w:pict>
-        </mc:Fallback>
-      </mc:AlternateContent>
-    </w:r>
-    <w:r>
-      <w:rPr>
-        <w:noProof/>
-        <w:lang w:eastAsia="es-MX"/>
-      </w:rPr>
-      <w:drawing>
-        <wp:anchor distT="0" distB="0" distL="114300" distR="114300" simplePos="0" relativeHeight="251667456" behindDoc="1" locked="0" layoutInCell="1" allowOverlap="1" wp14:anchorId="3A6A0530" wp14:editId="05DD8170">
-          <wp:simplePos x="0" y="0"/>
-          <wp:positionH relativeFrom="page">
-            <wp:posOffset>0</wp:posOffset>
-          </wp:positionH>
-          <wp:positionV relativeFrom="paragraph">
-            <wp:posOffset>67945</wp:posOffset>
-          </wp:positionV>
-          <wp:extent cx="7781925" cy="914400"/>
-          <wp:effectExtent l="0" t="0" r="9525" b="0"/>
-          <wp:wrapNone/>
-          <wp:docPr id="1586737039" name="Imagen 1586737039" descr="H:\GRUPO MILANO\FRANJA-03-03.png"/>
-          <wp:cNvGraphicFramePr>
-            <a:graphicFrameLocks xmlns:a="http://schemas.openxmlformats.org/drawingml/2006/main" noChangeAspect="1"/>
-          </wp:cNvGraphicFramePr>
-          <a:graphic xmlns:a="http://schemas.openxmlformats.org/drawingml/2006/main">
-            <a:graphicData uri="http://schemas.openxmlformats.org/drawingml/2006/picture">
-              <pic:pic xmlns:pic="http://schemas.openxmlformats.org/drawingml/2006/picture">
-                <pic:nvPicPr>
-                  <pic:cNvPr id="0" name="Picture 3" descr="H:\GRUPO MILANO\FRANJA-03-03.png"/>
-                  <pic:cNvPicPr>
-                    <a:picLocks noChangeAspect="1" noChangeArrowheads="1"/>
-                  </pic:cNvPicPr>
-                </pic:nvPicPr>
-                <pic:blipFill rotWithShape="1">
-                  <a:blip r:embed="rId2" cstate="print">
-                    <a:extLst>
-                      <a:ext uri="{28A0092B-C50C-407E-A947-70E740481C1C}">
-                        <a14:useLocalDpi xmlns:a14="http://schemas.microsoft.com/office/drawing/2010/main" val="0"/>
-                      </a:ext>
-                    </a:extLst>
-                  </a:blip>
-                  <a:srcRect t="87861"/>
-                  <a:stretch/>
-                </pic:blipFill>
-                <pic:spPr bwMode="auto">
-                  <a:xfrm>
-                    <a:off x="0" y="0"/>
-                    <a:ext cx="7781925" cy="914400"/>
-                  </a:xfrm>
-                  <a:prstGeom prst="rect">
-                    <a:avLst/>
-                  </a:prstGeom>
-                  <a:noFill/>
-                  <a:ln>
-                    <a:noFill/>
-                  </a:ln>
-                  <a:extLst>
-                    <a:ext uri="{53640926-AAD7-44D8-BBD7-CCE9431645EC}">
-                      <a14:shadowObscured xmlns:a14="http://schemas.microsoft.com/office/drawing/2010/main"/>
-                    </a:ext>
-                  </a:extLst>
-                </pic:spPr>
-              </pic:pic>
-            </a:graphicData>
-          </a:graphic>
-          <wp14:sizeRelH relativeFrom="page">
-            <wp14:pctWidth>0</wp14:pctWidth>
-          </wp14:sizeRelH>
-          <wp14:sizeRelV relativeFrom="page">
-            <wp14:pctHeight>0</wp14:pctHeight>
-          </wp14:sizeRelV>
-        </wp:anchor>
-      </w:drawing>
-    </w:r>
     <w:r>
       <w:rPr>
         <w:color w:val="8496B0" w:themeColor="text2" w:themeTint="99"/>
@@ -13622,7 +12326,14 @@
                               <w:sz w:val="18"/>
                               <w:szCs w:val="18"/>
                             </w:rPr>
-                            <w:t>CORREO: halcon_noe@yahoo.com.mx</w:t>
+                            <w:t xml:space="preserve">CORREO: </w:t>
+                          </w:r>
+                          <w:r>
+                            <w:rPr>
+                              <w:sz w:val="18"/>
+                              <w:szCs w:val="18"/>
+                            </w:rPr>
+                            <w:t>halcon_noe@yahoo.com.mx</w:t>
                           </w:r>
                         </w:p>
                       </w:txbxContent>
@@ -14047,23 +12758,7 @@
         <w:rFonts w:cstheme="minorHAnsi"/>
         <w:b/>
       </w:rPr>
-      <w:t>**</w:t>
-    </w:r>
-    <w:proofErr w:type="spellStart"/>
-    <w:r>
-      <w:rPr>
-        <w:rFonts w:cstheme="minorHAnsi"/>
-        <w:b/>
-      </w:rPr>
-      <w:t>Anio_actual</w:t>
-    </w:r>
-    <w:proofErr w:type="spellEnd"/>
-    <w:r>
-      <w:rPr>
-        <w:rFonts w:cstheme="minorHAnsi"/>
-        <w:b/>
-      </w:rPr>
-      <w:t>**</w:t>
+      <w:t>**Anio_actual**</w:t>
     </w:r>
   </w:p>
   <w:p>
@@ -14085,23 +12780,7 @@
         <w:rFonts w:cstheme="minorHAnsi"/>
         <w:b/>
       </w:rPr>
-      <w:t>**</w:t>
-    </w:r>
-    <w:proofErr w:type="spellStart"/>
-    <w:r>
-      <w:rPr>
-        <w:rFonts w:cstheme="minorHAnsi"/>
-        <w:b/>
-      </w:rPr>
-      <w:t>Razon_social</w:t>
-    </w:r>
-    <w:proofErr w:type="spellEnd"/>
-    <w:r>
-      <w:rPr>
-        <w:rFonts w:cstheme="minorHAnsi"/>
-        <w:b/>
-      </w:rPr>
-      <w:t>**</w:t>
+      <w:t>**Razon_social**</w:t>
     </w:r>
   </w:p>
   <w:p>
@@ -14118,21 +12797,7 @@
       <w:rPr>
         <w:b/>
       </w:rPr>
-      <w:t>**</w:t>
-    </w:r>
-    <w:proofErr w:type="spellStart"/>
-    <w:r>
-      <w:rPr>
-        <w:b/>
-      </w:rPr>
-      <w:t>Nombre_comercial</w:t>
-    </w:r>
-    <w:proofErr w:type="spellEnd"/>
-    <w:r>
-      <w:rPr>
-        <w:b/>
-      </w:rPr>
-      <w:t>**</w:t>
+      <w:t>**Nombre_comercial**</w:t>
     </w:r>
   </w:p>
 </w:hdr>

--- a/Inputs/Templates/GRI General.docx
+++ b/Inputs/Templates/GRI General.docx
@@ -85,7 +85,31 @@
           <w:szCs w:val="24"/>
           <w:lang w:val="es-ES" w:eastAsia="es-ES"/>
         </w:rPr>
-        <w:t>{{ razon_social }}</w:t>
+        <w:t xml:space="preserve">{{ </w:t>
+      </w:r>
+      <w:proofErr w:type="spellStart"/>
+      <w:r>
+        <w:rPr>
+          <w:rFonts w:eastAsia="Times New Roman" w:cstheme="minorHAnsi"/>
+          <w:b/>
+          <w:bCs/>
+          <w:sz w:val="24"/>
+          <w:szCs w:val="24"/>
+          <w:lang w:val="es-ES" w:eastAsia="es-ES"/>
+        </w:rPr>
+        <w:t>razon_social</w:t>
+      </w:r>
+      <w:proofErr w:type="spellEnd"/>
+      <w:r>
+        <w:rPr>
+          <w:rFonts w:eastAsia="Times New Roman" w:cstheme="minorHAnsi"/>
+          <w:b/>
+          <w:bCs/>
+          <w:sz w:val="24"/>
+          <w:szCs w:val="24"/>
+          <w:lang w:val="es-ES" w:eastAsia="es-ES"/>
+        </w:rPr>
+        <w:t xml:space="preserve"> }}</w:t>
       </w:r>
     </w:p>
     <w:p>
@@ -158,7 +182,25 @@
           <w:sz w:val="24"/>
           <w:szCs w:val="24"/>
         </w:rPr>
-        <w:t>{{ no_exterior }}</w:t>
+        <w:t xml:space="preserve">{{ </w:t>
+      </w:r>
+      <w:proofErr w:type="spellStart"/>
+      <w:r>
+        <w:rPr>
+          <w:b/>
+          <w:sz w:val="24"/>
+          <w:szCs w:val="24"/>
+        </w:rPr>
+        <w:t>no_exterior</w:t>
+      </w:r>
+      <w:proofErr w:type="spellEnd"/>
+      <w:r>
+        <w:rPr>
+          <w:b/>
+          <w:sz w:val="24"/>
+          <w:szCs w:val="24"/>
+        </w:rPr>
+        <w:t xml:space="preserve"> }}</w:t>
       </w:r>
       <w:r>
         <w:rPr>
@@ -174,7 +216,33 @@
           <w:sz w:val="24"/>
           <w:szCs w:val="24"/>
         </w:rPr>
-        <w:t>{{ no_interior }}</w:t>
+        <w:t xml:space="preserve">{{ </w:t>
+      </w:r>
+      <w:proofErr w:type="spellStart"/>
+      <w:r>
+        <w:rPr>
+          <w:b/>
+          <w:sz w:val="24"/>
+          <w:szCs w:val="24"/>
+        </w:rPr>
+        <w:t>no_interior</w:t>
+      </w:r>
+      <w:proofErr w:type="spellEnd"/>
+      <w:r>
+        <w:rPr>
+          <w:b/>
+          <w:sz w:val="24"/>
+          <w:szCs w:val="24"/>
+        </w:rPr>
+        <w:t xml:space="preserve"> }}</w:t>
+      </w:r>
+      <w:r>
+        <w:rPr>
+          <w:b/>
+          <w:sz w:val="24"/>
+          <w:szCs w:val="24"/>
+        </w:rPr>
+        <w:t xml:space="preserve"> </w:t>
       </w:r>
       <w:r>
         <w:rPr>
@@ -190,7 +258,25 @@
           <w:sz w:val="24"/>
           <w:szCs w:val="24"/>
         </w:rPr>
-        <w:t>{{ colonia_barrio }}</w:t>
+        <w:t xml:space="preserve">{{ </w:t>
+      </w:r>
+      <w:proofErr w:type="spellStart"/>
+      <w:r>
+        <w:rPr>
+          <w:b/>
+          <w:sz w:val="24"/>
+          <w:szCs w:val="24"/>
+        </w:rPr>
+        <w:t>colonia_barrio</w:t>
+      </w:r>
+      <w:proofErr w:type="spellEnd"/>
+      <w:r>
+        <w:rPr>
+          <w:b/>
+          <w:sz w:val="24"/>
+          <w:szCs w:val="24"/>
+        </w:rPr>
+        <w:t xml:space="preserve"> }}</w:t>
       </w:r>
       <w:r>
         <w:rPr>
@@ -206,7 +292,25 @@
           <w:sz w:val="24"/>
           <w:szCs w:val="24"/>
         </w:rPr>
-        <w:t>{{ codigo_postal }}</w:t>
+        <w:t xml:space="preserve">{{ </w:t>
+      </w:r>
+      <w:proofErr w:type="spellStart"/>
+      <w:r>
+        <w:rPr>
+          <w:b/>
+          <w:sz w:val="24"/>
+          <w:szCs w:val="24"/>
+        </w:rPr>
+        <w:t>codigo_postal</w:t>
+      </w:r>
+      <w:proofErr w:type="spellEnd"/>
+      <w:r>
+        <w:rPr>
+          <w:b/>
+          <w:sz w:val="24"/>
+          <w:szCs w:val="24"/>
+        </w:rPr>
+        <w:t xml:space="preserve"> }}</w:t>
       </w:r>
       <w:r>
         <w:rPr>
@@ -223,6 +327,14 @@
           <w:szCs w:val="24"/>
         </w:rPr>
         <w:t>{{ municipio }}</w:t>
+      </w:r>
+      <w:r>
+        <w:rPr>
+          <w:b/>
+          <w:sz w:val="24"/>
+          <w:szCs w:val="24"/>
+        </w:rPr>
+        <w:t>,</w:t>
       </w:r>
       <w:r>
         <w:rPr>
@@ -319,7 +431,25 @@
           <w:sz w:val="24"/>
           <w:szCs w:val="24"/>
         </w:rPr>
-        <w:t>{{ descripcion_actividades }}</w:t>
+        <w:t xml:space="preserve">{{ </w:t>
+      </w:r>
+      <w:proofErr w:type="spellStart"/>
+      <w:r>
+        <w:rPr>
+          <w:b/>
+          <w:sz w:val="24"/>
+          <w:szCs w:val="24"/>
+        </w:rPr>
+        <w:t>descripcion_actividades</w:t>
+      </w:r>
+      <w:proofErr w:type="spellEnd"/>
+      <w:r>
+        <w:rPr>
+          <w:b/>
+          <w:sz w:val="24"/>
+          <w:szCs w:val="24"/>
+        </w:rPr>
+        <w:t xml:space="preserve"> }}</w:t>
       </w:r>
     </w:p>
     <w:p>
@@ -941,7 +1071,33 @@
                 <w:szCs w:val="18"/>
                 <w:lang w:eastAsia="es-MX"/>
               </w:rPr>
-              <w:t>{{ razon_social }}</w:t>
+              <w:t xml:space="preserve">{{ </w:t>
+            </w:r>
+            <w:proofErr w:type="spellStart"/>
+            <w:r>
+              <w:rPr>
+                <w:rFonts w:ascii="Calibri" w:eastAsia="Times New Roman" w:hAnsi="Calibri" w:cs="Calibri"/>
+                <w:b/>
+                <w:bCs/>
+                <w:color w:val="000000"/>
+                <w:sz w:val="18"/>
+                <w:szCs w:val="18"/>
+                <w:lang w:eastAsia="es-MX"/>
+              </w:rPr>
+              <w:t>razon_social</w:t>
+            </w:r>
+            <w:proofErr w:type="spellEnd"/>
+            <w:r>
+              <w:rPr>
+                <w:rFonts w:ascii="Calibri" w:eastAsia="Times New Roman" w:hAnsi="Calibri" w:cs="Calibri"/>
+                <w:b/>
+                <w:bCs/>
+                <w:color w:val="000000"/>
+                <w:sz w:val="18"/>
+                <w:szCs w:val="18"/>
+                <w:lang w:eastAsia="es-MX"/>
+              </w:rPr>
+              <w:t xml:space="preserve"> }}</w:t>
             </w:r>
           </w:p>
         </w:tc>
@@ -1113,8 +1269,9 @@
                 <w:szCs w:val="18"/>
                 <w:lang w:eastAsia="es-MX"/>
               </w:rPr>
-              <w:t>{{ no_exterior }}</w:t>
-            </w:r>
+              <w:t xml:space="preserve">{{ </w:t>
+            </w:r>
+            <w:proofErr w:type="spellStart"/>
             <w:r>
               <w:rPr>
                 <w:rFonts w:ascii="Calibri" w:eastAsia="Times New Roman" w:hAnsi="Calibri" w:cs="Calibri"/>
@@ -1125,8 +1282,9 @@
                 <w:szCs w:val="18"/>
                 <w:lang w:eastAsia="es-MX"/>
               </w:rPr>
-              <w:t xml:space="preserve"> </w:t>
-            </w:r>
+              <w:t>no_exterior</w:t>
+            </w:r>
+            <w:proofErr w:type="spellEnd"/>
             <w:r>
               <w:rPr>
                 <w:rFonts w:ascii="Calibri" w:eastAsia="Times New Roman" w:hAnsi="Calibri" w:cs="Calibri"/>
@@ -1137,7 +1295,7 @@
                 <w:szCs w:val="18"/>
                 <w:lang w:eastAsia="es-MX"/>
               </w:rPr>
-              <w:t>{{ no_interior }}</w:t>
+              <w:t xml:space="preserve"> }}</w:t>
             </w:r>
             <w:r>
               <w:rPr>
@@ -1149,7 +1307,7 @@
                 <w:szCs w:val="18"/>
                 <w:lang w:eastAsia="es-MX"/>
               </w:rPr>
-              <w:t xml:space="preserve"> Col. </w:t>
+              <w:t xml:space="preserve"> </w:t>
             </w:r>
             <w:r>
               <w:rPr>
@@ -1161,8 +1319,9 @@
                 <w:szCs w:val="18"/>
                 <w:lang w:eastAsia="es-MX"/>
               </w:rPr>
-              <w:t>{{ colonia_barrio }}</w:t>
-            </w:r>
+              <w:t xml:space="preserve">{{ </w:t>
+            </w:r>
+            <w:proofErr w:type="spellStart"/>
             <w:r>
               <w:rPr>
                 <w:rFonts w:ascii="Calibri" w:eastAsia="Times New Roman" w:hAnsi="Calibri" w:cs="Calibri"/>
@@ -1173,8 +1332,9 @@
                 <w:szCs w:val="18"/>
                 <w:lang w:eastAsia="es-MX"/>
               </w:rPr>
-              <w:t xml:space="preserve"> C.P. </w:t>
-            </w:r>
+              <w:t>no_interior</w:t>
+            </w:r>
+            <w:proofErr w:type="spellEnd"/>
             <w:r>
               <w:rPr>
                 <w:rFonts w:ascii="Calibri" w:eastAsia="Times New Roman" w:hAnsi="Calibri" w:cs="Calibri"/>
@@ -1185,7 +1345,107 @@
                 <w:szCs w:val="18"/>
                 <w:lang w:eastAsia="es-MX"/>
               </w:rPr>
-              <w:t>{{ codigo_postal }}</w:t>
+              <w:t xml:space="preserve"> }}</w:t>
+            </w:r>
+            <w:r>
+              <w:rPr>
+                <w:rFonts w:ascii="Calibri" w:eastAsia="Times New Roman" w:hAnsi="Calibri" w:cs="Calibri"/>
+                <w:b/>
+                <w:bCs/>
+                <w:color w:val="000000"/>
+                <w:sz w:val="18"/>
+                <w:szCs w:val="18"/>
+                <w:lang w:eastAsia="es-MX"/>
+              </w:rPr>
+              <w:t xml:space="preserve"> Col. </w:t>
+            </w:r>
+            <w:r>
+              <w:rPr>
+                <w:rFonts w:ascii="Calibri" w:eastAsia="Times New Roman" w:hAnsi="Calibri" w:cs="Calibri"/>
+                <w:b/>
+                <w:bCs/>
+                <w:color w:val="000000"/>
+                <w:sz w:val="18"/>
+                <w:szCs w:val="18"/>
+                <w:lang w:eastAsia="es-MX"/>
+              </w:rPr>
+              <w:t xml:space="preserve">{{ </w:t>
+            </w:r>
+            <w:proofErr w:type="spellStart"/>
+            <w:r>
+              <w:rPr>
+                <w:rFonts w:ascii="Calibri" w:eastAsia="Times New Roman" w:hAnsi="Calibri" w:cs="Calibri"/>
+                <w:b/>
+                <w:bCs/>
+                <w:color w:val="000000"/>
+                <w:sz w:val="18"/>
+                <w:szCs w:val="18"/>
+                <w:lang w:eastAsia="es-MX"/>
+              </w:rPr>
+              <w:t>colonia_barrio</w:t>
+            </w:r>
+            <w:proofErr w:type="spellEnd"/>
+            <w:r>
+              <w:rPr>
+                <w:rFonts w:ascii="Calibri" w:eastAsia="Times New Roman" w:hAnsi="Calibri" w:cs="Calibri"/>
+                <w:b/>
+                <w:bCs/>
+                <w:color w:val="000000"/>
+                <w:sz w:val="18"/>
+                <w:szCs w:val="18"/>
+                <w:lang w:eastAsia="es-MX"/>
+              </w:rPr>
+              <w:t xml:space="preserve"> }}</w:t>
+            </w:r>
+            <w:r>
+              <w:rPr>
+                <w:rFonts w:ascii="Calibri" w:eastAsia="Times New Roman" w:hAnsi="Calibri" w:cs="Calibri"/>
+                <w:b/>
+                <w:bCs/>
+                <w:color w:val="000000"/>
+                <w:sz w:val="18"/>
+                <w:szCs w:val="18"/>
+                <w:lang w:eastAsia="es-MX"/>
+              </w:rPr>
+              <w:t xml:space="preserve"> C.P. </w:t>
+            </w:r>
+            <w:r>
+              <w:rPr>
+                <w:rFonts w:ascii="Calibri" w:eastAsia="Times New Roman" w:hAnsi="Calibri" w:cs="Calibri"/>
+                <w:b/>
+                <w:bCs/>
+                <w:color w:val="000000"/>
+                <w:sz w:val="18"/>
+                <w:szCs w:val="18"/>
+                <w:lang w:eastAsia="es-MX"/>
+              </w:rPr>
+              <w:t xml:space="preserve">{{ </w:t>
+            </w:r>
+            <w:proofErr w:type="spellStart"/>
+            <w:r>
+              <w:rPr>
+                <w:rFonts w:ascii="Calibri" w:eastAsia="Times New Roman" w:hAnsi="Calibri" w:cs="Calibri"/>
+                <w:b/>
+                <w:bCs/>
+                <w:color w:val="000000"/>
+                <w:sz w:val="18"/>
+                <w:szCs w:val="18"/>
+                <w:lang w:eastAsia="es-MX"/>
+              </w:rPr>
+              <w:t>codigo_postal</w:t>
+            </w:r>
+            <w:proofErr w:type="spellEnd"/>
+            <w:r>
+              <w:rPr>
+                <w:rFonts w:ascii="Calibri" w:eastAsia="Times New Roman" w:hAnsi="Calibri" w:cs="Calibri"/>
+                <w:b/>
+                <w:bCs/>
+                <w:color w:val="000000"/>
+                <w:sz w:val="18"/>
+                <w:szCs w:val="18"/>
+                <w:lang w:eastAsia="es-MX"/>
+              </w:rPr>
+              <w:t xml:space="preserve"> }}</w:t>
             </w:r>
             <w:r>
               <w:rPr>
@@ -1381,7 +1641,33 @@
                 <w:szCs w:val="18"/>
                 <w:lang w:eastAsia="es-MX"/>
               </w:rPr>
-              <w:t>{{ giro_comercial }}</w:t>
+              <w:t xml:space="preserve">{{ </w:t>
+            </w:r>
+            <w:proofErr w:type="spellStart"/>
+            <w:r>
+              <w:rPr>
+                <w:rFonts w:ascii="Calibri" w:eastAsia="Times New Roman" w:hAnsi="Calibri" w:cs="Calibri"/>
+                <w:b/>
+                <w:bCs/>
+                <w:color w:val="000000"/>
+                <w:sz w:val="18"/>
+                <w:szCs w:val="18"/>
+                <w:lang w:eastAsia="es-MX"/>
+              </w:rPr>
+              <w:t>giro_comercial</w:t>
+            </w:r>
+            <w:proofErr w:type="spellEnd"/>
+            <w:r>
+              <w:rPr>
+                <w:rFonts w:ascii="Calibri" w:eastAsia="Times New Roman" w:hAnsi="Calibri" w:cs="Calibri"/>
+                <w:b/>
+                <w:bCs/>
+                <w:color w:val="000000"/>
+                <w:sz w:val="18"/>
+                <w:szCs w:val="18"/>
+                <w:lang w:eastAsia="es-MX"/>
+              </w:rPr>
+              <w:t xml:space="preserve"> }}</w:t>
             </w:r>
           </w:p>
         </w:tc>
@@ -1453,7 +1739,29 @@
                 <w:szCs w:val="18"/>
                 <w:lang w:eastAsia="es-MX"/>
               </w:rPr>
-              <w:t>{{ nombre_comercial }}</w:t>
+              <w:t xml:space="preserve">{{ </w:t>
+            </w:r>
+            <w:proofErr w:type="spellStart"/>
+            <w:r>
+              <w:rPr>
+                <w:rFonts w:ascii="Calibri" w:eastAsia="Times New Roman" w:hAnsi="Calibri" w:cs="Calibri"/>
+                <w:color w:val="000000"/>
+                <w:sz w:val="18"/>
+                <w:szCs w:val="18"/>
+                <w:lang w:eastAsia="es-MX"/>
+              </w:rPr>
+              <w:t>nombre_comercial</w:t>
+            </w:r>
+            <w:proofErr w:type="spellEnd"/>
+            <w:r>
+              <w:rPr>
+                <w:rFonts w:ascii="Calibri" w:eastAsia="Times New Roman" w:hAnsi="Calibri" w:cs="Calibri"/>
+                <w:color w:val="000000"/>
+                <w:sz w:val="18"/>
+                <w:szCs w:val="18"/>
+                <w:lang w:eastAsia="es-MX"/>
+              </w:rPr>
+              <w:t xml:space="preserve"> }}</w:t>
             </w:r>
           </w:p>
         </w:tc>
@@ -2360,7 +2668,29 @@
                 <w:szCs w:val="18"/>
                 <w:lang w:eastAsia="es-MX"/>
               </w:rPr>
-              <w:t>{{ descrip_gi }}</w:t>
+              <w:t xml:space="preserve">{{ </w:t>
+            </w:r>
+            <w:proofErr w:type="spellStart"/>
+            <w:r>
+              <w:rPr>
+                <w:rFonts w:ascii="Calibri" w:eastAsia="Times New Roman" w:hAnsi="Calibri" w:cs="Calibri"/>
+                <w:color w:val="000000"/>
+                <w:sz w:val="18"/>
+                <w:szCs w:val="18"/>
+                <w:lang w:eastAsia="es-MX"/>
+              </w:rPr>
+              <w:t>descrip_gi</w:t>
+            </w:r>
+            <w:proofErr w:type="spellEnd"/>
+            <w:r>
+              <w:rPr>
+                <w:rFonts w:ascii="Calibri" w:eastAsia="Times New Roman" w:hAnsi="Calibri" w:cs="Calibri"/>
+                <w:color w:val="000000"/>
+                <w:sz w:val="18"/>
+                <w:szCs w:val="18"/>
+                <w:lang w:eastAsia="es-MX"/>
+              </w:rPr>
+              <w:t xml:space="preserve"> }}</w:t>
             </w:r>
           </w:p>
         </w:tc>
@@ -2399,7 +2729,29 @@
                 <w:szCs w:val="18"/>
                 <w:lang w:eastAsia="es-MX"/>
               </w:rPr>
-              <w:t>{{ gas_inflamable }}</w:t>
+              <w:t xml:space="preserve">{{ </w:t>
+            </w:r>
+            <w:proofErr w:type="spellStart"/>
+            <w:r>
+              <w:rPr>
+                <w:rFonts w:ascii="Calibri" w:eastAsia="Times New Roman" w:hAnsi="Calibri" w:cs="Calibri"/>
+                <w:color w:val="000000"/>
+                <w:sz w:val="18"/>
+                <w:szCs w:val="18"/>
+                <w:lang w:eastAsia="es-MX"/>
+              </w:rPr>
+              <w:t>gas_inflamable</w:t>
+            </w:r>
+            <w:proofErr w:type="spellEnd"/>
+            <w:r>
+              <w:rPr>
+                <w:rFonts w:ascii="Calibri" w:eastAsia="Times New Roman" w:hAnsi="Calibri" w:cs="Calibri"/>
+                <w:color w:val="000000"/>
+                <w:sz w:val="18"/>
+                <w:szCs w:val="18"/>
+                <w:lang w:eastAsia="es-MX"/>
+              </w:rPr>
+              <w:t xml:space="preserve"> }}</w:t>
             </w:r>
           </w:p>
         </w:tc>
@@ -2430,6 +2782,7 @@
                 <w:lang w:eastAsia="es-MX"/>
               </w:rPr>
             </w:pPr>
+            <w:proofErr w:type="spellStart"/>
             <w:r>
               <w:rPr>
                 <w:rFonts w:ascii="Calibri" w:eastAsia="Times New Roman" w:hAnsi="Calibri" w:cs="Calibri"/>
@@ -2440,6 +2793,7 @@
               </w:rPr>
               <w:t>Lt</w:t>
             </w:r>
+            <w:proofErr w:type="spellEnd"/>
           </w:p>
         </w:tc>
       </w:tr>
@@ -2726,7 +3080,29 @@
                 <w:szCs w:val="18"/>
                 <w:lang w:eastAsia="es-MX"/>
               </w:rPr>
-              <w:t>{{ descrp_li }}</w:t>
+              <w:t xml:space="preserve">{{ </w:t>
+            </w:r>
+            <w:proofErr w:type="spellStart"/>
+            <w:r>
+              <w:rPr>
+                <w:rFonts w:ascii="Calibri" w:eastAsia="Times New Roman" w:hAnsi="Calibri" w:cs="Calibri"/>
+                <w:color w:val="000000"/>
+                <w:sz w:val="18"/>
+                <w:szCs w:val="18"/>
+                <w:lang w:eastAsia="es-MX"/>
+              </w:rPr>
+              <w:t>descrp_li</w:t>
+            </w:r>
+            <w:proofErr w:type="spellEnd"/>
+            <w:r>
+              <w:rPr>
+                <w:rFonts w:ascii="Calibri" w:eastAsia="Times New Roman" w:hAnsi="Calibri" w:cs="Calibri"/>
+                <w:color w:val="000000"/>
+                <w:sz w:val="18"/>
+                <w:szCs w:val="18"/>
+                <w:lang w:eastAsia="es-MX"/>
+              </w:rPr>
+              <w:t xml:space="preserve"> }}</w:t>
             </w:r>
           </w:p>
         </w:tc>
@@ -2765,7 +3141,29 @@
                 <w:szCs w:val="18"/>
                 <w:lang w:eastAsia="es-MX"/>
               </w:rPr>
-              <w:t>{{ liquido_inflamable }}</w:t>
+              <w:t xml:space="preserve">{{ </w:t>
+            </w:r>
+            <w:proofErr w:type="spellStart"/>
+            <w:r>
+              <w:rPr>
+                <w:rFonts w:ascii="Calibri" w:eastAsia="Times New Roman" w:hAnsi="Calibri" w:cs="Calibri"/>
+                <w:color w:val="000000"/>
+                <w:sz w:val="18"/>
+                <w:szCs w:val="18"/>
+                <w:lang w:eastAsia="es-MX"/>
+              </w:rPr>
+              <w:t>liquido_inflamable</w:t>
+            </w:r>
+            <w:proofErr w:type="spellEnd"/>
+            <w:r>
+              <w:rPr>
+                <w:rFonts w:ascii="Calibri" w:eastAsia="Times New Roman" w:hAnsi="Calibri" w:cs="Calibri"/>
+                <w:color w:val="000000"/>
+                <w:sz w:val="18"/>
+                <w:szCs w:val="18"/>
+                <w:lang w:eastAsia="es-MX"/>
+              </w:rPr>
+              <w:t xml:space="preserve"> }}</w:t>
             </w:r>
           </w:p>
         </w:tc>
@@ -2796,6 +3194,7 @@
                 <w:lang w:eastAsia="es-MX"/>
               </w:rPr>
             </w:pPr>
+            <w:proofErr w:type="spellStart"/>
             <w:r>
               <w:rPr>
                 <w:rFonts w:ascii="Calibri" w:eastAsia="Times New Roman" w:hAnsi="Calibri" w:cs="Calibri"/>
@@ -2806,6 +3205,7 @@
               </w:rPr>
               <w:t>Lt</w:t>
             </w:r>
+            <w:proofErr w:type="spellEnd"/>
           </w:p>
         </w:tc>
       </w:tr>
@@ -3092,7 +3492,29 @@
                 <w:szCs w:val="18"/>
                 <w:lang w:eastAsia="es-MX"/>
               </w:rPr>
-              <w:t>{{ descrip_lc }}</w:t>
+              <w:t xml:space="preserve">{{ </w:t>
+            </w:r>
+            <w:proofErr w:type="spellStart"/>
+            <w:r>
+              <w:rPr>
+                <w:rFonts w:ascii="Calibri" w:eastAsia="Times New Roman" w:hAnsi="Calibri" w:cs="Calibri"/>
+                <w:color w:val="000000"/>
+                <w:sz w:val="18"/>
+                <w:szCs w:val="18"/>
+                <w:lang w:eastAsia="es-MX"/>
+              </w:rPr>
+              <w:t>descrip_lc</w:t>
+            </w:r>
+            <w:proofErr w:type="spellEnd"/>
+            <w:r>
+              <w:rPr>
+                <w:rFonts w:ascii="Calibri" w:eastAsia="Times New Roman" w:hAnsi="Calibri" w:cs="Calibri"/>
+                <w:color w:val="000000"/>
+                <w:sz w:val="18"/>
+                <w:szCs w:val="18"/>
+                <w:lang w:eastAsia="es-MX"/>
+              </w:rPr>
+              <w:t xml:space="preserve"> }}</w:t>
             </w:r>
           </w:p>
         </w:tc>
@@ -3130,7 +3552,29 @@
                 <w:szCs w:val="18"/>
                 <w:lang w:eastAsia="es-MX"/>
               </w:rPr>
-              <w:t>{{ liquido_combustible }}</w:t>
+              <w:t xml:space="preserve">{{ </w:t>
+            </w:r>
+            <w:proofErr w:type="spellStart"/>
+            <w:r>
+              <w:rPr>
+                <w:rFonts w:ascii="Calibri" w:eastAsia="Times New Roman" w:hAnsi="Calibri" w:cs="Calibri"/>
+                <w:color w:val="000000"/>
+                <w:sz w:val="18"/>
+                <w:szCs w:val="18"/>
+                <w:lang w:eastAsia="es-MX"/>
+              </w:rPr>
+              <w:t>liquido_combustible</w:t>
+            </w:r>
+            <w:proofErr w:type="spellEnd"/>
+            <w:r>
+              <w:rPr>
+                <w:rFonts w:ascii="Calibri" w:eastAsia="Times New Roman" w:hAnsi="Calibri" w:cs="Calibri"/>
+                <w:color w:val="000000"/>
+                <w:sz w:val="18"/>
+                <w:szCs w:val="18"/>
+                <w:lang w:eastAsia="es-MX"/>
+              </w:rPr>
+              <w:t xml:space="preserve"> }}</w:t>
             </w:r>
           </w:p>
         </w:tc>
@@ -3160,6 +3604,7 @@
                 <w:lang w:eastAsia="es-MX"/>
               </w:rPr>
             </w:pPr>
+            <w:proofErr w:type="spellStart"/>
             <w:r>
               <w:rPr>
                 <w:rFonts w:ascii="Calibri" w:eastAsia="Times New Roman" w:hAnsi="Calibri" w:cs="Calibri"/>
@@ -3170,6 +3615,7 @@
               </w:rPr>
               <w:t>Lt</w:t>
             </w:r>
+            <w:proofErr w:type="spellEnd"/>
           </w:p>
         </w:tc>
       </w:tr>
@@ -3466,7 +3912,29 @@
                 <w:szCs w:val="18"/>
                 <w:lang w:eastAsia="es-MX"/>
               </w:rPr>
-              <w:t>{{ descrip_sc }}</w:t>
+              <w:t xml:space="preserve">{{ </w:t>
+            </w:r>
+            <w:proofErr w:type="spellStart"/>
+            <w:r>
+              <w:rPr>
+                <w:rFonts w:ascii="Calibri" w:eastAsia="Times New Roman" w:hAnsi="Calibri" w:cs="Calibri"/>
+                <w:color w:val="000000"/>
+                <w:sz w:val="18"/>
+                <w:szCs w:val="18"/>
+                <w:lang w:eastAsia="es-MX"/>
+              </w:rPr>
+              <w:t>descrip_sc</w:t>
+            </w:r>
+            <w:proofErr w:type="spellEnd"/>
+            <w:r>
+              <w:rPr>
+                <w:rFonts w:ascii="Calibri" w:eastAsia="Times New Roman" w:hAnsi="Calibri" w:cs="Calibri"/>
+                <w:color w:val="000000"/>
+                <w:sz w:val="18"/>
+                <w:szCs w:val="18"/>
+                <w:lang w:eastAsia="es-MX"/>
+              </w:rPr>
+              <w:t xml:space="preserve"> }}</w:t>
             </w:r>
           </w:p>
         </w:tc>
@@ -3504,7 +3972,29 @@
                 <w:szCs w:val="18"/>
                 <w:lang w:eastAsia="es-MX"/>
               </w:rPr>
-              <w:t>{{ solido_combusible }}</w:t>
+              <w:t xml:space="preserve">{{ </w:t>
+            </w:r>
+            <w:proofErr w:type="spellStart"/>
+            <w:r>
+              <w:rPr>
+                <w:rFonts w:ascii="Calibri" w:eastAsia="Times New Roman" w:hAnsi="Calibri" w:cs="Calibri"/>
+                <w:color w:val="000000"/>
+                <w:sz w:val="18"/>
+                <w:szCs w:val="18"/>
+                <w:lang w:eastAsia="es-MX"/>
+              </w:rPr>
+              <w:t>solido_combusible</w:t>
+            </w:r>
+            <w:proofErr w:type="spellEnd"/>
+            <w:r>
+              <w:rPr>
+                <w:rFonts w:ascii="Calibri" w:eastAsia="Times New Roman" w:hAnsi="Calibri" w:cs="Calibri"/>
+                <w:color w:val="000000"/>
+                <w:sz w:val="18"/>
+                <w:szCs w:val="18"/>
+                <w:lang w:eastAsia="es-MX"/>
+              </w:rPr>
+              <w:t xml:space="preserve"> }}</w:t>
             </w:r>
           </w:p>
         </w:tc>
@@ -4264,7 +4754,23 @@
                 <w:sz w:val="18"/>
                 <w:szCs w:val="18"/>
               </w:rPr>
-              <w:t>{{ valor_gi }}</w:t>
+              <w:t xml:space="preserve">{{ </w:t>
+            </w:r>
+            <w:proofErr w:type="spellStart"/>
+            <w:r>
+              <w:rPr>
+                <w:sz w:val="18"/>
+                <w:szCs w:val="18"/>
+              </w:rPr>
+              <w:t>valor_gi</w:t>
+            </w:r>
+            <w:proofErr w:type="spellEnd"/>
+            <w:r>
+              <w:rPr>
+                <w:sz w:val="18"/>
+                <w:szCs w:val="18"/>
+              </w:rPr>
+              <w:t xml:space="preserve"> }}</w:t>
             </w:r>
           </w:p>
         </w:tc>
@@ -4411,7 +4917,23 @@
                 <w:sz w:val="18"/>
                 <w:szCs w:val="18"/>
               </w:rPr>
-              <w:t>{{ valor_li }}</w:t>
+              <w:t xml:space="preserve">{{ </w:t>
+            </w:r>
+            <w:proofErr w:type="spellStart"/>
+            <w:r>
+              <w:rPr>
+                <w:sz w:val="18"/>
+                <w:szCs w:val="18"/>
+              </w:rPr>
+              <w:t>valor_li</w:t>
+            </w:r>
+            <w:proofErr w:type="spellEnd"/>
+            <w:r>
+              <w:rPr>
+                <w:sz w:val="18"/>
+                <w:szCs w:val="18"/>
+              </w:rPr>
+              <w:t xml:space="preserve"> }}</w:t>
             </w:r>
           </w:p>
         </w:tc>
@@ -4561,7 +5083,29 @@
                 <w:szCs w:val="18"/>
                 <w:lang w:eastAsia="es-MX"/>
               </w:rPr>
-              <w:t>{{ valor_lc }}</w:t>
+              <w:t xml:space="preserve">{{ </w:t>
+            </w:r>
+            <w:proofErr w:type="spellStart"/>
+            <w:r>
+              <w:rPr>
+                <w:rFonts w:ascii="Calibri" w:eastAsia="Times New Roman" w:hAnsi="Calibri" w:cs="Calibri"/>
+                <w:color w:val="000000"/>
+                <w:sz w:val="18"/>
+                <w:szCs w:val="18"/>
+                <w:lang w:eastAsia="es-MX"/>
+              </w:rPr>
+              <w:t>valor_lc</w:t>
+            </w:r>
+            <w:proofErr w:type="spellEnd"/>
+            <w:r>
+              <w:rPr>
+                <w:rFonts w:ascii="Calibri" w:eastAsia="Times New Roman" w:hAnsi="Calibri" w:cs="Calibri"/>
+                <w:color w:val="000000"/>
+                <w:sz w:val="18"/>
+                <w:szCs w:val="18"/>
+                <w:lang w:eastAsia="es-MX"/>
+              </w:rPr>
+              <w:t xml:space="preserve"> }}</w:t>
             </w:r>
           </w:p>
         </w:tc>
@@ -4708,7 +5252,23 @@
                 <w:sz w:val="18"/>
                 <w:szCs w:val="18"/>
               </w:rPr>
-              <w:t>{{ valor_sc }}</w:t>
+              <w:t xml:space="preserve">{{ </w:t>
+            </w:r>
+            <w:proofErr w:type="spellStart"/>
+            <w:r>
+              <w:rPr>
+                <w:sz w:val="18"/>
+                <w:szCs w:val="18"/>
+              </w:rPr>
+              <w:t>valor_sc</w:t>
+            </w:r>
+            <w:proofErr w:type="spellEnd"/>
+            <w:r>
+              <w:rPr>
+                <w:sz w:val="18"/>
+                <w:szCs w:val="18"/>
+              </w:rPr>
+              <w:t xml:space="preserve"> }}</w:t>
             </w:r>
           </w:p>
         </w:tc>
@@ -5005,7 +5565,25 @@
                 <w:color w:val="000000"/>
                 <w:lang w:eastAsia="es-MX"/>
               </w:rPr>
-              <w:t>{{ dia }}</w:t>
+              <w:t xml:space="preserve">{{ </w:t>
+            </w:r>
+            <w:proofErr w:type="spellStart"/>
+            <w:r>
+              <w:rPr>
+                <w:rFonts w:ascii="Calibri" w:eastAsia="Times New Roman" w:hAnsi="Calibri" w:cs="Calibri"/>
+                <w:color w:val="000000"/>
+                <w:lang w:eastAsia="es-MX"/>
+              </w:rPr>
+              <w:t>dia</w:t>
+            </w:r>
+            <w:proofErr w:type="spellEnd"/>
+            <w:r>
+              <w:rPr>
+                <w:rFonts w:ascii="Calibri" w:eastAsia="Times New Roman" w:hAnsi="Calibri" w:cs="Calibri"/>
+                <w:color w:val="000000"/>
+                <w:lang w:eastAsia="es-MX"/>
+              </w:rPr>
+              <w:t xml:space="preserve"> }}</w:t>
             </w:r>
             <w:r>
               <w:rPr>
@@ -5037,7 +5615,25 @@
                 <w:color w:val="000000"/>
                 <w:lang w:eastAsia="es-MX"/>
               </w:rPr>
-              <w:t>{{ anio }}</w:t>
+              <w:t xml:space="preserve">{{ </w:t>
+            </w:r>
+            <w:proofErr w:type="spellStart"/>
+            <w:r>
+              <w:rPr>
+                <w:rFonts w:ascii="Calibri" w:eastAsia="Times New Roman" w:hAnsi="Calibri" w:cs="Calibri"/>
+                <w:color w:val="000000"/>
+                <w:lang w:eastAsia="es-MX"/>
+              </w:rPr>
+              <w:t>anio</w:t>
+            </w:r>
+            <w:proofErr w:type="spellEnd"/>
+            <w:r>
+              <w:rPr>
+                <w:rFonts w:ascii="Calibri" w:eastAsia="Times New Roman" w:hAnsi="Calibri" w:cs="Calibri"/>
+                <w:color w:val="000000"/>
+                <w:lang w:eastAsia="es-MX"/>
+              </w:rPr>
+              <w:t xml:space="preserve"> }}</w:t>
             </w:r>
           </w:p>
         </w:tc>
@@ -5068,6 +5664,7 @@
                 <w:lang w:eastAsia="es-MX"/>
               </w:rPr>
             </w:pPr>
+            <w:proofErr w:type="spellStart"/>
             <w:r>
               <w:rPr>
                 <w:rFonts w:ascii="Calibri" w:eastAsia="Times New Roman" w:hAnsi="Calibri" w:cs="Calibri"/>
@@ -5076,7 +5673,18 @@
                 <w:szCs w:val="18"/>
                 <w:lang w:eastAsia="es-MX"/>
               </w:rPr>
-              <w:t>Sup. Construida (m2):</w:t>
+              <w:t>Sup</w:t>
+            </w:r>
+            <w:proofErr w:type="spellEnd"/>
+            <w:r>
+              <w:rPr>
+                <w:rFonts w:ascii="Calibri" w:eastAsia="Times New Roman" w:hAnsi="Calibri" w:cs="Calibri"/>
+                <w:color w:val="000000"/>
+                <w:sz w:val="18"/>
+                <w:szCs w:val="18"/>
+                <w:lang w:eastAsia="es-MX"/>
+              </w:rPr>
+              <w:t>. Construida (m2):</w:t>
             </w:r>
           </w:p>
         </w:tc>
@@ -5265,7 +5873,33 @@
                 <w:szCs w:val="18"/>
                 <w:lang w:eastAsia="es-MX"/>
               </w:rPr>
-              <w:t>{{ tipo_riesgo }}</w:t>
+              <w:t xml:space="preserve">{{ </w:t>
+            </w:r>
+            <w:proofErr w:type="spellStart"/>
+            <w:r>
+              <w:rPr>
+                <w:rFonts w:ascii="Calibri" w:eastAsia="Times New Roman" w:hAnsi="Calibri" w:cs="Calibri"/>
+                <w:b/>
+                <w:bCs/>
+                <w:color w:val="FF0000"/>
+                <w:sz w:val="18"/>
+                <w:szCs w:val="18"/>
+                <w:lang w:eastAsia="es-MX"/>
+              </w:rPr>
+              <w:t>tipo_riesgo</w:t>
+            </w:r>
+            <w:proofErr w:type="spellEnd"/>
+            <w:r>
+              <w:rPr>
+                <w:rFonts w:ascii="Calibri" w:eastAsia="Times New Roman" w:hAnsi="Calibri" w:cs="Calibri"/>
+                <w:b/>
+                <w:bCs/>
+                <w:color w:val="FF0000"/>
+                <w:sz w:val="18"/>
+                <w:szCs w:val="18"/>
+                <w:lang w:eastAsia="es-MX"/>
+              </w:rPr>
+              <w:t xml:space="preserve"> }}</w:t>
             </w:r>
           </w:p>
         </w:tc>
@@ -12326,14 +12960,7 @@
                               <w:sz w:val="18"/>
                               <w:szCs w:val="18"/>
                             </w:rPr>
-                            <w:t xml:space="preserve">CORREO: </w:t>
-                          </w:r>
-                          <w:r>
-                            <w:rPr>
-                              <w:sz w:val="18"/>
-                              <w:szCs w:val="18"/>
-                            </w:rPr>
-                            <w:t>halcon_noe@yahoo.com.mx</w:t>
+                            <w:t>CORREO: halcon_noe@yahoo.com.mx</w:t>
                           </w:r>
                         </w:p>
                       </w:txbxContent>
@@ -12758,7 +13385,23 @@
         <w:rFonts w:cstheme="minorHAnsi"/>
         <w:b/>
       </w:rPr>
-      <w:t>**Anio_actual**</w:t>
+      <w:t>**</w:t>
+    </w:r>
+    <w:proofErr w:type="spellStart"/>
+    <w:r>
+      <w:rPr>
+        <w:rFonts w:cstheme="minorHAnsi"/>
+        <w:b/>
+      </w:rPr>
+      <w:t>Anio_actual</w:t>
+    </w:r>
+    <w:proofErr w:type="spellEnd"/>
+    <w:r>
+      <w:rPr>
+        <w:rFonts w:cstheme="minorHAnsi"/>
+        <w:b/>
+      </w:rPr>
+      <w:t>**</w:t>
     </w:r>
   </w:p>
   <w:p>
@@ -12780,7 +13423,23 @@
         <w:rFonts w:cstheme="minorHAnsi"/>
         <w:b/>
       </w:rPr>
-      <w:t>**Razon_social**</w:t>
+      <w:t>**</w:t>
+    </w:r>
+    <w:proofErr w:type="spellStart"/>
+    <w:r>
+      <w:rPr>
+        <w:rFonts w:cstheme="minorHAnsi"/>
+        <w:b/>
+      </w:rPr>
+      <w:t>Razon_social</w:t>
+    </w:r>
+    <w:proofErr w:type="spellEnd"/>
+    <w:r>
+      <w:rPr>
+        <w:rFonts w:cstheme="minorHAnsi"/>
+        <w:b/>
+      </w:rPr>
+      <w:t>**</w:t>
     </w:r>
   </w:p>
   <w:p>
@@ -12797,7 +13456,21 @@
       <w:rPr>
         <w:b/>
       </w:rPr>
-      <w:t>**Nombre_comercial**</w:t>
+      <w:t>**</w:t>
+    </w:r>
+    <w:proofErr w:type="spellStart"/>
+    <w:r>
+      <w:rPr>
+        <w:b/>
+      </w:rPr>
+      <w:t>Nombre_comercial</w:t>
+    </w:r>
+    <w:proofErr w:type="spellEnd"/>
+    <w:r>
+      <w:rPr>
+        <w:b/>
+      </w:rPr>
+      <w:t>**</w:t>
     </w:r>
   </w:p>
 </w:hdr>

--- a/Inputs/Templates/GRI General.docx
+++ b/Inputs/Templates/GRI General.docx
@@ -1,6 +1,6 @@
 
 <file path=word/document.xml><?xml version="1.0" encoding="utf-8"?>
-<w:document xmlns:wpc="http://schemas.microsoft.com/office/word/2010/wordprocessingCanvas" xmlns:cx="http://schemas.microsoft.com/office/drawing/2014/chartex" xmlns:cx1="http://schemas.microsoft.com/office/drawing/2015/9/8/chartex" xmlns:cx2="http://schemas.microsoft.com/office/drawing/2015/10/21/chartex" xmlns:cx3="http://schemas.microsoft.com/office/drawing/2016/5/9/chartex" xmlns:cx4="http://schemas.microsoft.com/office/drawing/2016/5/10/chartex" xmlns:cx5="http://schemas.microsoft.com/office/drawing/2016/5/11/chartex" xmlns:cx6="http://schemas.microsoft.com/office/drawing/2016/5/12/chartex" xmlns:cx7="http://schemas.microsoft.com/office/drawing/2016/5/13/chartex" xmlns:cx8="http://schemas.microsoft.com/office/drawing/2016/5/14/chartex" xmlns:mc="http://schemas.openxmlformats.org/markup-compatibility/2006" xmlns:aink="http://schemas.microsoft.com/office/drawing/2016/ink" xmlns:am3d="http://schemas.microsoft.com/office/drawing/2017/model3d" xmlns:o="urn:schemas-microsoft-com:office:office" xmlns:oel="http://schemas.microsoft.com/office/2019/extlst" xmlns:r="http://schemas.openxmlformats.org/officeDocument/2006/relationships" xmlns:m="http://schemas.openxmlformats.org/officeDocument/2006/math" xmlns:v="urn:schemas-microsoft-com:vml" xmlns:wp14="http://schemas.microsoft.com/office/word/2010/wordprocessingDrawing" xmlns:wp="http://schemas.openxmlformats.org/drawingml/2006/wordprocessingDrawing" xmlns:w10="urn:schemas-microsoft-com:office:word" xmlns:w="http://schemas.openxmlformats.org/wordprocessingml/2006/main" xmlns:w14="http://schemas.microsoft.com/office/word/2010/wordml" xmlns:w15="http://schemas.microsoft.com/office/word/2012/wordml" xmlns:w16cex="http://schemas.microsoft.com/office/word/2018/wordml/cex" xmlns:w16cid="http://schemas.microsoft.com/office/word/2016/wordml/cid" xmlns:w16="http://schemas.microsoft.com/office/word/2018/wordml" xmlns:w16du="http://schemas.microsoft.com/office/word/2023/wordml/word16du" xmlns:w16sdtdh="http://schemas.microsoft.com/office/word/2020/wordml/sdtdatahash" xmlns:w16se="http://schemas.microsoft.com/office/word/2015/wordml/symex" xmlns:wpg="http://schemas.microsoft.com/office/word/2010/wordprocessingGroup" xmlns:wpi="http://schemas.microsoft.com/office/word/2010/wordprocessingInk" xmlns:wne="http://schemas.microsoft.com/office/word/2006/wordml" xmlns:wps="http://schemas.microsoft.com/office/word/2010/wordprocessingShape" mc:Ignorable="w14 w15 w16se w16cid w16 w16cex w16sdtdh w16du wp14">
+<w:document xmlns:wpc="http://schemas.microsoft.com/office/word/2010/wordprocessingCanvas" xmlns:cx="http://schemas.microsoft.com/office/drawing/2014/chartex" xmlns:cx1="http://schemas.microsoft.com/office/drawing/2015/9/8/chartex" xmlns:cx2="http://schemas.microsoft.com/office/drawing/2015/10/21/chartex" xmlns:cx3="http://schemas.microsoft.com/office/drawing/2016/5/9/chartex" xmlns:cx4="http://schemas.microsoft.com/office/drawing/2016/5/10/chartex" xmlns:cx5="http://schemas.microsoft.com/office/drawing/2016/5/11/chartex" xmlns:cx6="http://schemas.microsoft.com/office/drawing/2016/5/12/chartex" xmlns:cx7="http://schemas.microsoft.com/office/drawing/2016/5/13/chartex" xmlns:cx8="http://schemas.microsoft.com/office/drawing/2016/5/14/chartex" xmlns:mc="http://schemas.openxmlformats.org/markup-compatibility/2006" xmlns:aink="http://schemas.microsoft.com/office/drawing/2016/ink" xmlns:am3d="http://schemas.microsoft.com/office/drawing/2017/model3d" xmlns:o="urn:schemas-microsoft-com:office:office" xmlns:oel="http://schemas.microsoft.com/office/2019/extlst" xmlns:r="http://schemas.openxmlformats.org/officeDocument/2006/relationships" xmlns:m="http://schemas.openxmlformats.org/officeDocument/2006/math" xmlns:v="urn:schemas-microsoft-com:vml" xmlns:wp14="http://schemas.microsoft.com/office/word/2010/wordprocessingDrawing" xmlns:wp="http://schemas.openxmlformats.org/drawingml/2006/wordprocessingDrawing" xmlns:w10="urn:schemas-microsoft-com:office:word" xmlns:w="http://schemas.openxmlformats.org/wordprocessingml/2006/main" xmlns:w14="http://schemas.microsoft.com/office/word/2010/wordml" xmlns:w15="http://schemas.microsoft.com/office/word/2012/wordml" xmlns:w16cex="http://schemas.microsoft.com/office/word/2018/wordml/cex" xmlns:w16cid="http://schemas.microsoft.com/office/word/2016/wordml/cid" xmlns:w16="http://schemas.microsoft.com/office/word/2018/wordml" xmlns:w16du="http://schemas.microsoft.com/office/word/2023/wordml/word16du" xmlns:w16sdtdh="http://schemas.microsoft.com/office/word/2020/wordml/sdtdatahash" xmlns:w16sdtfl="http://schemas.microsoft.com/office/word/2024/wordml/sdtformatlock" xmlns:w16se="http://schemas.microsoft.com/office/word/2015/wordml/symex" xmlns:wpg="http://schemas.microsoft.com/office/word/2010/wordprocessingGroup" xmlns:wpi="http://schemas.microsoft.com/office/word/2010/wordprocessingInk" xmlns:wne="http://schemas.microsoft.com/office/word/2006/wordml" xmlns:wps="http://schemas.microsoft.com/office/word/2010/wordprocessingShape" mc:Ignorable="w14 w15 w16se w16cid w16 w16cex w16sdtdh w16sdtfl w16du wp14">
   <w:body>
     <w:p>
       <w:pPr>
@@ -85,31 +85,7 @@
           <w:szCs w:val="24"/>
           <w:lang w:val="es-ES" w:eastAsia="es-ES"/>
         </w:rPr>
-        <w:t xml:space="preserve">{{ </w:t>
-      </w:r>
-      <w:proofErr w:type="spellStart"/>
-      <w:r>
-        <w:rPr>
-          <w:rFonts w:eastAsia="Times New Roman" w:cstheme="minorHAnsi"/>
-          <w:b/>
-          <w:bCs/>
-          <w:sz w:val="24"/>
-          <w:szCs w:val="24"/>
-          <w:lang w:val="es-ES" w:eastAsia="es-ES"/>
-        </w:rPr>
-        <w:t>razon_social</w:t>
-      </w:r>
-      <w:proofErr w:type="spellEnd"/>
-      <w:r>
-        <w:rPr>
-          <w:rFonts w:eastAsia="Times New Roman" w:cstheme="minorHAnsi"/>
-          <w:b/>
-          <w:bCs/>
-          <w:sz w:val="24"/>
-          <w:szCs w:val="24"/>
-          <w:lang w:val="es-ES" w:eastAsia="es-ES"/>
-        </w:rPr>
-        <w:t xml:space="preserve"> }}</w:t>
+        <w:t>{{ razon_social }}</w:t>
       </w:r>
     </w:p>
     <w:p>
@@ -182,25 +158,7 @@
           <w:sz w:val="24"/>
           <w:szCs w:val="24"/>
         </w:rPr>
-        <w:t xml:space="preserve">{{ </w:t>
-      </w:r>
-      <w:proofErr w:type="spellStart"/>
-      <w:r>
-        <w:rPr>
-          <w:b/>
-          <w:sz w:val="24"/>
-          <w:szCs w:val="24"/>
-        </w:rPr>
-        <w:t>no_exterior</w:t>
-      </w:r>
-      <w:proofErr w:type="spellEnd"/>
-      <w:r>
-        <w:rPr>
-          <w:b/>
-          <w:sz w:val="24"/>
-          <w:szCs w:val="24"/>
-        </w:rPr>
-        <w:t xml:space="preserve"> }}</w:t>
+        <w:t>{{ no_exterior }}</w:t>
       </w:r>
       <w:r>
         <w:rPr>
@@ -208,7 +166,7 @@
           <w:sz w:val="24"/>
           <w:szCs w:val="24"/>
         </w:rPr>
-        <w:t xml:space="preserve"> </w:t>
+        <w:t xml:space="preserve"> Col. </w:t>
       </w:r>
       <w:r>
         <w:rPr>
@@ -216,67 +174,7 @@
           <w:sz w:val="24"/>
           <w:szCs w:val="24"/>
         </w:rPr>
-        <w:t xml:space="preserve">{{ </w:t>
-      </w:r>
-      <w:proofErr w:type="spellStart"/>
-      <w:r>
-        <w:rPr>
-          <w:b/>
-          <w:sz w:val="24"/>
-          <w:szCs w:val="24"/>
-        </w:rPr>
-        <w:t>no_interior</w:t>
-      </w:r>
-      <w:proofErr w:type="spellEnd"/>
-      <w:r>
-        <w:rPr>
-          <w:b/>
-          <w:sz w:val="24"/>
-          <w:szCs w:val="24"/>
-        </w:rPr>
-        <w:t xml:space="preserve"> }}</w:t>
-      </w:r>
-      <w:r>
-        <w:rPr>
-          <w:b/>
-          <w:sz w:val="24"/>
-          <w:szCs w:val="24"/>
-        </w:rPr>
-        <w:t xml:space="preserve"> </w:t>
-      </w:r>
-      <w:r>
-        <w:rPr>
-          <w:b/>
-          <w:sz w:val="24"/>
-          <w:szCs w:val="24"/>
-        </w:rPr>
-        <w:t xml:space="preserve">Col. </w:t>
-      </w:r>
-      <w:r>
-        <w:rPr>
-          <w:b/>
-          <w:sz w:val="24"/>
-          <w:szCs w:val="24"/>
-        </w:rPr>
-        <w:t xml:space="preserve">{{ </w:t>
-      </w:r>
-      <w:proofErr w:type="spellStart"/>
-      <w:r>
-        <w:rPr>
-          <w:b/>
-          <w:sz w:val="24"/>
-          <w:szCs w:val="24"/>
-        </w:rPr>
-        <w:t>colonia_barrio</w:t>
-      </w:r>
-      <w:proofErr w:type="spellEnd"/>
-      <w:r>
-        <w:rPr>
-          <w:b/>
-          <w:sz w:val="24"/>
-          <w:szCs w:val="24"/>
-        </w:rPr>
-        <w:t xml:space="preserve"> }}</w:t>
+        <w:t>{{ colonia_barrio }}</w:t>
       </w:r>
       <w:r>
         <w:rPr>
@@ -292,25 +190,7 @@
           <w:sz w:val="24"/>
           <w:szCs w:val="24"/>
         </w:rPr>
-        <w:t xml:space="preserve">{{ </w:t>
-      </w:r>
-      <w:proofErr w:type="spellStart"/>
-      <w:r>
-        <w:rPr>
-          <w:b/>
-          <w:sz w:val="24"/>
-          <w:szCs w:val="24"/>
-        </w:rPr>
-        <w:t>codigo_postal</w:t>
-      </w:r>
-      <w:proofErr w:type="spellEnd"/>
-      <w:r>
-        <w:rPr>
-          <w:b/>
-          <w:sz w:val="24"/>
-          <w:szCs w:val="24"/>
-        </w:rPr>
-        <w:t xml:space="preserve"> }}</w:t>
+        <w:t>{{ codigo_postal }}</w:t>
       </w:r>
       <w:r>
         <w:rPr>
@@ -431,25 +311,7 @@
           <w:sz w:val="24"/>
           <w:szCs w:val="24"/>
         </w:rPr>
-        <w:t xml:space="preserve">{{ </w:t>
-      </w:r>
-      <w:proofErr w:type="spellStart"/>
-      <w:r>
-        <w:rPr>
-          <w:b/>
-          <w:sz w:val="24"/>
-          <w:szCs w:val="24"/>
-        </w:rPr>
-        <w:t>descripcion_actividades</w:t>
-      </w:r>
-      <w:proofErr w:type="spellEnd"/>
-      <w:r>
-        <w:rPr>
-          <w:b/>
-          <w:sz w:val="24"/>
-          <w:szCs w:val="24"/>
-        </w:rPr>
-        <w:t xml:space="preserve"> }}</w:t>
+        <w:t>{{ descripcion_actividades }}</w:t>
       </w:r>
     </w:p>
     <w:p>
@@ -1071,33 +933,7 @@
                 <w:szCs w:val="18"/>
                 <w:lang w:eastAsia="es-MX"/>
               </w:rPr>
-              <w:t xml:space="preserve">{{ </w:t>
-            </w:r>
-            <w:proofErr w:type="spellStart"/>
-            <w:r>
-              <w:rPr>
-                <w:rFonts w:ascii="Calibri" w:eastAsia="Times New Roman" w:hAnsi="Calibri" w:cs="Calibri"/>
-                <w:b/>
-                <w:bCs/>
-                <w:color w:val="000000"/>
-                <w:sz w:val="18"/>
-                <w:szCs w:val="18"/>
-                <w:lang w:eastAsia="es-MX"/>
-              </w:rPr>
-              <w:t>razon_social</w:t>
-            </w:r>
-            <w:proofErr w:type="spellEnd"/>
-            <w:r>
-              <w:rPr>
-                <w:rFonts w:ascii="Calibri" w:eastAsia="Times New Roman" w:hAnsi="Calibri" w:cs="Calibri"/>
-                <w:b/>
-                <w:bCs/>
-                <w:color w:val="000000"/>
-                <w:sz w:val="18"/>
-                <w:szCs w:val="18"/>
-                <w:lang w:eastAsia="es-MX"/>
-              </w:rPr>
-              <w:t xml:space="preserve"> }}</w:t>
+              <w:t>{{ razon_social }}</w:t>
             </w:r>
           </w:p>
         </w:tc>
@@ -1269,9 +1105,8 @@
                 <w:szCs w:val="18"/>
                 <w:lang w:eastAsia="es-MX"/>
               </w:rPr>
-              <w:t xml:space="preserve">{{ </w:t>
-            </w:r>
-            <w:proofErr w:type="spellStart"/>
+              <w:t>{{ no_exterior }}</w:t>
+            </w:r>
             <w:r>
               <w:rPr>
                 <w:rFonts w:ascii="Calibri" w:eastAsia="Times New Roman" w:hAnsi="Calibri" w:cs="Calibri"/>
@@ -1282,9 +1117,8 @@
                 <w:szCs w:val="18"/>
                 <w:lang w:eastAsia="es-MX"/>
               </w:rPr>
-              <w:t>no_exterior</w:t>
-            </w:r>
-            <w:proofErr w:type="spellEnd"/>
+              <w:t xml:space="preserve"> </w:t>
+            </w:r>
             <w:r>
               <w:rPr>
                 <w:rFonts w:ascii="Calibri" w:eastAsia="Times New Roman" w:hAnsi="Calibri" w:cs="Calibri"/>
@@ -1295,7 +1129,7 @@
                 <w:szCs w:val="18"/>
                 <w:lang w:eastAsia="es-MX"/>
               </w:rPr>
-              <w:t xml:space="preserve"> }}</w:t>
+              <w:t>{{ no_interior }}</w:t>
             </w:r>
             <w:r>
               <w:rPr>
@@ -1307,7 +1141,7 @@
                 <w:szCs w:val="18"/>
                 <w:lang w:eastAsia="es-MX"/>
               </w:rPr>
-              <w:t xml:space="preserve"> </w:t>
+              <w:t xml:space="preserve"> Col. </w:t>
             </w:r>
             <w:r>
               <w:rPr>
@@ -1319,9 +1153,8 @@
                 <w:szCs w:val="18"/>
                 <w:lang w:eastAsia="es-MX"/>
               </w:rPr>
-              <w:t xml:space="preserve">{{ </w:t>
-            </w:r>
-            <w:proofErr w:type="spellStart"/>
+              <w:t>{{ colonia_barrio }}</w:t>
+            </w:r>
             <w:r>
               <w:rPr>
                 <w:rFonts w:ascii="Calibri" w:eastAsia="Times New Roman" w:hAnsi="Calibri" w:cs="Calibri"/>
@@ -1332,9 +1165,8 @@
                 <w:szCs w:val="18"/>
                 <w:lang w:eastAsia="es-MX"/>
               </w:rPr>
-              <w:t>no_interior</w:t>
-            </w:r>
-            <w:proofErr w:type="spellEnd"/>
+              <w:t xml:space="preserve"> C.P. </w:t>
+            </w:r>
             <w:r>
               <w:rPr>
                 <w:rFonts w:ascii="Calibri" w:eastAsia="Times New Roman" w:hAnsi="Calibri" w:cs="Calibri"/>
@@ -1345,107 +1177,7 @@
                 <w:szCs w:val="18"/>
                 <w:lang w:eastAsia="es-MX"/>
               </w:rPr>
-              <w:t xml:space="preserve"> }}</w:t>
-            </w:r>
-            <w:r>
-              <w:rPr>
-                <w:rFonts w:ascii="Calibri" w:eastAsia="Times New Roman" w:hAnsi="Calibri" w:cs="Calibri"/>
-                <w:b/>
-                <w:bCs/>
-                <w:color w:val="000000"/>
-                <w:sz w:val="18"/>
-                <w:szCs w:val="18"/>
-                <w:lang w:eastAsia="es-MX"/>
-              </w:rPr>
-              <w:t xml:space="preserve"> Col. </w:t>
-            </w:r>
-            <w:r>
-              <w:rPr>
-                <w:rFonts w:ascii="Calibri" w:eastAsia="Times New Roman" w:hAnsi="Calibri" w:cs="Calibri"/>
-                <w:b/>
-                <w:bCs/>
-                <w:color w:val="000000"/>
-                <w:sz w:val="18"/>
-                <w:szCs w:val="18"/>
-                <w:lang w:eastAsia="es-MX"/>
-              </w:rPr>
-              <w:t xml:space="preserve">{{ </w:t>
-            </w:r>
-            <w:proofErr w:type="spellStart"/>
-            <w:r>
-              <w:rPr>
-                <w:rFonts w:ascii="Calibri" w:eastAsia="Times New Roman" w:hAnsi="Calibri" w:cs="Calibri"/>
-                <w:b/>
-                <w:bCs/>
-                <w:color w:val="000000"/>
-                <w:sz w:val="18"/>
-                <w:szCs w:val="18"/>
-                <w:lang w:eastAsia="es-MX"/>
-              </w:rPr>
-              <w:t>colonia_barrio</w:t>
-            </w:r>
-            <w:proofErr w:type="spellEnd"/>
-            <w:r>
-              <w:rPr>
-                <w:rFonts w:ascii="Calibri" w:eastAsia="Times New Roman" w:hAnsi="Calibri" w:cs="Calibri"/>
-                <w:b/>
-                <w:bCs/>
-                <w:color w:val="000000"/>
-                <w:sz w:val="18"/>
-                <w:szCs w:val="18"/>
-                <w:lang w:eastAsia="es-MX"/>
-              </w:rPr>
-              <w:t xml:space="preserve"> }}</w:t>
-            </w:r>
-            <w:r>
-              <w:rPr>
-                <w:rFonts w:ascii="Calibri" w:eastAsia="Times New Roman" w:hAnsi="Calibri" w:cs="Calibri"/>
-                <w:b/>
-                <w:bCs/>
-                <w:color w:val="000000"/>
-                <w:sz w:val="18"/>
-                <w:szCs w:val="18"/>
-                <w:lang w:eastAsia="es-MX"/>
-              </w:rPr>
-              <w:t xml:space="preserve"> C.P. </w:t>
-            </w:r>
-            <w:r>
-              <w:rPr>
-                <w:rFonts w:ascii="Calibri" w:eastAsia="Times New Roman" w:hAnsi="Calibri" w:cs="Calibri"/>
-                <w:b/>
-                <w:bCs/>
-                <w:color w:val="000000"/>
-                <w:sz w:val="18"/>
-                <w:szCs w:val="18"/>
-                <w:lang w:eastAsia="es-MX"/>
-              </w:rPr>
-              <w:t xml:space="preserve">{{ </w:t>
-            </w:r>
-            <w:proofErr w:type="spellStart"/>
-            <w:r>
-              <w:rPr>
-                <w:rFonts w:ascii="Calibri" w:eastAsia="Times New Roman" w:hAnsi="Calibri" w:cs="Calibri"/>
-                <w:b/>
-                <w:bCs/>
-                <w:color w:val="000000"/>
-                <w:sz w:val="18"/>
-                <w:szCs w:val="18"/>
-                <w:lang w:eastAsia="es-MX"/>
-              </w:rPr>
-              <w:t>codigo_postal</w:t>
-            </w:r>
-            <w:proofErr w:type="spellEnd"/>
-            <w:r>
-              <w:rPr>
-                <w:rFonts w:ascii="Calibri" w:eastAsia="Times New Roman" w:hAnsi="Calibri" w:cs="Calibri"/>
-                <w:b/>
-                <w:bCs/>
-                <w:color w:val="000000"/>
-                <w:sz w:val="18"/>
-                <w:szCs w:val="18"/>
-                <w:lang w:eastAsia="es-MX"/>
-              </w:rPr>
-              <w:t xml:space="preserve"> }}</w:t>
+              <w:t>{{ codigo_postal }}</w:t>
             </w:r>
             <w:r>
               <w:rPr>
@@ -1641,33 +1373,7 @@
                 <w:szCs w:val="18"/>
                 <w:lang w:eastAsia="es-MX"/>
               </w:rPr>
-              <w:t xml:space="preserve">{{ </w:t>
-            </w:r>
-            <w:proofErr w:type="spellStart"/>
-            <w:r>
-              <w:rPr>
-                <w:rFonts w:ascii="Calibri" w:eastAsia="Times New Roman" w:hAnsi="Calibri" w:cs="Calibri"/>
-                <w:b/>
-                <w:bCs/>
-                <w:color w:val="000000"/>
-                <w:sz w:val="18"/>
-                <w:szCs w:val="18"/>
-                <w:lang w:eastAsia="es-MX"/>
-              </w:rPr>
-              <w:t>giro_comercial</w:t>
-            </w:r>
-            <w:proofErr w:type="spellEnd"/>
-            <w:r>
-              <w:rPr>
-                <w:rFonts w:ascii="Calibri" w:eastAsia="Times New Roman" w:hAnsi="Calibri" w:cs="Calibri"/>
-                <w:b/>
-                <w:bCs/>
-                <w:color w:val="000000"/>
-                <w:sz w:val="18"/>
-                <w:szCs w:val="18"/>
-                <w:lang w:eastAsia="es-MX"/>
-              </w:rPr>
-              <w:t xml:space="preserve"> }}</w:t>
+              <w:t>{{ giro_comercial }}</w:t>
             </w:r>
           </w:p>
         </w:tc>
@@ -1739,29 +1445,7 @@
                 <w:szCs w:val="18"/>
                 <w:lang w:eastAsia="es-MX"/>
               </w:rPr>
-              <w:t xml:space="preserve">{{ </w:t>
-            </w:r>
-            <w:proofErr w:type="spellStart"/>
-            <w:r>
-              <w:rPr>
-                <w:rFonts w:ascii="Calibri" w:eastAsia="Times New Roman" w:hAnsi="Calibri" w:cs="Calibri"/>
-                <w:color w:val="000000"/>
-                <w:sz w:val="18"/>
-                <w:szCs w:val="18"/>
-                <w:lang w:eastAsia="es-MX"/>
-              </w:rPr>
-              <w:t>nombre_comercial</w:t>
-            </w:r>
-            <w:proofErr w:type="spellEnd"/>
-            <w:r>
-              <w:rPr>
-                <w:rFonts w:ascii="Calibri" w:eastAsia="Times New Roman" w:hAnsi="Calibri" w:cs="Calibri"/>
-                <w:color w:val="000000"/>
-                <w:sz w:val="18"/>
-                <w:szCs w:val="18"/>
-                <w:lang w:eastAsia="es-MX"/>
-              </w:rPr>
-              <w:t xml:space="preserve"> }}</w:t>
+              <w:t>{{ nombre_comercial }}</w:t>
             </w:r>
           </w:p>
         </w:tc>
@@ -2668,10 +2352,29 @@
                 <w:szCs w:val="18"/>
                 <w:lang w:eastAsia="es-MX"/>
               </w:rPr>
-              <w:t xml:space="preserve">{{ </w:t>
-            </w:r>
-            <w:proofErr w:type="spellStart"/>
-            <w:r>
+              <w:t>{{ descrip_gi }}</w:t>
+            </w:r>
+          </w:p>
+        </w:tc>
+        <w:tc>
+          <w:tcPr>
+            <w:tcW w:w="988" w:type="dxa"/>
+            <w:gridSpan w:val="3"/>
+            <w:tcBorders>
+              <w:top w:val="single" w:sz="4" w:space="0" w:color="auto"/>
+              <w:left w:val="nil"/>
+              <w:bottom w:val="single" w:sz="4" w:space="0" w:color="auto"/>
+              <w:right w:val="single" w:sz="4" w:space="0" w:color="auto"/>
+            </w:tcBorders>
+            <w:shd w:val="clear" w:color="000000" w:fill="FFFF99"/>
+            <w:noWrap/>
+            <w:vAlign w:val="center"/>
+            <w:hideMark/>
+          </w:tcPr>
+          <w:p>
+            <w:pPr>
+              <w:spacing w:after="0" w:line="240" w:lineRule="auto"/>
+              <w:jc w:val="center"/>
               <w:rPr>
                 <w:rFonts w:ascii="Calibri" w:eastAsia="Times New Roman" w:hAnsi="Calibri" w:cs="Calibri"/>
                 <w:color w:val="000000"/>
@@ -2679,9 +2382,7 @@
                 <w:szCs w:val="18"/>
                 <w:lang w:eastAsia="es-MX"/>
               </w:rPr>
-              <w:t>descrip_gi</w:t>
-            </w:r>
-            <w:proofErr w:type="spellEnd"/>
+            </w:pPr>
             <w:r>
               <w:rPr>
                 <w:rFonts w:ascii="Calibri" w:eastAsia="Times New Roman" w:hAnsi="Calibri" w:cs="Calibri"/>
@@ -2690,14 +2391,14 @@
                 <w:szCs w:val="18"/>
                 <w:lang w:eastAsia="es-MX"/>
               </w:rPr>
-              <w:t xml:space="preserve"> }}</w:t>
-            </w:r>
-          </w:p>
-        </w:tc>
-        <w:tc>
-          <w:tcPr>
-            <w:tcW w:w="988" w:type="dxa"/>
-            <w:gridSpan w:val="3"/>
+              <w:t>{{ gas_inflamable }}</w:t>
+            </w:r>
+          </w:p>
+        </w:tc>
+        <w:tc>
+          <w:tcPr>
+            <w:tcW w:w="822" w:type="dxa"/>
+            <w:gridSpan w:val="2"/>
             <w:tcBorders>
               <w:top w:val="single" w:sz="4" w:space="0" w:color="auto"/>
               <w:left w:val="nil"/>
@@ -2729,71 +2430,8 @@
                 <w:szCs w:val="18"/>
                 <w:lang w:eastAsia="es-MX"/>
               </w:rPr>
-              <w:t xml:space="preserve">{{ </w:t>
-            </w:r>
-            <w:proofErr w:type="spellStart"/>
-            <w:r>
-              <w:rPr>
-                <w:rFonts w:ascii="Calibri" w:eastAsia="Times New Roman" w:hAnsi="Calibri" w:cs="Calibri"/>
-                <w:color w:val="000000"/>
-                <w:sz w:val="18"/>
-                <w:szCs w:val="18"/>
-                <w:lang w:eastAsia="es-MX"/>
-              </w:rPr>
-              <w:t>gas_inflamable</w:t>
-            </w:r>
-            <w:proofErr w:type="spellEnd"/>
-            <w:r>
-              <w:rPr>
-                <w:rFonts w:ascii="Calibri" w:eastAsia="Times New Roman" w:hAnsi="Calibri" w:cs="Calibri"/>
-                <w:color w:val="000000"/>
-                <w:sz w:val="18"/>
-                <w:szCs w:val="18"/>
-                <w:lang w:eastAsia="es-MX"/>
-              </w:rPr>
-              <w:t xml:space="preserve"> }}</w:t>
-            </w:r>
-          </w:p>
-        </w:tc>
-        <w:tc>
-          <w:tcPr>
-            <w:tcW w:w="822" w:type="dxa"/>
-            <w:gridSpan w:val="2"/>
-            <w:tcBorders>
-              <w:top w:val="single" w:sz="4" w:space="0" w:color="auto"/>
-              <w:left w:val="nil"/>
-              <w:bottom w:val="single" w:sz="4" w:space="0" w:color="auto"/>
-              <w:right w:val="single" w:sz="4" w:space="0" w:color="auto"/>
-            </w:tcBorders>
-            <w:shd w:val="clear" w:color="000000" w:fill="FFFF99"/>
-            <w:noWrap/>
-            <w:vAlign w:val="center"/>
-            <w:hideMark/>
-          </w:tcPr>
-          <w:p>
-            <w:pPr>
-              <w:spacing w:after="0" w:line="240" w:lineRule="auto"/>
-              <w:jc w:val="center"/>
-              <w:rPr>
-                <w:rFonts w:ascii="Calibri" w:eastAsia="Times New Roman" w:hAnsi="Calibri" w:cs="Calibri"/>
-                <w:color w:val="000000"/>
-                <w:sz w:val="18"/>
-                <w:szCs w:val="18"/>
-                <w:lang w:eastAsia="es-MX"/>
-              </w:rPr>
-            </w:pPr>
-            <w:proofErr w:type="spellStart"/>
-            <w:r>
-              <w:rPr>
-                <w:rFonts w:ascii="Calibri" w:eastAsia="Times New Roman" w:hAnsi="Calibri" w:cs="Calibri"/>
-                <w:color w:val="000000"/>
-                <w:sz w:val="18"/>
-                <w:szCs w:val="18"/>
-                <w:lang w:eastAsia="es-MX"/>
-              </w:rPr>
               <w:t>Lt</w:t>
             </w:r>
-            <w:proofErr w:type="spellEnd"/>
           </w:p>
         </w:tc>
       </w:tr>
@@ -3080,10 +2718,29 @@
                 <w:szCs w:val="18"/>
                 <w:lang w:eastAsia="es-MX"/>
               </w:rPr>
-              <w:t xml:space="preserve">{{ </w:t>
-            </w:r>
-            <w:proofErr w:type="spellStart"/>
-            <w:r>
+              <w:t>{{ descrp_li }}</w:t>
+            </w:r>
+          </w:p>
+        </w:tc>
+        <w:tc>
+          <w:tcPr>
+            <w:tcW w:w="988" w:type="dxa"/>
+            <w:gridSpan w:val="3"/>
+            <w:tcBorders>
+              <w:top w:val="single" w:sz="4" w:space="0" w:color="auto"/>
+              <w:left w:val="nil"/>
+              <w:bottom w:val="single" w:sz="4" w:space="0" w:color="auto"/>
+              <w:right w:val="single" w:sz="4" w:space="0" w:color="auto"/>
+            </w:tcBorders>
+            <w:shd w:val="clear" w:color="000000" w:fill="FFFF99"/>
+            <w:noWrap/>
+            <w:vAlign w:val="center"/>
+            <w:hideMark/>
+          </w:tcPr>
+          <w:p>
+            <w:pPr>
+              <w:spacing w:after="0" w:line="240" w:lineRule="auto"/>
+              <w:jc w:val="center"/>
               <w:rPr>
                 <w:rFonts w:ascii="Calibri" w:eastAsia="Times New Roman" w:hAnsi="Calibri" w:cs="Calibri"/>
                 <w:color w:val="000000"/>
@@ -3091,9 +2748,7 @@
                 <w:szCs w:val="18"/>
                 <w:lang w:eastAsia="es-MX"/>
               </w:rPr>
-              <w:t>descrp_li</w:t>
-            </w:r>
-            <w:proofErr w:type="spellEnd"/>
+            </w:pPr>
             <w:r>
               <w:rPr>
                 <w:rFonts w:ascii="Calibri" w:eastAsia="Times New Roman" w:hAnsi="Calibri" w:cs="Calibri"/>
@@ -3102,14 +2757,14 @@
                 <w:szCs w:val="18"/>
                 <w:lang w:eastAsia="es-MX"/>
               </w:rPr>
-              <w:t xml:space="preserve"> }}</w:t>
-            </w:r>
-          </w:p>
-        </w:tc>
-        <w:tc>
-          <w:tcPr>
-            <w:tcW w:w="988" w:type="dxa"/>
-            <w:gridSpan w:val="3"/>
+              <w:t>{{ liquido_inflamable }}</w:t>
+            </w:r>
+          </w:p>
+        </w:tc>
+        <w:tc>
+          <w:tcPr>
+            <w:tcW w:w="822" w:type="dxa"/>
+            <w:gridSpan w:val="2"/>
             <w:tcBorders>
               <w:top w:val="single" w:sz="4" w:space="0" w:color="auto"/>
               <w:left w:val="nil"/>
@@ -3141,71 +2796,8 @@
                 <w:szCs w:val="18"/>
                 <w:lang w:eastAsia="es-MX"/>
               </w:rPr>
-              <w:t xml:space="preserve">{{ </w:t>
-            </w:r>
-            <w:proofErr w:type="spellStart"/>
-            <w:r>
-              <w:rPr>
-                <w:rFonts w:ascii="Calibri" w:eastAsia="Times New Roman" w:hAnsi="Calibri" w:cs="Calibri"/>
-                <w:color w:val="000000"/>
-                <w:sz w:val="18"/>
-                <w:szCs w:val="18"/>
-                <w:lang w:eastAsia="es-MX"/>
-              </w:rPr>
-              <w:t>liquido_inflamable</w:t>
-            </w:r>
-            <w:proofErr w:type="spellEnd"/>
-            <w:r>
-              <w:rPr>
-                <w:rFonts w:ascii="Calibri" w:eastAsia="Times New Roman" w:hAnsi="Calibri" w:cs="Calibri"/>
-                <w:color w:val="000000"/>
-                <w:sz w:val="18"/>
-                <w:szCs w:val="18"/>
-                <w:lang w:eastAsia="es-MX"/>
-              </w:rPr>
-              <w:t xml:space="preserve"> }}</w:t>
-            </w:r>
-          </w:p>
-        </w:tc>
-        <w:tc>
-          <w:tcPr>
-            <w:tcW w:w="822" w:type="dxa"/>
-            <w:gridSpan w:val="2"/>
-            <w:tcBorders>
-              <w:top w:val="single" w:sz="4" w:space="0" w:color="auto"/>
-              <w:left w:val="nil"/>
-              <w:bottom w:val="single" w:sz="4" w:space="0" w:color="auto"/>
-              <w:right w:val="single" w:sz="4" w:space="0" w:color="auto"/>
-            </w:tcBorders>
-            <w:shd w:val="clear" w:color="000000" w:fill="FFFF99"/>
-            <w:noWrap/>
-            <w:vAlign w:val="center"/>
-            <w:hideMark/>
-          </w:tcPr>
-          <w:p>
-            <w:pPr>
-              <w:spacing w:after="0" w:line="240" w:lineRule="auto"/>
-              <w:jc w:val="center"/>
-              <w:rPr>
-                <w:rFonts w:ascii="Calibri" w:eastAsia="Times New Roman" w:hAnsi="Calibri" w:cs="Calibri"/>
-                <w:color w:val="000000"/>
-                <w:sz w:val="18"/>
-                <w:szCs w:val="18"/>
-                <w:lang w:eastAsia="es-MX"/>
-              </w:rPr>
-            </w:pPr>
-            <w:proofErr w:type="spellStart"/>
-            <w:r>
-              <w:rPr>
-                <w:rFonts w:ascii="Calibri" w:eastAsia="Times New Roman" w:hAnsi="Calibri" w:cs="Calibri"/>
-                <w:color w:val="000000"/>
-                <w:sz w:val="18"/>
-                <w:szCs w:val="18"/>
-                <w:lang w:eastAsia="es-MX"/>
-              </w:rPr>
               <w:t>Lt</w:t>
             </w:r>
-            <w:proofErr w:type="spellEnd"/>
           </w:p>
         </w:tc>
       </w:tr>
@@ -3492,10 +3084,28 @@
                 <w:szCs w:val="18"/>
                 <w:lang w:eastAsia="es-MX"/>
               </w:rPr>
-              <w:t xml:space="preserve">{{ </w:t>
-            </w:r>
-            <w:proofErr w:type="spellStart"/>
-            <w:r>
+              <w:t>{{ descrip_lc }}</w:t>
+            </w:r>
+          </w:p>
+        </w:tc>
+        <w:tc>
+          <w:tcPr>
+            <w:tcW w:w="988" w:type="dxa"/>
+            <w:gridSpan w:val="3"/>
+            <w:tcBorders>
+              <w:top w:val="single" w:sz="4" w:space="0" w:color="auto"/>
+              <w:left w:val="nil"/>
+              <w:bottom w:val="single" w:sz="4" w:space="0" w:color="auto"/>
+              <w:right w:val="single" w:sz="4" w:space="0" w:color="auto"/>
+            </w:tcBorders>
+            <w:shd w:val="clear" w:color="000000" w:fill="FFFF99"/>
+            <w:noWrap/>
+            <w:vAlign w:val="center"/>
+          </w:tcPr>
+          <w:p>
+            <w:pPr>
+              <w:spacing w:after="0" w:line="240" w:lineRule="auto"/>
+              <w:jc w:val="center"/>
               <w:rPr>
                 <w:rFonts w:ascii="Calibri" w:eastAsia="Times New Roman" w:hAnsi="Calibri" w:cs="Calibri"/>
                 <w:color w:val="000000"/>
@@ -3503,9 +3113,7 @@
                 <w:szCs w:val="18"/>
                 <w:lang w:eastAsia="es-MX"/>
               </w:rPr>
-              <w:t>descrip_lc</w:t>
-            </w:r>
-            <w:proofErr w:type="spellEnd"/>
+            </w:pPr>
             <w:r>
               <w:rPr>
                 <w:rFonts w:ascii="Calibri" w:eastAsia="Times New Roman" w:hAnsi="Calibri" w:cs="Calibri"/>
@@ -3514,14 +3122,14 @@
                 <w:szCs w:val="18"/>
                 <w:lang w:eastAsia="es-MX"/>
               </w:rPr>
-              <w:t xml:space="preserve"> }}</w:t>
-            </w:r>
-          </w:p>
-        </w:tc>
-        <w:tc>
-          <w:tcPr>
-            <w:tcW w:w="988" w:type="dxa"/>
-            <w:gridSpan w:val="3"/>
+              <w:t>{{ liquido_combustible }}</w:t>
+            </w:r>
+          </w:p>
+        </w:tc>
+        <w:tc>
+          <w:tcPr>
+            <w:tcW w:w="822" w:type="dxa"/>
+            <w:gridSpan w:val="2"/>
             <w:tcBorders>
               <w:top w:val="single" w:sz="4" w:space="0" w:color="auto"/>
               <w:left w:val="nil"/>
@@ -3552,70 +3160,8 @@
                 <w:szCs w:val="18"/>
                 <w:lang w:eastAsia="es-MX"/>
               </w:rPr>
-              <w:t xml:space="preserve">{{ </w:t>
-            </w:r>
-            <w:proofErr w:type="spellStart"/>
-            <w:r>
-              <w:rPr>
-                <w:rFonts w:ascii="Calibri" w:eastAsia="Times New Roman" w:hAnsi="Calibri" w:cs="Calibri"/>
-                <w:color w:val="000000"/>
-                <w:sz w:val="18"/>
-                <w:szCs w:val="18"/>
-                <w:lang w:eastAsia="es-MX"/>
-              </w:rPr>
-              <w:t>liquido_combustible</w:t>
-            </w:r>
-            <w:proofErr w:type="spellEnd"/>
-            <w:r>
-              <w:rPr>
-                <w:rFonts w:ascii="Calibri" w:eastAsia="Times New Roman" w:hAnsi="Calibri" w:cs="Calibri"/>
-                <w:color w:val="000000"/>
-                <w:sz w:val="18"/>
-                <w:szCs w:val="18"/>
-                <w:lang w:eastAsia="es-MX"/>
-              </w:rPr>
-              <w:t xml:space="preserve"> }}</w:t>
-            </w:r>
-          </w:p>
-        </w:tc>
-        <w:tc>
-          <w:tcPr>
-            <w:tcW w:w="822" w:type="dxa"/>
-            <w:gridSpan w:val="2"/>
-            <w:tcBorders>
-              <w:top w:val="single" w:sz="4" w:space="0" w:color="auto"/>
-              <w:left w:val="nil"/>
-              <w:bottom w:val="single" w:sz="4" w:space="0" w:color="auto"/>
-              <w:right w:val="single" w:sz="4" w:space="0" w:color="auto"/>
-            </w:tcBorders>
-            <w:shd w:val="clear" w:color="000000" w:fill="FFFF99"/>
-            <w:noWrap/>
-            <w:vAlign w:val="center"/>
-          </w:tcPr>
-          <w:p>
-            <w:pPr>
-              <w:spacing w:after="0" w:line="240" w:lineRule="auto"/>
-              <w:jc w:val="center"/>
-              <w:rPr>
-                <w:rFonts w:ascii="Calibri" w:eastAsia="Times New Roman" w:hAnsi="Calibri" w:cs="Calibri"/>
-                <w:color w:val="000000"/>
-                <w:sz w:val="18"/>
-                <w:szCs w:val="18"/>
-                <w:lang w:eastAsia="es-MX"/>
-              </w:rPr>
-            </w:pPr>
-            <w:proofErr w:type="spellStart"/>
-            <w:r>
-              <w:rPr>
-                <w:rFonts w:ascii="Calibri" w:eastAsia="Times New Roman" w:hAnsi="Calibri" w:cs="Calibri"/>
-                <w:color w:val="000000"/>
-                <w:sz w:val="18"/>
-                <w:szCs w:val="18"/>
-                <w:lang w:eastAsia="es-MX"/>
-              </w:rPr>
               <w:t>Lt</w:t>
             </w:r>
-            <w:proofErr w:type="spellEnd"/>
           </w:p>
         </w:tc>
       </w:tr>
@@ -3912,10 +3458,28 @@
                 <w:szCs w:val="18"/>
                 <w:lang w:eastAsia="es-MX"/>
               </w:rPr>
-              <w:t xml:space="preserve">{{ </w:t>
-            </w:r>
-            <w:proofErr w:type="spellStart"/>
-            <w:r>
+              <w:t>{{ descrip_sc }}</w:t>
+            </w:r>
+          </w:p>
+        </w:tc>
+        <w:tc>
+          <w:tcPr>
+            <w:tcW w:w="988" w:type="dxa"/>
+            <w:gridSpan w:val="3"/>
+            <w:tcBorders>
+              <w:top w:val="single" w:sz="4" w:space="0" w:color="auto"/>
+              <w:left w:val="nil"/>
+              <w:bottom w:val="single" w:sz="4" w:space="0" w:color="auto"/>
+              <w:right w:val="single" w:sz="4" w:space="0" w:color="auto"/>
+            </w:tcBorders>
+            <w:shd w:val="clear" w:color="000000" w:fill="FFFF99"/>
+            <w:noWrap/>
+            <w:vAlign w:val="center"/>
+          </w:tcPr>
+          <w:p>
+            <w:pPr>
+              <w:spacing w:after="0" w:line="240" w:lineRule="auto"/>
+              <w:jc w:val="center"/>
               <w:rPr>
                 <w:rFonts w:ascii="Calibri" w:eastAsia="Times New Roman" w:hAnsi="Calibri" w:cs="Calibri"/>
                 <w:color w:val="000000"/>
@@ -3923,9 +3487,7 @@
                 <w:szCs w:val="18"/>
                 <w:lang w:eastAsia="es-MX"/>
               </w:rPr>
-              <w:t>descrip_sc</w:t>
-            </w:r>
-            <w:proofErr w:type="spellEnd"/>
+            </w:pPr>
             <w:r>
               <w:rPr>
                 <w:rFonts w:ascii="Calibri" w:eastAsia="Times New Roman" w:hAnsi="Calibri" w:cs="Calibri"/>
@@ -3934,67 +3496,7 @@
                 <w:szCs w:val="18"/>
                 <w:lang w:eastAsia="es-MX"/>
               </w:rPr>
-              <w:t xml:space="preserve"> }}</w:t>
-            </w:r>
-          </w:p>
-        </w:tc>
-        <w:tc>
-          <w:tcPr>
-            <w:tcW w:w="988" w:type="dxa"/>
-            <w:gridSpan w:val="3"/>
-            <w:tcBorders>
-              <w:top w:val="single" w:sz="4" w:space="0" w:color="auto"/>
-              <w:left w:val="nil"/>
-              <w:bottom w:val="single" w:sz="4" w:space="0" w:color="auto"/>
-              <w:right w:val="single" w:sz="4" w:space="0" w:color="auto"/>
-            </w:tcBorders>
-            <w:shd w:val="clear" w:color="000000" w:fill="FFFF99"/>
-            <w:noWrap/>
-            <w:vAlign w:val="center"/>
-          </w:tcPr>
-          <w:p>
-            <w:pPr>
-              <w:spacing w:after="0" w:line="240" w:lineRule="auto"/>
-              <w:jc w:val="center"/>
-              <w:rPr>
-                <w:rFonts w:ascii="Calibri" w:eastAsia="Times New Roman" w:hAnsi="Calibri" w:cs="Calibri"/>
-                <w:color w:val="000000"/>
-                <w:sz w:val="18"/>
-                <w:szCs w:val="18"/>
-                <w:lang w:eastAsia="es-MX"/>
-              </w:rPr>
-            </w:pPr>
-            <w:r>
-              <w:rPr>
-                <w:rFonts w:ascii="Calibri" w:eastAsia="Times New Roman" w:hAnsi="Calibri" w:cs="Calibri"/>
-                <w:color w:val="000000"/>
-                <w:sz w:val="18"/>
-                <w:szCs w:val="18"/>
-                <w:lang w:eastAsia="es-MX"/>
-              </w:rPr>
-              <w:t xml:space="preserve">{{ </w:t>
-            </w:r>
-            <w:proofErr w:type="spellStart"/>
-            <w:r>
-              <w:rPr>
-                <w:rFonts w:ascii="Calibri" w:eastAsia="Times New Roman" w:hAnsi="Calibri" w:cs="Calibri"/>
-                <w:color w:val="000000"/>
-                <w:sz w:val="18"/>
-                <w:szCs w:val="18"/>
-                <w:lang w:eastAsia="es-MX"/>
-              </w:rPr>
-              <w:t>solido_combusible</w:t>
-            </w:r>
-            <w:proofErr w:type="spellEnd"/>
-            <w:r>
-              <w:rPr>
-                <w:rFonts w:ascii="Calibri" w:eastAsia="Times New Roman" w:hAnsi="Calibri" w:cs="Calibri"/>
-                <w:color w:val="000000"/>
-                <w:sz w:val="18"/>
-                <w:szCs w:val="18"/>
-                <w:lang w:eastAsia="es-MX"/>
-              </w:rPr>
-              <w:t xml:space="preserve"> }}</w:t>
+              <w:t>{{ solido_combusible }}</w:t>
             </w:r>
           </w:p>
         </w:tc>
@@ -4754,23 +4256,7 @@
                 <w:sz w:val="18"/>
                 <w:szCs w:val="18"/>
               </w:rPr>
-              <w:t xml:space="preserve">{{ </w:t>
-            </w:r>
-            <w:proofErr w:type="spellStart"/>
-            <w:r>
-              <w:rPr>
-                <w:sz w:val="18"/>
-                <w:szCs w:val="18"/>
-              </w:rPr>
-              <w:t>valor_gi</w:t>
-            </w:r>
-            <w:proofErr w:type="spellEnd"/>
-            <w:r>
-              <w:rPr>
-                <w:sz w:val="18"/>
-                <w:szCs w:val="18"/>
-              </w:rPr>
-              <w:t xml:space="preserve"> }}</w:t>
+              <w:t>{{ valor_gi }}</w:t>
             </w:r>
           </w:p>
         </w:tc>
@@ -4917,23 +4403,7 @@
                 <w:sz w:val="18"/>
                 <w:szCs w:val="18"/>
               </w:rPr>
-              <w:t xml:space="preserve">{{ </w:t>
-            </w:r>
-            <w:proofErr w:type="spellStart"/>
-            <w:r>
-              <w:rPr>
-                <w:sz w:val="18"/>
-                <w:szCs w:val="18"/>
-              </w:rPr>
-              <w:t>valor_li</w:t>
-            </w:r>
-            <w:proofErr w:type="spellEnd"/>
-            <w:r>
-              <w:rPr>
-                <w:sz w:val="18"/>
-                <w:szCs w:val="18"/>
-              </w:rPr>
-              <w:t xml:space="preserve"> }}</w:t>
+              <w:t>{{ valor_li }}</w:t>
             </w:r>
           </w:p>
         </w:tc>
@@ -5083,29 +4553,7 @@
                 <w:szCs w:val="18"/>
                 <w:lang w:eastAsia="es-MX"/>
               </w:rPr>
-              <w:t xml:space="preserve">{{ </w:t>
-            </w:r>
-            <w:proofErr w:type="spellStart"/>
-            <w:r>
-              <w:rPr>
-                <w:rFonts w:ascii="Calibri" w:eastAsia="Times New Roman" w:hAnsi="Calibri" w:cs="Calibri"/>
-                <w:color w:val="000000"/>
-                <w:sz w:val="18"/>
-                <w:szCs w:val="18"/>
-                <w:lang w:eastAsia="es-MX"/>
-              </w:rPr>
-              <w:t>valor_lc</w:t>
-            </w:r>
-            <w:proofErr w:type="spellEnd"/>
-            <w:r>
-              <w:rPr>
-                <w:rFonts w:ascii="Calibri" w:eastAsia="Times New Roman" w:hAnsi="Calibri" w:cs="Calibri"/>
-                <w:color w:val="000000"/>
-                <w:sz w:val="18"/>
-                <w:szCs w:val="18"/>
-                <w:lang w:eastAsia="es-MX"/>
-              </w:rPr>
-              <w:t xml:space="preserve"> }}</w:t>
+              <w:t>{{ valor_lc }}</w:t>
             </w:r>
           </w:p>
         </w:tc>
@@ -5252,23 +4700,7 @@
                 <w:sz w:val="18"/>
                 <w:szCs w:val="18"/>
               </w:rPr>
-              <w:t xml:space="preserve">{{ </w:t>
-            </w:r>
-            <w:proofErr w:type="spellStart"/>
-            <w:r>
-              <w:rPr>
-                <w:sz w:val="18"/>
-                <w:szCs w:val="18"/>
-              </w:rPr>
-              <w:t>valor_sc</w:t>
-            </w:r>
-            <w:proofErr w:type="spellEnd"/>
-            <w:r>
-              <w:rPr>
-                <w:sz w:val="18"/>
-                <w:szCs w:val="18"/>
-              </w:rPr>
-              <w:t xml:space="preserve"> }}</w:t>
+              <w:t>{{ valor_sc }}</w:t>
             </w:r>
           </w:p>
         </w:tc>
@@ -5565,25 +4997,7 @@
                 <w:color w:val="000000"/>
                 <w:lang w:eastAsia="es-MX"/>
               </w:rPr>
-              <w:t xml:space="preserve">{{ </w:t>
-            </w:r>
-            <w:proofErr w:type="spellStart"/>
-            <w:r>
-              <w:rPr>
-                <w:rFonts w:ascii="Calibri" w:eastAsia="Times New Roman" w:hAnsi="Calibri" w:cs="Calibri"/>
-                <w:color w:val="000000"/>
-                <w:lang w:eastAsia="es-MX"/>
-              </w:rPr>
-              <w:t>dia</w:t>
-            </w:r>
-            <w:proofErr w:type="spellEnd"/>
-            <w:r>
-              <w:rPr>
-                <w:rFonts w:ascii="Calibri" w:eastAsia="Times New Roman" w:hAnsi="Calibri" w:cs="Calibri"/>
-                <w:color w:val="000000"/>
-                <w:lang w:eastAsia="es-MX"/>
-              </w:rPr>
-              <w:t xml:space="preserve"> }}</w:t>
+              <w:t>{{ dia }}</w:t>
             </w:r>
             <w:r>
               <w:rPr>
@@ -5615,25 +5029,7 @@
                 <w:color w:val="000000"/>
                 <w:lang w:eastAsia="es-MX"/>
               </w:rPr>
-              <w:t xml:space="preserve">{{ </w:t>
-            </w:r>
-            <w:proofErr w:type="spellStart"/>
-            <w:r>
-              <w:rPr>
-                <w:rFonts w:ascii="Calibri" w:eastAsia="Times New Roman" w:hAnsi="Calibri" w:cs="Calibri"/>
-                <w:color w:val="000000"/>
-                <w:lang w:eastAsia="es-MX"/>
-              </w:rPr>
-              <w:t>anio</w:t>
-            </w:r>
-            <w:proofErr w:type="spellEnd"/>
-            <w:r>
-              <w:rPr>
-                <w:rFonts w:ascii="Calibri" w:eastAsia="Times New Roman" w:hAnsi="Calibri" w:cs="Calibri"/>
-                <w:color w:val="000000"/>
-                <w:lang w:eastAsia="es-MX"/>
-              </w:rPr>
-              <w:t xml:space="preserve"> }}</w:t>
+              <w:t>{{ anio }}</w:t>
             </w:r>
           </w:p>
         </w:tc>
@@ -5664,7 +5060,6 @@
                 <w:lang w:eastAsia="es-MX"/>
               </w:rPr>
             </w:pPr>
-            <w:proofErr w:type="spellStart"/>
             <w:r>
               <w:rPr>
                 <w:rFonts w:ascii="Calibri" w:eastAsia="Times New Roman" w:hAnsi="Calibri" w:cs="Calibri"/>
@@ -5673,18 +5068,7 @@
                 <w:szCs w:val="18"/>
                 <w:lang w:eastAsia="es-MX"/>
               </w:rPr>
-              <w:t>Sup</w:t>
-            </w:r>
-            <w:proofErr w:type="spellEnd"/>
-            <w:r>
-              <w:rPr>
-                <w:rFonts w:ascii="Calibri" w:eastAsia="Times New Roman" w:hAnsi="Calibri" w:cs="Calibri"/>
-                <w:color w:val="000000"/>
-                <w:sz w:val="18"/>
-                <w:szCs w:val="18"/>
-                <w:lang w:eastAsia="es-MX"/>
-              </w:rPr>
-              <w:t>. Construida (m2):</w:t>
+              <w:t>Sup. Construida (m2):</w:t>
             </w:r>
           </w:p>
         </w:tc>
@@ -5873,33 +5257,7 @@
                 <w:szCs w:val="18"/>
                 <w:lang w:eastAsia="es-MX"/>
               </w:rPr>
-              <w:t xml:space="preserve">{{ </w:t>
-            </w:r>
-            <w:proofErr w:type="spellStart"/>
-            <w:r>
-              <w:rPr>
-                <w:rFonts w:ascii="Calibri" w:eastAsia="Times New Roman" w:hAnsi="Calibri" w:cs="Calibri"/>
-                <w:b/>
-                <w:bCs/>
-                <w:color w:val="FF0000"/>
-                <w:sz w:val="18"/>
-                <w:szCs w:val="18"/>
-                <w:lang w:eastAsia="es-MX"/>
-              </w:rPr>
-              <w:t>tipo_riesgo</w:t>
-            </w:r>
-            <w:proofErr w:type="spellEnd"/>
-            <w:r>
-              <w:rPr>
-                <w:rFonts w:ascii="Calibri" w:eastAsia="Times New Roman" w:hAnsi="Calibri" w:cs="Calibri"/>
-                <w:b/>
-                <w:bCs/>
-                <w:color w:val="FF0000"/>
-                <w:sz w:val="18"/>
-                <w:szCs w:val="18"/>
-                <w:lang w:eastAsia="es-MX"/>
-              </w:rPr>
-              <w:t xml:space="preserve"> }}</w:t>
+              <w:t>{{ tipo_riesgo }}</w:t>
             </w:r>
           </w:p>
         </w:tc>
@@ -12585,7 +11943,7 @@
 </file>
 
 <file path=word/endnotes.xml><?xml version="1.0" encoding="utf-8"?>
-<w:endnotes xmlns:wpc="http://schemas.microsoft.com/office/word/2010/wordprocessingCanvas" xmlns:cx="http://schemas.microsoft.com/office/drawing/2014/chartex" xmlns:cx1="http://schemas.microsoft.com/office/drawing/2015/9/8/chartex" xmlns:cx2="http://schemas.microsoft.com/office/drawing/2015/10/21/chartex" xmlns:cx3="http://schemas.microsoft.com/office/drawing/2016/5/9/chartex" xmlns:cx4="http://schemas.microsoft.com/office/drawing/2016/5/10/chartex" xmlns:cx5="http://schemas.microsoft.com/office/drawing/2016/5/11/chartex" xmlns:cx6="http://schemas.microsoft.com/office/drawing/2016/5/12/chartex" xmlns:cx7="http://schemas.microsoft.com/office/drawing/2016/5/13/chartex" xmlns:cx8="http://schemas.microsoft.com/office/drawing/2016/5/14/chartex" xmlns:mc="http://schemas.openxmlformats.org/markup-compatibility/2006" xmlns:aink="http://schemas.microsoft.com/office/drawing/2016/ink" xmlns:am3d="http://schemas.microsoft.com/office/drawing/2017/model3d" xmlns:o="urn:schemas-microsoft-com:office:office" xmlns:oel="http://schemas.microsoft.com/office/2019/extlst" xmlns:r="http://schemas.openxmlformats.org/officeDocument/2006/relationships" xmlns:m="http://schemas.openxmlformats.org/officeDocument/2006/math" xmlns:v="urn:schemas-microsoft-com:vml" xmlns:wp14="http://schemas.microsoft.com/office/word/2010/wordprocessingDrawing" xmlns:wp="http://schemas.openxmlformats.org/drawingml/2006/wordprocessingDrawing" xmlns:w10="urn:schemas-microsoft-com:office:word" xmlns:w="http://schemas.openxmlformats.org/wordprocessingml/2006/main" xmlns:w14="http://schemas.microsoft.com/office/word/2010/wordml" xmlns:w15="http://schemas.microsoft.com/office/word/2012/wordml" xmlns:w16cex="http://schemas.microsoft.com/office/word/2018/wordml/cex" xmlns:w16cid="http://schemas.microsoft.com/office/word/2016/wordml/cid" xmlns:w16="http://schemas.microsoft.com/office/word/2018/wordml" xmlns:w16du="http://schemas.microsoft.com/office/word/2023/wordml/word16du" xmlns:w16sdtdh="http://schemas.microsoft.com/office/word/2020/wordml/sdtdatahash" xmlns:w16se="http://schemas.microsoft.com/office/word/2015/wordml/symex" xmlns:wpg="http://schemas.microsoft.com/office/word/2010/wordprocessingGroup" xmlns:wpi="http://schemas.microsoft.com/office/word/2010/wordprocessingInk" xmlns:wne="http://schemas.microsoft.com/office/word/2006/wordml" xmlns:wps="http://schemas.microsoft.com/office/word/2010/wordprocessingShape" mc:Ignorable="w14 w15 w16se w16cid w16 w16cex w16sdtdh w16du wp14">
+<w:endnotes xmlns:wpc="http://schemas.microsoft.com/office/word/2010/wordprocessingCanvas" xmlns:cx="http://schemas.microsoft.com/office/drawing/2014/chartex" xmlns:cx1="http://schemas.microsoft.com/office/drawing/2015/9/8/chartex" xmlns:cx2="http://schemas.microsoft.com/office/drawing/2015/10/21/chartex" xmlns:cx3="http://schemas.microsoft.com/office/drawing/2016/5/9/chartex" xmlns:cx4="http://schemas.microsoft.com/office/drawing/2016/5/10/chartex" xmlns:cx5="http://schemas.microsoft.com/office/drawing/2016/5/11/chartex" xmlns:cx6="http://schemas.microsoft.com/office/drawing/2016/5/12/chartex" xmlns:cx7="http://schemas.microsoft.com/office/drawing/2016/5/13/chartex" xmlns:cx8="http://schemas.microsoft.com/office/drawing/2016/5/14/chartex" xmlns:mc="http://schemas.openxmlformats.org/markup-compatibility/2006" xmlns:aink="http://schemas.microsoft.com/office/drawing/2016/ink" xmlns:am3d="http://schemas.microsoft.com/office/drawing/2017/model3d" xmlns:o="urn:schemas-microsoft-com:office:office" xmlns:oel="http://schemas.microsoft.com/office/2019/extlst" xmlns:r="http://schemas.openxmlformats.org/officeDocument/2006/relationships" xmlns:m="http://schemas.openxmlformats.org/officeDocument/2006/math" xmlns:v="urn:schemas-microsoft-com:vml" xmlns:wp14="http://schemas.microsoft.com/office/word/2010/wordprocessingDrawing" xmlns:wp="http://schemas.openxmlformats.org/drawingml/2006/wordprocessingDrawing" xmlns:w10="urn:schemas-microsoft-com:office:word" xmlns:w="http://schemas.openxmlformats.org/wordprocessingml/2006/main" xmlns:w14="http://schemas.microsoft.com/office/word/2010/wordml" xmlns:w15="http://schemas.microsoft.com/office/word/2012/wordml" xmlns:w16cex="http://schemas.microsoft.com/office/word/2018/wordml/cex" xmlns:w16cid="http://schemas.microsoft.com/office/word/2016/wordml/cid" xmlns:w16="http://schemas.microsoft.com/office/word/2018/wordml" xmlns:w16du="http://schemas.microsoft.com/office/word/2023/wordml/word16du" xmlns:w16sdtdh="http://schemas.microsoft.com/office/word/2020/wordml/sdtdatahash" xmlns:w16sdtfl="http://schemas.microsoft.com/office/word/2024/wordml/sdtformatlock" xmlns:w16se="http://schemas.microsoft.com/office/word/2015/wordml/symex" xmlns:wpg="http://schemas.microsoft.com/office/word/2010/wordprocessingGroup" xmlns:wpi="http://schemas.microsoft.com/office/word/2010/wordprocessingInk" xmlns:wne="http://schemas.microsoft.com/office/word/2006/wordml" xmlns:wps="http://schemas.microsoft.com/office/word/2010/wordprocessingShape" mc:Ignorable="w14 w15 w16se w16cid w16 w16cex w16sdtdh w16sdtfl w16du wp14">
   <w:endnote w:type="separator" w:id="-1">
     <w:p>
       <w:pPr>
@@ -12610,7 +11968,7 @@
 </file>
 
 <file path=word/footer1.xml><?xml version="1.0" encoding="utf-8"?>
-<w:ftr xmlns:wpc="http://schemas.microsoft.com/office/word/2010/wordprocessingCanvas" xmlns:cx="http://schemas.microsoft.com/office/drawing/2014/chartex" xmlns:cx1="http://schemas.microsoft.com/office/drawing/2015/9/8/chartex" xmlns:cx2="http://schemas.microsoft.com/office/drawing/2015/10/21/chartex" xmlns:cx3="http://schemas.microsoft.com/office/drawing/2016/5/9/chartex" xmlns:cx4="http://schemas.microsoft.com/office/drawing/2016/5/10/chartex" xmlns:cx5="http://schemas.microsoft.com/office/drawing/2016/5/11/chartex" xmlns:cx6="http://schemas.microsoft.com/office/drawing/2016/5/12/chartex" xmlns:cx7="http://schemas.microsoft.com/office/drawing/2016/5/13/chartex" xmlns:cx8="http://schemas.microsoft.com/office/drawing/2016/5/14/chartex" xmlns:mc="http://schemas.openxmlformats.org/markup-compatibility/2006" xmlns:aink="http://schemas.microsoft.com/office/drawing/2016/ink" xmlns:am3d="http://schemas.microsoft.com/office/drawing/2017/model3d" xmlns:o="urn:schemas-microsoft-com:office:office" xmlns:oel="http://schemas.microsoft.com/office/2019/extlst" xmlns:r="http://schemas.openxmlformats.org/officeDocument/2006/relationships" xmlns:m="http://schemas.openxmlformats.org/officeDocument/2006/math" xmlns:v="urn:schemas-microsoft-com:vml" xmlns:wp14="http://schemas.microsoft.com/office/word/2010/wordprocessingDrawing" xmlns:wp="http://schemas.openxmlformats.org/drawingml/2006/wordprocessingDrawing" xmlns:w10="urn:schemas-microsoft-com:office:word" xmlns:w="http://schemas.openxmlformats.org/wordprocessingml/2006/main" xmlns:w14="http://schemas.microsoft.com/office/word/2010/wordml" xmlns:w15="http://schemas.microsoft.com/office/word/2012/wordml" xmlns:w16cex="http://schemas.microsoft.com/office/word/2018/wordml/cex" xmlns:w16cid="http://schemas.microsoft.com/office/word/2016/wordml/cid" xmlns:w16="http://schemas.microsoft.com/office/word/2018/wordml" xmlns:w16du="http://schemas.microsoft.com/office/word/2023/wordml/word16du" xmlns:w16sdtdh="http://schemas.microsoft.com/office/word/2020/wordml/sdtdatahash" xmlns:w16se="http://schemas.microsoft.com/office/word/2015/wordml/symex" xmlns:wpg="http://schemas.microsoft.com/office/word/2010/wordprocessingGroup" xmlns:wpi="http://schemas.microsoft.com/office/word/2010/wordprocessingInk" xmlns:wne="http://schemas.microsoft.com/office/word/2006/wordml" xmlns:wps="http://schemas.microsoft.com/office/word/2010/wordprocessingShape" mc:Ignorable="w14 w15 w16se w16cid w16 w16cex w16sdtdh w16du wp14">
+<w:ftr xmlns:wpc="http://schemas.microsoft.com/office/word/2010/wordprocessingCanvas" xmlns:cx="http://schemas.microsoft.com/office/drawing/2014/chartex" xmlns:cx1="http://schemas.microsoft.com/office/drawing/2015/9/8/chartex" xmlns:cx2="http://schemas.microsoft.com/office/drawing/2015/10/21/chartex" xmlns:cx3="http://schemas.microsoft.com/office/drawing/2016/5/9/chartex" xmlns:cx4="http://schemas.microsoft.com/office/drawing/2016/5/10/chartex" xmlns:cx5="http://schemas.microsoft.com/office/drawing/2016/5/11/chartex" xmlns:cx6="http://schemas.microsoft.com/office/drawing/2016/5/12/chartex" xmlns:cx7="http://schemas.microsoft.com/office/drawing/2016/5/13/chartex" xmlns:cx8="http://schemas.microsoft.com/office/drawing/2016/5/14/chartex" xmlns:mc="http://schemas.openxmlformats.org/markup-compatibility/2006" xmlns:aink="http://schemas.microsoft.com/office/drawing/2016/ink" xmlns:am3d="http://schemas.microsoft.com/office/drawing/2017/model3d" xmlns:o="urn:schemas-microsoft-com:office:office" xmlns:oel="http://schemas.microsoft.com/office/2019/extlst" xmlns:r="http://schemas.openxmlformats.org/officeDocument/2006/relationships" xmlns:m="http://schemas.openxmlformats.org/officeDocument/2006/math" xmlns:v="urn:schemas-microsoft-com:vml" xmlns:wp14="http://schemas.microsoft.com/office/word/2010/wordprocessingDrawing" xmlns:wp="http://schemas.openxmlformats.org/drawingml/2006/wordprocessingDrawing" xmlns:w10="urn:schemas-microsoft-com:office:word" xmlns:w="http://schemas.openxmlformats.org/wordprocessingml/2006/main" xmlns:w14="http://schemas.microsoft.com/office/word/2010/wordml" xmlns:w15="http://schemas.microsoft.com/office/word/2012/wordml" xmlns:w16cex="http://schemas.microsoft.com/office/word/2018/wordml/cex" xmlns:w16cid="http://schemas.microsoft.com/office/word/2016/wordml/cid" xmlns:w16="http://schemas.microsoft.com/office/word/2018/wordml" xmlns:w16du="http://schemas.microsoft.com/office/word/2023/wordml/word16du" xmlns:w16sdtdh="http://schemas.microsoft.com/office/word/2020/wordml/sdtdatahash" xmlns:w16sdtfl="http://schemas.microsoft.com/office/word/2024/wordml/sdtformatlock" xmlns:w16se="http://schemas.microsoft.com/office/word/2015/wordml/symex" xmlns:wpg="http://schemas.microsoft.com/office/word/2010/wordprocessingGroup" xmlns:wpi="http://schemas.microsoft.com/office/word/2010/wordprocessingInk" xmlns:wne="http://schemas.microsoft.com/office/word/2006/wordml" xmlns:wps="http://schemas.microsoft.com/office/word/2010/wordprocessingShape" mc:Ignorable="w14 w15 w16se w16cid w16 w16cex w16sdtdh w16sdtfl w16du wp14">
   <w:p>
     <w:pPr>
       <w:tabs>
@@ -12718,7 +12076,7 @@
 </file>
 
 <file path=word/footer2.xml><?xml version="1.0" encoding="utf-8"?>
-<w:ftr xmlns:wpc="http://schemas.microsoft.com/office/word/2010/wordprocessingCanvas" xmlns:cx="http://schemas.microsoft.com/office/drawing/2014/chartex" xmlns:cx1="http://schemas.microsoft.com/office/drawing/2015/9/8/chartex" xmlns:cx2="http://schemas.microsoft.com/office/drawing/2015/10/21/chartex" xmlns:cx3="http://schemas.microsoft.com/office/drawing/2016/5/9/chartex" xmlns:cx4="http://schemas.microsoft.com/office/drawing/2016/5/10/chartex" xmlns:cx5="http://schemas.microsoft.com/office/drawing/2016/5/11/chartex" xmlns:cx6="http://schemas.microsoft.com/office/drawing/2016/5/12/chartex" xmlns:cx7="http://schemas.microsoft.com/office/drawing/2016/5/13/chartex" xmlns:cx8="http://schemas.microsoft.com/office/drawing/2016/5/14/chartex" xmlns:mc="http://schemas.openxmlformats.org/markup-compatibility/2006" xmlns:aink="http://schemas.microsoft.com/office/drawing/2016/ink" xmlns:am3d="http://schemas.microsoft.com/office/drawing/2017/model3d" xmlns:o="urn:schemas-microsoft-com:office:office" xmlns:oel="http://schemas.microsoft.com/office/2019/extlst" xmlns:r="http://schemas.openxmlformats.org/officeDocument/2006/relationships" xmlns:m="http://schemas.openxmlformats.org/officeDocument/2006/math" xmlns:v="urn:schemas-microsoft-com:vml" xmlns:wp14="http://schemas.microsoft.com/office/word/2010/wordprocessingDrawing" xmlns:wp="http://schemas.openxmlformats.org/drawingml/2006/wordprocessingDrawing" xmlns:w10="urn:schemas-microsoft-com:office:word" xmlns:w="http://schemas.openxmlformats.org/wordprocessingml/2006/main" xmlns:w14="http://schemas.microsoft.com/office/word/2010/wordml" xmlns:w15="http://schemas.microsoft.com/office/word/2012/wordml" xmlns:w16cex="http://schemas.microsoft.com/office/word/2018/wordml/cex" xmlns:w16cid="http://schemas.microsoft.com/office/word/2016/wordml/cid" xmlns:w16="http://schemas.microsoft.com/office/word/2018/wordml" xmlns:w16du="http://schemas.microsoft.com/office/word/2023/wordml/word16du" xmlns:w16sdtdh="http://schemas.microsoft.com/office/word/2020/wordml/sdtdatahash" xmlns:w16se="http://schemas.microsoft.com/office/word/2015/wordml/symex" xmlns:wpg="http://schemas.microsoft.com/office/word/2010/wordprocessingGroup" xmlns:wpi="http://schemas.microsoft.com/office/word/2010/wordprocessingInk" xmlns:wne="http://schemas.microsoft.com/office/word/2006/wordml" xmlns:wps="http://schemas.microsoft.com/office/word/2010/wordprocessingShape" mc:Ignorable="w14 w15 w16se w16cid w16 w16cex w16sdtdh w16du wp14">
+<w:ftr xmlns:wpc="http://schemas.microsoft.com/office/word/2010/wordprocessingCanvas" xmlns:cx="http://schemas.microsoft.com/office/drawing/2014/chartex" xmlns:cx1="http://schemas.microsoft.com/office/drawing/2015/9/8/chartex" xmlns:cx2="http://schemas.microsoft.com/office/drawing/2015/10/21/chartex" xmlns:cx3="http://schemas.microsoft.com/office/drawing/2016/5/9/chartex" xmlns:cx4="http://schemas.microsoft.com/office/drawing/2016/5/10/chartex" xmlns:cx5="http://schemas.microsoft.com/office/drawing/2016/5/11/chartex" xmlns:cx6="http://schemas.microsoft.com/office/drawing/2016/5/12/chartex" xmlns:cx7="http://schemas.microsoft.com/office/drawing/2016/5/13/chartex" xmlns:cx8="http://schemas.microsoft.com/office/drawing/2016/5/14/chartex" xmlns:mc="http://schemas.openxmlformats.org/markup-compatibility/2006" xmlns:aink="http://schemas.microsoft.com/office/drawing/2016/ink" xmlns:am3d="http://schemas.microsoft.com/office/drawing/2017/model3d" xmlns:o="urn:schemas-microsoft-com:office:office" xmlns:oel="http://schemas.microsoft.com/office/2019/extlst" xmlns:r="http://schemas.openxmlformats.org/officeDocument/2006/relationships" xmlns:m="http://schemas.openxmlformats.org/officeDocument/2006/math" xmlns:v="urn:schemas-microsoft-com:vml" xmlns:wp14="http://schemas.microsoft.com/office/word/2010/wordprocessingDrawing" xmlns:wp="http://schemas.openxmlformats.org/drawingml/2006/wordprocessingDrawing" xmlns:w10="urn:schemas-microsoft-com:office:word" xmlns:w="http://schemas.openxmlformats.org/wordprocessingml/2006/main" xmlns:w14="http://schemas.microsoft.com/office/word/2010/wordml" xmlns:w15="http://schemas.microsoft.com/office/word/2012/wordml" xmlns:w16cex="http://schemas.microsoft.com/office/word/2018/wordml/cex" xmlns:w16cid="http://schemas.microsoft.com/office/word/2016/wordml/cid" xmlns:w16="http://schemas.microsoft.com/office/word/2018/wordml" xmlns:w16du="http://schemas.microsoft.com/office/word/2023/wordml/word16du" xmlns:w16sdtdh="http://schemas.microsoft.com/office/word/2020/wordml/sdtdatahash" xmlns:w16sdtfl="http://schemas.microsoft.com/office/word/2024/wordml/sdtformatlock" xmlns:w16se="http://schemas.microsoft.com/office/word/2015/wordml/symex" xmlns:wpg="http://schemas.microsoft.com/office/word/2010/wordprocessingGroup" xmlns:wpi="http://schemas.microsoft.com/office/word/2010/wordprocessingInk" xmlns:wne="http://schemas.microsoft.com/office/word/2006/wordml" xmlns:wps="http://schemas.microsoft.com/office/word/2010/wordprocessingShape" mc:Ignorable="w14 w15 w16se w16cid w16 w16cex w16sdtdh w16sdtfl w16du wp14">
   <w:p>
     <w:pPr>
       <w:tabs>
@@ -13139,7 +12497,7 @@
 </file>
 
 <file path=word/footnotes.xml><?xml version="1.0" encoding="utf-8"?>
-<w:footnotes xmlns:wpc="http://schemas.microsoft.com/office/word/2010/wordprocessingCanvas" xmlns:cx="http://schemas.microsoft.com/office/drawing/2014/chartex" xmlns:cx1="http://schemas.microsoft.com/office/drawing/2015/9/8/chartex" xmlns:cx2="http://schemas.microsoft.com/office/drawing/2015/10/21/chartex" xmlns:cx3="http://schemas.microsoft.com/office/drawing/2016/5/9/chartex" xmlns:cx4="http://schemas.microsoft.com/office/drawing/2016/5/10/chartex" xmlns:cx5="http://schemas.microsoft.com/office/drawing/2016/5/11/chartex" xmlns:cx6="http://schemas.microsoft.com/office/drawing/2016/5/12/chartex" xmlns:cx7="http://schemas.microsoft.com/office/drawing/2016/5/13/chartex" xmlns:cx8="http://schemas.microsoft.com/office/drawing/2016/5/14/chartex" xmlns:mc="http://schemas.openxmlformats.org/markup-compatibility/2006" xmlns:aink="http://schemas.microsoft.com/office/drawing/2016/ink" xmlns:am3d="http://schemas.microsoft.com/office/drawing/2017/model3d" xmlns:o="urn:schemas-microsoft-com:office:office" xmlns:oel="http://schemas.microsoft.com/office/2019/extlst" xmlns:r="http://schemas.openxmlformats.org/officeDocument/2006/relationships" xmlns:m="http://schemas.openxmlformats.org/officeDocument/2006/math" xmlns:v="urn:schemas-microsoft-com:vml" xmlns:wp14="http://schemas.microsoft.com/office/word/2010/wordprocessingDrawing" xmlns:wp="http://schemas.openxmlformats.org/drawingml/2006/wordprocessingDrawing" xmlns:w10="urn:schemas-microsoft-com:office:word" xmlns:w="http://schemas.openxmlformats.org/wordprocessingml/2006/main" xmlns:w14="http://schemas.microsoft.com/office/word/2010/wordml" xmlns:w15="http://schemas.microsoft.com/office/word/2012/wordml" xmlns:w16cex="http://schemas.microsoft.com/office/word/2018/wordml/cex" xmlns:w16cid="http://schemas.microsoft.com/office/word/2016/wordml/cid" xmlns:w16="http://schemas.microsoft.com/office/word/2018/wordml" xmlns:w16du="http://schemas.microsoft.com/office/word/2023/wordml/word16du" xmlns:w16sdtdh="http://schemas.microsoft.com/office/word/2020/wordml/sdtdatahash" xmlns:w16se="http://schemas.microsoft.com/office/word/2015/wordml/symex" xmlns:wpg="http://schemas.microsoft.com/office/word/2010/wordprocessingGroup" xmlns:wpi="http://schemas.microsoft.com/office/word/2010/wordprocessingInk" xmlns:wne="http://schemas.microsoft.com/office/word/2006/wordml" xmlns:wps="http://schemas.microsoft.com/office/word/2010/wordprocessingShape" mc:Ignorable="w14 w15 w16se w16cid w16 w16cex w16sdtdh w16du wp14">
+<w:footnotes xmlns:wpc="http://schemas.microsoft.com/office/word/2010/wordprocessingCanvas" xmlns:cx="http://schemas.microsoft.com/office/drawing/2014/chartex" xmlns:cx1="http://schemas.microsoft.com/office/drawing/2015/9/8/chartex" xmlns:cx2="http://schemas.microsoft.com/office/drawing/2015/10/21/chartex" xmlns:cx3="http://schemas.microsoft.com/office/drawing/2016/5/9/chartex" xmlns:cx4="http://schemas.microsoft.com/office/drawing/2016/5/10/chartex" xmlns:cx5="http://schemas.microsoft.com/office/drawing/2016/5/11/chartex" xmlns:cx6="http://schemas.microsoft.com/office/drawing/2016/5/12/chartex" xmlns:cx7="http://schemas.microsoft.com/office/drawing/2016/5/13/chartex" xmlns:cx8="http://schemas.microsoft.com/office/drawing/2016/5/14/chartex" xmlns:mc="http://schemas.openxmlformats.org/markup-compatibility/2006" xmlns:aink="http://schemas.microsoft.com/office/drawing/2016/ink" xmlns:am3d="http://schemas.microsoft.com/office/drawing/2017/model3d" xmlns:o="urn:schemas-microsoft-com:office:office" xmlns:oel="http://schemas.microsoft.com/office/2019/extlst" xmlns:r="http://schemas.openxmlformats.org/officeDocument/2006/relationships" xmlns:m="http://schemas.openxmlformats.org/officeDocument/2006/math" xmlns:v="urn:schemas-microsoft-com:vml" xmlns:wp14="http://schemas.microsoft.com/office/word/2010/wordprocessingDrawing" xmlns:wp="http://schemas.openxmlformats.org/drawingml/2006/wordprocessingDrawing" xmlns:w10="urn:schemas-microsoft-com:office:word" xmlns:w="http://schemas.openxmlformats.org/wordprocessingml/2006/main" xmlns:w14="http://schemas.microsoft.com/office/word/2010/wordml" xmlns:w15="http://schemas.microsoft.com/office/word/2012/wordml" xmlns:w16cex="http://schemas.microsoft.com/office/word/2018/wordml/cex" xmlns:w16cid="http://schemas.microsoft.com/office/word/2016/wordml/cid" xmlns:w16="http://schemas.microsoft.com/office/word/2018/wordml" xmlns:w16du="http://schemas.microsoft.com/office/word/2023/wordml/word16du" xmlns:w16sdtdh="http://schemas.microsoft.com/office/word/2020/wordml/sdtdatahash" xmlns:w16sdtfl="http://schemas.microsoft.com/office/word/2024/wordml/sdtformatlock" xmlns:w16se="http://schemas.microsoft.com/office/word/2015/wordml/symex" xmlns:wpg="http://schemas.microsoft.com/office/word/2010/wordprocessingGroup" xmlns:wpi="http://schemas.microsoft.com/office/word/2010/wordprocessingInk" xmlns:wne="http://schemas.microsoft.com/office/word/2006/wordml" xmlns:wps="http://schemas.microsoft.com/office/word/2010/wordprocessingShape" mc:Ignorable="w14 w15 w16se w16cid w16 w16cex w16sdtdh w16sdtfl w16du wp14">
   <w:footnote w:type="separator" w:id="-1">
     <w:p>
       <w:pPr>
@@ -13164,7 +12522,7 @@
 </file>
 
 <file path=word/header1.xml><?xml version="1.0" encoding="utf-8"?>
-<w:hdr xmlns:wpc="http://schemas.microsoft.com/office/word/2010/wordprocessingCanvas" xmlns:cx="http://schemas.microsoft.com/office/drawing/2014/chartex" xmlns:cx1="http://schemas.microsoft.com/office/drawing/2015/9/8/chartex" xmlns:cx2="http://schemas.microsoft.com/office/drawing/2015/10/21/chartex" xmlns:cx3="http://schemas.microsoft.com/office/drawing/2016/5/9/chartex" xmlns:cx4="http://schemas.microsoft.com/office/drawing/2016/5/10/chartex" xmlns:cx5="http://schemas.microsoft.com/office/drawing/2016/5/11/chartex" xmlns:cx6="http://schemas.microsoft.com/office/drawing/2016/5/12/chartex" xmlns:cx7="http://schemas.microsoft.com/office/drawing/2016/5/13/chartex" xmlns:cx8="http://schemas.microsoft.com/office/drawing/2016/5/14/chartex" xmlns:mc="http://schemas.openxmlformats.org/markup-compatibility/2006" xmlns:aink="http://schemas.microsoft.com/office/drawing/2016/ink" xmlns:am3d="http://schemas.microsoft.com/office/drawing/2017/model3d" xmlns:o="urn:schemas-microsoft-com:office:office" xmlns:oel="http://schemas.microsoft.com/office/2019/extlst" xmlns:r="http://schemas.openxmlformats.org/officeDocument/2006/relationships" xmlns:m="http://schemas.openxmlformats.org/officeDocument/2006/math" xmlns:v="urn:schemas-microsoft-com:vml" xmlns:wp14="http://schemas.microsoft.com/office/word/2010/wordprocessingDrawing" xmlns:wp="http://schemas.openxmlformats.org/drawingml/2006/wordprocessingDrawing" xmlns:w10="urn:schemas-microsoft-com:office:word" xmlns:w="http://schemas.openxmlformats.org/wordprocessingml/2006/main" xmlns:w14="http://schemas.microsoft.com/office/word/2010/wordml" xmlns:w15="http://schemas.microsoft.com/office/word/2012/wordml" xmlns:w16cex="http://schemas.microsoft.com/office/word/2018/wordml/cex" xmlns:w16cid="http://schemas.microsoft.com/office/word/2016/wordml/cid" xmlns:w16="http://schemas.microsoft.com/office/word/2018/wordml" xmlns:w16du="http://schemas.microsoft.com/office/word/2023/wordml/word16du" xmlns:w16sdtdh="http://schemas.microsoft.com/office/word/2020/wordml/sdtdatahash" xmlns:w16se="http://schemas.microsoft.com/office/word/2015/wordml/symex" xmlns:wpg="http://schemas.microsoft.com/office/word/2010/wordprocessingGroup" xmlns:wpi="http://schemas.microsoft.com/office/word/2010/wordprocessingInk" xmlns:wne="http://schemas.microsoft.com/office/word/2006/wordml" xmlns:wps="http://schemas.microsoft.com/office/word/2010/wordprocessingShape" mc:Ignorable="w14 w15 w16se w16cid w16 w16cex w16sdtdh w16du wp14">
+<w:hdr xmlns:wpc="http://schemas.microsoft.com/office/word/2010/wordprocessingCanvas" xmlns:cx="http://schemas.microsoft.com/office/drawing/2014/chartex" xmlns:cx1="http://schemas.microsoft.com/office/drawing/2015/9/8/chartex" xmlns:cx2="http://schemas.microsoft.com/office/drawing/2015/10/21/chartex" xmlns:cx3="http://schemas.microsoft.com/office/drawing/2016/5/9/chartex" xmlns:cx4="http://schemas.microsoft.com/office/drawing/2016/5/10/chartex" xmlns:cx5="http://schemas.microsoft.com/office/drawing/2016/5/11/chartex" xmlns:cx6="http://schemas.microsoft.com/office/drawing/2016/5/12/chartex" xmlns:cx7="http://schemas.microsoft.com/office/drawing/2016/5/13/chartex" xmlns:cx8="http://schemas.microsoft.com/office/drawing/2016/5/14/chartex" xmlns:mc="http://schemas.openxmlformats.org/markup-compatibility/2006" xmlns:aink="http://schemas.microsoft.com/office/drawing/2016/ink" xmlns:am3d="http://schemas.microsoft.com/office/drawing/2017/model3d" xmlns:o="urn:schemas-microsoft-com:office:office" xmlns:oel="http://schemas.microsoft.com/office/2019/extlst" xmlns:r="http://schemas.openxmlformats.org/officeDocument/2006/relationships" xmlns:m="http://schemas.openxmlformats.org/officeDocument/2006/math" xmlns:v="urn:schemas-microsoft-com:vml" xmlns:wp14="http://schemas.microsoft.com/office/word/2010/wordprocessingDrawing" xmlns:wp="http://schemas.openxmlformats.org/drawingml/2006/wordprocessingDrawing" xmlns:w10="urn:schemas-microsoft-com:office:word" xmlns:w="http://schemas.openxmlformats.org/wordprocessingml/2006/main" xmlns:w14="http://schemas.microsoft.com/office/word/2010/wordml" xmlns:w15="http://schemas.microsoft.com/office/word/2012/wordml" xmlns:w16cex="http://schemas.microsoft.com/office/word/2018/wordml/cex" xmlns:w16cid="http://schemas.microsoft.com/office/word/2016/wordml/cid" xmlns:w16="http://schemas.microsoft.com/office/word/2018/wordml" xmlns:w16du="http://schemas.microsoft.com/office/word/2023/wordml/word16du" xmlns:w16sdtdh="http://schemas.microsoft.com/office/word/2020/wordml/sdtdatahash" xmlns:w16sdtfl="http://schemas.microsoft.com/office/word/2024/wordml/sdtformatlock" xmlns:w16se="http://schemas.microsoft.com/office/word/2015/wordml/symex" xmlns:wpg="http://schemas.microsoft.com/office/word/2010/wordprocessingGroup" xmlns:wpi="http://schemas.microsoft.com/office/word/2010/wordprocessingInk" xmlns:wne="http://schemas.microsoft.com/office/word/2006/wordml" xmlns:wps="http://schemas.microsoft.com/office/word/2010/wordprocessingShape" mc:Ignorable="w14 w15 w16se w16cid w16 w16cex w16sdtdh w16sdtfl w16du wp14">
   <w:tbl>
     <w:tblPr>
       <w:tblStyle w:val="Tablaconcuadrcula"/>
@@ -13208,7 +12566,15 @@
               <w:bCs/>
               <w:noProof/>
             </w:rPr>
-            <w:t>PROGRAMA INTERNO DE PROTECCIÓN CIVIL 2024</w:t>
+            <w:t xml:space="preserve">PROGRAMA INTERNO DE PROTECCIÓN CIVIL </w:t>
+          </w:r>
+          <w:r>
+            <w:rPr>
+              <w:b/>
+              <w:bCs/>
+              <w:noProof/>
+            </w:rPr>
+            <w:t>{{ anio }}</w:t>
           </w:r>
         </w:p>
         <w:p>
@@ -13298,7 +12664,7 @@
 </file>
 
 <file path=word/header2.xml><?xml version="1.0" encoding="utf-8"?>
-<w:hdr xmlns:wpc="http://schemas.microsoft.com/office/word/2010/wordprocessingCanvas" xmlns:cx="http://schemas.microsoft.com/office/drawing/2014/chartex" xmlns:cx1="http://schemas.microsoft.com/office/drawing/2015/9/8/chartex" xmlns:cx2="http://schemas.microsoft.com/office/drawing/2015/10/21/chartex" xmlns:cx3="http://schemas.microsoft.com/office/drawing/2016/5/9/chartex" xmlns:cx4="http://schemas.microsoft.com/office/drawing/2016/5/10/chartex" xmlns:cx5="http://schemas.microsoft.com/office/drawing/2016/5/11/chartex" xmlns:cx6="http://schemas.microsoft.com/office/drawing/2016/5/12/chartex" xmlns:cx7="http://schemas.microsoft.com/office/drawing/2016/5/13/chartex" xmlns:cx8="http://schemas.microsoft.com/office/drawing/2016/5/14/chartex" xmlns:mc="http://schemas.openxmlformats.org/markup-compatibility/2006" xmlns:aink="http://schemas.microsoft.com/office/drawing/2016/ink" xmlns:am3d="http://schemas.microsoft.com/office/drawing/2017/model3d" xmlns:o="urn:schemas-microsoft-com:office:office" xmlns:oel="http://schemas.microsoft.com/office/2019/extlst" xmlns:r="http://schemas.openxmlformats.org/officeDocument/2006/relationships" xmlns:m="http://schemas.openxmlformats.org/officeDocument/2006/math" xmlns:v="urn:schemas-microsoft-com:vml" xmlns:wp14="http://schemas.microsoft.com/office/word/2010/wordprocessingDrawing" xmlns:wp="http://schemas.openxmlformats.org/drawingml/2006/wordprocessingDrawing" xmlns:w10="urn:schemas-microsoft-com:office:word" xmlns:w="http://schemas.openxmlformats.org/wordprocessingml/2006/main" xmlns:w14="http://schemas.microsoft.com/office/word/2010/wordml" xmlns:w15="http://schemas.microsoft.com/office/word/2012/wordml" xmlns:w16cex="http://schemas.microsoft.com/office/word/2018/wordml/cex" xmlns:w16cid="http://schemas.microsoft.com/office/word/2016/wordml/cid" xmlns:w16="http://schemas.microsoft.com/office/word/2018/wordml" xmlns:w16du="http://schemas.microsoft.com/office/word/2023/wordml/word16du" xmlns:w16sdtdh="http://schemas.microsoft.com/office/word/2020/wordml/sdtdatahash" xmlns:w16se="http://schemas.microsoft.com/office/word/2015/wordml/symex" xmlns:wpg="http://schemas.microsoft.com/office/word/2010/wordprocessingGroup" xmlns:wpi="http://schemas.microsoft.com/office/word/2010/wordprocessingInk" xmlns:wne="http://schemas.microsoft.com/office/word/2006/wordml" xmlns:wps="http://schemas.microsoft.com/office/word/2010/wordprocessingShape" mc:Ignorable="w14 w15 w16se w16cid w16 w16cex w16sdtdh w16du wp14">
+<w:hdr xmlns:wpc="http://schemas.microsoft.com/office/word/2010/wordprocessingCanvas" xmlns:cx="http://schemas.microsoft.com/office/drawing/2014/chartex" xmlns:cx1="http://schemas.microsoft.com/office/drawing/2015/9/8/chartex" xmlns:cx2="http://schemas.microsoft.com/office/drawing/2015/10/21/chartex" xmlns:cx3="http://schemas.microsoft.com/office/drawing/2016/5/9/chartex" xmlns:cx4="http://schemas.microsoft.com/office/drawing/2016/5/10/chartex" xmlns:cx5="http://schemas.microsoft.com/office/drawing/2016/5/11/chartex" xmlns:cx6="http://schemas.microsoft.com/office/drawing/2016/5/12/chartex" xmlns:cx7="http://schemas.microsoft.com/office/drawing/2016/5/13/chartex" xmlns:cx8="http://schemas.microsoft.com/office/drawing/2016/5/14/chartex" xmlns:mc="http://schemas.openxmlformats.org/markup-compatibility/2006" xmlns:aink="http://schemas.microsoft.com/office/drawing/2016/ink" xmlns:am3d="http://schemas.microsoft.com/office/drawing/2017/model3d" xmlns:o="urn:schemas-microsoft-com:office:office" xmlns:oel="http://schemas.microsoft.com/office/2019/extlst" xmlns:r="http://schemas.openxmlformats.org/officeDocument/2006/relationships" xmlns:m="http://schemas.openxmlformats.org/officeDocument/2006/math" xmlns:v="urn:schemas-microsoft-com:vml" xmlns:wp14="http://schemas.microsoft.com/office/word/2010/wordprocessingDrawing" xmlns:wp="http://schemas.openxmlformats.org/drawingml/2006/wordprocessingDrawing" xmlns:w10="urn:schemas-microsoft-com:office:word" xmlns:w="http://schemas.openxmlformats.org/wordprocessingml/2006/main" xmlns:w14="http://schemas.microsoft.com/office/word/2010/wordml" xmlns:w15="http://schemas.microsoft.com/office/word/2012/wordml" xmlns:w16cex="http://schemas.microsoft.com/office/word/2018/wordml/cex" xmlns:w16cid="http://schemas.microsoft.com/office/word/2016/wordml/cid" xmlns:w16="http://schemas.microsoft.com/office/word/2018/wordml" xmlns:w16du="http://schemas.microsoft.com/office/word/2023/wordml/word16du" xmlns:w16sdtdh="http://schemas.microsoft.com/office/word/2020/wordml/sdtdatahash" xmlns:w16sdtfl="http://schemas.microsoft.com/office/word/2024/wordml/sdtformatlock" xmlns:w16se="http://schemas.microsoft.com/office/word/2015/wordml/symex" xmlns:wpg="http://schemas.microsoft.com/office/word/2010/wordprocessingGroup" xmlns:wpi="http://schemas.microsoft.com/office/word/2010/wordprocessingInk" xmlns:wne="http://schemas.microsoft.com/office/word/2006/wordml" xmlns:wps="http://schemas.microsoft.com/office/word/2010/wordprocessingShape" mc:Ignorable="w14 w15 w16se w16cid w16 w16cex w16sdtdh w16sdtfl w16du wp14">
   <w:p>
     <w:pPr>
       <w:pStyle w:val="Encabezado"/>
@@ -13385,23 +12751,7 @@
         <w:rFonts w:cstheme="minorHAnsi"/>
         <w:b/>
       </w:rPr>
-      <w:t>**</w:t>
-    </w:r>
-    <w:proofErr w:type="spellStart"/>
-    <w:r>
-      <w:rPr>
-        <w:rFonts w:cstheme="minorHAnsi"/>
-        <w:b/>
-      </w:rPr>
-      <w:t>Anio_actual</w:t>
-    </w:r>
-    <w:proofErr w:type="spellEnd"/>
-    <w:r>
-      <w:rPr>
-        <w:rFonts w:cstheme="minorHAnsi"/>
-        <w:b/>
-      </w:rPr>
-      <w:t>**</w:t>
+      <w:t>**Anio_actual**</w:t>
     </w:r>
   </w:p>
   <w:p>
@@ -13423,23 +12773,7 @@
         <w:rFonts w:cstheme="minorHAnsi"/>
         <w:b/>
       </w:rPr>
-      <w:t>**</w:t>
-    </w:r>
-    <w:proofErr w:type="spellStart"/>
-    <w:r>
-      <w:rPr>
-        <w:rFonts w:cstheme="minorHAnsi"/>
-        <w:b/>
-      </w:rPr>
-      <w:t>Razon_social</w:t>
-    </w:r>
-    <w:proofErr w:type="spellEnd"/>
-    <w:r>
-      <w:rPr>
-        <w:rFonts w:cstheme="minorHAnsi"/>
-        <w:b/>
-      </w:rPr>
-      <w:t>**</w:t>
+      <w:t>**Razon_social**</w:t>
     </w:r>
   </w:p>
   <w:p>
@@ -13456,28 +12790,14 @@
       <w:rPr>
         <w:b/>
       </w:rPr>
-      <w:t>**</w:t>
-    </w:r>
-    <w:proofErr w:type="spellStart"/>
-    <w:r>
-      <w:rPr>
-        <w:b/>
-      </w:rPr>
-      <w:t>Nombre_comercial</w:t>
-    </w:r>
-    <w:proofErr w:type="spellEnd"/>
-    <w:r>
-      <w:rPr>
-        <w:b/>
-      </w:rPr>
-      <w:t>**</w:t>
+      <w:t>**Nombre_comercial**</w:t>
     </w:r>
   </w:p>
 </w:hdr>
 </file>
 
 <file path=word/numbering.xml><?xml version="1.0" encoding="utf-8"?>
-<w:numbering xmlns:wpc="http://schemas.microsoft.com/office/word/2010/wordprocessingCanvas" xmlns:cx="http://schemas.microsoft.com/office/drawing/2014/chartex" xmlns:cx1="http://schemas.microsoft.com/office/drawing/2015/9/8/chartex" xmlns:cx2="http://schemas.microsoft.com/office/drawing/2015/10/21/chartex" xmlns:cx3="http://schemas.microsoft.com/office/drawing/2016/5/9/chartex" xmlns:cx4="http://schemas.microsoft.com/office/drawing/2016/5/10/chartex" xmlns:cx5="http://schemas.microsoft.com/office/drawing/2016/5/11/chartex" xmlns:cx6="http://schemas.microsoft.com/office/drawing/2016/5/12/chartex" xmlns:cx7="http://schemas.microsoft.com/office/drawing/2016/5/13/chartex" xmlns:cx8="http://schemas.microsoft.com/office/drawing/2016/5/14/chartex" xmlns:mc="http://schemas.openxmlformats.org/markup-compatibility/2006" xmlns:aink="http://schemas.microsoft.com/office/drawing/2016/ink" xmlns:am3d="http://schemas.microsoft.com/office/drawing/2017/model3d" xmlns:o="urn:schemas-microsoft-com:office:office" xmlns:oel="http://schemas.microsoft.com/office/2019/extlst" xmlns:r="http://schemas.openxmlformats.org/officeDocument/2006/relationships" xmlns:m="http://schemas.openxmlformats.org/officeDocument/2006/math" xmlns:v="urn:schemas-microsoft-com:vml" xmlns:wp14="http://schemas.microsoft.com/office/word/2010/wordprocessingDrawing" xmlns:wp="http://schemas.openxmlformats.org/drawingml/2006/wordprocessingDrawing" xmlns:w10="urn:schemas-microsoft-com:office:word" xmlns:w="http://schemas.openxmlformats.org/wordprocessingml/2006/main" xmlns:w14="http://schemas.microsoft.com/office/word/2010/wordml" xmlns:w15="http://schemas.microsoft.com/office/word/2012/wordml" xmlns:w16cex="http://schemas.microsoft.com/office/word/2018/wordml/cex" xmlns:w16cid="http://schemas.microsoft.com/office/word/2016/wordml/cid" xmlns:w16="http://schemas.microsoft.com/office/word/2018/wordml" xmlns:w16du="http://schemas.microsoft.com/office/word/2023/wordml/word16du" xmlns:w16sdtdh="http://schemas.microsoft.com/office/word/2020/wordml/sdtdatahash" xmlns:w16se="http://schemas.microsoft.com/office/word/2015/wordml/symex" xmlns:wpg="http://schemas.microsoft.com/office/word/2010/wordprocessingGroup" xmlns:wpi="http://schemas.microsoft.com/office/word/2010/wordprocessingInk" xmlns:wne="http://schemas.microsoft.com/office/word/2006/wordml" xmlns:wps="http://schemas.microsoft.com/office/word/2010/wordprocessingShape" mc:Ignorable="w14 w15 w16se w16cid w16 w16cex w16sdtdh w16du wp14">
+<w:numbering xmlns:wpc="http://schemas.microsoft.com/office/word/2010/wordprocessingCanvas" xmlns:cx="http://schemas.microsoft.com/office/drawing/2014/chartex" xmlns:cx1="http://schemas.microsoft.com/office/drawing/2015/9/8/chartex" xmlns:cx2="http://schemas.microsoft.com/office/drawing/2015/10/21/chartex" xmlns:cx3="http://schemas.microsoft.com/office/drawing/2016/5/9/chartex" xmlns:cx4="http://schemas.microsoft.com/office/drawing/2016/5/10/chartex" xmlns:cx5="http://schemas.microsoft.com/office/drawing/2016/5/11/chartex" xmlns:cx6="http://schemas.microsoft.com/office/drawing/2016/5/12/chartex" xmlns:cx7="http://schemas.microsoft.com/office/drawing/2016/5/13/chartex" xmlns:cx8="http://schemas.microsoft.com/office/drawing/2016/5/14/chartex" xmlns:mc="http://schemas.openxmlformats.org/markup-compatibility/2006" xmlns:aink="http://schemas.microsoft.com/office/drawing/2016/ink" xmlns:am3d="http://schemas.microsoft.com/office/drawing/2017/model3d" xmlns:o="urn:schemas-microsoft-com:office:office" xmlns:oel="http://schemas.microsoft.com/office/2019/extlst" xmlns:r="http://schemas.openxmlformats.org/officeDocument/2006/relationships" xmlns:m="http://schemas.openxmlformats.org/officeDocument/2006/math" xmlns:v="urn:schemas-microsoft-com:vml" xmlns:wp14="http://schemas.microsoft.com/office/word/2010/wordprocessingDrawing" xmlns:wp="http://schemas.openxmlformats.org/drawingml/2006/wordprocessingDrawing" xmlns:w10="urn:schemas-microsoft-com:office:word" xmlns:w="http://schemas.openxmlformats.org/wordprocessingml/2006/main" xmlns:w14="http://schemas.microsoft.com/office/word/2010/wordml" xmlns:w15="http://schemas.microsoft.com/office/word/2012/wordml" xmlns:w16cex="http://schemas.microsoft.com/office/word/2018/wordml/cex" xmlns:w16cid="http://schemas.microsoft.com/office/word/2016/wordml/cid" xmlns:w16="http://schemas.microsoft.com/office/word/2018/wordml" xmlns:w16du="http://schemas.microsoft.com/office/word/2023/wordml/word16du" xmlns:w16sdtdh="http://schemas.microsoft.com/office/word/2020/wordml/sdtdatahash" xmlns:w16sdtfl="http://schemas.microsoft.com/office/word/2024/wordml/sdtformatlock" xmlns:w16se="http://schemas.microsoft.com/office/word/2015/wordml/symex" xmlns:wpg="http://schemas.microsoft.com/office/word/2010/wordprocessingGroup" xmlns:wpi="http://schemas.microsoft.com/office/word/2010/wordprocessingInk" xmlns:wne="http://schemas.microsoft.com/office/word/2006/wordml" xmlns:wps="http://schemas.microsoft.com/office/word/2010/wordprocessingShape" mc:Ignorable="w14 w15 w16se w16cid w16 w16cex w16sdtdh w16sdtfl w16du wp14">
   <w:abstractNum w:abstractNumId="0" w15:restartNumberingAfterBreak="1">
     <w:nsid w:val="FFFFFF89"/>
     <w:multiLevelType w:val="singleLevel"/>
@@ -13624,7 +12944,7 @@
 </file>
 
 <file path=word/styles.xml><?xml version="1.0" encoding="utf-8"?>
-<w:styles xmlns:mc="http://schemas.openxmlformats.org/markup-compatibility/2006" xmlns:r="http://schemas.openxmlformats.org/officeDocument/2006/relationships" xmlns:w="http://schemas.openxmlformats.org/wordprocessingml/2006/main" xmlns:w14="http://schemas.microsoft.com/office/word/2010/wordml" xmlns:w15="http://schemas.microsoft.com/office/word/2012/wordml" xmlns:w16cex="http://schemas.microsoft.com/office/word/2018/wordml/cex" xmlns:w16cid="http://schemas.microsoft.com/office/word/2016/wordml/cid" xmlns:w16="http://schemas.microsoft.com/office/word/2018/wordml" xmlns:w16du="http://schemas.microsoft.com/office/word/2023/wordml/word16du" xmlns:w16sdtdh="http://schemas.microsoft.com/office/word/2020/wordml/sdtdatahash" xmlns:w16se="http://schemas.microsoft.com/office/word/2015/wordml/symex" mc:Ignorable="w14 w15 w16se w16cid w16 w16cex w16sdtdh w16du">
+<w:styles xmlns:mc="http://schemas.openxmlformats.org/markup-compatibility/2006" xmlns:r="http://schemas.openxmlformats.org/officeDocument/2006/relationships" xmlns:w="http://schemas.openxmlformats.org/wordprocessingml/2006/main" xmlns:w14="http://schemas.microsoft.com/office/word/2010/wordml" xmlns:w15="http://schemas.microsoft.com/office/word/2012/wordml" xmlns:w16cex="http://schemas.microsoft.com/office/word/2018/wordml/cex" xmlns:w16cid="http://schemas.microsoft.com/office/word/2016/wordml/cid" xmlns:w16="http://schemas.microsoft.com/office/word/2018/wordml" xmlns:w16du="http://schemas.microsoft.com/office/word/2023/wordml/word16du" xmlns:w16sdtdh="http://schemas.microsoft.com/office/word/2020/wordml/sdtdatahash" xmlns:w16sdtfl="http://schemas.microsoft.com/office/word/2024/wordml/sdtformatlock" xmlns:w16se="http://schemas.microsoft.com/office/word/2015/wordml/symex" mc:Ignorable="w14 w15 w16se w16cid w16 w16cex w16sdtdh w16sdtfl w16du">
   <w:docDefaults>
     <w:rPrDefault>
       <w:rPr>

--- a/Inputs/Templates/GRI General.docx
+++ b/Inputs/Templates/GRI General.docx
@@ -1,6 +1,6 @@
 
 <file path=word/document.xml><?xml version="1.0" encoding="utf-8"?>
-<w:document xmlns:wpc="http://schemas.microsoft.com/office/word/2010/wordprocessingCanvas" xmlns:cx="http://schemas.microsoft.com/office/drawing/2014/chartex" xmlns:cx1="http://schemas.microsoft.com/office/drawing/2015/9/8/chartex" xmlns:cx2="http://schemas.microsoft.com/office/drawing/2015/10/21/chartex" xmlns:cx3="http://schemas.microsoft.com/office/drawing/2016/5/9/chartex" xmlns:cx4="http://schemas.microsoft.com/office/drawing/2016/5/10/chartex" xmlns:cx5="http://schemas.microsoft.com/office/drawing/2016/5/11/chartex" xmlns:cx6="http://schemas.microsoft.com/office/drawing/2016/5/12/chartex" xmlns:cx7="http://schemas.microsoft.com/office/drawing/2016/5/13/chartex" xmlns:cx8="http://schemas.microsoft.com/office/drawing/2016/5/14/chartex" xmlns:mc="http://schemas.openxmlformats.org/markup-compatibility/2006" xmlns:aink="http://schemas.microsoft.com/office/drawing/2016/ink" xmlns:am3d="http://schemas.microsoft.com/office/drawing/2017/model3d" xmlns:o="urn:schemas-microsoft-com:office:office" xmlns:oel="http://schemas.microsoft.com/office/2019/extlst" xmlns:r="http://schemas.openxmlformats.org/officeDocument/2006/relationships" xmlns:m="http://schemas.openxmlformats.org/officeDocument/2006/math" xmlns:v="urn:schemas-microsoft-com:vml" xmlns:wp14="http://schemas.microsoft.com/office/word/2010/wordprocessingDrawing" xmlns:wp="http://schemas.openxmlformats.org/drawingml/2006/wordprocessingDrawing" xmlns:w10="urn:schemas-microsoft-com:office:word" xmlns:w="http://schemas.openxmlformats.org/wordprocessingml/2006/main" xmlns:w14="http://schemas.microsoft.com/office/word/2010/wordml" xmlns:w15="http://schemas.microsoft.com/office/word/2012/wordml" xmlns:w16cex="http://schemas.microsoft.com/office/word/2018/wordml/cex" xmlns:w16cid="http://schemas.microsoft.com/office/word/2016/wordml/cid" xmlns:w16="http://schemas.microsoft.com/office/word/2018/wordml" xmlns:w16du="http://schemas.microsoft.com/office/word/2023/wordml/word16du" xmlns:w16sdtdh="http://schemas.microsoft.com/office/word/2020/wordml/sdtdatahash" xmlns:w16se="http://schemas.microsoft.com/office/word/2015/wordml/symex" xmlns:wpg="http://schemas.microsoft.com/office/word/2010/wordprocessingGroup" xmlns:wpi="http://schemas.microsoft.com/office/word/2010/wordprocessingInk" xmlns:wne="http://schemas.microsoft.com/office/word/2006/wordml" xmlns:wps="http://schemas.microsoft.com/office/word/2010/wordprocessingShape" mc:Ignorable="w14 w15 w16se w16cid w16 w16cex w16sdtdh w16du wp14">
+<w:document xmlns:wpc="http://schemas.microsoft.com/office/word/2010/wordprocessingCanvas" xmlns:cx="http://schemas.microsoft.com/office/drawing/2014/chartex" xmlns:cx1="http://schemas.microsoft.com/office/drawing/2015/9/8/chartex" xmlns:cx2="http://schemas.microsoft.com/office/drawing/2015/10/21/chartex" xmlns:cx3="http://schemas.microsoft.com/office/drawing/2016/5/9/chartex" xmlns:cx4="http://schemas.microsoft.com/office/drawing/2016/5/10/chartex" xmlns:cx5="http://schemas.microsoft.com/office/drawing/2016/5/11/chartex" xmlns:cx6="http://schemas.microsoft.com/office/drawing/2016/5/12/chartex" xmlns:cx7="http://schemas.microsoft.com/office/drawing/2016/5/13/chartex" xmlns:cx8="http://schemas.microsoft.com/office/drawing/2016/5/14/chartex" xmlns:mc="http://schemas.openxmlformats.org/markup-compatibility/2006" xmlns:aink="http://schemas.microsoft.com/office/drawing/2016/ink" xmlns:am3d="http://schemas.microsoft.com/office/drawing/2017/model3d" xmlns:o="urn:schemas-microsoft-com:office:office" xmlns:oel="http://schemas.microsoft.com/office/2019/extlst" xmlns:r="http://schemas.openxmlformats.org/officeDocument/2006/relationships" xmlns:m="http://schemas.openxmlformats.org/officeDocument/2006/math" xmlns:v="urn:schemas-microsoft-com:vml" xmlns:wp14="http://schemas.microsoft.com/office/word/2010/wordprocessingDrawing" xmlns:wp="http://schemas.openxmlformats.org/drawingml/2006/wordprocessingDrawing" xmlns:w10="urn:schemas-microsoft-com:office:word" xmlns:w="http://schemas.openxmlformats.org/wordprocessingml/2006/main" xmlns:w14="http://schemas.microsoft.com/office/word/2010/wordml" xmlns:w15="http://schemas.microsoft.com/office/word/2012/wordml" xmlns:w16cex="http://schemas.microsoft.com/office/word/2018/wordml/cex" xmlns:w16cid="http://schemas.microsoft.com/office/word/2016/wordml/cid" xmlns:w16="http://schemas.microsoft.com/office/word/2018/wordml" xmlns:w16du="http://schemas.microsoft.com/office/word/2023/wordml/word16du" xmlns:w16sdtdh="http://schemas.microsoft.com/office/word/2020/wordml/sdtdatahash" xmlns:w16sdtfl="http://schemas.microsoft.com/office/word/2024/wordml/sdtformatlock" xmlns:w16se="http://schemas.microsoft.com/office/word/2015/wordml/symex" xmlns:wpg="http://schemas.microsoft.com/office/word/2010/wordprocessingGroup" xmlns:wpi="http://schemas.microsoft.com/office/word/2010/wordprocessingInk" xmlns:wne="http://schemas.microsoft.com/office/word/2006/wordml" xmlns:wps="http://schemas.microsoft.com/office/word/2010/wordprocessingShape" mc:Ignorable="w14 w15 w16se w16cid w16 w16cex w16sdtdh w16sdtfl w16du wp14">
   <w:body>
     <w:p>
       <w:pPr>
@@ -166,23 +166,7 @@
           <w:sz w:val="24"/>
           <w:szCs w:val="24"/>
         </w:rPr>
-        <w:t xml:space="preserve"> </w:t>
-      </w:r>
-      <w:r>
-        <w:rPr>
-          <w:b/>
-          <w:sz w:val="24"/>
-          <w:szCs w:val="24"/>
-        </w:rPr>
-        <w:t>{{ no_interior }}</w:t>
-      </w:r>
-      <w:r>
-        <w:rPr>
-          <w:b/>
-          <w:sz w:val="24"/>
-          <w:szCs w:val="24"/>
-        </w:rPr>
-        <w:t xml:space="preserve">Col. </w:t>
+        <w:t xml:space="preserve"> Col. </w:t>
       </w:r>
       <w:r>
         <w:rPr>
@@ -223,6 +207,14 @@
           <w:szCs w:val="24"/>
         </w:rPr>
         <w:t>{{ municipio }}</w:t>
+      </w:r>
+      <w:r>
+        <w:rPr>
+          <w:b/>
+          <w:sz w:val="24"/>
+          <w:szCs w:val="24"/>
+        </w:rPr>
+        <w:t>,</w:t>
       </w:r>
       <w:r>
         <w:rPr>
@@ -11951,7 +11943,7 @@
 </file>
 
 <file path=word/endnotes.xml><?xml version="1.0" encoding="utf-8"?>
-<w:endnotes xmlns:wpc="http://schemas.microsoft.com/office/word/2010/wordprocessingCanvas" xmlns:cx="http://schemas.microsoft.com/office/drawing/2014/chartex" xmlns:cx1="http://schemas.microsoft.com/office/drawing/2015/9/8/chartex" xmlns:cx2="http://schemas.microsoft.com/office/drawing/2015/10/21/chartex" xmlns:cx3="http://schemas.microsoft.com/office/drawing/2016/5/9/chartex" xmlns:cx4="http://schemas.microsoft.com/office/drawing/2016/5/10/chartex" xmlns:cx5="http://schemas.microsoft.com/office/drawing/2016/5/11/chartex" xmlns:cx6="http://schemas.microsoft.com/office/drawing/2016/5/12/chartex" xmlns:cx7="http://schemas.microsoft.com/office/drawing/2016/5/13/chartex" xmlns:cx8="http://schemas.microsoft.com/office/drawing/2016/5/14/chartex" xmlns:mc="http://schemas.openxmlformats.org/markup-compatibility/2006" xmlns:aink="http://schemas.microsoft.com/office/drawing/2016/ink" xmlns:am3d="http://schemas.microsoft.com/office/drawing/2017/model3d" xmlns:o="urn:schemas-microsoft-com:office:office" xmlns:oel="http://schemas.microsoft.com/office/2019/extlst" xmlns:r="http://schemas.openxmlformats.org/officeDocument/2006/relationships" xmlns:m="http://schemas.openxmlformats.org/officeDocument/2006/math" xmlns:v="urn:schemas-microsoft-com:vml" xmlns:wp14="http://schemas.microsoft.com/office/word/2010/wordprocessingDrawing" xmlns:wp="http://schemas.openxmlformats.org/drawingml/2006/wordprocessingDrawing" xmlns:w10="urn:schemas-microsoft-com:office:word" xmlns:w="http://schemas.openxmlformats.org/wordprocessingml/2006/main" xmlns:w14="http://schemas.microsoft.com/office/word/2010/wordml" xmlns:w15="http://schemas.microsoft.com/office/word/2012/wordml" xmlns:w16cex="http://schemas.microsoft.com/office/word/2018/wordml/cex" xmlns:w16cid="http://schemas.microsoft.com/office/word/2016/wordml/cid" xmlns:w16="http://schemas.microsoft.com/office/word/2018/wordml" xmlns:w16du="http://schemas.microsoft.com/office/word/2023/wordml/word16du" xmlns:w16sdtdh="http://schemas.microsoft.com/office/word/2020/wordml/sdtdatahash" xmlns:w16se="http://schemas.microsoft.com/office/word/2015/wordml/symex" xmlns:wpg="http://schemas.microsoft.com/office/word/2010/wordprocessingGroup" xmlns:wpi="http://schemas.microsoft.com/office/word/2010/wordprocessingInk" xmlns:wne="http://schemas.microsoft.com/office/word/2006/wordml" xmlns:wps="http://schemas.microsoft.com/office/word/2010/wordprocessingShape" mc:Ignorable="w14 w15 w16se w16cid w16 w16cex w16sdtdh w16du wp14">
+<w:endnotes xmlns:wpc="http://schemas.microsoft.com/office/word/2010/wordprocessingCanvas" xmlns:cx="http://schemas.microsoft.com/office/drawing/2014/chartex" xmlns:cx1="http://schemas.microsoft.com/office/drawing/2015/9/8/chartex" xmlns:cx2="http://schemas.microsoft.com/office/drawing/2015/10/21/chartex" xmlns:cx3="http://schemas.microsoft.com/office/drawing/2016/5/9/chartex" xmlns:cx4="http://schemas.microsoft.com/office/drawing/2016/5/10/chartex" xmlns:cx5="http://schemas.microsoft.com/office/drawing/2016/5/11/chartex" xmlns:cx6="http://schemas.microsoft.com/office/drawing/2016/5/12/chartex" xmlns:cx7="http://schemas.microsoft.com/office/drawing/2016/5/13/chartex" xmlns:cx8="http://schemas.microsoft.com/office/drawing/2016/5/14/chartex" xmlns:mc="http://schemas.openxmlformats.org/markup-compatibility/2006" xmlns:aink="http://schemas.microsoft.com/office/drawing/2016/ink" xmlns:am3d="http://schemas.microsoft.com/office/drawing/2017/model3d" xmlns:o="urn:schemas-microsoft-com:office:office" xmlns:oel="http://schemas.microsoft.com/office/2019/extlst" xmlns:r="http://schemas.openxmlformats.org/officeDocument/2006/relationships" xmlns:m="http://schemas.openxmlformats.org/officeDocument/2006/math" xmlns:v="urn:schemas-microsoft-com:vml" xmlns:wp14="http://schemas.microsoft.com/office/word/2010/wordprocessingDrawing" xmlns:wp="http://schemas.openxmlformats.org/drawingml/2006/wordprocessingDrawing" xmlns:w10="urn:schemas-microsoft-com:office:word" xmlns:w="http://schemas.openxmlformats.org/wordprocessingml/2006/main" xmlns:w14="http://schemas.microsoft.com/office/word/2010/wordml" xmlns:w15="http://schemas.microsoft.com/office/word/2012/wordml" xmlns:w16cex="http://schemas.microsoft.com/office/word/2018/wordml/cex" xmlns:w16cid="http://schemas.microsoft.com/office/word/2016/wordml/cid" xmlns:w16="http://schemas.microsoft.com/office/word/2018/wordml" xmlns:w16du="http://schemas.microsoft.com/office/word/2023/wordml/word16du" xmlns:w16sdtdh="http://schemas.microsoft.com/office/word/2020/wordml/sdtdatahash" xmlns:w16sdtfl="http://schemas.microsoft.com/office/word/2024/wordml/sdtformatlock" xmlns:w16se="http://schemas.microsoft.com/office/word/2015/wordml/symex" xmlns:wpg="http://schemas.microsoft.com/office/word/2010/wordprocessingGroup" xmlns:wpi="http://schemas.microsoft.com/office/word/2010/wordprocessingInk" xmlns:wne="http://schemas.microsoft.com/office/word/2006/wordml" xmlns:wps="http://schemas.microsoft.com/office/word/2010/wordprocessingShape" mc:Ignorable="w14 w15 w16se w16cid w16 w16cex w16sdtdh w16sdtfl w16du wp14">
   <w:endnote w:type="separator" w:id="-1">
     <w:p>
       <w:pPr>
@@ -11976,7 +11968,7 @@
 </file>
 
 <file path=word/footer1.xml><?xml version="1.0" encoding="utf-8"?>
-<w:ftr xmlns:wpc="http://schemas.microsoft.com/office/word/2010/wordprocessingCanvas" xmlns:cx="http://schemas.microsoft.com/office/drawing/2014/chartex" xmlns:cx1="http://schemas.microsoft.com/office/drawing/2015/9/8/chartex" xmlns:cx2="http://schemas.microsoft.com/office/drawing/2015/10/21/chartex" xmlns:cx3="http://schemas.microsoft.com/office/drawing/2016/5/9/chartex" xmlns:cx4="http://schemas.microsoft.com/office/drawing/2016/5/10/chartex" xmlns:cx5="http://schemas.microsoft.com/office/drawing/2016/5/11/chartex" xmlns:cx6="http://schemas.microsoft.com/office/drawing/2016/5/12/chartex" xmlns:cx7="http://schemas.microsoft.com/office/drawing/2016/5/13/chartex" xmlns:cx8="http://schemas.microsoft.com/office/drawing/2016/5/14/chartex" xmlns:mc="http://schemas.openxmlformats.org/markup-compatibility/2006" xmlns:aink="http://schemas.microsoft.com/office/drawing/2016/ink" xmlns:am3d="http://schemas.microsoft.com/office/drawing/2017/model3d" xmlns:o="urn:schemas-microsoft-com:office:office" xmlns:oel="http://schemas.microsoft.com/office/2019/extlst" xmlns:r="http://schemas.openxmlformats.org/officeDocument/2006/relationships" xmlns:m="http://schemas.openxmlformats.org/officeDocument/2006/math" xmlns:v="urn:schemas-microsoft-com:vml" xmlns:wp14="http://schemas.microsoft.com/office/word/2010/wordprocessingDrawing" xmlns:wp="http://schemas.openxmlformats.org/drawingml/2006/wordprocessingDrawing" xmlns:w10="urn:schemas-microsoft-com:office:word" xmlns:w="http://schemas.openxmlformats.org/wordprocessingml/2006/main" xmlns:w14="http://schemas.microsoft.com/office/word/2010/wordml" xmlns:w15="http://schemas.microsoft.com/office/word/2012/wordml" xmlns:w16cex="http://schemas.microsoft.com/office/word/2018/wordml/cex" xmlns:w16cid="http://schemas.microsoft.com/office/word/2016/wordml/cid" xmlns:w16="http://schemas.microsoft.com/office/word/2018/wordml" xmlns:w16du="http://schemas.microsoft.com/office/word/2023/wordml/word16du" xmlns:w16sdtdh="http://schemas.microsoft.com/office/word/2020/wordml/sdtdatahash" xmlns:w16se="http://schemas.microsoft.com/office/word/2015/wordml/symex" xmlns:wpg="http://schemas.microsoft.com/office/word/2010/wordprocessingGroup" xmlns:wpi="http://schemas.microsoft.com/office/word/2010/wordprocessingInk" xmlns:wne="http://schemas.microsoft.com/office/word/2006/wordml" xmlns:wps="http://schemas.microsoft.com/office/word/2010/wordprocessingShape" mc:Ignorable="w14 w15 w16se w16cid w16 w16cex w16sdtdh w16du wp14">
+<w:ftr xmlns:wpc="http://schemas.microsoft.com/office/word/2010/wordprocessingCanvas" xmlns:cx="http://schemas.microsoft.com/office/drawing/2014/chartex" xmlns:cx1="http://schemas.microsoft.com/office/drawing/2015/9/8/chartex" xmlns:cx2="http://schemas.microsoft.com/office/drawing/2015/10/21/chartex" xmlns:cx3="http://schemas.microsoft.com/office/drawing/2016/5/9/chartex" xmlns:cx4="http://schemas.microsoft.com/office/drawing/2016/5/10/chartex" xmlns:cx5="http://schemas.microsoft.com/office/drawing/2016/5/11/chartex" xmlns:cx6="http://schemas.microsoft.com/office/drawing/2016/5/12/chartex" xmlns:cx7="http://schemas.microsoft.com/office/drawing/2016/5/13/chartex" xmlns:cx8="http://schemas.microsoft.com/office/drawing/2016/5/14/chartex" xmlns:mc="http://schemas.openxmlformats.org/markup-compatibility/2006" xmlns:aink="http://schemas.microsoft.com/office/drawing/2016/ink" xmlns:am3d="http://schemas.microsoft.com/office/drawing/2017/model3d" xmlns:o="urn:schemas-microsoft-com:office:office" xmlns:oel="http://schemas.microsoft.com/office/2019/extlst" xmlns:r="http://schemas.openxmlformats.org/officeDocument/2006/relationships" xmlns:m="http://schemas.openxmlformats.org/officeDocument/2006/math" xmlns:v="urn:schemas-microsoft-com:vml" xmlns:wp14="http://schemas.microsoft.com/office/word/2010/wordprocessingDrawing" xmlns:wp="http://schemas.openxmlformats.org/drawingml/2006/wordprocessingDrawing" xmlns:w10="urn:schemas-microsoft-com:office:word" xmlns:w="http://schemas.openxmlformats.org/wordprocessingml/2006/main" xmlns:w14="http://schemas.microsoft.com/office/word/2010/wordml" xmlns:w15="http://schemas.microsoft.com/office/word/2012/wordml" xmlns:w16cex="http://schemas.microsoft.com/office/word/2018/wordml/cex" xmlns:w16cid="http://schemas.microsoft.com/office/word/2016/wordml/cid" xmlns:w16="http://schemas.microsoft.com/office/word/2018/wordml" xmlns:w16du="http://schemas.microsoft.com/office/word/2023/wordml/word16du" xmlns:w16sdtdh="http://schemas.microsoft.com/office/word/2020/wordml/sdtdatahash" xmlns:w16sdtfl="http://schemas.microsoft.com/office/word/2024/wordml/sdtformatlock" xmlns:w16se="http://schemas.microsoft.com/office/word/2015/wordml/symex" xmlns:wpg="http://schemas.microsoft.com/office/word/2010/wordprocessingGroup" xmlns:wpi="http://schemas.microsoft.com/office/word/2010/wordprocessingInk" xmlns:wne="http://schemas.microsoft.com/office/word/2006/wordml" xmlns:wps="http://schemas.microsoft.com/office/word/2010/wordprocessingShape" mc:Ignorable="w14 w15 w16se w16cid w16 w16cex w16sdtdh w16sdtfl w16du wp14">
   <w:p>
     <w:pPr>
       <w:tabs>
@@ -12084,7 +12076,7 @@
 </file>
 
 <file path=word/footer2.xml><?xml version="1.0" encoding="utf-8"?>
-<w:ftr xmlns:wpc="http://schemas.microsoft.com/office/word/2010/wordprocessingCanvas" xmlns:cx="http://schemas.microsoft.com/office/drawing/2014/chartex" xmlns:cx1="http://schemas.microsoft.com/office/drawing/2015/9/8/chartex" xmlns:cx2="http://schemas.microsoft.com/office/drawing/2015/10/21/chartex" xmlns:cx3="http://schemas.microsoft.com/office/drawing/2016/5/9/chartex" xmlns:cx4="http://schemas.microsoft.com/office/drawing/2016/5/10/chartex" xmlns:cx5="http://schemas.microsoft.com/office/drawing/2016/5/11/chartex" xmlns:cx6="http://schemas.microsoft.com/office/drawing/2016/5/12/chartex" xmlns:cx7="http://schemas.microsoft.com/office/drawing/2016/5/13/chartex" xmlns:cx8="http://schemas.microsoft.com/office/drawing/2016/5/14/chartex" xmlns:mc="http://schemas.openxmlformats.org/markup-compatibility/2006" xmlns:aink="http://schemas.microsoft.com/office/drawing/2016/ink" xmlns:am3d="http://schemas.microsoft.com/office/drawing/2017/model3d" xmlns:o="urn:schemas-microsoft-com:office:office" xmlns:oel="http://schemas.microsoft.com/office/2019/extlst" xmlns:r="http://schemas.openxmlformats.org/officeDocument/2006/relationships" xmlns:m="http://schemas.openxmlformats.org/officeDocument/2006/math" xmlns:v="urn:schemas-microsoft-com:vml" xmlns:wp14="http://schemas.microsoft.com/office/word/2010/wordprocessingDrawing" xmlns:wp="http://schemas.openxmlformats.org/drawingml/2006/wordprocessingDrawing" xmlns:w10="urn:schemas-microsoft-com:office:word" xmlns:w="http://schemas.openxmlformats.org/wordprocessingml/2006/main" xmlns:w14="http://schemas.microsoft.com/office/word/2010/wordml" xmlns:w15="http://schemas.microsoft.com/office/word/2012/wordml" xmlns:w16cex="http://schemas.microsoft.com/office/word/2018/wordml/cex" xmlns:w16cid="http://schemas.microsoft.com/office/word/2016/wordml/cid" xmlns:w16="http://schemas.microsoft.com/office/word/2018/wordml" xmlns:w16du="http://schemas.microsoft.com/office/word/2023/wordml/word16du" xmlns:w16sdtdh="http://schemas.microsoft.com/office/word/2020/wordml/sdtdatahash" xmlns:w16se="http://schemas.microsoft.com/office/word/2015/wordml/symex" xmlns:wpg="http://schemas.microsoft.com/office/word/2010/wordprocessingGroup" xmlns:wpi="http://schemas.microsoft.com/office/word/2010/wordprocessingInk" xmlns:wne="http://schemas.microsoft.com/office/word/2006/wordml" xmlns:wps="http://schemas.microsoft.com/office/word/2010/wordprocessingShape" mc:Ignorable="w14 w15 w16se w16cid w16 w16cex w16sdtdh w16du wp14">
+<w:ftr xmlns:wpc="http://schemas.microsoft.com/office/word/2010/wordprocessingCanvas" xmlns:cx="http://schemas.microsoft.com/office/drawing/2014/chartex" xmlns:cx1="http://schemas.microsoft.com/office/drawing/2015/9/8/chartex" xmlns:cx2="http://schemas.microsoft.com/office/drawing/2015/10/21/chartex" xmlns:cx3="http://schemas.microsoft.com/office/drawing/2016/5/9/chartex" xmlns:cx4="http://schemas.microsoft.com/office/drawing/2016/5/10/chartex" xmlns:cx5="http://schemas.microsoft.com/office/drawing/2016/5/11/chartex" xmlns:cx6="http://schemas.microsoft.com/office/drawing/2016/5/12/chartex" xmlns:cx7="http://schemas.microsoft.com/office/drawing/2016/5/13/chartex" xmlns:cx8="http://schemas.microsoft.com/office/drawing/2016/5/14/chartex" xmlns:mc="http://schemas.openxmlformats.org/markup-compatibility/2006" xmlns:aink="http://schemas.microsoft.com/office/drawing/2016/ink" xmlns:am3d="http://schemas.microsoft.com/office/drawing/2017/model3d" xmlns:o="urn:schemas-microsoft-com:office:office" xmlns:oel="http://schemas.microsoft.com/office/2019/extlst" xmlns:r="http://schemas.openxmlformats.org/officeDocument/2006/relationships" xmlns:m="http://schemas.openxmlformats.org/officeDocument/2006/math" xmlns:v="urn:schemas-microsoft-com:vml" xmlns:wp14="http://schemas.microsoft.com/office/word/2010/wordprocessingDrawing" xmlns:wp="http://schemas.openxmlformats.org/drawingml/2006/wordprocessingDrawing" xmlns:w10="urn:schemas-microsoft-com:office:word" xmlns:w="http://schemas.openxmlformats.org/wordprocessingml/2006/main" xmlns:w14="http://schemas.microsoft.com/office/word/2010/wordml" xmlns:w15="http://schemas.microsoft.com/office/word/2012/wordml" xmlns:w16cex="http://schemas.microsoft.com/office/word/2018/wordml/cex" xmlns:w16cid="http://schemas.microsoft.com/office/word/2016/wordml/cid" xmlns:w16="http://schemas.microsoft.com/office/word/2018/wordml" xmlns:w16du="http://schemas.microsoft.com/office/word/2023/wordml/word16du" xmlns:w16sdtdh="http://schemas.microsoft.com/office/word/2020/wordml/sdtdatahash" xmlns:w16sdtfl="http://schemas.microsoft.com/office/word/2024/wordml/sdtformatlock" xmlns:w16se="http://schemas.microsoft.com/office/word/2015/wordml/symex" xmlns:wpg="http://schemas.microsoft.com/office/word/2010/wordprocessingGroup" xmlns:wpi="http://schemas.microsoft.com/office/word/2010/wordprocessingInk" xmlns:wne="http://schemas.microsoft.com/office/word/2006/wordml" xmlns:wps="http://schemas.microsoft.com/office/word/2010/wordprocessingShape" mc:Ignorable="w14 w15 w16se w16cid w16 w16cex w16sdtdh w16sdtfl w16du wp14">
   <w:p>
     <w:pPr>
       <w:tabs>
@@ -12326,14 +12318,7 @@
                               <w:sz w:val="18"/>
                               <w:szCs w:val="18"/>
                             </w:rPr>
-                            <w:t xml:space="preserve">CORREO: </w:t>
-                          </w:r>
-                          <w:r>
-                            <w:rPr>
-                              <w:sz w:val="18"/>
-                              <w:szCs w:val="18"/>
-                            </w:rPr>
-                            <w:t>halcon_noe@yahoo.com.mx</w:t>
+                            <w:t>CORREO: halcon_noe@yahoo.com.mx</w:t>
                           </w:r>
                         </w:p>
                       </w:txbxContent>
@@ -12512,7 +12497,7 @@
 </file>
 
 <file path=word/footnotes.xml><?xml version="1.0" encoding="utf-8"?>
-<w:footnotes xmlns:wpc="http://schemas.microsoft.com/office/word/2010/wordprocessingCanvas" xmlns:cx="http://schemas.microsoft.com/office/drawing/2014/chartex" xmlns:cx1="http://schemas.microsoft.com/office/drawing/2015/9/8/chartex" xmlns:cx2="http://schemas.microsoft.com/office/drawing/2015/10/21/chartex" xmlns:cx3="http://schemas.microsoft.com/office/drawing/2016/5/9/chartex" xmlns:cx4="http://schemas.microsoft.com/office/drawing/2016/5/10/chartex" xmlns:cx5="http://schemas.microsoft.com/office/drawing/2016/5/11/chartex" xmlns:cx6="http://schemas.microsoft.com/office/drawing/2016/5/12/chartex" xmlns:cx7="http://schemas.microsoft.com/office/drawing/2016/5/13/chartex" xmlns:cx8="http://schemas.microsoft.com/office/drawing/2016/5/14/chartex" xmlns:mc="http://schemas.openxmlformats.org/markup-compatibility/2006" xmlns:aink="http://schemas.microsoft.com/office/drawing/2016/ink" xmlns:am3d="http://schemas.microsoft.com/office/drawing/2017/model3d" xmlns:o="urn:schemas-microsoft-com:office:office" xmlns:oel="http://schemas.microsoft.com/office/2019/extlst" xmlns:r="http://schemas.openxmlformats.org/officeDocument/2006/relationships" xmlns:m="http://schemas.openxmlformats.org/officeDocument/2006/math" xmlns:v="urn:schemas-microsoft-com:vml" xmlns:wp14="http://schemas.microsoft.com/office/word/2010/wordprocessingDrawing" xmlns:wp="http://schemas.openxmlformats.org/drawingml/2006/wordprocessingDrawing" xmlns:w10="urn:schemas-microsoft-com:office:word" xmlns:w="http://schemas.openxmlformats.org/wordprocessingml/2006/main" xmlns:w14="http://schemas.microsoft.com/office/word/2010/wordml" xmlns:w15="http://schemas.microsoft.com/office/word/2012/wordml" xmlns:w16cex="http://schemas.microsoft.com/office/word/2018/wordml/cex" xmlns:w16cid="http://schemas.microsoft.com/office/word/2016/wordml/cid" xmlns:w16="http://schemas.microsoft.com/office/word/2018/wordml" xmlns:w16du="http://schemas.microsoft.com/office/word/2023/wordml/word16du" xmlns:w16sdtdh="http://schemas.microsoft.com/office/word/2020/wordml/sdtdatahash" xmlns:w16se="http://schemas.microsoft.com/office/word/2015/wordml/symex" xmlns:wpg="http://schemas.microsoft.com/office/word/2010/wordprocessingGroup" xmlns:wpi="http://schemas.microsoft.com/office/word/2010/wordprocessingInk" xmlns:wne="http://schemas.microsoft.com/office/word/2006/wordml" xmlns:wps="http://schemas.microsoft.com/office/word/2010/wordprocessingShape" mc:Ignorable="w14 w15 w16se w16cid w16 w16cex w16sdtdh w16du wp14">
+<w:footnotes xmlns:wpc="http://schemas.microsoft.com/office/word/2010/wordprocessingCanvas" xmlns:cx="http://schemas.microsoft.com/office/drawing/2014/chartex" xmlns:cx1="http://schemas.microsoft.com/office/drawing/2015/9/8/chartex" xmlns:cx2="http://schemas.microsoft.com/office/drawing/2015/10/21/chartex" xmlns:cx3="http://schemas.microsoft.com/office/drawing/2016/5/9/chartex" xmlns:cx4="http://schemas.microsoft.com/office/drawing/2016/5/10/chartex" xmlns:cx5="http://schemas.microsoft.com/office/drawing/2016/5/11/chartex" xmlns:cx6="http://schemas.microsoft.com/office/drawing/2016/5/12/chartex" xmlns:cx7="http://schemas.microsoft.com/office/drawing/2016/5/13/chartex" xmlns:cx8="http://schemas.microsoft.com/office/drawing/2016/5/14/chartex" xmlns:mc="http://schemas.openxmlformats.org/markup-compatibility/2006" xmlns:aink="http://schemas.microsoft.com/office/drawing/2016/ink" xmlns:am3d="http://schemas.microsoft.com/office/drawing/2017/model3d" xmlns:o="urn:schemas-microsoft-com:office:office" xmlns:oel="http://schemas.microsoft.com/office/2019/extlst" xmlns:r="http://schemas.openxmlformats.org/officeDocument/2006/relationships" xmlns:m="http://schemas.openxmlformats.org/officeDocument/2006/math" xmlns:v="urn:schemas-microsoft-com:vml" xmlns:wp14="http://schemas.microsoft.com/office/word/2010/wordprocessingDrawing" xmlns:wp="http://schemas.openxmlformats.org/drawingml/2006/wordprocessingDrawing" xmlns:w10="urn:schemas-microsoft-com:office:word" xmlns:w="http://schemas.openxmlformats.org/wordprocessingml/2006/main" xmlns:w14="http://schemas.microsoft.com/office/word/2010/wordml" xmlns:w15="http://schemas.microsoft.com/office/word/2012/wordml" xmlns:w16cex="http://schemas.microsoft.com/office/word/2018/wordml/cex" xmlns:w16cid="http://schemas.microsoft.com/office/word/2016/wordml/cid" xmlns:w16="http://schemas.microsoft.com/office/word/2018/wordml" xmlns:w16du="http://schemas.microsoft.com/office/word/2023/wordml/word16du" xmlns:w16sdtdh="http://schemas.microsoft.com/office/word/2020/wordml/sdtdatahash" xmlns:w16sdtfl="http://schemas.microsoft.com/office/word/2024/wordml/sdtformatlock" xmlns:w16se="http://schemas.microsoft.com/office/word/2015/wordml/symex" xmlns:wpg="http://schemas.microsoft.com/office/word/2010/wordprocessingGroup" xmlns:wpi="http://schemas.microsoft.com/office/word/2010/wordprocessingInk" xmlns:wne="http://schemas.microsoft.com/office/word/2006/wordml" xmlns:wps="http://schemas.microsoft.com/office/word/2010/wordprocessingShape" mc:Ignorable="w14 w15 w16se w16cid w16 w16cex w16sdtdh w16sdtfl w16du wp14">
   <w:footnote w:type="separator" w:id="-1">
     <w:p>
       <w:pPr>
@@ -12537,7 +12522,7 @@
 </file>
 
 <file path=word/header1.xml><?xml version="1.0" encoding="utf-8"?>
-<w:hdr xmlns:wpc="http://schemas.microsoft.com/office/word/2010/wordprocessingCanvas" xmlns:cx="http://schemas.microsoft.com/office/drawing/2014/chartex" xmlns:cx1="http://schemas.microsoft.com/office/drawing/2015/9/8/chartex" xmlns:cx2="http://schemas.microsoft.com/office/drawing/2015/10/21/chartex" xmlns:cx3="http://schemas.microsoft.com/office/drawing/2016/5/9/chartex" xmlns:cx4="http://schemas.microsoft.com/office/drawing/2016/5/10/chartex" xmlns:cx5="http://schemas.microsoft.com/office/drawing/2016/5/11/chartex" xmlns:cx6="http://schemas.microsoft.com/office/drawing/2016/5/12/chartex" xmlns:cx7="http://schemas.microsoft.com/office/drawing/2016/5/13/chartex" xmlns:cx8="http://schemas.microsoft.com/office/drawing/2016/5/14/chartex" xmlns:mc="http://schemas.openxmlformats.org/markup-compatibility/2006" xmlns:aink="http://schemas.microsoft.com/office/drawing/2016/ink" xmlns:am3d="http://schemas.microsoft.com/office/drawing/2017/model3d" xmlns:o="urn:schemas-microsoft-com:office:office" xmlns:oel="http://schemas.microsoft.com/office/2019/extlst" xmlns:r="http://schemas.openxmlformats.org/officeDocument/2006/relationships" xmlns:m="http://schemas.openxmlformats.org/officeDocument/2006/math" xmlns:v="urn:schemas-microsoft-com:vml" xmlns:wp14="http://schemas.microsoft.com/office/word/2010/wordprocessingDrawing" xmlns:wp="http://schemas.openxmlformats.org/drawingml/2006/wordprocessingDrawing" xmlns:w10="urn:schemas-microsoft-com:office:word" xmlns:w="http://schemas.openxmlformats.org/wordprocessingml/2006/main" xmlns:w14="http://schemas.microsoft.com/office/word/2010/wordml" xmlns:w15="http://schemas.microsoft.com/office/word/2012/wordml" xmlns:w16cex="http://schemas.microsoft.com/office/word/2018/wordml/cex" xmlns:w16cid="http://schemas.microsoft.com/office/word/2016/wordml/cid" xmlns:w16="http://schemas.microsoft.com/office/word/2018/wordml" xmlns:w16du="http://schemas.microsoft.com/office/word/2023/wordml/word16du" xmlns:w16sdtdh="http://schemas.microsoft.com/office/word/2020/wordml/sdtdatahash" xmlns:w16se="http://schemas.microsoft.com/office/word/2015/wordml/symex" xmlns:wpg="http://schemas.microsoft.com/office/word/2010/wordprocessingGroup" xmlns:wpi="http://schemas.microsoft.com/office/word/2010/wordprocessingInk" xmlns:wne="http://schemas.microsoft.com/office/word/2006/wordml" xmlns:wps="http://schemas.microsoft.com/office/word/2010/wordprocessingShape" mc:Ignorable="w14 w15 w16se w16cid w16 w16cex w16sdtdh w16du wp14">
+<w:hdr xmlns:wpc="http://schemas.microsoft.com/office/word/2010/wordprocessingCanvas" xmlns:cx="http://schemas.microsoft.com/office/drawing/2014/chartex" xmlns:cx1="http://schemas.microsoft.com/office/drawing/2015/9/8/chartex" xmlns:cx2="http://schemas.microsoft.com/office/drawing/2015/10/21/chartex" xmlns:cx3="http://schemas.microsoft.com/office/drawing/2016/5/9/chartex" xmlns:cx4="http://schemas.microsoft.com/office/drawing/2016/5/10/chartex" xmlns:cx5="http://schemas.microsoft.com/office/drawing/2016/5/11/chartex" xmlns:cx6="http://schemas.microsoft.com/office/drawing/2016/5/12/chartex" xmlns:cx7="http://schemas.microsoft.com/office/drawing/2016/5/13/chartex" xmlns:cx8="http://schemas.microsoft.com/office/drawing/2016/5/14/chartex" xmlns:mc="http://schemas.openxmlformats.org/markup-compatibility/2006" xmlns:aink="http://schemas.microsoft.com/office/drawing/2016/ink" xmlns:am3d="http://schemas.microsoft.com/office/drawing/2017/model3d" xmlns:o="urn:schemas-microsoft-com:office:office" xmlns:oel="http://schemas.microsoft.com/office/2019/extlst" xmlns:r="http://schemas.openxmlformats.org/officeDocument/2006/relationships" xmlns:m="http://schemas.openxmlformats.org/officeDocument/2006/math" xmlns:v="urn:schemas-microsoft-com:vml" xmlns:wp14="http://schemas.microsoft.com/office/word/2010/wordprocessingDrawing" xmlns:wp="http://schemas.openxmlformats.org/drawingml/2006/wordprocessingDrawing" xmlns:w10="urn:schemas-microsoft-com:office:word" xmlns:w="http://schemas.openxmlformats.org/wordprocessingml/2006/main" xmlns:w14="http://schemas.microsoft.com/office/word/2010/wordml" xmlns:w15="http://schemas.microsoft.com/office/word/2012/wordml" xmlns:w16cex="http://schemas.microsoft.com/office/word/2018/wordml/cex" xmlns:w16cid="http://schemas.microsoft.com/office/word/2016/wordml/cid" xmlns:w16="http://schemas.microsoft.com/office/word/2018/wordml" xmlns:w16du="http://schemas.microsoft.com/office/word/2023/wordml/word16du" xmlns:w16sdtdh="http://schemas.microsoft.com/office/word/2020/wordml/sdtdatahash" xmlns:w16sdtfl="http://schemas.microsoft.com/office/word/2024/wordml/sdtformatlock" xmlns:w16se="http://schemas.microsoft.com/office/word/2015/wordml/symex" xmlns:wpg="http://schemas.microsoft.com/office/word/2010/wordprocessingGroup" xmlns:wpi="http://schemas.microsoft.com/office/word/2010/wordprocessingInk" xmlns:wne="http://schemas.microsoft.com/office/word/2006/wordml" xmlns:wps="http://schemas.microsoft.com/office/word/2010/wordprocessingShape" mc:Ignorable="w14 w15 w16se w16cid w16 w16cex w16sdtdh w16sdtfl w16du wp14">
   <w:tbl>
     <w:tblPr>
       <w:tblStyle w:val="Tablaconcuadrcula"/>
@@ -12581,7 +12566,15 @@
               <w:bCs/>
               <w:noProof/>
             </w:rPr>
-            <w:t>PROGRAMA INTERNO DE PROTECCIÓN CIVIL 2024</w:t>
+            <w:t xml:space="preserve">PROGRAMA INTERNO DE PROTECCIÓN CIVIL </w:t>
+          </w:r>
+          <w:r>
+            <w:rPr>
+              <w:b/>
+              <w:bCs/>
+              <w:noProof/>
+            </w:rPr>
+            <w:t>{{ anio }}</w:t>
           </w:r>
         </w:p>
         <w:p>
@@ -12671,7 +12664,7 @@
 </file>
 
 <file path=word/header2.xml><?xml version="1.0" encoding="utf-8"?>
-<w:hdr xmlns:wpc="http://schemas.microsoft.com/office/word/2010/wordprocessingCanvas" xmlns:cx="http://schemas.microsoft.com/office/drawing/2014/chartex" xmlns:cx1="http://schemas.microsoft.com/office/drawing/2015/9/8/chartex" xmlns:cx2="http://schemas.microsoft.com/office/drawing/2015/10/21/chartex" xmlns:cx3="http://schemas.microsoft.com/office/drawing/2016/5/9/chartex" xmlns:cx4="http://schemas.microsoft.com/office/drawing/2016/5/10/chartex" xmlns:cx5="http://schemas.microsoft.com/office/drawing/2016/5/11/chartex" xmlns:cx6="http://schemas.microsoft.com/office/drawing/2016/5/12/chartex" xmlns:cx7="http://schemas.microsoft.com/office/drawing/2016/5/13/chartex" xmlns:cx8="http://schemas.microsoft.com/office/drawing/2016/5/14/chartex" xmlns:mc="http://schemas.openxmlformats.org/markup-compatibility/2006" xmlns:aink="http://schemas.microsoft.com/office/drawing/2016/ink" xmlns:am3d="http://schemas.microsoft.com/office/drawing/2017/model3d" xmlns:o="urn:schemas-microsoft-com:office:office" xmlns:oel="http://schemas.microsoft.com/office/2019/extlst" xmlns:r="http://schemas.openxmlformats.org/officeDocument/2006/relationships" xmlns:m="http://schemas.openxmlformats.org/officeDocument/2006/math" xmlns:v="urn:schemas-microsoft-com:vml" xmlns:wp14="http://schemas.microsoft.com/office/word/2010/wordprocessingDrawing" xmlns:wp="http://schemas.openxmlformats.org/drawingml/2006/wordprocessingDrawing" xmlns:w10="urn:schemas-microsoft-com:office:word" xmlns:w="http://schemas.openxmlformats.org/wordprocessingml/2006/main" xmlns:w14="http://schemas.microsoft.com/office/word/2010/wordml" xmlns:w15="http://schemas.microsoft.com/office/word/2012/wordml" xmlns:w16cex="http://schemas.microsoft.com/office/word/2018/wordml/cex" xmlns:w16cid="http://schemas.microsoft.com/office/word/2016/wordml/cid" xmlns:w16="http://schemas.microsoft.com/office/word/2018/wordml" xmlns:w16du="http://schemas.microsoft.com/office/word/2023/wordml/word16du" xmlns:w16sdtdh="http://schemas.microsoft.com/office/word/2020/wordml/sdtdatahash" xmlns:w16se="http://schemas.microsoft.com/office/word/2015/wordml/symex" xmlns:wpg="http://schemas.microsoft.com/office/word/2010/wordprocessingGroup" xmlns:wpi="http://schemas.microsoft.com/office/word/2010/wordprocessingInk" xmlns:wne="http://schemas.microsoft.com/office/word/2006/wordml" xmlns:wps="http://schemas.microsoft.com/office/word/2010/wordprocessingShape" mc:Ignorable="w14 w15 w16se w16cid w16 w16cex w16sdtdh w16du wp14">
+<w:hdr xmlns:wpc="http://schemas.microsoft.com/office/word/2010/wordprocessingCanvas" xmlns:cx="http://schemas.microsoft.com/office/drawing/2014/chartex" xmlns:cx1="http://schemas.microsoft.com/office/drawing/2015/9/8/chartex" xmlns:cx2="http://schemas.microsoft.com/office/drawing/2015/10/21/chartex" xmlns:cx3="http://schemas.microsoft.com/office/drawing/2016/5/9/chartex" xmlns:cx4="http://schemas.microsoft.com/office/drawing/2016/5/10/chartex" xmlns:cx5="http://schemas.microsoft.com/office/drawing/2016/5/11/chartex" xmlns:cx6="http://schemas.microsoft.com/office/drawing/2016/5/12/chartex" xmlns:cx7="http://schemas.microsoft.com/office/drawing/2016/5/13/chartex" xmlns:cx8="http://schemas.microsoft.com/office/drawing/2016/5/14/chartex" xmlns:mc="http://schemas.openxmlformats.org/markup-compatibility/2006" xmlns:aink="http://schemas.microsoft.com/office/drawing/2016/ink" xmlns:am3d="http://schemas.microsoft.com/office/drawing/2017/model3d" xmlns:o="urn:schemas-microsoft-com:office:office" xmlns:oel="http://schemas.microsoft.com/office/2019/extlst" xmlns:r="http://schemas.openxmlformats.org/officeDocument/2006/relationships" xmlns:m="http://schemas.openxmlformats.org/officeDocument/2006/math" xmlns:v="urn:schemas-microsoft-com:vml" xmlns:wp14="http://schemas.microsoft.com/office/word/2010/wordprocessingDrawing" xmlns:wp="http://schemas.openxmlformats.org/drawingml/2006/wordprocessingDrawing" xmlns:w10="urn:schemas-microsoft-com:office:word" xmlns:w="http://schemas.openxmlformats.org/wordprocessingml/2006/main" xmlns:w14="http://schemas.microsoft.com/office/word/2010/wordml" xmlns:w15="http://schemas.microsoft.com/office/word/2012/wordml" xmlns:w16cex="http://schemas.microsoft.com/office/word/2018/wordml/cex" xmlns:w16cid="http://schemas.microsoft.com/office/word/2016/wordml/cid" xmlns:w16="http://schemas.microsoft.com/office/word/2018/wordml" xmlns:w16du="http://schemas.microsoft.com/office/word/2023/wordml/word16du" xmlns:w16sdtdh="http://schemas.microsoft.com/office/word/2020/wordml/sdtdatahash" xmlns:w16sdtfl="http://schemas.microsoft.com/office/word/2024/wordml/sdtformatlock" xmlns:w16se="http://schemas.microsoft.com/office/word/2015/wordml/symex" xmlns:wpg="http://schemas.microsoft.com/office/word/2010/wordprocessingGroup" xmlns:wpi="http://schemas.microsoft.com/office/word/2010/wordprocessingInk" xmlns:wne="http://schemas.microsoft.com/office/word/2006/wordml" xmlns:wps="http://schemas.microsoft.com/office/word/2010/wordprocessingShape" mc:Ignorable="w14 w15 w16se w16cid w16 w16cex w16sdtdh w16sdtfl w16du wp14">
   <w:p>
     <w:pPr>
       <w:pStyle w:val="Encabezado"/>
@@ -12804,7 +12797,7 @@
 </file>
 
 <file path=word/numbering.xml><?xml version="1.0" encoding="utf-8"?>
-<w:numbering xmlns:wpc="http://schemas.microsoft.com/office/word/2010/wordprocessingCanvas" xmlns:cx="http://schemas.microsoft.com/office/drawing/2014/chartex" xmlns:cx1="http://schemas.microsoft.com/office/drawing/2015/9/8/chartex" xmlns:cx2="http://schemas.microsoft.com/office/drawing/2015/10/21/chartex" xmlns:cx3="http://schemas.microsoft.com/office/drawing/2016/5/9/chartex" xmlns:cx4="http://schemas.microsoft.com/office/drawing/2016/5/10/chartex" xmlns:cx5="http://schemas.microsoft.com/office/drawing/2016/5/11/chartex" xmlns:cx6="http://schemas.microsoft.com/office/drawing/2016/5/12/chartex" xmlns:cx7="http://schemas.microsoft.com/office/drawing/2016/5/13/chartex" xmlns:cx8="http://schemas.microsoft.com/office/drawing/2016/5/14/chartex" xmlns:mc="http://schemas.openxmlformats.org/markup-compatibility/2006" xmlns:aink="http://schemas.microsoft.com/office/drawing/2016/ink" xmlns:am3d="http://schemas.microsoft.com/office/drawing/2017/model3d" xmlns:o="urn:schemas-microsoft-com:office:office" xmlns:oel="http://schemas.microsoft.com/office/2019/extlst" xmlns:r="http://schemas.openxmlformats.org/officeDocument/2006/relationships" xmlns:m="http://schemas.openxmlformats.org/officeDocument/2006/math" xmlns:v="urn:schemas-microsoft-com:vml" xmlns:wp14="http://schemas.microsoft.com/office/word/2010/wordprocessingDrawing" xmlns:wp="http://schemas.openxmlformats.org/drawingml/2006/wordprocessingDrawing" xmlns:w10="urn:schemas-microsoft-com:office:word" xmlns:w="http://schemas.openxmlformats.org/wordprocessingml/2006/main" xmlns:w14="http://schemas.microsoft.com/office/word/2010/wordml" xmlns:w15="http://schemas.microsoft.com/office/word/2012/wordml" xmlns:w16cex="http://schemas.microsoft.com/office/word/2018/wordml/cex" xmlns:w16cid="http://schemas.microsoft.com/office/word/2016/wordml/cid" xmlns:w16="http://schemas.microsoft.com/office/word/2018/wordml" xmlns:w16du="http://schemas.microsoft.com/office/word/2023/wordml/word16du" xmlns:w16sdtdh="http://schemas.microsoft.com/office/word/2020/wordml/sdtdatahash" xmlns:w16se="http://schemas.microsoft.com/office/word/2015/wordml/symex" xmlns:wpg="http://schemas.microsoft.com/office/word/2010/wordprocessingGroup" xmlns:wpi="http://schemas.microsoft.com/office/word/2010/wordprocessingInk" xmlns:wne="http://schemas.microsoft.com/office/word/2006/wordml" xmlns:wps="http://schemas.microsoft.com/office/word/2010/wordprocessingShape" mc:Ignorable="w14 w15 w16se w16cid w16 w16cex w16sdtdh w16du wp14">
+<w:numbering xmlns:wpc="http://schemas.microsoft.com/office/word/2010/wordprocessingCanvas" xmlns:cx="http://schemas.microsoft.com/office/drawing/2014/chartex" xmlns:cx1="http://schemas.microsoft.com/office/drawing/2015/9/8/chartex" xmlns:cx2="http://schemas.microsoft.com/office/drawing/2015/10/21/chartex" xmlns:cx3="http://schemas.microsoft.com/office/drawing/2016/5/9/chartex" xmlns:cx4="http://schemas.microsoft.com/office/drawing/2016/5/10/chartex" xmlns:cx5="http://schemas.microsoft.com/office/drawing/2016/5/11/chartex" xmlns:cx6="http://schemas.microsoft.com/office/drawing/2016/5/12/chartex" xmlns:cx7="http://schemas.microsoft.com/office/drawing/2016/5/13/chartex" xmlns:cx8="http://schemas.microsoft.com/office/drawing/2016/5/14/chartex" xmlns:mc="http://schemas.openxmlformats.org/markup-compatibility/2006" xmlns:aink="http://schemas.microsoft.com/office/drawing/2016/ink" xmlns:am3d="http://schemas.microsoft.com/office/drawing/2017/model3d" xmlns:o="urn:schemas-microsoft-com:office:office" xmlns:oel="http://schemas.microsoft.com/office/2019/extlst" xmlns:r="http://schemas.openxmlformats.org/officeDocument/2006/relationships" xmlns:m="http://schemas.openxmlformats.org/officeDocument/2006/math" xmlns:v="urn:schemas-microsoft-com:vml" xmlns:wp14="http://schemas.microsoft.com/office/word/2010/wordprocessingDrawing" xmlns:wp="http://schemas.openxmlformats.org/drawingml/2006/wordprocessingDrawing" xmlns:w10="urn:schemas-microsoft-com:office:word" xmlns:w="http://schemas.openxmlformats.org/wordprocessingml/2006/main" xmlns:w14="http://schemas.microsoft.com/office/word/2010/wordml" xmlns:w15="http://schemas.microsoft.com/office/word/2012/wordml" xmlns:w16cex="http://schemas.microsoft.com/office/word/2018/wordml/cex" xmlns:w16cid="http://schemas.microsoft.com/office/word/2016/wordml/cid" xmlns:w16="http://schemas.microsoft.com/office/word/2018/wordml" xmlns:w16du="http://schemas.microsoft.com/office/word/2023/wordml/word16du" xmlns:w16sdtdh="http://schemas.microsoft.com/office/word/2020/wordml/sdtdatahash" xmlns:w16sdtfl="http://schemas.microsoft.com/office/word/2024/wordml/sdtformatlock" xmlns:w16se="http://schemas.microsoft.com/office/word/2015/wordml/symex" xmlns:wpg="http://schemas.microsoft.com/office/word/2010/wordprocessingGroup" xmlns:wpi="http://schemas.microsoft.com/office/word/2010/wordprocessingInk" xmlns:wne="http://schemas.microsoft.com/office/word/2006/wordml" xmlns:wps="http://schemas.microsoft.com/office/word/2010/wordprocessingShape" mc:Ignorable="w14 w15 w16se w16cid w16 w16cex w16sdtdh w16sdtfl w16du wp14">
   <w:abstractNum w:abstractNumId="0" w15:restartNumberingAfterBreak="1">
     <w:nsid w:val="FFFFFF89"/>
     <w:multiLevelType w:val="singleLevel"/>
@@ -12951,7 +12944,7 @@
 </file>
 
 <file path=word/styles.xml><?xml version="1.0" encoding="utf-8"?>
-<w:styles xmlns:mc="http://schemas.openxmlformats.org/markup-compatibility/2006" xmlns:r="http://schemas.openxmlformats.org/officeDocument/2006/relationships" xmlns:w="http://schemas.openxmlformats.org/wordprocessingml/2006/main" xmlns:w14="http://schemas.microsoft.com/office/word/2010/wordml" xmlns:w15="http://schemas.microsoft.com/office/word/2012/wordml" xmlns:w16cex="http://schemas.microsoft.com/office/word/2018/wordml/cex" xmlns:w16cid="http://schemas.microsoft.com/office/word/2016/wordml/cid" xmlns:w16="http://schemas.microsoft.com/office/word/2018/wordml" xmlns:w16du="http://schemas.microsoft.com/office/word/2023/wordml/word16du" xmlns:w16sdtdh="http://schemas.microsoft.com/office/word/2020/wordml/sdtdatahash" xmlns:w16se="http://schemas.microsoft.com/office/word/2015/wordml/symex" mc:Ignorable="w14 w15 w16se w16cid w16 w16cex w16sdtdh w16du">
+<w:styles xmlns:mc="http://schemas.openxmlformats.org/markup-compatibility/2006" xmlns:r="http://schemas.openxmlformats.org/officeDocument/2006/relationships" xmlns:w="http://schemas.openxmlformats.org/wordprocessingml/2006/main" xmlns:w14="http://schemas.microsoft.com/office/word/2010/wordml" xmlns:w15="http://schemas.microsoft.com/office/word/2012/wordml" xmlns:w16cex="http://schemas.microsoft.com/office/word/2018/wordml/cex" xmlns:w16cid="http://schemas.microsoft.com/office/word/2016/wordml/cid" xmlns:w16="http://schemas.microsoft.com/office/word/2018/wordml" xmlns:w16du="http://schemas.microsoft.com/office/word/2023/wordml/word16du" xmlns:w16sdtdh="http://schemas.microsoft.com/office/word/2020/wordml/sdtdatahash" xmlns:w16sdtfl="http://schemas.microsoft.com/office/word/2024/wordml/sdtformatlock" xmlns:w16se="http://schemas.microsoft.com/office/word/2015/wordml/symex" mc:Ignorable="w14 w15 w16se w16cid w16 w16cex w16sdtdh w16sdtfl w16du">
   <w:docDefaults>
     <w:rPrDefault>
       <w:rPr>

--- a/Inputs/Templates/GRI General.docx
+++ b/Inputs/Templates/GRI General.docx
@@ -121,6 +121,20 @@
       <w:r>
         <w:t>El domicilio completo del centro de trabajo:</w:t>
       </w:r>
+    </w:p>
+    <w:p>
+      <w:pPr>
+        <w:autoSpaceDE w:val="0"/>
+        <w:autoSpaceDN w:val="0"/>
+        <w:adjustRightInd w:val="0"/>
+        <w:spacing w:after="0" w:line="240" w:lineRule="auto"/>
+        <w:jc w:val="center"/>
+        <w:rPr>
+          <w:b/>
+          <w:sz w:val="24"/>
+          <w:szCs w:val="24"/>
+        </w:rPr>
+      </w:pPr>
     </w:p>
     <w:p>
       <w:pPr>
@@ -647,6 +661,16 @@
       <w:pPr>
         <w:jc w:val="center"/>
         <w:rPr>
+          <w:b/>
+          <w:sz w:val="24"/>
+          <w:szCs w:val="24"/>
+        </w:rPr>
+      </w:pPr>
+    </w:p>
+    <w:p>
+      <w:pPr>
+        <w:jc w:val="center"/>
+        <w:rPr>
           <w:rFonts w:ascii="Arial" w:eastAsia="Calibri" w:hAnsi="Arial" w:cs="Times New Roman"/>
           <w:b/>
           <w:bCs/>
@@ -3113,7 +3137,27 @@
                 <w:szCs w:val="18"/>
                 <w:lang w:eastAsia="es-MX"/>
               </w:rPr>
-              <w:t>{{ solido_combusible }}</w:t>
+              <w:t>{{ solido_combus</w:t>
+            </w:r>
+            <w:r>
+              <w:rPr>
+                <w:rFonts w:ascii="Calibri" w:eastAsia="Times New Roman" w:hAnsi="Calibri" w:cs="Calibri"/>
+                <w:color w:val="000000"/>
+                <w:sz w:val="18"/>
+                <w:szCs w:val="18"/>
+                <w:lang w:eastAsia="es-MX"/>
+              </w:rPr>
+              <w:t>t</w:t>
+            </w:r>
+            <w:r>
+              <w:rPr>
+                <w:rFonts w:ascii="Calibri" w:eastAsia="Times New Roman" w:hAnsi="Calibri" w:cs="Calibri"/>
+                <w:color w:val="000000"/>
+                <w:sz w:val="18"/>
+                <w:szCs w:val="18"/>
+                <w:lang w:eastAsia="es-MX"/>
+              </w:rPr>
+              <w:t>ible }}</w:t>
             </w:r>
           </w:p>
         </w:tc>
@@ -8729,6 +8773,13 @@
       </w:r>
     </w:p>
   </w:endnote>
+  <w:endnote w:type="continuationNotice" w:id="1">
+    <w:p>
+      <w:pPr>
+        <w:spacing w:after="0" w:line="240" w:lineRule="auto"/>
+      </w:pPr>
+    </w:p>
+  </w:endnote>
 </w:endnotes>
 </file>
 
@@ -8742,6 +8793,7 @@
         <w:docPartUnique/>
       </w:docPartObj>
     </w:sdtPr>
+    <w:sdtEndPr/>
     <w:sdtContent>
       <w:sdt>
         <w:sdtPr>
@@ -8751,6 +8803,7 @@
             <w:docPartUnique/>
           </w:docPartObj>
         </w:sdtPr>
+        <w:sdtEndPr/>
         <w:sdtContent>
           <w:p>
             <w:pPr>
@@ -8763,7 +8816,7 @@
                 <w:lang w:eastAsia="es-MX"/>
               </w:rPr>
               <w:drawing>
-                <wp:anchor distT="0" distB="0" distL="114300" distR="114300" simplePos="0" relativeHeight="251665408" behindDoc="1" locked="0" layoutInCell="1" allowOverlap="1" wp14:anchorId="3E6E53C5" wp14:editId="25251ACE">
+                <wp:anchor distT="0" distB="0" distL="114300" distR="114300" simplePos="0" relativeHeight="251658242" behindDoc="1" locked="0" layoutInCell="1" allowOverlap="1" wp14:anchorId="3E6E53C5" wp14:editId="25251ACE">
                   <wp:simplePos x="0" y="0"/>
                   <wp:positionH relativeFrom="column">
                     <wp:posOffset>5461000</wp:posOffset>
@@ -8951,7 +9004,7 @@
       <mc:AlternateContent>
         <mc:Choice Requires="wps">
           <w:drawing>
-            <wp:anchor distT="0" distB="0" distL="114300" distR="114300" simplePos="0" relativeHeight="251667456" behindDoc="0" locked="0" layoutInCell="1" allowOverlap="1" wp14:anchorId="29B3FC5C" wp14:editId="692CA000">
+            <wp:anchor distT="0" distB="0" distL="114300" distR="114300" simplePos="0" relativeHeight="251658243" behindDoc="0" locked="0" layoutInCell="1" allowOverlap="1" wp14:anchorId="29B3FC5C" wp14:editId="692CA000">
               <wp:simplePos x="0" y="0"/>
               <wp:positionH relativeFrom="column">
                 <wp:posOffset>3440853</wp:posOffset>
@@ -9127,7 +9180,7 @@
         <w:lang w:eastAsia="es-MX"/>
       </w:rPr>
       <w:drawing>
-        <wp:anchor distT="0" distB="0" distL="114300" distR="114300" simplePos="0" relativeHeight="251664384" behindDoc="1" locked="0" layoutInCell="1" allowOverlap="1" wp14:anchorId="283378F2" wp14:editId="3519F368">
+        <wp:anchor distT="0" distB="0" distL="114300" distR="114300" simplePos="0" relativeHeight="251658241" behindDoc="1" locked="0" layoutInCell="1" allowOverlap="1" wp14:anchorId="283378F2" wp14:editId="3519F368">
           <wp:simplePos x="0" y="0"/>
           <wp:positionH relativeFrom="margin">
             <wp:align>center</wp:align>
@@ -9255,6 +9308,13 @@
       <w:r>
         <w:continuationSeparator/>
       </w:r>
+    </w:p>
+  </w:footnote>
+  <w:footnote w:type="continuationNotice" w:id="1">
+    <w:p>
+      <w:pPr>
+        <w:spacing w:after="0" w:line="240" w:lineRule="auto"/>
+      </w:pPr>
     </w:p>
   </w:footnote>
 </w:footnotes>
@@ -9418,7 +9478,7 @@
         <w:noProof/>
       </w:rPr>
       <w:drawing>
-        <wp:anchor distT="0" distB="0" distL="114300" distR="114300" simplePos="0" relativeHeight="251662336" behindDoc="0" locked="0" layoutInCell="1" allowOverlap="1" wp14:anchorId="5DACA628" wp14:editId="436F2AA4">
+        <wp:anchor distT="0" distB="0" distL="114300" distR="114300" simplePos="0" relativeHeight="251658240" behindDoc="0" locked="0" layoutInCell="1" allowOverlap="1" wp14:anchorId="5DACA628" wp14:editId="436F2AA4">
           <wp:simplePos x="0" y="0"/>
           <wp:positionH relativeFrom="margin">
             <wp:align>right</wp:align>

--- a/Inputs/Templates/GRI General.docx
+++ b/Inputs/Templates/GRI General.docx
@@ -76,6 +76,7 @@
           <w:lang w:val="es-ES" w:eastAsia="es-ES"/>
         </w:rPr>
       </w:pPr>
+      <w:proofErr w:type="gramStart"/>
       <w:r>
         <w:rPr>
           <w:rFonts w:eastAsia="Times New Roman" w:cstheme="minorHAnsi"/>
@@ -85,7 +86,43 @@
           <w:szCs w:val="24"/>
           <w:lang w:val="es-ES" w:eastAsia="es-ES"/>
         </w:rPr>
-        <w:t>{{ razon_social }}</w:t>
+        <w:t xml:space="preserve">{{ </w:t>
+      </w:r>
+      <w:proofErr w:type="spellStart"/>
+      <w:r>
+        <w:rPr>
+          <w:rFonts w:eastAsia="Times New Roman" w:cstheme="minorHAnsi"/>
+          <w:b/>
+          <w:bCs/>
+          <w:sz w:val="24"/>
+          <w:szCs w:val="24"/>
+          <w:lang w:val="es-ES" w:eastAsia="es-ES"/>
+        </w:rPr>
+        <w:t>razon</w:t>
+      </w:r>
+      <w:proofErr w:type="gramEnd"/>
+      <w:r>
+        <w:rPr>
+          <w:rFonts w:eastAsia="Times New Roman" w:cstheme="minorHAnsi"/>
+          <w:b/>
+          <w:bCs/>
+          <w:sz w:val="24"/>
+          <w:szCs w:val="24"/>
+          <w:lang w:val="es-ES" w:eastAsia="es-ES"/>
+        </w:rPr>
+        <w:t>_social</w:t>
+      </w:r>
+      <w:proofErr w:type="spellEnd"/>
+      <w:r>
+        <w:rPr>
+          <w:rFonts w:eastAsia="Times New Roman" w:cstheme="minorHAnsi"/>
+          <w:b/>
+          <w:bCs/>
+          <w:sz w:val="24"/>
+          <w:szCs w:val="24"/>
+          <w:lang w:val="es-ES" w:eastAsia="es-ES"/>
+        </w:rPr>
+        <w:t xml:space="preserve"> }}</w:t>
       </w:r>
     </w:p>
     <w:p>
@@ -150,13 +187,33 @@
           <w:lang w:val="es-ES"/>
         </w:rPr>
       </w:pPr>
+      <w:proofErr w:type="gramStart"/>
       <w:r>
         <w:rPr>
           <w:b/>
           <w:sz w:val="24"/>
           <w:szCs w:val="24"/>
         </w:rPr>
-        <w:t>{{ Direccion }}</w:t>
+        <w:t xml:space="preserve">{{ </w:t>
+      </w:r>
+      <w:proofErr w:type="spellStart"/>
+      <w:r>
+        <w:rPr>
+          <w:b/>
+          <w:sz w:val="24"/>
+          <w:szCs w:val="24"/>
+        </w:rPr>
+        <w:t>Direccion</w:t>
+      </w:r>
+      <w:proofErr w:type="spellEnd"/>
+      <w:proofErr w:type="gramEnd"/>
+      <w:r>
+        <w:rPr>
+          <w:b/>
+          <w:sz w:val="24"/>
+          <w:szCs w:val="24"/>
+        </w:rPr>
+        <w:t xml:space="preserve"> }}</w:t>
       </w:r>
     </w:p>
     <w:p>
@@ -222,13 +279,41 @@
           <w:szCs w:val="24"/>
         </w:rPr>
       </w:pPr>
+      <w:proofErr w:type="gramStart"/>
       <w:r>
         <w:rPr>
           <w:b/>
           <w:sz w:val="24"/>
           <w:szCs w:val="24"/>
         </w:rPr>
-        <w:t>{{ descripcion_actividades }}</w:t>
+        <w:t xml:space="preserve">{{ </w:t>
+      </w:r>
+      <w:proofErr w:type="spellStart"/>
+      <w:r>
+        <w:rPr>
+          <w:b/>
+          <w:sz w:val="24"/>
+          <w:szCs w:val="24"/>
+        </w:rPr>
+        <w:t>descripcion</w:t>
+      </w:r>
+      <w:proofErr w:type="gramEnd"/>
+      <w:r>
+        <w:rPr>
+          <w:b/>
+          <w:sz w:val="24"/>
+          <w:szCs w:val="24"/>
+        </w:rPr>
+        <w:t>_actividades</w:t>
+      </w:r>
+      <w:proofErr w:type="spellEnd"/>
+      <w:r>
+        <w:rPr>
+          <w:b/>
+          <w:sz w:val="24"/>
+          <w:szCs w:val="24"/>
+        </w:rPr>
+        <w:t xml:space="preserve"> }}</w:t>
       </w:r>
     </w:p>
     <w:p>
@@ -302,6 +387,7 @@
         </w:rPr>
         <w:t xml:space="preserve">SE CUENTA CON </w:t>
       </w:r>
+      <w:proofErr w:type="gramStart"/>
       <w:r>
         <w:rPr>
           <w:b/>
@@ -309,7 +395,17 @@
           <w:sz w:val="24"/>
           <w:szCs w:val="24"/>
         </w:rPr>
-        <w:t>{{ trabajadores }}</w:t>
+        <w:t>{{ trabajadores</w:t>
+      </w:r>
+      <w:proofErr w:type="gramEnd"/>
+      <w:r>
+        <w:rPr>
+          <w:b/>
+          <w:bCs/>
+          <w:sz w:val="24"/>
+          <w:szCs w:val="24"/>
+        </w:rPr>
+        <w:t xml:space="preserve"> }}</w:t>
       </w:r>
       <w:r>
         <w:rPr>
@@ -367,12 +463,21 @@
         </w:rPr>
         <w:t xml:space="preserve"> </w:t>
       </w:r>
+      <w:proofErr w:type="gramStart"/>
       <w:r>
         <w:rPr>
           <w:b/>
           <w:bCs/>
         </w:rPr>
-        <w:t>{{ turno_1 }}</w:t>
+        <w:t>{{ turno</w:t>
+      </w:r>
+      <w:proofErr w:type="gramEnd"/>
+      <w:r>
+        <w:rPr>
+          <w:b/>
+          <w:bCs/>
+        </w:rPr>
+        <w:t>_1 }}</w:t>
       </w:r>
       <w:r>
         <w:rPr>
@@ -409,12 +514,21 @@
       <w:r>
         <w:t xml:space="preserve"> </w:t>
       </w:r>
+      <w:proofErr w:type="gramStart"/>
       <w:r>
         <w:rPr>
           <w:b/>
           <w:bCs/>
         </w:rPr>
-        <w:t>{{ turno_2 }}</w:t>
+        <w:t>{{ turno</w:t>
+      </w:r>
+      <w:proofErr w:type="gramEnd"/>
+      <w:r>
+        <w:rPr>
+          <w:b/>
+          <w:bCs/>
+        </w:rPr>
+        <w:t>_2 }}</w:t>
       </w:r>
       <w:r>
         <w:rPr>
@@ -454,12 +568,21 @@
       <w:r>
         <w:t xml:space="preserve">En el tercer turno se tienen </w:t>
       </w:r>
+      <w:proofErr w:type="gramStart"/>
       <w:r>
         <w:rPr>
           <w:b/>
           <w:bCs/>
         </w:rPr>
-        <w:t>{{ turno_3 }}</w:t>
+        <w:t>{{ turno</w:t>
+      </w:r>
+      <w:proofErr w:type="gramEnd"/>
+      <w:r>
+        <w:rPr>
+          <w:b/>
+          <w:bCs/>
+        </w:rPr>
+        <w:t>_3 }}</w:t>
       </w:r>
       <w:r>
         <w:rPr>
@@ -564,6 +687,7 @@
         </w:rPr>
         <w:t xml:space="preserve">: </w:t>
       </w:r>
+      <w:proofErr w:type="gramStart"/>
       <w:r>
         <w:rPr>
           <w:b/>
@@ -571,7 +695,17 @@
           <w:sz w:val="24"/>
           <w:szCs w:val="24"/>
         </w:rPr>
-        <w:t>{{ proveedores }}</w:t>
+        <w:t>{{ proveedores</w:t>
+      </w:r>
+      <w:proofErr w:type="gramEnd"/>
+      <w:r>
+        <w:rPr>
+          <w:b/>
+          <w:bCs/>
+          <w:sz w:val="24"/>
+          <w:szCs w:val="24"/>
+        </w:rPr>
+        <w:t xml:space="preserve"> }}</w:t>
       </w:r>
     </w:p>
     <w:p>
@@ -606,6 +740,7 @@
         </w:rPr>
         <w:t xml:space="preserve"> </w:t>
       </w:r>
+      <w:proofErr w:type="gramStart"/>
       <w:r>
         <w:rPr>
           <w:b/>
@@ -613,7 +748,17 @@
           <w:sz w:val="24"/>
           <w:szCs w:val="24"/>
         </w:rPr>
-        <w:t>{{ visitantes }}</w:t>
+        <w:t>{{ visitantes</w:t>
+      </w:r>
+      <w:proofErr w:type="gramEnd"/>
+      <w:r>
+        <w:rPr>
+          <w:b/>
+          <w:bCs/>
+          <w:sz w:val="24"/>
+          <w:szCs w:val="24"/>
+        </w:rPr>
+        <w:t xml:space="preserve"> }}</w:t>
       </w:r>
       <w:r>
         <w:rPr>
@@ -694,13 +839,23 @@
         </w:rPr>
         <w:t xml:space="preserve">DE </w:t>
       </w:r>
+      <w:proofErr w:type="gramStart"/>
       <w:r>
         <w:rPr>
           <w:b/>
           <w:sz w:val="24"/>
           <w:szCs w:val="24"/>
         </w:rPr>
-        <w:t>{{ construccion_m2 }}</w:t>
+        <w:t>{{ construccion</w:t>
+      </w:r>
+      <w:proofErr w:type="gramEnd"/>
+      <w:r>
+        <w:rPr>
+          <w:b/>
+          <w:sz w:val="24"/>
+          <w:szCs w:val="24"/>
+        </w:rPr>
+        <w:t>_m2 }}</w:t>
       </w:r>
       <w:r>
         <w:rPr>
@@ -917,6 +1072,7 @@
                 <w:lang w:eastAsia="es-MX"/>
               </w:rPr>
             </w:pPr>
+            <w:proofErr w:type="gramStart"/>
             <w:r>
               <w:rPr>
                 <w:rFonts w:ascii="Calibri" w:eastAsia="Times New Roman" w:hAnsi="Calibri" w:cs="Calibri"/>
@@ -927,7 +1083,46 @@
                 <w:szCs w:val="18"/>
                 <w:lang w:eastAsia="es-MX"/>
               </w:rPr>
-              <w:t>{{ razon_social }}</w:t>
+              <w:t xml:space="preserve">{{ </w:t>
+            </w:r>
+            <w:proofErr w:type="spellStart"/>
+            <w:r>
+              <w:rPr>
+                <w:rFonts w:ascii="Calibri" w:eastAsia="Times New Roman" w:hAnsi="Calibri" w:cs="Calibri"/>
+                <w:b/>
+                <w:bCs/>
+                <w:color w:val="000000"/>
+                <w:sz w:val="18"/>
+                <w:szCs w:val="18"/>
+                <w:lang w:eastAsia="es-MX"/>
+              </w:rPr>
+              <w:t>razon</w:t>
+            </w:r>
+            <w:proofErr w:type="gramEnd"/>
+            <w:r>
+              <w:rPr>
+                <w:rFonts w:ascii="Calibri" w:eastAsia="Times New Roman" w:hAnsi="Calibri" w:cs="Calibri"/>
+                <w:b/>
+                <w:bCs/>
+                <w:color w:val="000000"/>
+                <w:sz w:val="18"/>
+                <w:szCs w:val="18"/>
+                <w:lang w:eastAsia="es-MX"/>
+              </w:rPr>
+              <w:t>_social</w:t>
+            </w:r>
+            <w:proofErr w:type="spellEnd"/>
+            <w:r>
+              <w:rPr>
+                <w:rFonts w:ascii="Calibri" w:eastAsia="Times New Roman" w:hAnsi="Calibri" w:cs="Calibri"/>
+                <w:b/>
+                <w:bCs/>
+                <w:color w:val="000000"/>
+                <w:sz w:val="18"/>
+                <w:szCs w:val="18"/>
+                <w:lang w:eastAsia="es-MX"/>
+              </w:rPr>
+              <w:t xml:space="preserve"> }}</w:t>
             </w:r>
           </w:p>
         </w:tc>
@@ -1009,6 +1204,7 @@
                 <w:lang w:eastAsia="es-MX"/>
               </w:rPr>
             </w:pPr>
+            <w:proofErr w:type="gramStart"/>
             <w:r>
               <w:rPr>
                 <w:rFonts w:ascii="Calibri" w:eastAsia="Times New Roman" w:hAnsi="Calibri" w:cs="Calibri"/>
@@ -1021,6 +1217,7 @@
               </w:rPr>
               <w:t xml:space="preserve">{{ </w:t>
             </w:r>
+            <w:proofErr w:type="spellStart"/>
             <w:r>
               <w:rPr>
                 <w:rFonts w:ascii="Calibri" w:eastAsia="Times New Roman" w:hAnsi="Calibri" w:cs="Calibri"/>
@@ -1031,7 +1228,21 @@
                 <w:szCs w:val="18"/>
                 <w:lang w:eastAsia="es-MX"/>
               </w:rPr>
-              <w:t xml:space="preserve">Direccion </w:t>
+              <w:t>Direccion</w:t>
+            </w:r>
+            <w:proofErr w:type="spellEnd"/>
+            <w:proofErr w:type="gramEnd"/>
+            <w:r>
+              <w:rPr>
+                <w:rFonts w:ascii="Calibri" w:eastAsia="Times New Roman" w:hAnsi="Calibri" w:cs="Calibri"/>
+                <w:b/>
+                <w:bCs/>
+                <w:color w:val="000000"/>
+                <w:sz w:val="18"/>
+                <w:szCs w:val="18"/>
+                <w:lang w:eastAsia="es-MX"/>
+              </w:rPr>
+              <w:t xml:space="preserve"> </w:t>
             </w:r>
             <w:r>
               <w:rPr>
@@ -1125,6 +1336,7 @@
                 <w:lang w:eastAsia="es-MX"/>
               </w:rPr>
             </w:pPr>
+            <w:proofErr w:type="gramStart"/>
             <w:r>
               <w:rPr>
                 <w:rFonts w:ascii="Calibri" w:eastAsia="Times New Roman" w:hAnsi="Calibri" w:cs="Calibri"/>
@@ -1135,7 +1347,46 @@
                 <w:szCs w:val="18"/>
                 <w:lang w:eastAsia="es-MX"/>
               </w:rPr>
-              <w:t>{{ giro_comercial }}</w:t>
+              <w:t xml:space="preserve">{{ </w:t>
+            </w:r>
+            <w:proofErr w:type="spellStart"/>
+            <w:r>
+              <w:rPr>
+                <w:rFonts w:ascii="Calibri" w:eastAsia="Times New Roman" w:hAnsi="Calibri" w:cs="Calibri"/>
+                <w:b/>
+                <w:bCs/>
+                <w:color w:val="000000"/>
+                <w:sz w:val="18"/>
+                <w:szCs w:val="18"/>
+                <w:lang w:eastAsia="es-MX"/>
+              </w:rPr>
+              <w:t>giro</w:t>
+            </w:r>
+            <w:proofErr w:type="gramEnd"/>
+            <w:r>
+              <w:rPr>
+                <w:rFonts w:ascii="Calibri" w:eastAsia="Times New Roman" w:hAnsi="Calibri" w:cs="Calibri"/>
+                <w:b/>
+                <w:bCs/>
+                <w:color w:val="000000"/>
+                <w:sz w:val="18"/>
+                <w:szCs w:val="18"/>
+                <w:lang w:eastAsia="es-MX"/>
+              </w:rPr>
+              <w:t>_comercial</w:t>
+            </w:r>
+            <w:proofErr w:type="spellEnd"/>
+            <w:r>
+              <w:rPr>
+                <w:rFonts w:ascii="Calibri" w:eastAsia="Times New Roman" w:hAnsi="Calibri" w:cs="Calibri"/>
+                <w:b/>
+                <w:bCs/>
+                <w:color w:val="000000"/>
+                <w:sz w:val="18"/>
+                <w:szCs w:val="18"/>
+                <w:lang w:eastAsia="es-MX"/>
+              </w:rPr>
+              <w:t xml:space="preserve"> }}</w:t>
             </w:r>
           </w:p>
         </w:tc>
@@ -1171,15 +1422,49 @@
                 <w:lang w:eastAsia="es-MX"/>
               </w:rPr>
             </w:pPr>
-            <w:r>
-              <w:rPr>
-                <w:rFonts w:ascii="Calibri" w:eastAsia="Times New Roman" w:hAnsi="Calibri" w:cs="Calibri"/>
-                <w:color w:val="000000"/>
-                <w:sz w:val="18"/>
-                <w:szCs w:val="18"/>
-                <w:lang w:eastAsia="es-MX"/>
-              </w:rPr>
-              <w:t>{{ nombre_comercial }}</w:t>
+            <w:proofErr w:type="gramStart"/>
+            <w:r>
+              <w:rPr>
+                <w:rFonts w:ascii="Calibri" w:eastAsia="Times New Roman" w:hAnsi="Calibri" w:cs="Calibri"/>
+                <w:color w:val="000000"/>
+                <w:sz w:val="18"/>
+                <w:szCs w:val="18"/>
+                <w:lang w:eastAsia="es-MX"/>
+              </w:rPr>
+              <w:t xml:space="preserve">{{ </w:t>
+            </w:r>
+            <w:proofErr w:type="spellStart"/>
+            <w:r>
+              <w:rPr>
+                <w:rFonts w:ascii="Calibri" w:eastAsia="Times New Roman" w:hAnsi="Calibri" w:cs="Calibri"/>
+                <w:color w:val="000000"/>
+                <w:sz w:val="18"/>
+                <w:szCs w:val="18"/>
+                <w:lang w:eastAsia="es-MX"/>
+              </w:rPr>
+              <w:t>nombre</w:t>
+            </w:r>
+            <w:proofErr w:type="gramEnd"/>
+            <w:r>
+              <w:rPr>
+                <w:rFonts w:ascii="Calibri" w:eastAsia="Times New Roman" w:hAnsi="Calibri" w:cs="Calibri"/>
+                <w:color w:val="000000"/>
+                <w:sz w:val="18"/>
+                <w:szCs w:val="18"/>
+                <w:lang w:eastAsia="es-MX"/>
+              </w:rPr>
+              <w:t>_comercial</w:t>
+            </w:r>
+            <w:proofErr w:type="spellEnd"/>
+            <w:r>
+              <w:rPr>
+                <w:rFonts w:ascii="Calibri" w:eastAsia="Times New Roman" w:hAnsi="Calibri" w:cs="Calibri"/>
+                <w:color w:val="000000"/>
+                <w:sz w:val="18"/>
+                <w:szCs w:val="18"/>
+                <w:lang w:eastAsia="es-MX"/>
+              </w:rPr>
+              <w:t xml:space="preserve"> }}</w:t>
             </w:r>
           </w:p>
         </w:tc>
@@ -1992,6 +2277,7 @@
                 <w:lang w:eastAsia="es-MX"/>
               </w:rPr>
             </w:pPr>
+            <w:proofErr w:type="gramStart"/>
             <w:r>
               <w:rPr>
                 <w:rFonts w:ascii="Calibri" w:eastAsia="Times New Roman" w:hAnsi="Calibri" w:cs="Calibri"/>
@@ -2002,16 +2288,29 @@
               </w:rPr>
               <w:t xml:space="preserve">{{ </w:t>
             </w:r>
-            <w:r>
-              <w:rPr>
-                <w:rFonts w:ascii="Calibri" w:eastAsia="Times New Roman" w:hAnsi="Calibri" w:cs="Calibri"/>
-                <w:color w:val="000000"/>
-                <w:sz w:val="18"/>
-                <w:szCs w:val="18"/>
-                <w:lang w:eastAsia="es-MX"/>
-              </w:rPr>
-              <w:t>descripcion_gas_inflamable</w:t>
-            </w:r>
+            <w:proofErr w:type="spellStart"/>
+            <w:r>
+              <w:rPr>
+                <w:rFonts w:ascii="Calibri" w:eastAsia="Times New Roman" w:hAnsi="Calibri" w:cs="Calibri"/>
+                <w:color w:val="000000"/>
+                <w:sz w:val="18"/>
+                <w:szCs w:val="18"/>
+                <w:lang w:eastAsia="es-MX"/>
+              </w:rPr>
+              <w:t>descripcion</w:t>
+            </w:r>
+            <w:proofErr w:type="gramEnd"/>
+            <w:r>
+              <w:rPr>
+                <w:rFonts w:ascii="Calibri" w:eastAsia="Times New Roman" w:hAnsi="Calibri" w:cs="Calibri"/>
+                <w:color w:val="000000"/>
+                <w:sz w:val="18"/>
+                <w:szCs w:val="18"/>
+                <w:lang w:eastAsia="es-MX"/>
+              </w:rPr>
+              <w:t>_gas_inflamable</w:t>
+            </w:r>
+            <w:proofErr w:type="spellEnd"/>
             <w:r>
               <w:rPr>
                 <w:rFonts w:ascii="Calibri" w:eastAsia="Times New Roman" w:hAnsi="Calibri" w:cs="Calibri"/>
@@ -2051,15 +2350,49 @@
                 <w:lang w:eastAsia="es-MX"/>
               </w:rPr>
             </w:pPr>
-            <w:r>
-              <w:rPr>
-                <w:rFonts w:ascii="Calibri" w:eastAsia="Times New Roman" w:hAnsi="Calibri" w:cs="Calibri"/>
-                <w:color w:val="000000"/>
-                <w:sz w:val="18"/>
-                <w:szCs w:val="18"/>
-                <w:lang w:eastAsia="es-MX"/>
-              </w:rPr>
-              <w:t>{{ gas_inflamable }}</w:t>
+            <w:proofErr w:type="gramStart"/>
+            <w:r>
+              <w:rPr>
+                <w:rFonts w:ascii="Calibri" w:eastAsia="Times New Roman" w:hAnsi="Calibri" w:cs="Calibri"/>
+                <w:color w:val="000000"/>
+                <w:sz w:val="18"/>
+                <w:szCs w:val="18"/>
+                <w:lang w:eastAsia="es-MX"/>
+              </w:rPr>
+              <w:t xml:space="preserve">{{ </w:t>
+            </w:r>
+            <w:proofErr w:type="spellStart"/>
+            <w:r>
+              <w:rPr>
+                <w:rFonts w:ascii="Calibri" w:eastAsia="Times New Roman" w:hAnsi="Calibri" w:cs="Calibri"/>
+                <w:color w:val="000000"/>
+                <w:sz w:val="18"/>
+                <w:szCs w:val="18"/>
+                <w:lang w:eastAsia="es-MX"/>
+              </w:rPr>
+              <w:t>gas</w:t>
+            </w:r>
+            <w:proofErr w:type="gramEnd"/>
+            <w:r>
+              <w:rPr>
+                <w:rFonts w:ascii="Calibri" w:eastAsia="Times New Roman" w:hAnsi="Calibri" w:cs="Calibri"/>
+                <w:color w:val="000000"/>
+                <w:sz w:val="18"/>
+                <w:szCs w:val="18"/>
+                <w:lang w:eastAsia="es-MX"/>
+              </w:rPr>
+              <w:t>_inflamable</w:t>
+            </w:r>
+            <w:proofErr w:type="spellEnd"/>
+            <w:r>
+              <w:rPr>
+                <w:rFonts w:ascii="Calibri" w:eastAsia="Times New Roman" w:hAnsi="Calibri" w:cs="Calibri"/>
+                <w:color w:val="000000"/>
+                <w:sz w:val="18"/>
+                <w:szCs w:val="18"/>
+                <w:lang w:eastAsia="es-MX"/>
+              </w:rPr>
+              <w:t xml:space="preserve"> }}</w:t>
             </w:r>
           </w:p>
         </w:tc>
@@ -2089,6 +2422,7 @@
                 <w:lang w:eastAsia="es-MX"/>
               </w:rPr>
             </w:pPr>
+            <w:proofErr w:type="spellStart"/>
             <w:r>
               <w:rPr>
                 <w:rFonts w:ascii="Calibri" w:eastAsia="Times New Roman" w:hAnsi="Calibri" w:cs="Calibri"/>
@@ -2099,6 +2433,7 @@
               </w:rPr>
               <w:t>Lt</w:t>
             </w:r>
+            <w:proofErr w:type="spellEnd"/>
           </w:p>
         </w:tc>
       </w:tr>
@@ -2349,6 +2684,7 @@
                 <w:lang w:eastAsia="es-MX"/>
               </w:rPr>
             </w:pPr>
+            <w:proofErr w:type="gramStart"/>
             <w:r>
               <w:rPr>
                 <w:rFonts w:ascii="Calibri" w:eastAsia="Times New Roman" w:hAnsi="Calibri" w:cs="Calibri"/>
@@ -2359,16 +2695,29 @@
               </w:rPr>
               <w:t xml:space="preserve">{{ </w:t>
             </w:r>
-            <w:r>
-              <w:rPr>
-                <w:rFonts w:ascii="Calibri" w:eastAsia="Times New Roman" w:hAnsi="Calibri" w:cs="Calibri"/>
-                <w:color w:val="000000"/>
-                <w:sz w:val="18"/>
-                <w:szCs w:val="18"/>
-                <w:lang w:eastAsia="es-MX"/>
-              </w:rPr>
-              <w:t>descripcion_liquido_inflamable</w:t>
-            </w:r>
+            <w:proofErr w:type="spellStart"/>
+            <w:r>
+              <w:rPr>
+                <w:rFonts w:ascii="Calibri" w:eastAsia="Times New Roman" w:hAnsi="Calibri" w:cs="Calibri"/>
+                <w:color w:val="000000"/>
+                <w:sz w:val="18"/>
+                <w:szCs w:val="18"/>
+                <w:lang w:eastAsia="es-MX"/>
+              </w:rPr>
+              <w:t>descripcion</w:t>
+            </w:r>
+            <w:proofErr w:type="gramEnd"/>
+            <w:r>
+              <w:rPr>
+                <w:rFonts w:ascii="Calibri" w:eastAsia="Times New Roman" w:hAnsi="Calibri" w:cs="Calibri"/>
+                <w:color w:val="000000"/>
+                <w:sz w:val="18"/>
+                <w:szCs w:val="18"/>
+                <w:lang w:eastAsia="es-MX"/>
+              </w:rPr>
+              <w:t>_liquido_inflamable</w:t>
+            </w:r>
+            <w:proofErr w:type="spellEnd"/>
             <w:r>
               <w:rPr>
                 <w:rFonts w:ascii="Calibri" w:eastAsia="Times New Roman" w:hAnsi="Calibri" w:cs="Calibri"/>
@@ -2408,15 +2757,49 @@
                 <w:lang w:eastAsia="es-MX"/>
               </w:rPr>
             </w:pPr>
-            <w:r>
-              <w:rPr>
-                <w:rFonts w:ascii="Calibri" w:eastAsia="Times New Roman" w:hAnsi="Calibri" w:cs="Calibri"/>
-                <w:color w:val="000000"/>
-                <w:sz w:val="18"/>
-                <w:szCs w:val="18"/>
-                <w:lang w:eastAsia="es-MX"/>
-              </w:rPr>
-              <w:t>{{ liquido_inflamable }}</w:t>
+            <w:proofErr w:type="gramStart"/>
+            <w:r>
+              <w:rPr>
+                <w:rFonts w:ascii="Calibri" w:eastAsia="Times New Roman" w:hAnsi="Calibri" w:cs="Calibri"/>
+                <w:color w:val="000000"/>
+                <w:sz w:val="18"/>
+                <w:szCs w:val="18"/>
+                <w:lang w:eastAsia="es-MX"/>
+              </w:rPr>
+              <w:t xml:space="preserve">{{ </w:t>
+            </w:r>
+            <w:proofErr w:type="spellStart"/>
+            <w:r>
+              <w:rPr>
+                <w:rFonts w:ascii="Calibri" w:eastAsia="Times New Roman" w:hAnsi="Calibri" w:cs="Calibri"/>
+                <w:color w:val="000000"/>
+                <w:sz w:val="18"/>
+                <w:szCs w:val="18"/>
+                <w:lang w:eastAsia="es-MX"/>
+              </w:rPr>
+              <w:t>liquido</w:t>
+            </w:r>
+            <w:proofErr w:type="gramEnd"/>
+            <w:r>
+              <w:rPr>
+                <w:rFonts w:ascii="Calibri" w:eastAsia="Times New Roman" w:hAnsi="Calibri" w:cs="Calibri"/>
+                <w:color w:val="000000"/>
+                <w:sz w:val="18"/>
+                <w:szCs w:val="18"/>
+                <w:lang w:eastAsia="es-MX"/>
+              </w:rPr>
+              <w:t>_inflamable</w:t>
+            </w:r>
+            <w:proofErr w:type="spellEnd"/>
+            <w:r>
+              <w:rPr>
+                <w:rFonts w:ascii="Calibri" w:eastAsia="Times New Roman" w:hAnsi="Calibri" w:cs="Calibri"/>
+                <w:color w:val="000000"/>
+                <w:sz w:val="18"/>
+                <w:szCs w:val="18"/>
+                <w:lang w:eastAsia="es-MX"/>
+              </w:rPr>
+              <w:t xml:space="preserve"> }}</w:t>
             </w:r>
           </w:p>
         </w:tc>
@@ -2446,6 +2829,7 @@
                 <w:lang w:eastAsia="es-MX"/>
               </w:rPr>
             </w:pPr>
+            <w:proofErr w:type="spellStart"/>
             <w:r>
               <w:rPr>
                 <w:rFonts w:ascii="Calibri" w:eastAsia="Times New Roman" w:hAnsi="Calibri" w:cs="Calibri"/>
@@ -2456,6 +2840,7 @@
               </w:rPr>
               <w:t>Lt</w:t>
             </w:r>
+            <w:proofErr w:type="spellEnd"/>
           </w:p>
         </w:tc>
       </w:tr>
@@ -2706,6 +3091,7 @@
                 <w:lang w:eastAsia="es-MX"/>
               </w:rPr>
             </w:pPr>
+            <w:proofErr w:type="gramStart"/>
             <w:r>
               <w:rPr>
                 <w:rFonts w:ascii="Calibri" w:eastAsia="Times New Roman" w:hAnsi="Calibri" w:cs="Calibri"/>
@@ -2716,16 +3102,29 @@
               </w:rPr>
               <w:t xml:space="preserve">{{ </w:t>
             </w:r>
-            <w:r>
-              <w:rPr>
-                <w:rFonts w:ascii="Calibri" w:eastAsia="Times New Roman" w:hAnsi="Calibri" w:cs="Calibri"/>
-                <w:color w:val="000000"/>
-                <w:sz w:val="18"/>
-                <w:szCs w:val="18"/>
-                <w:lang w:eastAsia="es-MX"/>
-              </w:rPr>
-              <w:t>descripcion_liquido_combustible</w:t>
-            </w:r>
+            <w:proofErr w:type="spellStart"/>
+            <w:r>
+              <w:rPr>
+                <w:rFonts w:ascii="Calibri" w:eastAsia="Times New Roman" w:hAnsi="Calibri" w:cs="Calibri"/>
+                <w:color w:val="000000"/>
+                <w:sz w:val="18"/>
+                <w:szCs w:val="18"/>
+                <w:lang w:eastAsia="es-MX"/>
+              </w:rPr>
+              <w:t>descripcion</w:t>
+            </w:r>
+            <w:proofErr w:type="gramEnd"/>
+            <w:r>
+              <w:rPr>
+                <w:rFonts w:ascii="Calibri" w:eastAsia="Times New Roman" w:hAnsi="Calibri" w:cs="Calibri"/>
+                <w:color w:val="000000"/>
+                <w:sz w:val="18"/>
+                <w:szCs w:val="18"/>
+                <w:lang w:eastAsia="es-MX"/>
+              </w:rPr>
+              <w:t>_liquido_combustible</w:t>
+            </w:r>
+            <w:proofErr w:type="spellEnd"/>
             <w:r>
               <w:rPr>
                 <w:rFonts w:ascii="Calibri" w:eastAsia="Times New Roman" w:hAnsi="Calibri" w:cs="Calibri"/>
@@ -2764,15 +3163,49 @@
                 <w:lang w:eastAsia="es-MX"/>
               </w:rPr>
             </w:pPr>
-            <w:r>
-              <w:rPr>
-                <w:rFonts w:ascii="Calibri" w:eastAsia="Times New Roman" w:hAnsi="Calibri" w:cs="Calibri"/>
-                <w:color w:val="000000"/>
-                <w:sz w:val="18"/>
-                <w:szCs w:val="18"/>
-                <w:lang w:eastAsia="es-MX"/>
-              </w:rPr>
-              <w:t>{{ liquido_combustible }}</w:t>
+            <w:proofErr w:type="gramStart"/>
+            <w:r>
+              <w:rPr>
+                <w:rFonts w:ascii="Calibri" w:eastAsia="Times New Roman" w:hAnsi="Calibri" w:cs="Calibri"/>
+                <w:color w:val="000000"/>
+                <w:sz w:val="18"/>
+                <w:szCs w:val="18"/>
+                <w:lang w:eastAsia="es-MX"/>
+              </w:rPr>
+              <w:t xml:space="preserve">{{ </w:t>
+            </w:r>
+            <w:proofErr w:type="spellStart"/>
+            <w:r>
+              <w:rPr>
+                <w:rFonts w:ascii="Calibri" w:eastAsia="Times New Roman" w:hAnsi="Calibri" w:cs="Calibri"/>
+                <w:color w:val="000000"/>
+                <w:sz w:val="18"/>
+                <w:szCs w:val="18"/>
+                <w:lang w:eastAsia="es-MX"/>
+              </w:rPr>
+              <w:t>liquido</w:t>
+            </w:r>
+            <w:proofErr w:type="gramEnd"/>
+            <w:r>
+              <w:rPr>
+                <w:rFonts w:ascii="Calibri" w:eastAsia="Times New Roman" w:hAnsi="Calibri" w:cs="Calibri"/>
+                <w:color w:val="000000"/>
+                <w:sz w:val="18"/>
+                <w:szCs w:val="18"/>
+                <w:lang w:eastAsia="es-MX"/>
+              </w:rPr>
+              <w:t>_combustible</w:t>
+            </w:r>
+            <w:proofErr w:type="spellEnd"/>
+            <w:r>
+              <w:rPr>
+                <w:rFonts w:ascii="Calibri" w:eastAsia="Times New Roman" w:hAnsi="Calibri" w:cs="Calibri"/>
+                <w:color w:val="000000"/>
+                <w:sz w:val="18"/>
+                <w:szCs w:val="18"/>
+                <w:lang w:eastAsia="es-MX"/>
+              </w:rPr>
+              <w:t xml:space="preserve"> }}</w:t>
             </w:r>
           </w:p>
         </w:tc>
@@ -2801,6 +3234,7 @@
                 <w:lang w:eastAsia="es-MX"/>
               </w:rPr>
             </w:pPr>
+            <w:proofErr w:type="spellStart"/>
             <w:r>
               <w:rPr>
                 <w:rFonts w:ascii="Calibri" w:eastAsia="Times New Roman" w:hAnsi="Calibri" w:cs="Calibri"/>
@@ -2811,6 +3245,7 @@
               </w:rPr>
               <w:t>Lt</w:t>
             </w:r>
+            <w:proofErr w:type="spellEnd"/>
           </w:p>
         </w:tc>
       </w:tr>
@@ -3071,6 +3506,7 @@
                 <w:lang w:eastAsia="es-MX"/>
               </w:rPr>
             </w:pPr>
+            <w:proofErr w:type="gramStart"/>
             <w:r>
               <w:rPr>
                 <w:rFonts w:ascii="Calibri" w:eastAsia="Times New Roman" w:hAnsi="Calibri" w:cs="Calibri"/>
@@ -3081,16 +3517,29 @@
               </w:rPr>
               <w:t xml:space="preserve">{{ </w:t>
             </w:r>
-            <w:r>
-              <w:rPr>
-                <w:rFonts w:ascii="Calibri" w:eastAsia="Times New Roman" w:hAnsi="Calibri" w:cs="Calibri"/>
-                <w:color w:val="000000"/>
-                <w:sz w:val="18"/>
-                <w:szCs w:val="18"/>
-                <w:lang w:eastAsia="es-MX"/>
-              </w:rPr>
-              <w:t>descripcion_solido_combustible</w:t>
-            </w:r>
+            <w:proofErr w:type="spellStart"/>
+            <w:r>
+              <w:rPr>
+                <w:rFonts w:ascii="Calibri" w:eastAsia="Times New Roman" w:hAnsi="Calibri" w:cs="Calibri"/>
+                <w:color w:val="000000"/>
+                <w:sz w:val="18"/>
+                <w:szCs w:val="18"/>
+                <w:lang w:eastAsia="es-MX"/>
+              </w:rPr>
+              <w:t>descripcion</w:t>
+            </w:r>
+            <w:proofErr w:type="gramEnd"/>
+            <w:r>
+              <w:rPr>
+                <w:rFonts w:ascii="Calibri" w:eastAsia="Times New Roman" w:hAnsi="Calibri" w:cs="Calibri"/>
+                <w:color w:val="000000"/>
+                <w:sz w:val="18"/>
+                <w:szCs w:val="18"/>
+                <w:lang w:eastAsia="es-MX"/>
+              </w:rPr>
+              <w:t>_solido_combustible</w:t>
+            </w:r>
+            <w:proofErr w:type="spellEnd"/>
             <w:r>
               <w:rPr>
                 <w:rFonts w:ascii="Calibri" w:eastAsia="Times New Roman" w:hAnsi="Calibri" w:cs="Calibri"/>
@@ -3129,15 +3578,38 @@
                 <w:lang w:eastAsia="es-MX"/>
               </w:rPr>
             </w:pPr>
-            <w:r>
-              <w:rPr>
-                <w:rFonts w:ascii="Calibri" w:eastAsia="Times New Roman" w:hAnsi="Calibri" w:cs="Calibri"/>
-                <w:color w:val="000000"/>
-                <w:sz w:val="18"/>
-                <w:szCs w:val="18"/>
-                <w:lang w:eastAsia="es-MX"/>
-              </w:rPr>
-              <w:t>{{ solido_combus</w:t>
+            <w:proofErr w:type="gramStart"/>
+            <w:r>
+              <w:rPr>
+                <w:rFonts w:ascii="Calibri" w:eastAsia="Times New Roman" w:hAnsi="Calibri" w:cs="Calibri"/>
+                <w:color w:val="000000"/>
+                <w:sz w:val="18"/>
+                <w:szCs w:val="18"/>
+                <w:lang w:eastAsia="es-MX"/>
+              </w:rPr>
+              <w:t xml:space="preserve">{{ </w:t>
+            </w:r>
+            <w:proofErr w:type="spellStart"/>
+            <w:r>
+              <w:rPr>
+                <w:rFonts w:ascii="Calibri" w:eastAsia="Times New Roman" w:hAnsi="Calibri" w:cs="Calibri"/>
+                <w:color w:val="000000"/>
+                <w:sz w:val="18"/>
+                <w:szCs w:val="18"/>
+                <w:lang w:eastAsia="es-MX"/>
+              </w:rPr>
+              <w:t>solido</w:t>
+            </w:r>
+            <w:proofErr w:type="gramEnd"/>
+            <w:r>
+              <w:rPr>
+                <w:rFonts w:ascii="Calibri" w:eastAsia="Times New Roman" w:hAnsi="Calibri" w:cs="Calibri"/>
+                <w:color w:val="000000"/>
+                <w:sz w:val="18"/>
+                <w:szCs w:val="18"/>
+                <w:lang w:eastAsia="es-MX"/>
+              </w:rPr>
+              <w:t>_combus</w:t>
             </w:r>
             <w:r>
               <w:rPr>
@@ -3157,7 +3629,18 @@
                 <w:szCs w:val="18"/>
                 <w:lang w:eastAsia="es-MX"/>
               </w:rPr>
-              <w:t>ible }}</w:t>
+              <w:t>ible</w:t>
+            </w:r>
+            <w:proofErr w:type="spellEnd"/>
+            <w:r>
+              <w:rPr>
+                <w:rFonts w:ascii="Calibri" w:eastAsia="Times New Roman" w:hAnsi="Calibri" w:cs="Calibri"/>
+                <w:color w:val="000000"/>
+                <w:sz w:val="18"/>
+                <w:szCs w:val="18"/>
+                <w:lang w:eastAsia="es-MX"/>
+              </w:rPr>
+              <w:t xml:space="preserve"> }}</w:t>
             </w:r>
           </w:p>
         </w:tc>
@@ -3355,6 +3838,7 @@
                 <w:lang w:eastAsia="es-MX"/>
               </w:rPr>
             </w:pPr>
+            <w:proofErr w:type="gramStart"/>
             <w:r>
               <w:rPr>
                 <w:rFonts w:ascii="Calibri" w:eastAsia="Times New Roman" w:hAnsi="Calibri" w:cs="Calibri"/>
@@ -3365,7 +3849,20 @@
                 <w:szCs w:val="18"/>
                 <w:lang w:eastAsia="es-MX"/>
               </w:rPr>
-              <w:t>{{ turnos }}</w:t>
+              <w:t>{{ turnos</w:t>
+            </w:r>
+            <w:proofErr w:type="gramEnd"/>
+            <w:r>
+              <w:rPr>
+                <w:rFonts w:ascii="Calibri" w:eastAsia="Times New Roman" w:hAnsi="Calibri" w:cs="Calibri"/>
+                <w:b/>
+                <w:bCs/>
+                <w:color w:val="000000"/>
+                <w:sz w:val="18"/>
+                <w:szCs w:val="18"/>
+                <w:lang w:eastAsia="es-MX"/>
+              </w:rPr>
+              <w:t xml:space="preserve"> }}</w:t>
             </w:r>
           </w:p>
         </w:tc>
@@ -3435,6 +3932,7 @@
                 <w:lang w:eastAsia="es-MX"/>
               </w:rPr>
             </w:pPr>
+            <w:proofErr w:type="gramStart"/>
             <w:r>
               <w:rPr>
                 <w:rFonts w:ascii="Calibri" w:eastAsia="Times New Roman" w:hAnsi="Calibri" w:cs="Calibri"/>
@@ -3445,7 +3943,20 @@
                 <w:szCs w:val="18"/>
                 <w:lang w:eastAsia="es-MX"/>
               </w:rPr>
-              <w:t>{{ trabajadores }}</w:t>
+              <w:t>{{ trabajadores</w:t>
+            </w:r>
+            <w:proofErr w:type="gramEnd"/>
+            <w:r>
+              <w:rPr>
+                <w:rFonts w:ascii="Calibri" w:eastAsia="Times New Roman" w:hAnsi="Calibri" w:cs="Calibri"/>
+                <w:b/>
+                <w:bCs/>
+                <w:color w:val="000000"/>
+                <w:sz w:val="18"/>
+                <w:szCs w:val="18"/>
+                <w:lang w:eastAsia="es-MX"/>
+              </w:rPr>
+              <w:t xml:space="preserve"> }}</w:t>
             </w:r>
           </w:p>
         </w:tc>
@@ -3517,6 +4028,7 @@
                 <w:lang w:eastAsia="es-MX"/>
               </w:rPr>
             </w:pPr>
+            <w:proofErr w:type="gramStart"/>
             <w:r>
               <w:rPr>
                 <w:rFonts w:ascii="Calibri" w:eastAsia="Times New Roman" w:hAnsi="Calibri" w:cs="Calibri"/>
@@ -3527,7 +4039,20 @@
                 <w:szCs w:val="18"/>
                 <w:lang w:eastAsia="es-MX"/>
               </w:rPr>
-              <w:t>{{ flotante }}</w:t>
+              <w:t>{{ flotante</w:t>
+            </w:r>
+            <w:proofErr w:type="gramEnd"/>
+            <w:r>
+              <w:rPr>
+                <w:rFonts w:ascii="Calibri" w:eastAsia="Times New Roman" w:hAnsi="Calibri" w:cs="Calibri"/>
+                <w:b/>
+                <w:bCs/>
+                <w:color w:val="000000"/>
+                <w:sz w:val="18"/>
+                <w:szCs w:val="18"/>
+                <w:lang w:eastAsia="es-MX"/>
+              </w:rPr>
+              <w:t xml:space="preserve"> }}</w:t>
             </w:r>
           </w:p>
         </w:tc>
@@ -3766,6 +4291,7 @@
                 <w:lang w:eastAsia="es-MX"/>
               </w:rPr>
             </w:pPr>
+            <w:proofErr w:type="gramStart"/>
             <w:r>
               <w:rPr>
                 <w:sz w:val="18"/>
@@ -3773,13 +4299,23 @@
               </w:rPr>
               <w:t xml:space="preserve">{{ </w:t>
             </w:r>
-            <w:r>
-              <w:rPr>
-                <w:sz w:val="18"/>
-                <w:szCs w:val="18"/>
-              </w:rPr>
-              <w:t>valor_gas_inflamable</w:t>
-            </w:r>
+            <w:proofErr w:type="spellStart"/>
+            <w:r>
+              <w:rPr>
+                <w:sz w:val="18"/>
+                <w:szCs w:val="18"/>
+              </w:rPr>
+              <w:t>valor</w:t>
+            </w:r>
+            <w:proofErr w:type="gramEnd"/>
+            <w:r>
+              <w:rPr>
+                <w:sz w:val="18"/>
+                <w:szCs w:val="18"/>
+              </w:rPr>
+              <w:t>_gas_inflamable</w:t>
+            </w:r>
+            <w:proofErr w:type="spellEnd"/>
             <w:r>
               <w:rPr>
                 <w:sz w:val="18"/>
@@ -3898,6 +4434,7 @@
                 <w:lang w:eastAsia="es-MX"/>
               </w:rPr>
             </w:pPr>
+            <w:proofErr w:type="gramStart"/>
             <w:r>
               <w:rPr>
                 <w:sz w:val="18"/>
@@ -3905,13 +4442,23 @@
               </w:rPr>
               <w:t xml:space="preserve">{{ </w:t>
             </w:r>
-            <w:r>
-              <w:rPr>
-                <w:sz w:val="18"/>
-                <w:szCs w:val="18"/>
-              </w:rPr>
-              <w:t>valor_liquido_inflamable</w:t>
-            </w:r>
+            <w:proofErr w:type="spellStart"/>
+            <w:r>
+              <w:rPr>
+                <w:sz w:val="18"/>
+                <w:szCs w:val="18"/>
+              </w:rPr>
+              <w:t>valor</w:t>
+            </w:r>
+            <w:proofErr w:type="gramEnd"/>
+            <w:r>
+              <w:rPr>
+                <w:sz w:val="18"/>
+                <w:szCs w:val="18"/>
+              </w:rPr>
+              <w:t>_liquido_inflamable</w:t>
+            </w:r>
+            <w:proofErr w:type="spellEnd"/>
             <w:r>
               <w:rPr>
                 <w:sz w:val="18"/>
@@ -4030,6 +4577,7 @@
                 <w:lang w:eastAsia="es-MX"/>
               </w:rPr>
             </w:pPr>
+            <w:proofErr w:type="gramStart"/>
             <w:r>
               <w:rPr>
                 <w:rFonts w:ascii="Calibri" w:eastAsia="Times New Roman" w:hAnsi="Calibri" w:cs="Calibri"/>
@@ -4040,16 +4588,29 @@
               </w:rPr>
               <w:t xml:space="preserve">{{ </w:t>
             </w:r>
-            <w:r>
-              <w:rPr>
-                <w:rFonts w:ascii="Calibri" w:eastAsia="Times New Roman" w:hAnsi="Calibri" w:cs="Calibri"/>
-                <w:color w:val="000000"/>
-                <w:sz w:val="18"/>
-                <w:szCs w:val="18"/>
-                <w:lang w:eastAsia="es-MX"/>
-              </w:rPr>
-              <w:t>valor_liquido_combustible</w:t>
-            </w:r>
+            <w:proofErr w:type="spellStart"/>
+            <w:r>
+              <w:rPr>
+                <w:rFonts w:ascii="Calibri" w:eastAsia="Times New Roman" w:hAnsi="Calibri" w:cs="Calibri"/>
+                <w:color w:val="000000"/>
+                <w:sz w:val="18"/>
+                <w:szCs w:val="18"/>
+                <w:lang w:eastAsia="es-MX"/>
+              </w:rPr>
+              <w:t>valor</w:t>
+            </w:r>
+            <w:proofErr w:type="gramEnd"/>
+            <w:r>
+              <w:rPr>
+                <w:rFonts w:ascii="Calibri" w:eastAsia="Times New Roman" w:hAnsi="Calibri" w:cs="Calibri"/>
+                <w:color w:val="000000"/>
+                <w:sz w:val="18"/>
+                <w:szCs w:val="18"/>
+                <w:lang w:eastAsia="es-MX"/>
+              </w:rPr>
+              <w:t>_liquido_combustible</w:t>
+            </w:r>
+            <w:proofErr w:type="spellEnd"/>
             <w:r>
               <w:rPr>
                 <w:rFonts w:ascii="Calibri" w:eastAsia="Times New Roman" w:hAnsi="Calibri" w:cs="Calibri"/>
@@ -4171,6 +4732,7 @@
                 <w:lang w:eastAsia="es-MX"/>
               </w:rPr>
             </w:pPr>
+            <w:proofErr w:type="gramStart"/>
             <w:r>
               <w:rPr>
                 <w:sz w:val="18"/>
@@ -4178,13 +4740,23 @@
               </w:rPr>
               <w:t xml:space="preserve">{{ </w:t>
             </w:r>
-            <w:r>
-              <w:rPr>
-                <w:sz w:val="18"/>
-                <w:szCs w:val="18"/>
-              </w:rPr>
-              <w:t>valor_solido_combustible</w:t>
-            </w:r>
+            <w:proofErr w:type="spellStart"/>
+            <w:r>
+              <w:rPr>
+                <w:sz w:val="18"/>
+                <w:szCs w:val="18"/>
+              </w:rPr>
+              <w:t>valor</w:t>
+            </w:r>
+            <w:proofErr w:type="gramEnd"/>
+            <w:r>
+              <w:rPr>
+                <w:sz w:val="18"/>
+                <w:szCs w:val="18"/>
+              </w:rPr>
+              <w:t>_solido_combustible</w:t>
+            </w:r>
+            <w:proofErr w:type="spellEnd"/>
             <w:r>
               <w:rPr>
                 <w:sz w:val="18"/>
@@ -4424,13 +4996,33 @@
                 <w:lang w:eastAsia="es-MX"/>
               </w:rPr>
             </w:pPr>
-            <w:r>
-              <w:rPr>
-                <w:rFonts w:ascii="Calibri" w:eastAsia="Times New Roman" w:hAnsi="Calibri" w:cs="Calibri"/>
-                <w:color w:val="000000"/>
-                <w:lang w:eastAsia="es-MX"/>
-              </w:rPr>
-              <w:t>{{ dia }}</w:t>
+            <w:proofErr w:type="gramStart"/>
+            <w:r>
+              <w:rPr>
+                <w:rFonts w:ascii="Calibri" w:eastAsia="Times New Roman" w:hAnsi="Calibri" w:cs="Calibri"/>
+                <w:color w:val="000000"/>
+                <w:lang w:eastAsia="es-MX"/>
+              </w:rPr>
+              <w:t xml:space="preserve">{{ </w:t>
+            </w:r>
+            <w:proofErr w:type="spellStart"/>
+            <w:r>
+              <w:rPr>
+                <w:rFonts w:ascii="Calibri" w:eastAsia="Times New Roman" w:hAnsi="Calibri" w:cs="Calibri"/>
+                <w:color w:val="000000"/>
+                <w:lang w:eastAsia="es-MX"/>
+              </w:rPr>
+              <w:t>dia</w:t>
+            </w:r>
+            <w:proofErr w:type="spellEnd"/>
+            <w:proofErr w:type="gramEnd"/>
+            <w:r>
+              <w:rPr>
+                <w:rFonts w:ascii="Calibri" w:eastAsia="Times New Roman" w:hAnsi="Calibri" w:cs="Calibri"/>
+                <w:color w:val="000000"/>
+                <w:lang w:eastAsia="es-MX"/>
+              </w:rPr>
+              <w:t xml:space="preserve"> }}</w:t>
             </w:r>
             <w:r>
               <w:rPr>
@@ -4462,7 +5054,25 @@
                 <w:color w:val="000000"/>
                 <w:lang w:eastAsia="es-MX"/>
               </w:rPr>
-              <w:t>{{ anio }}</w:t>
+              <w:t xml:space="preserve">{{ </w:t>
+            </w:r>
+            <w:proofErr w:type="spellStart"/>
+            <w:r>
+              <w:rPr>
+                <w:rFonts w:ascii="Calibri" w:eastAsia="Times New Roman" w:hAnsi="Calibri" w:cs="Calibri"/>
+                <w:color w:val="000000"/>
+                <w:lang w:eastAsia="es-MX"/>
+              </w:rPr>
+              <w:t>anio</w:t>
+            </w:r>
+            <w:proofErr w:type="spellEnd"/>
+            <w:r>
+              <w:rPr>
+                <w:rFonts w:ascii="Calibri" w:eastAsia="Times New Roman" w:hAnsi="Calibri" w:cs="Calibri"/>
+                <w:color w:val="000000"/>
+                <w:lang w:eastAsia="es-MX"/>
+              </w:rPr>
+              <w:t xml:space="preserve"> }}</w:t>
             </w:r>
           </w:p>
         </w:tc>
@@ -4493,15 +5103,27 @@
                 <w:lang w:eastAsia="es-MX"/>
               </w:rPr>
             </w:pPr>
-            <w:r>
-              <w:rPr>
-                <w:rFonts w:ascii="Calibri" w:eastAsia="Times New Roman" w:hAnsi="Calibri" w:cs="Calibri"/>
-                <w:color w:val="000000"/>
-                <w:sz w:val="18"/>
-                <w:szCs w:val="18"/>
-                <w:lang w:eastAsia="es-MX"/>
-              </w:rPr>
-              <w:t>Sup. Construida (m2):</w:t>
+            <w:proofErr w:type="spellStart"/>
+            <w:r>
+              <w:rPr>
+                <w:rFonts w:ascii="Calibri" w:eastAsia="Times New Roman" w:hAnsi="Calibri" w:cs="Calibri"/>
+                <w:color w:val="000000"/>
+                <w:sz w:val="18"/>
+                <w:szCs w:val="18"/>
+                <w:lang w:eastAsia="es-MX"/>
+              </w:rPr>
+              <w:t>Sup</w:t>
+            </w:r>
+            <w:proofErr w:type="spellEnd"/>
+            <w:r>
+              <w:rPr>
+                <w:rFonts w:ascii="Calibri" w:eastAsia="Times New Roman" w:hAnsi="Calibri" w:cs="Calibri"/>
+                <w:color w:val="000000"/>
+                <w:sz w:val="18"/>
+                <w:szCs w:val="18"/>
+                <w:lang w:eastAsia="es-MX"/>
+              </w:rPr>
+              <w:t>. Construida (m2):</w:t>
             </w:r>
           </w:p>
         </w:tc>
@@ -4530,13 +5152,23 @@
                 <w:lang w:eastAsia="es-MX"/>
               </w:rPr>
             </w:pPr>
-            <w:r>
-              <w:rPr>
-                <w:rFonts w:ascii="Calibri" w:eastAsia="Times New Roman" w:hAnsi="Calibri" w:cs="Calibri"/>
-                <w:color w:val="000000"/>
-                <w:lang w:eastAsia="es-MX"/>
-              </w:rPr>
-              <w:t>{{ construccion_m2 }}</w:t>
+            <w:proofErr w:type="gramStart"/>
+            <w:r>
+              <w:rPr>
+                <w:rFonts w:ascii="Calibri" w:eastAsia="Times New Roman" w:hAnsi="Calibri" w:cs="Calibri"/>
+                <w:color w:val="000000"/>
+                <w:lang w:eastAsia="es-MX"/>
+              </w:rPr>
+              <w:t>{{ construccion</w:t>
+            </w:r>
+            <w:proofErr w:type="gramEnd"/>
+            <w:r>
+              <w:rPr>
+                <w:rFonts w:ascii="Calibri" w:eastAsia="Times New Roman" w:hAnsi="Calibri" w:cs="Calibri"/>
+                <w:color w:val="000000"/>
+                <w:lang w:eastAsia="es-MX"/>
+              </w:rPr>
+              <w:t>_m2 }}</w:t>
             </w:r>
           </w:p>
         </w:tc>
@@ -4624,6 +5256,7 @@
                 <w:lang w:eastAsia="es-MX"/>
               </w:rPr>
             </w:pPr>
+            <w:proofErr w:type="gramStart"/>
             <w:r>
               <w:rPr>
                 <w:rFonts w:ascii="Calibri" w:eastAsia="Times New Roman" w:hAnsi="Calibri" w:cs="Calibri"/>
@@ -4634,7 +5267,46 @@
                 <w:szCs w:val="18"/>
                 <w:lang w:eastAsia="es-MX"/>
               </w:rPr>
-              <w:t>{{ tipo_riesgo }}</w:t>
+              <w:t xml:space="preserve">{{ </w:t>
+            </w:r>
+            <w:proofErr w:type="spellStart"/>
+            <w:r>
+              <w:rPr>
+                <w:rFonts w:ascii="Calibri" w:eastAsia="Times New Roman" w:hAnsi="Calibri" w:cs="Calibri"/>
+                <w:b/>
+                <w:bCs/>
+                <w:color w:val="FF0000"/>
+                <w:sz w:val="18"/>
+                <w:szCs w:val="18"/>
+                <w:lang w:eastAsia="es-MX"/>
+              </w:rPr>
+              <w:t>tipo</w:t>
+            </w:r>
+            <w:proofErr w:type="gramEnd"/>
+            <w:r>
+              <w:rPr>
+                <w:rFonts w:ascii="Calibri" w:eastAsia="Times New Roman" w:hAnsi="Calibri" w:cs="Calibri"/>
+                <w:b/>
+                <w:bCs/>
+                <w:color w:val="FF0000"/>
+                <w:sz w:val="18"/>
+                <w:szCs w:val="18"/>
+                <w:lang w:eastAsia="es-MX"/>
+              </w:rPr>
+              <w:t>_riesgo</w:t>
+            </w:r>
+            <w:proofErr w:type="spellEnd"/>
+            <w:r>
+              <w:rPr>
+                <w:rFonts w:ascii="Calibri" w:eastAsia="Times New Roman" w:hAnsi="Calibri" w:cs="Calibri"/>
+                <w:b/>
+                <w:bCs/>
+                <w:color w:val="FF0000"/>
+                <w:sz w:val="18"/>
+                <w:szCs w:val="18"/>
+                <w:lang w:eastAsia="es-MX"/>
+              </w:rPr>
+              <w:t xml:space="preserve"> }}</w:t>
             </w:r>
           </w:p>
         </w:tc>
@@ -4678,7 +5350,6 @@
                 <w:szCs w:val="18"/>
                 <w:lang w:eastAsia="es-MX"/>
               </w:rPr>
-              <w:lastRenderedPageBreak/>
               <w:t>Nombre de la(s) persona(s) responsable(s) de la clasificación realizada</w:t>
             </w:r>
           </w:p>
@@ -4930,6 +5601,7 @@
               </w:rPr>
               <w:t xml:space="preserve"> </w:t>
             </w:r>
+            <w:proofErr w:type="gramStart"/>
             <w:r>
               <w:rPr>
                 <w:rFonts w:ascii="Calibri" w:eastAsia="Times New Roman" w:hAnsi="Calibri" w:cs="Calibri"/>
@@ -4940,7 +5612,46 @@
                 <w:szCs w:val="28"/>
                 <w:lang w:eastAsia="es-MX"/>
               </w:rPr>
-              <w:t>{{ giro_comercial }}</w:t>
+              <w:t xml:space="preserve">{{ </w:t>
+            </w:r>
+            <w:proofErr w:type="spellStart"/>
+            <w:r>
+              <w:rPr>
+                <w:rFonts w:ascii="Calibri" w:eastAsia="Times New Roman" w:hAnsi="Calibri" w:cs="Calibri"/>
+                <w:b/>
+                <w:bCs/>
+                <w:color w:val="000000"/>
+                <w:sz w:val="28"/>
+                <w:szCs w:val="28"/>
+                <w:lang w:eastAsia="es-MX"/>
+              </w:rPr>
+              <w:t>giro</w:t>
+            </w:r>
+            <w:proofErr w:type="gramEnd"/>
+            <w:r>
+              <w:rPr>
+                <w:rFonts w:ascii="Calibri" w:eastAsia="Times New Roman" w:hAnsi="Calibri" w:cs="Calibri"/>
+                <w:b/>
+                <w:bCs/>
+                <w:color w:val="000000"/>
+                <w:sz w:val="28"/>
+                <w:szCs w:val="28"/>
+                <w:lang w:eastAsia="es-MX"/>
+              </w:rPr>
+              <w:t>_comercial</w:t>
+            </w:r>
+            <w:proofErr w:type="spellEnd"/>
+            <w:r>
+              <w:rPr>
+                <w:rFonts w:ascii="Calibri" w:eastAsia="Times New Roman" w:hAnsi="Calibri" w:cs="Calibri"/>
+                <w:b/>
+                <w:bCs/>
+                <w:color w:val="000000"/>
+                <w:sz w:val="28"/>
+                <w:szCs w:val="28"/>
+                <w:lang w:eastAsia="es-MX"/>
+              </w:rPr>
+              <w:t xml:space="preserve"> }}</w:t>
             </w:r>
           </w:p>
         </w:tc>
@@ -5215,15 +5926,27 @@
                 <w:lang w:eastAsia="es-MX"/>
               </w:rPr>
             </w:pPr>
-            <w:r>
-              <w:rPr>
-                <w:rFonts w:ascii="Calibri" w:eastAsia="Times New Roman" w:hAnsi="Calibri" w:cs="Calibri"/>
-                <w:color w:val="000000"/>
-                <w:sz w:val="18"/>
-                <w:szCs w:val="18"/>
-                <w:lang w:eastAsia="es-MX"/>
-              </w:rPr>
-              <w:t>{{ cocina }}</w:t>
+            <w:proofErr w:type="gramStart"/>
+            <w:r>
+              <w:rPr>
+                <w:rFonts w:ascii="Calibri" w:eastAsia="Times New Roman" w:hAnsi="Calibri" w:cs="Calibri"/>
+                <w:color w:val="000000"/>
+                <w:sz w:val="18"/>
+                <w:szCs w:val="18"/>
+                <w:lang w:eastAsia="es-MX"/>
+              </w:rPr>
+              <w:t>{{ cocina</w:t>
+            </w:r>
+            <w:proofErr w:type="gramEnd"/>
+            <w:r>
+              <w:rPr>
+                <w:rFonts w:ascii="Calibri" w:eastAsia="Times New Roman" w:hAnsi="Calibri" w:cs="Calibri"/>
+                <w:color w:val="000000"/>
+                <w:sz w:val="18"/>
+                <w:szCs w:val="18"/>
+                <w:lang w:eastAsia="es-MX"/>
+              </w:rPr>
+              <w:t xml:space="preserve"> }}</w:t>
             </w:r>
           </w:p>
         </w:tc>
@@ -5841,13 +6564,41 @@
                 <w:lang w:eastAsia="es-MX"/>
               </w:rPr>
             </w:pPr>
-            <w:r>
-              <w:rPr>
-                <w:rFonts w:ascii="Calibri" w:eastAsia="Times New Roman" w:hAnsi="Calibri" w:cs="Calibri"/>
-                <w:color w:val="000000"/>
-                <w:lang w:eastAsia="es-MX"/>
-              </w:rPr>
-              <w:t>{{ observaciones_k }}</w:t>
+            <w:proofErr w:type="gramStart"/>
+            <w:r>
+              <w:rPr>
+                <w:rFonts w:ascii="Calibri" w:eastAsia="Times New Roman" w:hAnsi="Calibri" w:cs="Calibri"/>
+                <w:color w:val="000000"/>
+                <w:lang w:eastAsia="es-MX"/>
+              </w:rPr>
+              <w:t xml:space="preserve">{{ </w:t>
+            </w:r>
+            <w:proofErr w:type="spellStart"/>
+            <w:r>
+              <w:rPr>
+                <w:rFonts w:ascii="Calibri" w:eastAsia="Times New Roman" w:hAnsi="Calibri" w:cs="Calibri"/>
+                <w:color w:val="000000"/>
+                <w:lang w:eastAsia="es-MX"/>
+              </w:rPr>
+              <w:t>observaciones</w:t>
+            </w:r>
+            <w:proofErr w:type="gramEnd"/>
+            <w:r>
+              <w:rPr>
+                <w:rFonts w:ascii="Calibri" w:eastAsia="Times New Roman" w:hAnsi="Calibri" w:cs="Calibri"/>
+                <w:color w:val="000000"/>
+                <w:lang w:eastAsia="es-MX"/>
+              </w:rPr>
+              <w:t>_k</w:t>
+            </w:r>
+            <w:proofErr w:type="spellEnd"/>
+            <w:r>
+              <w:rPr>
+                <w:rFonts w:ascii="Calibri" w:eastAsia="Times New Roman" w:hAnsi="Calibri" w:cs="Calibri"/>
+                <w:color w:val="000000"/>
+                <w:lang w:eastAsia="es-MX"/>
+              </w:rPr>
+              <w:t xml:space="preserve"> }}</w:t>
             </w:r>
           </w:p>
         </w:tc>
@@ -6148,13 +6899,23 @@
                 <w:lang w:eastAsia="es-MX"/>
               </w:rPr>
             </w:pPr>
-            <w:r>
-              <w:rPr>
-                <w:rFonts w:ascii="Calibri" w:eastAsia="Times New Roman" w:hAnsi="Calibri" w:cs="Calibri"/>
-                <w:color w:val="000000"/>
-                <w:lang w:eastAsia="es-MX"/>
-              </w:rPr>
-              <w:t>{{ extintor }}</w:t>
+            <w:proofErr w:type="gramStart"/>
+            <w:r>
+              <w:rPr>
+                <w:rFonts w:ascii="Calibri" w:eastAsia="Times New Roman" w:hAnsi="Calibri" w:cs="Calibri"/>
+                <w:color w:val="000000"/>
+                <w:lang w:eastAsia="es-MX"/>
+              </w:rPr>
+              <w:t>{{ extintor</w:t>
+            </w:r>
+            <w:proofErr w:type="gramEnd"/>
+            <w:r>
+              <w:rPr>
+                <w:rFonts w:ascii="Calibri" w:eastAsia="Times New Roman" w:hAnsi="Calibri" w:cs="Calibri"/>
+                <w:color w:val="000000"/>
+                <w:lang w:eastAsia="es-MX"/>
+              </w:rPr>
+              <w:t xml:space="preserve"> }}</w:t>
             </w:r>
           </w:p>
         </w:tc>
@@ -7524,6 +8285,7 @@
                 <w:lang w:eastAsia="es-MX"/>
               </w:rPr>
             </w:pPr>
+            <w:proofErr w:type="gramStart"/>
             <w:r>
               <w:rPr>
                 <w:rFonts w:ascii="Calibri" w:eastAsia="Times New Roman" w:hAnsi="Calibri" w:cs="Calibri"/>
@@ -7532,7 +8294,40 @@
                 <w:color w:val="000000"/>
                 <w:lang w:eastAsia="es-MX"/>
               </w:rPr>
-              <w:t>{{ ext_distancia }}</w:t>
+              <w:t xml:space="preserve">{{ </w:t>
+            </w:r>
+            <w:proofErr w:type="spellStart"/>
+            <w:r>
+              <w:rPr>
+                <w:rFonts w:ascii="Calibri" w:eastAsia="Times New Roman" w:hAnsi="Calibri" w:cs="Calibri"/>
+                <w:b/>
+                <w:bCs/>
+                <w:color w:val="000000"/>
+                <w:lang w:eastAsia="es-MX"/>
+              </w:rPr>
+              <w:t>ext</w:t>
+            </w:r>
+            <w:proofErr w:type="gramEnd"/>
+            <w:r>
+              <w:rPr>
+                <w:rFonts w:ascii="Calibri" w:eastAsia="Times New Roman" w:hAnsi="Calibri" w:cs="Calibri"/>
+                <w:b/>
+                <w:bCs/>
+                <w:color w:val="000000"/>
+                <w:lang w:eastAsia="es-MX"/>
+              </w:rPr>
+              <w:t>_distancia</w:t>
+            </w:r>
+            <w:proofErr w:type="spellEnd"/>
+            <w:r>
+              <w:rPr>
+                <w:rFonts w:ascii="Calibri" w:eastAsia="Times New Roman" w:hAnsi="Calibri" w:cs="Calibri"/>
+                <w:b/>
+                <w:bCs/>
+                <w:color w:val="000000"/>
+                <w:lang w:eastAsia="es-MX"/>
+              </w:rPr>
+              <w:t xml:space="preserve"> }}</w:t>
             </w:r>
             <w:r>
               <w:rPr>
@@ -8811,18 +9606,196 @@
             </w:pPr>
             <w:r>
               <w:rPr>
+                <w:noProof/>
+                <w:lang w:eastAsia="es-MX"/>
+              </w:rPr>
+              <mc:AlternateContent>
+                <mc:Choice Requires="wps">
+                  <w:drawing>
+                    <wp:anchor distT="0" distB="0" distL="114300" distR="114300" simplePos="0" relativeHeight="251658243" behindDoc="0" locked="0" layoutInCell="1" allowOverlap="1" wp14:anchorId="29B3FC5C" wp14:editId="58BA13DC">
+                      <wp:simplePos x="0" y="0"/>
+                      <wp:positionH relativeFrom="column">
+                        <wp:posOffset>2001520</wp:posOffset>
+                      </wp:positionH>
+                      <wp:positionV relativeFrom="paragraph">
+                        <wp:posOffset>-29845</wp:posOffset>
+                      </wp:positionV>
+                      <wp:extent cx="2006600" cy="548640"/>
+                      <wp:effectExtent l="0" t="0" r="0" b="3810"/>
+                      <wp:wrapNone/>
+                      <wp:docPr id="1448439813" name="Cuadro de texto 4"/>
+                      <wp:cNvGraphicFramePr/>
+                      <a:graphic xmlns:a="http://schemas.openxmlformats.org/drawingml/2006/main">
+                        <a:graphicData uri="http://schemas.microsoft.com/office/word/2010/wordprocessingShape">
+                          <wps:wsp>
+                            <wps:cNvSpPr txBox="1"/>
+                            <wps:spPr>
+                              <a:xfrm>
+                                <a:off x="0" y="0"/>
+                                <a:ext cx="2006600" cy="548640"/>
+                              </a:xfrm>
+                              <a:prstGeom prst="rect">
+                                <a:avLst/>
+                              </a:prstGeom>
+                              <a:noFill/>
+                              <a:ln w="6350">
+                                <a:noFill/>
+                              </a:ln>
+                            </wps:spPr>
+                            <wps:txbx>
+                              <w:txbxContent>
+                                <w:p>
+                                  <w:pPr>
+                                    <w:spacing w:after="0" w:line="240" w:lineRule="auto"/>
+                                    <w:jc w:val="right"/>
+                                    <w:rPr>
+                                      <w:sz w:val="18"/>
+                                      <w:szCs w:val="18"/>
+                                    </w:rPr>
+                                  </w:pPr>
+                                  <w:r>
+                                    <w:rPr>
+                                      <w:sz w:val="18"/>
+                                      <w:szCs w:val="18"/>
+                                    </w:rPr>
+                                    <w:t>CONSULTOR: NOE MORA RAMIREZ</w:t>
+                                  </w:r>
+                                </w:p>
+                                <w:p>
+                                  <w:pPr>
+                                    <w:spacing w:after="0" w:line="240" w:lineRule="auto"/>
+                                    <w:jc w:val="right"/>
+                                    <w:rPr>
+                                      <w:sz w:val="18"/>
+                                      <w:szCs w:val="18"/>
+                                    </w:rPr>
+                                  </w:pPr>
+                                  <w:r>
+                                    <w:rPr>
+                                      <w:sz w:val="18"/>
+                                      <w:szCs w:val="18"/>
+                                    </w:rPr>
+                                    <w:t>TELEFONO CELULAR: 2454504055</w:t>
+                                  </w:r>
+                                </w:p>
+                                <w:p>
+                                  <w:pPr>
+                                    <w:spacing w:after="0" w:line="240" w:lineRule="auto"/>
+                                    <w:jc w:val="right"/>
+                                    <w:rPr>
+                                      <w:sz w:val="18"/>
+                                      <w:szCs w:val="18"/>
+                                    </w:rPr>
+                                  </w:pPr>
+                                  <w:r>
+                                    <w:rPr>
+                                      <w:sz w:val="18"/>
+                                      <w:szCs w:val="18"/>
+                                    </w:rPr>
+                                    <w:t>CORREO: halcon_noe@yahoo.com.mx</w:t>
+                                  </w:r>
+                                </w:p>
+                              </w:txbxContent>
+                            </wps:txbx>
+                            <wps:bodyPr rot="0" spcFirstLastPara="0" vertOverflow="overflow" horzOverflow="overflow" vert="horz" wrap="square" lIns="91440" tIns="45720" rIns="91440" bIns="45720" numCol="1" spcCol="0" rtlCol="0" fromWordArt="0" anchor="t" anchorCtr="0" forceAA="0" compatLnSpc="1">
+                              <a:prstTxWarp prst="textNoShape">
+                                <a:avLst/>
+                              </a:prstTxWarp>
+                              <a:noAutofit/>
+                            </wps:bodyPr>
+                          </wps:wsp>
+                        </a:graphicData>
+                      </a:graphic>
+                      <wp14:sizeRelH relativeFrom="margin">
+                        <wp14:pctWidth>0</wp14:pctWidth>
+                      </wp14:sizeRelH>
+                      <wp14:sizeRelV relativeFrom="margin">
+                        <wp14:pctHeight>0</wp14:pctHeight>
+                      </wp14:sizeRelV>
+                    </wp:anchor>
+                  </w:drawing>
+                </mc:Choice>
+                <mc:Fallback>
+                  <w:pict>
+                    <v:shapetype w14:anchorId="29B3FC5C" id="_x0000_t202" coordsize="21600,21600" o:spt="202" path="m,l,21600r21600,l21600,xe">
+                      <v:stroke joinstyle="miter"/>
+                      <v:path gradientshapeok="t" o:connecttype="rect"/>
+                    </v:shapetype>
+                    <v:shape id="Cuadro de texto 4" o:spid="_x0000_s1026" type="#_x0000_t202" style="position:absolute;margin-left:157.6pt;margin-top:-2.35pt;width:158pt;height:43.2pt;z-index:251658243;visibility:visible;mso-wrap-style:square;mso-width-percent:0;mso-height-percent:0;mso-wrap-distance-left:9pt;mso-wrap-distance-top:0;mso-wrap-distance-right:9pt;mso-wrap-distance-bottom:0;mso-position-horizontal:absolute;mso-position-horizontal-relative:text;mso-position-vertical:absolute;mso-position-vertical-relative:text;mso-width-percent:0;mso-height-percent:0;mso-width-relative:margin;mso-height-relative:margin;v-text-anchor:top" o:gfxdata="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" filled="f" stroked="f" strokeweight=".5pt">
+                      <v:textbox>
+                        <w:txbxContent>
+                          <w:p>
+                            <w:pPr>
+                              <w:spacing w:after="0" w:line="240" w:lineRule="auto"/>
+                              <w:jc w:val="right"/>
+                              <w:rPr>
+                                <w:sz w:val="18"/>
+                                <w:szCs w:val="18"/>
+                              </w:rPr>
+                            </w:pPr>
+                            <w:r>
+                              <w:rPr>
+                                <w:sz w:val="18"/>
+                                <w:szCs w:val="18"/>
+                              </w:rPr>
+                              <w:t>CONSULTOR: NOE MORA RAMIREZ</w:t>
+                            </w:r>
+                          </w:p>
+                          <w:p>
+                            <w:pPr>
+                              <w:spacing w:after="0" w:line="240" w:lineRule="auto"/>
+                              <w:jc w:val="right"/>
+                              <w:rPr>
+                                <w:sz w:val="18"/>
+                                <w:szCs w:val="18"/>
+                              </w:rPr>
+                            </w:pPr>
+                            <w:r>
+                              <w:rPr>
+                                <w:sz w:val="18"/>
+                                <w:szCs w:val="18"/>
+                              </w:rPr>
+                              <w:t>TELEFONO CELULAR: 2454504055</w:t>
+                            </w:r>
+                          </w:p>
+                          <w:p>
+                            <w:pPr>
+                              <w:spacing w:after="0" w:line="240" w:lineRule="auto"/>
+                              <w:jc w:val="right"/>
+                              <w:rPr>
+                                <w:sz w:val="18"/>
+                                <w:szCs w:val="18"/>
+                              </w:rPr>
+                            </w:pPr>
+                            <w:r>
+                              <w:rPr>
+                                <w:sz w:val="18"/>
+                                <w:szCs w:val="18"/>
+                              </w:rPr>
+                              <w:t>CORREO: halcon_noe@yahoo.com.mx</w:t>
+                            </w:r>
+                          </w:p>
+                        </w:txbxContent>
+                      </v:textbox>
+                    </v:shape>
+                  </w:pict>
+                </mc:Fallback>
+              </mc:AlternateContent>
+            </w:r>
+            <w:r>
+              <w:rPr>
                 <w:rFonts w:ascii="Calibri" w:eastAsia="Times New Roman" w:hAnsi="Calibri" w:cs="Times New Roman"/>
                 <w:noProof/>
                 <w:lang w:eastAsia="es-MX"/>
               </w:rPr>
               <w:drawing>
-                <wp:anchor distT="0" distB="0" distL="114300" distR="114300" simplePos="0" relativeHeight="251658242" behindDoc="1" locked="0" layoutInCell="1" allowOverlap="1" wp14:anchorId="3E6E53C5" wp14:editId="25251ACE">
+                <wp:anchor distT="0" distB="0" distL="114300" distR="114300" simplePos="0" relativeHeight="251658242" behindDoc="1" locked="0" layoutInCell="1" allowOverlap="1" wp14:anchorId="3E6E53C5" wp14:editId="0E7279DF">
                   <wp:simplePos x="0" y="0"/>
                   <wp:positionH relativeFrom="column">
-                    <wp:posOffset>5461000</wp:posOffset>
+                    <wp:posOffset>4047702</wp:posOffset>
                   </wp:positionH>
                   <wp:positionV relativeFrom="paragraph">
-                    <wp:posOffset>128270</wp:posOffset>
+                    <wp:posOffset>0</wp:posOffset>
                   </wp:positionV>
                   <wp:extent cx="742950" cy="468630"/>
                   <wp:effectExtent l="0" t="0" r="0" b="7620"/>
@@ -8880,6 +9853,77 @@
             </w:r>
             <w:r>
               <w:rPr>
+                <w:noProof/>
+                <w:lang w:eastAsia="es-MX"/>
+              </w:rPr>
+              <w:drawing>
+                <wp:anchor distT="0" distB="0" distL="114300" distR="114300" simplePos="0" relativeHeight="251658241" behindDoc="1" locked="0" layoutInCell="1" allowOverlap="1" wp14:anchorId="283378F2" wp14:editId="42E9B723">
+                  <wp:simplePos x="0" y="0"/>
+                  <wp:positionH relativeFrom="margin">
+                    <wp:posOffset>-1089660</wp:posOffset>
+                  </wp:positionH>
+                  <wp:positionV relativeFrom="paragraph">
+                    <wp:posOffset>-113665</wp:posOffset>
+                  </wp:positionV>
+                  <wp:extent cx="7781925" cy="1066800"/>
+                  <wp:effectExtent l="0" t="0" r="9525" b="0"/>
+                  <wp:wrapNone/>
+                  <wp:docPr id="1835511122" name="Imagen 1835511122" descr="H:\GRUPO MILANO\FRANJA-03-03.png"/>
+                  <wp:cNvGraphicFramePr>
+                    <a:graphicFrameLocks xmlns:a="http://schemas.openxmlformats.org/drawingml/2006/main" noChangeAspect="1"/>
+                  </wp:cNvGraphicFramePr>
+                  <a:graphic xmlns:a="http://schemas.openxmlformats.org/drawingml/2006/main">
+                    <a:graphicData uri="http://schemas.openxmlformats.org/drawingml/2006/picture">
+                      <pic:pic xmlns:pic="http://schemas.openxmlformats.org/drawingml/2006/picture">
+                        <pic:nvPicPr>
+                          <pic:cNvPr id="0" name="Picture 3" descr="H:\GRUPO MILANO\FRANJA-03-03.png"/>
+                          <pic:cNvPicPr>
+                            <a:picLocks noChangeAspect="1" noChangeArrowheads="1"/>
+                          </pic:cNvPicPr>
+                        </pic:nvPicPr>
+                        <pic:blipFill rotWithShape="1">
+                          <a:blip r:embed="rId2" cstate="print">
+                            <a:extLst>
+                              <a:ext uri="{28A0092B-C50C-407E-A947-70E740481C1C}">
+                                <a14:useLocalDpi xmlns:a14="http://schemas.microsoft.com/office/drawing/2010/main" val="0"/>
+                              </a:ext>
+                            </a:extLst>
+                          </a:blip>
+                          <a:srcRect t="87861"/>
+                          <a:stretch/>
+                        </pic:blipFill>
+                        <pic:spPr bwMode="auto">
+                          <a:xfrm>
+                            <a:off x="0" y="0"/>
+                            <a:ext cx="7781925" cy="1066800"/>
+                          </a:xfrm>
+                          <a:prstGeom prst="rect">
+                            <a:avLst/>
+                          </a:prstGeom>
+                          <a:noFill/>
+                          <a:ln>
+                            <a:noFill/>
+                          </a:ln>
+                          <a:extLst>
+                            <a:ext uri="{53640926-AAD7-44D8-BBD7-CCE9431645EC}">
+                              <a14:shadowObscured xmlns:a14="http://schemas.microsoft.com/office/drawing/2010/main"/>
+                            </a:ext>
+                          </a:extLst>
+                        </pic:spPr>
+                      </pic:pic>
+                    </a:graphicData>
+                  </a:graphic>
+                  <wp14:sizeRelH relativeFrom="page">
+                    <wp14:pctWidth>0</wp14:pctWidth>
+                  </wp14:sizeRelH>
+                  <wp14:sizeRelV relativeFrom="page">
+                    <wp14:pctHeight>0</wp14:pctHeight>
+                  </wp14:sizeRelV>
+                </wp:anchor>
+              </w:drawing>
+            </w:r>
+            <w:r>
+              <w:rPr>
                 <w:lang w:val="es-ES"/>
               </w:rPr>
               <w:t xml:space="preserve">Página </w:t>
@@ -8993,298 +10037,21 @@
         <w:rFonts w:ascii="Calibri" w:eastAsia="Times New Roman" w:hAnsi="Calibri" w:cs="Times New Roman"/>
         <w:b/>
         <w:sz w:val="20"/>
-        <w:lang w:eastAsia="es-MX"/>
-      </w:rPr>
-    </w:pPr>
-    <w:r>
-      <w:rPr>
-        <w:noProof/>
-        <w:lang w:eastAsia="es-MX"/>
-      </w:rPr>
-      <mc:AlternateContent>
-        <mc:Choice Requires="wps">
-          <w:drawing>
-            <wp:anchor distT="0" distB="0" distL="114300" distR="114300" simplePos="0" relativeHeight="251658243" behindDoc="0" locked="0" layoutInCell="1" allowOverlap="1" wp14:anchorId="29B3FC5C" wp14:editId="692CA000">
-              <wp:simplePos x="0" y="0"/>
-              <wp:positionH relativeFrom="column">
-                <wp:posOffset>3440853</wp:posOffset>
-              </wp:positionH>
-              <wp:positionV relativeFrom="paragraph">
-                <wp:posOffset>8255</wp:posOffset>
-              </wp:positionV>
-              <wp:extent cx="2006600" cy="548640"/>
-              <wp:effectExtent l="0" t="0" r="0" b="3810"/>
-              <wp:wrapNone/>
-              <wp:docPr id="1448439813" name="Cuadro de texto 4"/>
-              <wp:cNvGraphicFramePr/>
-              <a:graphic xmlns:a="http://schemas.openxmlformats.org/drawingml/2006/main">
-                <a:graphicData uri="http://schemas.microsoft.com/office/word/2010/wordprocessingShape">
-                  <wps:wsp>
-                    <wps:cNvSpPr txBox="1"/>
-                    <wps:spPr>
-                      <a:xfrm>
-                        <a:off x="0" y="0"/>
-                        <a:ext cx="2006600" cy="548640"/>
-                      </a:xfrm>
-                      <a:prstGeom prst="rect">
-                        <a:avLst/>
-                      </a:prstGeom>
-                      <a:noFill/>
-                      <a:ln w="6350">
-                        <a:noFill/>
-                      </a:ln>
-                    </wps:spPr>
-                    <wps:txbx>
-                      <w:txbxContent>
-                        <w:p>
-                          <w:pPr>
-                            <w:spacing w:after="0" w:line="240" w:lineRule="auto"/>
-                            <w:jc w:val="right"/>
-                            <w:rPr>
-                              <w:sz w:val="18"/>
-                              <w:szCs w:val="18"/>
-                            </w:rPr>
-                          </w:pPr>
-                          <w:r>
-                            <w:rPr>
-                              <w:sz w:val="18"/>
-                              <w:szCs w:val="18"/>
-                            </w:rPr>
-                            <w:t>CONSULTOR: NOE MORA RAMIREZ</w:t>
-                          </w:r>
-                        </w:p>
-                        <w:p>
-                          <w:pPr>
-                            <w:spacing w:after="0" w:line="240" w:lineRule="auto"/>
-                            <w:jc w:val="right"/>
-                            <w:rPr>
-                              <w:sz w:val="18"/>
-                              <w:szCs w:val="18"/>
-                            </w:rPr>
-                          </w:pPr>
-                          <w:r>
-                            <w:rPr>
-                              <w:sz w:val="18"/>
-                              <w:szCs w:val="18"/>
-                            </w:rPr>
-                            <w:t>TELEFONO CELULAR: 2454504055</w:t>
-                          </w:r>
-                        </w:p>
-                        <w:p>
-                          <w:pPr>
-                            <w:spacing w:after="0" w:line="240" w:lineRule="auto"/>
-                            <w:jc w:val="right"/>
-                            <w:rPr>
-                              <w:sz w:val="18"/>
-                              <w:szCs w:val="18"/>
-                            </w:rPr>
-                          </w:pPr>
-                          <w:r>
-                            <w:rPr>
-                              <w:sz w:val="18"/>
-                              <w:szCs w:val="18"/>
-                            </w:rPr>
-                            <w:t>CORREO: halcon_noe@yahoo.com.mx</w:t>
-                          </w:r>
-                        </w:p>
-                      </w:txbxContent>
-                    </wps:txbx>
-                    <wps:bodyPr rot="0" spcFirstLastPara="0" vertOverflow="overflow" horzOverflow="overflow" vert="horz" wrap="square" lIns="91440" tIns="45720" rIns="91440" bIns="45720" numCol="1" spcCol="0" rtlCol="0" fromWordArt="0" anchor="t" anchorCtr="0" forceAA="0" compatLnSpc="1">
-                      <a:prstTxWarp prst="textNoShape">
-                        <a:avLst/>
-                      </a:prstTxWarp>
-                      <a:noAutofit/>
-                    </wps:bodyPr>
-                  </wps:wsp>
-                </a:graphicData>
-              </a:graphic>
-              <wp14:sizeRelH relativeFrom="margin">
-                <wp14:pctWidth>0</wp14:pctWidth>
-              </wp14:sizeRelH>
-              <wp14:sizeRelV relativeFrom="margin">
-                <wp14:pctHeight>0</wp14:pctHeight>
-              </wp14:sizeRelV>
-            </wp:anchor>
-          </w:drawing>
-        </mc:Choice>
-        <mc:Fallback>
-          <w:pict>
-            <v:shapetype w14:anchorId="29B3FC5C" id="_x0000_t202" coordsize="21600,21600" o:spt="202" path="m,l,21600r21600,l21600,xe">
-              <v:stroke joinstyle="miter"/>
-              <v:path gradientshapeok="t" o:connecttype="rect"/>
-            </v:shapetype>
-            <v:shape id="Cuadro de texto 4" o:spid="_x0000_s1026" type="#_x0000_t202" style="position:absolute;left:0;text-align:left;margin-left:270.95pt;margin-top:.65pt;width:158pt;height:43.2pt;z-index:251667456;visibility:visible;mso-wrap-style:square;mso-width-percent:0;mso-height-percent:0;mso-wrap-distance-left:9pt;mso-wrap-distance-top:0;mso-wrap-distance-right:9pt;mso-wrap-distance-bottom:0;mso-position-horizontal:absolute;mso-position-horizontal-relative:text;mso-position-vertical:absolute;mso-position-vertical-relative:text;mso-width-percent:0;mso-height-percent:0;mso-width-relative:margin;mso-height-relative:margin;v-text-anchor:top" o:gfxdata="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" filled="f" stroked="f" strokeweight=".5pt">
-              <v:textbox>
-                <w:txbxContent>
-                  <w:p>
-                    <w:pPr>
-                      <w:spacing w:after="0" w:line="240" w:lineRule="auto"/>
-                      <w:jc w:val="right"/>
-                      <w:rPr>
-                        <w:sz w:val="18"/>
-                        <w:szCs w:val="18"/>
-                      </w:rPr>
-                    </w:pPr>
-                    <w:r>
-                      <w:rPr>
-                        <w:sz w:val="18"/>
-                        <w:szCs w:val="18"/>
-                      </w:rPr>
-                      <w:t>CONSULTOR: NOE MORA RAMIREZ</w:t>
-                    </w:r>
-                  </w:p>
-                  <w:p>
-                    <w:pPr>
-                      <w:spacing w:after="0" w:line="240" w:lineRule="auto"/>
-                      <w:jc w:val="right"/>
-                      <w:rPr>
-                        <w:sz w:val="18"/>
-                        <w:szCs w:val="18"/>
-                      </w:rPr>
-                    </w:pPr>
-                    <w:r>
-                      <w:rPr>
-                        <w:sz w:val="18"/>
-                        <w:szCs w:val="18"/>
-                      </w:rPr>
-                      <w:t>TELEFONO CELULAR: 2454504055</w:t>
-                    </w:r>
-                  </w:p>
-                  <w:p>
-                    <w:pPr>
-                      <w:spacing w:after="0" w:line="240" w:lineRule="auto"/>
-                      <w:jc w:val="right"/>
-                      <w:rPr>
-                        <w:sz w:val="18"/>
-                        <w:szCs w:val="18"/>
-                      </w:rPr>
-                    </w:pPr>
-                    <w:r>
-                      <w:rPr>
-                        <w:sz w:val="18"/>
-                        <w:szCs w:val="18"/>
-                      </w:rPr>
-                      <w:t>CORREO: halcon_noe@yahoo.com.mx</w:t>
-                    </w:r>
-                  </w:p>
-                </w:txbxContent>
-              </v:textbox>
-            </v:shape>
-          </w:pict>
-        </mc:Fallback>
-      </mc:AlternateContent>
-    </w:r>
-    <w:r>
-      <w:rPr>
-        <w:noProof/>
-        <w:lang w:eastAsia="es-MX"/>
-      </w:rPr>
-      <w:drawing>
-        <wp:anchor distT="0" distB="0" distL="114300" distR="114300" simplePos="0" relativeHeight="251658241" behindDoc="1" locked="0" layoutInCell="1" allowOverlap="1" wp14:anchorId="283378F2" wp14:editId="3519F368">
-          <wp:simplePos x="0" y="0"/>
-          <wp:positionH relativeFrom="margin">
-            <wp:align>center</wp:align>
-          </wp:positionH>
-          <wp:positionV relativeFrom="paragraph">
-            <wp:posOffset>280670</wp:posOffset>
-          </wp:positionV>
-          <wp:extent cx="7781925" cy="1066800"/>
-          <wp:effectExtent l="0" t="0" r="9525" b="0"/>
-          <wp:wrapNone/>
-          <wp:docPr id="1835511122" name="Imagen 1835511122" descr="H:\GRUPO MILANO\FRANJA-03-03.png"/>
-          <wp:cNvGraphicFramePr>
-            <a:graphicFrameLocks xmlns:a="http://schemas.openxmlformats.org/drawingml/2006/main" noChangeAspect="1"/>
-          </wp:cNvGraphicFramePr>
-          <a:graphic xmlns:a="http://schemas.openxmlformats.org/drawingml/2006/main">
-            <a:graphicData uri="http://schemas.openxmlformats.org/drawingml/2006/picture">
-              <pic:pic xmlns:pic="http://schemas.openxmlformats.org/drawingml/2006/picture">
-                <pic:nvPicPr>
-                  <pic:cNvPr id="0" name="Picture 3" descr="H:\GRUPO MILANO\FRANJA-03-03.png"/>
-                  <pic:cNvPicPr>
-                    <a:picLocks noChangeAspect="1" noChangeArrowheads="1"/>
-                  </pic:cNvPicPr>
-                </pic:nvPicPr>
-                <pic:blipFill rotWithShape="1">
-                  <a:blip r:embed="rId2" cstate="print">
-                    <a:extLst>
-                      <a:ext uri="{28A0092B-C50C-407E-A947-70E740481C1C}">
-                        <a14:useLocalDpi xmlns:a14="http://schemas.microsoft.com/office/drawing/2010/main" val="0"/>
-                      </a:ext>
-                    </a:extLst>
-                  </a:blip>
-                  <a:srcRect t="87861"/>
-                  <a:stretch/>
-                </pic:blipFill>
-                <pic:spPr bwMode="auto">
-                  <a:xfrm>
-                    <a:off x="0" y="0"/>
-                    <a:ext cx="7781925" cy="1066800"/>
-                  </a:xfrm>
-                  <a:prstGeom prst="rect">
-                    <a:avLst/>
-                  </a:prstGeom>
-                  <a:noFill/>
-                  <a:ln>
-                    <a:noFill/>
-                  </a:ln>
-                  <a:extLst>
-                    <a:ext uri="{53640926-AAD7-44D8-BBD7-CCE9431645EC}">
-                      <a14:shadowObscured xmlns:a14="http://schemas.microsoft.com/office/drawing/2010/main"/>
-                    </a:ext>
-                  </a:extLst>
-                </pic:spPr>
-              </pic:pic>
-            </a:graphicData>
-          </a:graphic>
-          <wp14:sizeRelH relativeFrom="page">
-            <wp14:pctWidth>0</wp14:pctWidth>
-          </wp14:sizeRelH>
-          <wp14:sizeRelV relativeFrom="page">
-            <wp14:pctHeight>0</wp14:pctHeight>
-          </wp14:sizeRelV>
-        </wp:anchor>
-      </w:drawing>
-    </w:r>
-  </w:p>
-  <w:p>
-    <w:pPr>
-      <w:tabs>
-        <w:tab w:val="center" w:pos="4419"/>
-        <w:tab w:val="right" w:pos="7655"/>
-        <w:tab w:val="left" w:pos="9639"/>
-      </w:tabs>
-      <w:spacing w:after="0" w:line="240" w:lineRule="auto"/>
-      <w:ind w:right="474"/>
-      <w:jc w:val="right"/>
-      <w:rPr>
-        <w:rFonts w:ascii="Calibri" w:eastAsia="Times New Roman" w:hAnsi="Calibri" w:cs="Times New Roman"/>
-        <w:b/>
-        <w:sz w:val="20"/>
+        <w:u w:val="single"/>
         <w:lang w:eastAsia="es-MX"/>
       </w:rPr>
     </w:pPr>
   </w:p>
   <w:p>
     <w:pPr>
-      <w:tabs>
-        <w:tab w:val="left" w:pos="3960"/>
-        <w:tab w:val="right" w:pos="7655"/>
-        <w:tab w:val="left" w:pos="9639"/>
-      </w:tabs>
-      <w:spacing w:after="0" w:line="240" w:lineRule="auto"/>
-      <w:ind w:right="474"/>
-      <w:jc w:val="right"/>
-      <w:rPr>
-        <w:rFonts w:ascii="Calibri" w:eastAsia="Times New Roman" w:hAnsi="Calibri" w:cs="Times New Roman"/>
-        <w:b/>
-        <w:sz w:val="20"/>
-        <w:u w:val="single"/>
-        <w:lang w:eastAsia="es-MX"/>
-      </w:rPr>
+      <w:spacing w:after="0"/>
     </w:pPr>
   </w:p>
-  <w:p/>
-  <w:p/>
+  <w:p>
+    <w:pPr>
+      <w:spacing w:after="0"/>
+    </w:pPr>
+  </w:p>
 </w:ftr>
 </file>
 
